--- a/src/lib/services/planTrabajo/templates/plan-trabajo-nexa-template.docx
+++ b/src/lib/services/planTrabajo/templates/plan-trabajo-nexa-template.docx
@@ -44,13 +44,13 @@
             </w:pPr>
             <w:r>
               <w:rPr>
-                <w:rFonts w:ascii="Arial" w:cs="Arial" w:eastAsia="Arial" w:hAnsi="Arial"/>
+                <w:rFonts w:ascii="Arial Narrow" w:cs="Arial Narrow" w:eastAsia="Arial Narrow" w:hAnsi="Arial Narrow"/>
                 <w:b/>
                 <w:bCs/>
                 <w:i w:val="false"/>
                 <w:iCs w:val="false"/>
-                <w:sz w:val="20"/>
-                <w:szCs w:val="20"/>
+                <w:sz w:val="22"/>
+                <w:szCs w:val="22"/>
               </w:rPr>
               <w:t xml:space="preserve">TIPO DE EMISIÓN</w:t>
             </w:r>
@@ -75,121 +75,121 @@
             </w:pPr>
             <w:r>
               <w:rPr>
-                <w:rFonts w:ascii="Arial" w:cs="Arial" w:eastAsia="Arial" w:hAnsi="Arial"/>
+                <w:rFonts w:ascii="Arial Narrow" w:cs="Arial Narrow" w:eastAsia="Arial Narrow" w:hAnsi="Arial Narrow"/>
                 <w:b/>
                 <w:bCs/>
                 <w:i w:val="false"/>
                 <w:iCs w:val="false"/>
-                <w:sz w:val="20"/>
-                <w:szCs w:val="20"/>
+                <w:sz w:val="22"/>
+                <w:szCs w:val="22"/>
               </w:rPr>
               <w:t xml:space="preserve">A - </w:t>
             </w:r>
             <w:r>
               <w:rPr>
-                <w:rFonts w:ascii="Arial" w:cs="Arial" w:eastAsia="Arial" w:hAnsi="Arial"/>
+                <w:rFonts w:ascii="Arial Narrow" w:cs="Arial Narrow" w:eastAsia="Arial Narrow" w:hAnsi="Arial Narrow"/>
                 <w:b w:val="false"/>
                 <w:bCs w:val="false"/>
                 <w:i w:val="false"/>
                 <w:iCs w:val="false"/>
-                <w:sz w:val="20"/>
-                <w:szCs w:val="20"/>
+                <w:sz w:val="22"/>
+                <w:szCs w:val="22"/>
               </w:rPr>
               <w:t xml:space="preserve">Para Conocimiento     </w:t>
             </w:r>
             <w:r>
               <w:rPr>
-                <w:rFonts w:ascii="Arial" w:cs="Arial" w:eastAsia="Arial" w:hAnsi="Arial"/>
+                <w:rFonts w:ascii="Arial Narrow" w:cs="Arial Narrow" w:eastAsia="Arial Narrow" w:hAnsi="Arial Narrow"/>
                 <w:b/>
                 <w:bCs/>
                 <w:i w:val="false"/>
                 <w:iCs w:val="false"/>
-                <w:sz w:val="20"/>
-                <w:szCs w:val="20"/>
+                <w:sz w:val="22"/>
+                <w:szCs w:val="22"/>
               </w:rPr>
               <w:t xml:space="preserve">C - </w:t>
             </w:r>
             <w:r>
               <w:rPr>
-                <w:rFonts w:ascii="Arial" w:cs="Arial" w:eastAsia="Arial" w:hAnsi="Arial"/>
+                <w:rFonts w:ascii="Arial Narrow" w:cs="Arial Narrow" w:eastAsia="Arial Narrow" w:hAnsi="Arial Narrow"/>
                 <w:b w:val="false"/>
                 <w:bCs w:val="false"/>
                 <w:i w:val="false"/>
                 <w:iCs w:val="false"/>
-                <w:sz w:val="20"/>
-                <w:szCs w:val="20"/>
+                <w:sz w:val="22"/>
+                <w:szCs w:val="22"/>
               </w:rPr>
               <w:t xml:space="preserve">Para Cotización     </w:t>
             </w:r>
             <w:r>
               <w:rPr>
-                <w:rFonts w:ascii="Arial" w:cs="Arial" w:eastAsia="Arial" w:hAnsi="Arial"/>
+                <w:rFonts w:ascii="Arial Narrow" w:cs="Arial Narrow" w:eastAsia="Arial Narrow" w:hAnsi="Arial Narrow"/>
                 <w:b/>
                 <w:bCs/>
                 <w:i w:val="false"/>
                 <w:iCs w:val="false"/>
-                <w:sz w:val="20"/>
-                <w:szCs w:val="20"/>
+                <w:sz w:val="22"/>
+                <w:szCs w:val="22"/>
               </w:rPr>
               <w:t xml:space="preserve">E - </w:t>
             </w:r>
             <w:r>
               <w:rPr>
-                <w:rFonts w:ascii="Arial" w:cs="Arial" w:eastAsia="Arial" w:hAnsi="Arial"/>
+                <w:rFonts w:ascii="Arial Narrow" w:cs="Arial Narrow" w:eastAsia="Arial Narrow" w:hAnsi="Arial Narrow"/>
                 <w:b w:val="false"/>
                 <w:bCs w:val="false"/>
                 <w:i w:val="false"/>
                 <w:iCs w:val="false"/>
-                <w:sz w:val="20"/>
-                <w:szCs w:val="20"/>
+                <w:sz w:val="22"/>
+                <w:szCs w:val="22"/>
               </w:rPr>
               <w:t xml:space="preserve">Para Construcción***     </w:t>
             </w:r>
             <w:r>
               <w:rPr>
-                <w:rFonts w:ascii="Arial" w:cs="Arial" w:eastAsia="Arial" w:hAnsi="Arial"/>
+                <w:rFonts w:ascii="Arial Narrow" w:cs="Arial Narrow" w:eastAsia="Arial Narrow" w:hAnsi="Arial Narrow"/>
                 <w:b/>
                 <w:bCs/>
                 <w:i w:val="false"/>
                 <w:iCs w:val="false"/>
-                <w:sz w:val="20"/>
-                <w:szCs w:val="20"/>
+                <w:sz w:val="22"/>
+                <w:szCs w:val="22"/>
               </w:rPr>
               <w:t xml:space="preserve">G - </w:t>
             </w:r>
             <w:r>
               <w:rPr>
-                <w:rFonts w:ascii="Arial" w:cs="Arial" w:eastAsia="Arial" w:hAnsi="Arial"/>
+                <w:rFonts w:ascii="Arial Narrow" w:cs="Arial Narrow" w:eastAsia="Arial Narrow" w:hAnsi="Arial Narrow"/>
                 <w:b w:val="false"/>
                 <w:bCs w:val="false"/>
                 <w:i w:val="false"/>
                 <w:iCs w:val="false"/>
-                <w:sz w:val="20"/>
-                <w:szCs w:val="20"/>
+                <w:sz w:val="22"/>
+                <w:szCs w:val="22"/>
               </w:rPr>
               <w:t xml:space="preserve">Certificado     </w:t>
             </w:r>
             <w:r>
               <w:rPr>
-                <w:rFonts w:ascii="Arial" w:cs="Arial" w:eastAsia="Arial" w:hAnsi="Arial"/>
+                <w:rFonts w:ascii="Arial Narrow" w:cs="Arial Narrow" w:eastAsia="Arial Narrow" w:hAnsi="Arial Narrow"/>
                 <w:b/>
                 <w:bCs/>
                 <w:i w:val="false"/>
                 <w:iCs w:val="false"/>
-                <w:sz w:val="20"/>
-                <w:szCs w:val="20"/>
+                <w:sz w:val="22"/>
+                <w:szCs w:val="22"/>
               </w:rPr>
               <w:t xml:space="preserve">I - </w:t>
             </w:r>
             <w:r>
               <w:rPr>
-                <w:rFonts w:ascii="Arial" w:cs="Arial" w:eastAsia="Arial" w:hAnsi="Arial"/>
+                <w:rFonts w:ascii="Arial Narrow" w:cs="Arial Narrow" w:eastAsia="Arial Narrow" w:hAnsi="Arial Narrow"/>
                 <w:b w:val="false"/>
                 <w:bCs w:val="false"/>
                 <w:i w:val="false"/>
                 <w:iCs w:val="false"/>
-                <w:sz w:val="20"/>
-                <w:szCs w:val="20"/>
+                <w:sz w:val="22"/>
+                <w:szCs w:val="22"/>
               </w:rPr>
               <w:t xml:space="preserve">As Built</w:t>
             </w:r>
@@ -200,97 +200,97 @@
             </w:pPr>
             <w:r>
               <w:rPr>
-                <w:rFonts w:ascii="Arial" w:cs="Arial" w:eastAsia="Arial" w:hAnsi="Arial"/>
+                <w:rFonts w:ascii="Arial Narrow" w:cs="Arial Narrow" w:eastAsia="Arial Narrow" w:hAnsi="Arial Narrow"/>
                 <w:b/>
                 <w:bCs/>
                 <w:i w:val="false"/>
                 <w:iCs w:val="false"/>
-                <w:sz w:val="20"/>
-                <w:szCs w:val="20"/>
+                <w:sz w:val="22"/>
+                <w:szCs w:val="22"/>
               </w:rPr>
               <w:t xml:space="preserve">B - </w:t>
             </w:r>
             <w:r>
               <w:rPr>
-                <w:rFonts w:ascii="Arial" w:cs="Arial" w:eastAsia="Arial" w:hAnsi="Arial"/>
+                <w:rFonts w:ascii="Arial Narrow" w:cs="Arial Narrow" w:eastAsia="Arial Narrow" w:hAnsi="Arial Narrow"/>
                 <w:b w:val="false"/>
                 <w:bCs w:val="false"/>
                 <w:i w:val="false"/>
                 <w:iCs w:val="false"/>
-                <w:sz w:val="20"/>
-                <w:szCs w:val="20"/>
+                <w:sz w:val="22"/>
+                <w:szCs w:val="22"/>
               </w:rPr>
               <w:t xml:space="preserve">Para Revisión     </w:t>
             </w:r>
             <w:r>
               <w:rPr>
-                <w:rFonts w:ascii="Arial" w:cs="Arial" w:eastAsia="Arial" w:hAnsi="Arial"/>
+                <w:rFonts w:ascii="Arial Narrow" w:cs="Arial Narrow" w:eastAsia="Arial Narrow" w:hAnsi="Arial Narrow"/>
                 <w:b/>
                 <w:bCs/>
                 <w:i w:val="false"/>
                 <w:iCs w:val="false"/>
-                <w:sz w:val="20"/>
-                <w:szCs w:val="20"/>
+                <w:sz w:val="22"/>
+                <w:szCs w:val="22"/>
               </w:rPr>
               <w:t xml:space="preserve">D - </w:t>
             </w:r>
             <w:r>
               <w:rPr>
-                <w:rFonts w:ascii="Arial" w:cs="Arial" w:eastAsia="Arial" w:hAnsi="Arial"/>
+                <w:rFonts w:ascii="Arial Narrow" w:cs="Arial Narrow" w:eastAsia="Arial Narrow" w:hAnsi="Arial Narrow"/>
                 <w:b w:val="false"/>
                 <w:bCs w:val="false"/>
                 <w:i w:val="false"/>
                 <w:iCs w:val="false"/>
-                <w:sz w:val="20"/>
-                <w:szCs w:val="20"/>
+                <w:sz w:val="22"/>
+                <w:szCs w:val="22"/>
               </w:rPr>
               <w:t xml:space="preserve">Para Compra     </w:t>
             </w:r>
             <w:r>
               <w:rPr>
-                <w:rFonts w:ascii="Arial" w:cs="Arial" w:eastAsia="Arial" w:hAnsi="Arial"/>
+                <w:rFonts w:ascii="Arial Narrow" w:cs="Arial Narrow" w:eastAsia="Arial Narrow" w:hAnsi="Arial Narrow"/>
                 <w:b/>
                 <w:bCs/>
                 <w:i w:val="false"/>
                 <w:iCs w:val="false"/>
-                <w:sz w:val="20"/>
-                <w:szCs w:val="20"/>
+                <w:sz w:val="22"/>
+                <w:szCs w:val="22"/>
               </w:rPr>
               <w:t xml:space="preserve">F - </w:t>
             </w:r>
             <w:r>
               <w:rPr>
-                <w:rFonts w:ascii="Arial" w:cs="Arial" w:eastAsia="Arial" w:hAnsi="Arial"/>
+                <w:rFonts w:ascii="Arial Narrow" w:cs="Arial Narrow" w:eastAsia="Arial Narrow" w:hAnsi="Arial Narrow"/>
                 <w:b w:val="false"/>
                 <w:bCs w:val="false"/>
                 <w:i w:val="false"/>
                 <w:iCs w:val="false"/>
-                <w:sz w:val="20"/>
-                <w:szCs w:val="20"/>
+                <w:sz w:val="22"/>
+                <w:szCs w:val="22"/>
               </w:rPr>
               <w:t xml:space="preserve">Emitido para Estudio* / Emitido para Ingeniería de Detalle**     </w:t>
             </w:r>
             <w:r>
               <w:rPr>
-                <w:rFonts w:ascii="Arial" w:cs="Arial" w:eastAsia="Arial" w:hAnsi="Arial"/>
+                <w:rFonts w:ascii="Arial Narrow" w:cs="Arial Narrow" w:eastAsia="Arial Narrow" w:hAnsi="Arial Narrow"/>
                 <w:b/>
                 <w:bCs/>
                 <w:i w:val="false"/>
                 <w:iCs w:val="false"/>
-                <w:sz w:val="20"/>
-                <w:szCs w:val="20"/>
+                <w:sz w:val="22"/>
+                <w:szCs w:val="22"/>
               </w:rPr>
               <w:t xml:space="preserve">H - </w:t>
             </w:r>
             <w:r>
               <w:rPr>
-                <w:rFonts w:ascii="Arial" w:cs="Arial" w:eastAsia="Arial" w:hAnsi="Arial"/>
+                <w:rFonts w:ascii="Arial Narrow" w:cs="Arial Narrow" w:eastAsia="Arial Narrow" w:hAnsi="Arial Narrow"/>
                 <w:b w:val="false"/>
                 <w:bCs w:val="false"/>
                 <w:i w:val="false"/>
                 <w:iCs w:val="false"/>
-                <w:sz w:val="20"/>
-                <w:szCs w:val="20"/>
+                <w:sz w:val="22"/>
+                <w:szCs w:val="22"/>
               </w:rPr>
               <w:t xml:space="preserve">Cancelado</w:t>
             </w:r>
@@ -301,13 +301,13 @@
             </w:pPr>
             <w:r>
               <w:rPr>
-                <w:rFonts w:ascii="Arial" w:cs="Arial" w:eastAsia="Arial" w:hAnsi="Arial"/>
+                <w:rFonts w:ascii="Arial Narrow" w:cs="Arial Narrow" w:eastAsia="Arial Narrow" w:hAnsi="Arial Narrow"/>
                 <w:b w:val="false"/>
                 <w:bCs w:val="false"/>
                 <w:i/>
                 <w:iCs/>
-                <w:sz w:val="16"/>
-                <w:szCs w:val="16"/>
+                <w:sz w:val="18"/>
+                <w:szCs w:val="18"/>
               </w:rPr>
               <w:t xml:space="preserve">Emisión de revisiones finales numéricas: (*) FEL1, FEL2, (**) FEL3, (***) E&amp;C</w:t>
             </w:r>
@@ -334,13 +334,13 @@
             </w:pPr>
             <w:r>
               <w:rPr>
-                <w:rFonts w:ascii="Arial" w:cs="Arial" w:eastAsia="Arial" w:hAnsi="Arial"/>
+                <w:rFonts w:ascii="Arial Narrow" w:cs="Arial Narrow" w:eastAsia="Arial Narrow" w:hAnsi="Arial Narrow"/>
                 <w:b/>
                 <w:bCs/>
                 <w:i w:val="false"/>
                 <w:iCs w:val="false"/>
-                <w:sz w:val="20"/>
-                <w:szCs w:val="20"/>
+                <w:sz w:val="22"/>
+                <w:szCs w:val="22"/>
               </w:rPr>
               <w:t xml:space="preserve">Rev.</w:t>
             </w:r>
@@ -365,13 +365,13 @@
             </w:pPr>
             <w:r>
               <w:rPr>
-                <w:rFonts w:ascii="Arial" w:cs="Arial" w:eastAsia="Arial" w:hAnsi="Arial"/>
+                <w:rFonts w:ascii="Arial Narrow" w:cs="Arial Narrow" w:eastAsia="Arial Narrow" w:hAnsi="Arial Narrow"/>
                 <w:b/>
                 <w:bCs/>
                 <w:i w:val="false"/>
                 <w:iCs w:val="false"/>
-                <w:sz w:val="20"/>
-                <w:szCs w:val="20"/>
+                <w:sz w:val="22"/>
+                <w:szCs w:val="22"/>
               </w:rPr>
               <w:t xml:space="preserve">TE</w:t>
             </w:r>
@@ -396,13 +396,13 @@
             </w:pPr>
             <w:r>
               <w:rPr>
-                <w:rFonts w:ascii="Arial" w:cs="Arial" w:eastAsia="Arial" w:hAnsi="Arial"/>
+                <w:rFonts w:ascii="Arial Narrow" w:cs="Arial Narrow" w:eastAsia="Arial Narrow" w:hAnsi="Arial Narrow"/>
                 <w:b/>
                 <w:bCs/>
                 <w:i w:val="false"/>
                 <w:iCs w:val="false"/>
-                <w:sz w:val="20"/>
-                <w:szCs w:val="20"/>
+                <w:sz w:val="22"/>
+                <w:szCs w:val="22"/>
               </w:rPr>
               <w:t xml:space="preserve">Tipo de Emisión</w:t>
             </w:r>
@@ -427,13 +427,13 @@
             </w:pPr>
             <w:r>
               <w:rPr>
-                <w:rFonts w:ascii="Arial" w:cs="Arial" w:eastAsia="Arial" w:hAnsi="Arial"/>
+                <w:rFonts w:ascii="Arial Narrow" w:cs="Arial Narrow" w:eastAsia="Arial Narrow" w:hAnsi="Arial Narrow"/>
                 <w:b/>
                 <w:bCs/>
                 <w:i w:val="false"/>
                 <w:iCs w:val="false"/>
-                <w:sz w:val="20"/>
-                <w:szCs w:val="20"/>
+                <w:sz w:val="22"/>
+                <w:szCs w:val="22"/>
               </w:rPr>
               <w:t xml:space="preserve">Des.</w:t>
             </w:r>
@@ -458,13 +458,13 @@
             </w:pPr>
             <w:r>
               <w:rPr>
-                <w:rFonts w:ascii="Arial" w:cs="Arial" w:eastAsia="Arial" w:hAnsi="Arial"/>
+                <w:rFonts w:ascii="Arial Narrow" w:cs="Arial Narrow" w:eastAsia="Arial Narrow" w:hAnsi="Arial Narrow"/>
                 <w:b/>
                 <w:bCs/>
                 <w:i w:val="false"/>
                 <w:iCs w:val="false"/>
-                <w:sz w:val="20"/>
-                <w:szCs w:val="20"/>
+                <w:sz w:val="22"/>
+                <w:szCs w:val="22"/>
               </w:rPr>
               <w:t xml:space="preserve">Ver.</w:t>
             </w:r>
@@ -489,13 +489,13 @@
             </w:pPr>
             <w:r>
               <w:rPr>
-                <w:rFonts w:ascii="Arial" w:cs="Arial" w:eastAsia="Arial" w:hAnsi="Arial"/>
+                <w:rFonts w:ascii="Arial Narrow" w:cs="Arial Narrow" w:eastAsia="Arial Narrow" w:hAnsi="Arial Narrow"/>
                 <w:b/>
                 <w:bCs/>
                 <w:i w:val="false"/>
                 <w:iCs w:val="false"/>
-                <w:sz w:val="20"/>
-                <w:szCs w:val="20"/>
+                <w:sz w:val="22"/>
+                <w:szCs w:val="22"/>
               </w:rPr>
               <w:t xml:space="preserve">Apr.</w:t>
             </w:r>
@@ -520,13 +520,13 @@
             </w:pPr>
             <w:r>
               <w:rPr>
-                <w:rFonts w:ascii="Arial" w:cs="Arial" w:eastAsia="Arial" w:hAnsi="Arial"/>
+                <w:rFonts w:ascii="Arial Narrow" w:cs="Arial Narrow" w:eastAsia="Arial Narrow" w:hAnsi="Arial Narrow"/>
                 <w:b/>
                 <w:bCs/>
                 <w:i w:val="false"/>
                 <w:iCs w:val="false"/>
-                <w:sz w:val="20"/>
-                <w:szCs w:val="20"/>
+                <w:sz w:val="22"/>
+                <w:szCs w:val="22"/>
               </w:rPr>
               <w:t xml:space="preserve">Aut.</w:t>
             </w:r>
@@ -551,13 +551,13 @@
             </w:pPr>
             <w:r>
               <w:rPr>
-                <w:rFonts w:ascii="Arial" w:cs="Arial" w:eastAsia="Arial" w:hAnsi="Arial"/>
+                <w:rFonts w:ascii="Arial Narrow" w:cs="Arial Narrow" w:eastAsia="Arial Narrow" w:hAnsi="Arial Narrow"/>
                 <w:b/>
                 <w:bCs/>
                 <w:i w:val="false"/>
                 <w:iCs w:val="false"/>
-                <w:sz w:val="20"/>
-                <w:szCs w:val="20"/>
+                <w:sz w:val="22"/>
+                <w:szCs w:val="22"/>
               </w:rPr>
               <w:t xml:space="preserve">Fecha</w:t>
             </w:r>
@@ -583,13 +583,13 @@
             </w:pPr>
             <w:r>
               <w:rPr>
-                <w:rFonts w:ascii="Arial" w:cs="Arial" w:eastAsia="Arial" w:hAnsi="Arial"/>
+                <w:rFonts w:ascii="Arial Narrow" w:cs="Arial Narrow" w:eastAsia="Arial Narrow" w:hAnsi="Arial Narrow"/>
                 <w:b w:val="false"/>
                 <w:bCs w:val="false"/>
                 <w:i w:val="false"/>
                 <w:iCs w:val="false"/>
-                <w:sz w:val="20"/>
-                <w:szCs w:val="20"/>
+                <w:sz w:val="22"/>
+                <w:szCs w:val="22"/>
               </w:rPr>
               <w:t xml:space="preserve">{#revisiones}{rev}</w:t>
             </w:r>
@@ -613,13 +613,13 @@
             </w:pPr>
             <w:r>
               <w:rPr>
-                <w:rFonts w:ascii="Arial" w:cs="Arial" w:eastAsia="Arial" w:hAnsi="Arial"/>
+                <w:rFonts w:ascii="Arial Narrow" w:cs="Arial Narrow" w:eastAsia="Arial Narrow" w:hAnsi="Arial Narrow"/>
                 <w:b w:val="false"/>
                 <w:bCs w:val="false"/>
                 <w:i w:val="false"/>
                 <w:iCs w:val="false"/>
-                <w:sz w:val="20"/>
-                <w:szCs w:val="20"/>
+                <w:sz w:val="22"/>
+                <w:szCs w:val="22"/>
               </w:rPr>
               <w:t xml:space="preserve">{te}</w:t>
             </w:r>
@@ -642,13 +642,13 @@
             </w:pPr>
             <w:r>
               <w:rPr>
-                <w:rFonts w:ascii="Arial" w:cs="Arial" w:eastAsia="Arial" w:hAnsi="Arial"/>
+                <w:rFonts w:ascii="Arial Narrow" w:cs="Arial Narrow" w:eastAsia="Arial Narrow" w:hAnsi="Arial Narrow"/>
                 <w:b w:val="false"/>
                 <w:bCs w:val="false"/>
                 <w:i w:val="false"/>
                 <w:iCs w:val="false"/>
-                <w:sz w:val="20"/>
-                <w:szCs w:val="20"/>
+                <w:sz w:val="22"/>
+                <w:szCs w:val="22"/>
               </w:rPr>
               <w:t xml:space="preserve">{descripcion}</w:t>
             </w:r>
@@ -672,13 +672,13 @@
             </w:pPr>
             <w:r>
               <w:rPr>
-                <w:rFonts w:ascii="Arial" w:cs="Arial" w:eastAsia="Arial" w:hAnsi="Arial"/>
+                <w:rFonts w:ascii="Arial Narrow" w:cs="Arial Narrow" w:eastAsia="Arial Narrow" w:hAnsi="Arial Narrow"/>
                 <w:b w:val="false"/>
                 <w:bCs w:val="false"/>
                 <w:i w:val="false"/>
                 <w:iCs w:val="false"/>
-                <w:sz w:val="20"/>
-                <w:szCs w:val="20"/>
+                <w:sz w:val="22"/>
+                <w:szCs w:val="22"/>
               </w:rPr>
               <w:t xml:space="preserve">{des}</w:t>
             </w:r>
@@ -702,13 +702,13 @@
             </w:pPr>
             <w:r>
               <w:rPr>
-                <w:rFonts w:ascii="Arial" w:cs="Arial" w:eastAsia="Arial" w:hAnsi="Arial"/>
+                <w:rFonts w:ascii="Arial Narrow" w:cs="Arial Narrow" w:eastAsia="Arial Narrow" w:hAnsi="Arial Narrow"/>
                 <w:b w:val="false"/>
                 <w:bCs w:val="false"/>
                 <w:i w:val="false"/>
                 <w:iCs w:val="false"/>
-                <w:sz w:val="20"/>
-                <w:szCs w:val="20"/>
+                <w:sz w:val="22"/>
+                <w:szCs w:val="22"/>
               </w:rPr>
               <w:t xml:space="preserve">{ver}</w:t>
             </w:r>
@@ -732,13 +732,13 @@
             </w:pPr>
             <w:r>
               <w:rPr>
-                <w:rFonts w:ascii="Arial" w:cs="Arial" w:eastAsia="Arial" w:hAnsi="Arial"/>
+                <w:rFonts w:ascii="Arial Narrow" w:cs="Arial Narrow" w:eastAsia="Arial Narrow" w:hAnsi="Arial Narrow"/>
                 <w:b w:val="false"/>
                 <w:bCs w:val="false"/>
                 <w:i w:val="false"/>
                 <w:iCs w:val="false"/>
-                <w:sz w:val="20"/>
-                <w:szCs w:val="20"/>
+                <w:sz w:val="22"/>
+                <w:szCs w:val="22"/>
               </w:rPr>
               <w:t xml:space="preserve">{apr}</w:t>
             </w:r>
@@ -762,13 +762,13 @@
             </w:pPr>
             <w:r>
               <w:rPr>
-                <w:rFonts w:ascii="Arial" w:cs="Arial" w:eastAsia="Arial" w:hAnsi="Arial"/>
+                <w:rFonts w:ascii="Arial Narrow" w:cs="Arial Narrow" w:eastAsia="Arial Narrow" w:hAnsi="Arial Narrow"/>
                 <w:b w:val="false"/>
                 <w:bCs w:val="false"/>
                 <w:i w:val="false"/>
                 <w:iCs w:val="false"/>
-                <w:sz w:val="20"/>
-                <w:szCs w:val="20"/>
+                <w:sz w:val="22"/>
+                <w:szCs w:val="22"/>
               </w:rPr>
               <w:t xml:space="preserve">{aut}</w:t>
             </w:r>
@@ -792,13 +792,13 @@
             </w:pPr>
             <w:r>
               <w:rPr>
-                <w:rFonts w:ascii="Arial" w:cs="Arial" w:eastAsia="Arial" w:hAnsi="Arial"/>
+                <w:rFonts w:ascii="Arial Narrow" w:cs="Arial Narrow" w:eastAsia="Arial Narrow" w:hAnsi="Arial Narrow"/>
                 <w:b w:val="false"/>
                 <w:bCs w:val="false"/>
                 <w:i w:val="false"/>
                 <w:iCs w:val="false"/>
-                <w:sz w:val="20"/>
-                <w:szCs w:val="20"/>
+                <w:sz w:val="22"/>
+                <w:szCs w:val="22"/>
               </w:rPr>
               <w:t xml:space="preserve">{fecha}{/revisiones}</w:t>
             </w:r>
@@ -823,13 +823,13 @@
             </w:pPr>
             <w:r>
               <w:rPr>
-                <w:rFonts w:ascii="Arial" w:cs="Arial" w:eastAsia="Arial" w:hAnsi="Arial"/>
+                <w:rFonts w:ascii="Arial Narrow" w:cs="Arial Narrow" w:eastAsia="Arial Narrow" w:hAnsi="Arial Narrow"/>
                 <w:b w:val="false"/>
                 <w:bCs w:val="false"/>
                 <w:i w:val="false"/>
                 <w:iCs w:val="false"/>
-                <w:sz w:val="20"/>
-                <w:szCs w:val="20"/>
+                <w:sz w:val="22"/>
+                <w:szCs w:val="22"/>
               </w:rPr>
               <w:t xml:space="preserve">{#firmantes}</w:t>
             </w:r>
@@ -840,25 +840,25 @@
             </w:pPr>
             <w:r>
               <w:rPr>
-                <w:rFonts w:ascii="Arial" w:cs="Arial" w:eastAsia="Arial" w:hAnsi="Arial"/>
+                <w:rFonts w:ascii="Arial Narrow" w:cs="Arial Narrow" w:eastAsia="Arial Narrow" w:hAnsi="Arial Narrow"/>
                 <w:b/>
                 <w:bCs/>
                 <w:i w:val="false"/>
                 <w:iCs w:val="false"/>
-                <w:sz w:val="20"/>
-                <w:szCs w:val="20"/>
+                <w:sz w:val="22"/>
+                <w:szCs w:val="22"/>
               </w:rPr>
               <w:t xml:space="preserve">{siglas}: </w:t>
             </w:r>
             <w:r>
               <w:rPr>
-                <w:rFonts w:ascii="Arial" w:cs="Arial" w:eastAsia="Arial" w:hAnsi="Arial"/>
+                <w:rFonts w:ascii="Arial Narrow" w:cs="Arial Narrow" w:eastAsia="Arial Narrow" w:hAnsi="Arial Narrow"/>
                 <w:b w:val="false"/>
                 <w:bCs w:val="false"/>
                 <w:i w:val="false"/>
                 <w:iCs w:val="false"/>
-                <w:sz w:val="20"/>
-                <w:szCs w:val="20"/>
+                <w:sz w:val="22"/>
+                <w:szCs w:val="22"/>
               </w:rPr>
               <w:t xml:space="preserve">{nombre}</w:t>
             </w:r>
@@ -869,13 +869,13 @@
             </w:pPr>
             <w:r>
               <w:rPr>
-                <w:rFonts w:ascii="Arial" w:cs="Arial" w:eastAsia="Arial" w:hAnsi="Arial"/>
+                <w:rFonts w:ascii="Arial Narrow" w:cs="Arial Narrow" w:eastAsia="Arial Narrow" w:hAnsi="Arial Narrow"/>
                 <w:b w:val="false"/>
                 <w:bCs w:val="false"/>
                 <w:i w:val="false"/>
                 <w:iCs w:val="false"/>
-                <w:sz w:val="20"/>
-                <w:szCs w:val="20"/>
+                <w:sz w:val="22"/>
+                <w:szCs w:val="22"/>
               </w:rPr>
               <w:t xml:space="preserve">{/firmantes}</w:t>
             </w:r>
@@ -895,13 +895,13 @@
       </w:pPr>
       <w:r>
         <w:rPr>
-          <w:rFonts w:ascii="Arial" w:cs="Arial" w:eastAsia="Arial" w:hAnsi="Arial"/>
+          <w:rFonts w:ascii="Arial Narrow" w:cs="Arial Narrow" w:eastAsia="Arial Narrow" w:hAnsi="Arial Narrow"/>
           <w:b/>
           <w:bCs/>
           <w:i w:val="false"/>
           <w:iCs w:val="false"/>
-          <w:sz w:val="24"/>
-          <w:szCs w:val="24"/>
+          <w:sz w:val="26"/>
+          <w:szCs w:val="26"/>
         </w:rPr>
         <w:t xml:space="preserve">INDICE</w:t>
       </w:r>
@@ -914,7 +914,7 @@
         <w:p>
           <w:r>
             <w:fldChar w:fldCharType="begin" w:dirty="true"/>
-            <w:instrText xml:space="preserve">TOC \h \o "1-2"</w:instrText>
+            <w:instrText xml:space="preserve">TOC \o "1-1" \h</w:instrText>
             <w:fldChar w:fldCharType="separate"/>
           </w:r>
         </w:p>
@@ -937,13 +937,13 @@
       </w:pPr>
       <w:r>
         <w:rPr>
-          <w:rFonts w:ascii="Arial" w:cs="Arial" w:eastAsia="Arial" w:hAnsi="Arial"/>
+          <w:rFonts w:ascii="Arial Narrow" w:cs="Arial Narrow" w:eastAsia="Arial Narrow" w:hAnsi="Arial Narrow"/>
           <w:b/>
           <w:bCs/>
           <w:i w:val="false"/>
           <w:iCs w:val="false"/>
-          <w:sz w:val="22"/>
-          <w:szCs w:val="22"/>
+          <w:sz w:val="24"/>
+          <w:szCs w:val="24"/>
         </w:rPr>
         <w:t xml:space="preserve">1. OBJETIVO</w:t>
       </w:r>
@@ -951,16 +951,17 @@
     <w:p>
       <w:pPr>
         <w:spacing w:after="120" w:before="0"/>
-      </w:pPr>
-      <w:r>
-        <w:rPr>
-          <w:rFonts w:ascii="Arial" w:cs="Arial" w:eastAsia="Arial" w:hAnsi="Arial"/>
-          <w:b w:val="false"/>
-          <w:bCs w:val="false"/>
-          <w:i w:val="false"/>
-          <w:iCs w:val="false"/>
-          <w:sz w:val="20"/>
-          <w:szCs w:val="20"/>
+        <w:jc w:val="both"/>
+      </w:pPr>
+      <w:r>
+        <w:rPr>
+          <w:rFonts w:ascii="Arial Narrow" w:cs="Arial Narrow" w:eastAsia="Arial Narrow" w:hAnsi="Arial Narrow"/>
+          <w:b w:val="false"/>
+          <w:bCs w:val="false"/>
+          <w:i w:val="false"/>
+          <w:iCs w:val="false"/>
+          <w:sz w:val="22"/>
+          <w:szCs w:val="22"/>
         </w:rPr>
         <w:t xml:space="preserve">{objetivo}</w:t>
       </w:r>
@@ -973,16 +974,17 @@
           <w:numId w:val="2"/>
         </w:numPr>
         <w:spacing w:after="120" w:before="0"/>
-      </w:pPr>
-      <w:r>
-        <w:rPr>
-          <w:rFonts w:ascii="Arial" w:cs="Arial" w:eastAsia="Arial" w:hAnsi="Arial"/>
-          <w:b w:val="false"/>
-          <w:bCs w:val="false"/>
-          <w:i w:val="false"/>
-          <w:iCs w:val="false"/>
-          <w:sz w:val="20"/>
-          <w:szCs w:val="20"/>
+        <w:jc w:val="both"/>
+      </w:pPr>
+      <w:r>
+        <w:rPr>
+          <w:rFonts w:ascii="Arial Narrow" w:cs="Arial Narrow" w:eastAsia="Arial Narrow" w:hAnsi="Arial Narrow"/>
+          <w:b w:val="false"/>
+          <w:bCs w:val="false"/>
+          <w:i w:val="false"/>
+          <w:iCs w:val="false"/>
+          <w:sz w:val="22"/>
+          <w:szCs w:val="22"/>
         </w:rPr>
         <w:t xml:space="preserve">Seguridad – Cero Accidentes (cumplir con las reglas de oro).</w:t>
       </w:r>
@@ -995,16 +997,17 @@
           <w:numId w:val="2"/>
         </w:numPr>
         <w:spacing w:after="120" w:before="0"/>
-      </w:pPr>
-      <w:r>
-        <w:rPr>
-          <w:rFonts w:ascii="Arial" w:cs="Arial" w:eastAsia="Arial" w:hAnsi="Arial"/>
-          <w:b w:val="false"/>
-          <w:bCs w:val="false"/>
-          <w:i w:val="false"/>
-          <w:iCs w:val="false"/>
-          <w:sz w:val="20"/>
-          <w:szCs w:val="20"/>
+        <w:jc w:val="both"/>
+      </w:pPr>
+      <w:r>
+        <w:rPr>
+          <w:rFonts w:ascii="Arial Narrow" w:cs="Arial Narrow" w:eastAsia="Arial Narrow" w:hAnsi="Arial Narrow"/>
+          <w:b w:val="false"/>
+          <w:bCs w:val="false"/>
+          <w:i w:val="false"/>
+          <w:iCs w:val="false"/>
+          <w:sz w:val="22"/>
+          <w:szCs w:val="22"/>
         </w:rPr>
         <w:t xml:space="preserve">Calidad – cumpliendo los estándares requeridos.</w:t>
       </w:r>
@@ -1017,16 +1020,17 @@
           <w:numId w:val="2"/>
         </w:numPr>
         <w:spacing w:after="120" w:before="0"/>
-      </w:pPr>
-      <w:r>
-        <w:rPr>
-          <w:rFonts w:ascii="Arial" w:cs="Arial" w:eastAsia="Arial" w:hAnsi="Arial"/>
-          <w:b w:val="false"/>
-          <w:bCs w:val="false"/>
-          <w:i w:val="false"/>
-          <w:iCs w:val="false"/>
-          <w:sz w:val="20"/>
-          <w:szCs w:val="20"/>
+        <w:jc w:val="both"/>
+      </w:pPr>
+      <w:r>
+        <w:rPr>
+          <w:rFonts w:ascii="Arial Narrow" w:cs="Arial Narrow" w:eastAsia="Arial Narrow" w:hAnsi="Arial Narrow"/>
+          <w:b w:val="false"/>
+          <w:bCs w:val="false"/>
+          <w:i w:val="false"/>
+          <w:iCs w:val="false"/>
+          <w:sz w:val="22"/>
+          <w:szCs w:val="22"/>
         </w:rPr>
         <w:t xml:space="preserve">Costo – dentro del presupuesto.</w:t>
       </w:r>
@@ -1039,16 +1043,17 @@
           <w:numId w:val="2"/>
         </w:numPr>
         <w:spacing w:after="120" w:before="0"/>
-      </w:pPr>
-      <w:r>
-        <w:rPr>
-          <w:rFonts w:ascii="Arial" w:cs="Arial" w:eastAsia="Arial" w:hAnsi="Arial"/>
-          <w:b w:val="false"/>
-          <w:bCs w:val="false"/>
-          <w:i w:val="false"/>
-          <w:iCs w:val="false"/>
-          <w:sz w:val="20"/>
-          <w:szCs w:val="20"/>
+        <w:jc w:val="both"/>
+      </w:pPr>
+      <w:r>
+        <w:rPr>
+          <w:rFonts w:ascii="Arial Narrow" w:cs="Arial Narrow" w:eastAsia="Arial Narrow" w:hAnsi="Arial Narrow"/>
+          <w:b w:val="false"/>
+          <w:bCs w:val="false"/>
+          <w:i w:val="false"/>
+          <w:iCs w:val="false"/>
+          <w:sz w:val="22"/>
+          <w:szCs w:val="22"/>
         </w:rPr>
         <w:t xml:space="preserve">Tiempo – en o mejor de lo previsto en el cronograma.</w:t>
       </w:r>
@@ -1060,13 +1065,13 @@
       </w:pPr>
       <w:r>
         <w:rPr>
-          <w:rFonts w:ascii="Arial" w:cs="Arial" w:eastAsia="Arial" w:hAnsi="Arial"/>
+          <w:rFonts w:ascii="Arial Narrow" w:cs="Arial Narrow" w:eastAsia="Arial Narrow" w:hAnsi="Arial Narrow"/>
           <w:b/>
           <w:bCs/>
           <w:i w:val="false"/>
           <w:iCs w:val="false"/>
-          <w:sz w:val="22"/>
-          <w:szCs w:val="22"/>
+          <w:sz w:val="24"/>
+          <w:szCs w:val="24"/>
         </w:rPr>
         <w:t xml:space="preserve">2. ALCANCE</w:t>
       </w:r>
@@ -1074,16 +1079,17 @@
     <w:p>
       <w:pPr>
         <w:spacing w:after="120" w:before="0"/>
-      </w:pPr>
-      <w:r>
-        <w:rPr>
-          <w:rFonts w:ascii="Arial" w:cs="Arial" w:eastAsia="Arial" w:hAnsi="Arial"/>
-          <w:b w:val="false"/>
-          <w:bCs w:val="false"/>
-          <w:i w:val="false"/>
-          <w:iCs w:val="false"/>
-          <w:sz w:val="20"/>
-          <w:szCs w:val="20"/>
+        <w:jc w:val="both"/>
+      </w:pPr>
+      <w:r>
+        <w:rPr>
+          <w:rFonts w:ascii="Arial Narrow" w:cs="Arial Narrow" w:eastAsia="Arial Narrow" w:hAnsi="Arial Narrow"/>
+          <w:b w:val="false"/>
+          <w:bCs w:val="false"/>
+          <w:i w:val="false"/>
+          <w:iCs w:val="false"/>
+          <w:sz w:val="22"/>
+          <w:szCs w:val="22"/>
         </w:rPr>
         <w:t xml:space="preserve">{alcanceGeneral}</w:t>
       </w:r>
@@ -1095,13 +1101,13 @@
       </w:pPr>
       <w:r>
         <w:rPr>
-          <w:rFonts w:ascii="Arial" w:cs="Arial" w:eastAsia="Arial" w:hAnsi="Arial"/>
+          <w:rFonts w:ascii="Arial Narrow" w:cs="Arial Narrow" w:eastAsia="Arial Narrow" w:hAnsi="Arial Narrow"/>
           <w:b/>
           <w:bCs/>
           <w:i w:val="false"/>
           <w:iCs w:val="false"/>
-          <w:sz w:val="22"/>
-          <w:szCs w:val="22"/>
+          <w:sz w:val="24"/>
+          <w:szCs w:val="24"/>
         </w:rPr>
         <w:t xml:space="preserve">3. REFERENCIAS</w:t>
       </w:r>
@@ -1109,16 +1115,17 @@
     <w:p>
       <w:pPr>
         <w:spacing w:after="120" w:before="0"/>
-      </w:pPr>
-      <w:r>
-        <w:rPr>
-          <w:rFonts w:ascii="Arial" w:cs="Arial" w:eastAsia="Arial" w:hAnsi="Arial"/>
-          <w:b w:val="false"/>
-          <w:bCs w:val="false"/>
-          <w:i w:val="false"/>
-          <w:iCs w:val="false"/>
-          <w:sz w:val="20"/>
-          <w:szCs w:val="20"/>
+        <w:jc w:val="both"/>
+      </w:pPr>
+      <w:r>
+        <w:rPr>
+          <w:rFonts w:ascii="Arial Narrow" w:cs="Arial Narrow" w:eastAsia="Arial Narrow" w:hAnsi="Arial Narrow"/>
+          <w:b w:val="false"/>
+          <w:bCs w:val="false"/>
+          <w:i w:val="false"/>
+          <w:iCs w:val="false"/>
+          <w:sz w:val="22"/>
+          <w:szCs w:val="22"/>
         </w:rPr>
         <w:t xml:space="preserve">Para la ejecución de este proyecto se debe tener en cuenta las especificaciones técnicas u otros documentos contractuales aplicables:</w:t>
       </w:r>
@@ -1126,16 +1133,17 @@
     <w:p>
       <w:pPr>
         <w:spacing w:after="0" w:before="0"/>
-      </w:pPr>
-      <w:r>
-        <w:rPr>
-          <w:rFonts w:ascii="Arial" w:cs="Arial" w:eastAsia="Arial" w:hAnsi="Arial"/>
-          <w:b w:val="false"/>
-          <w:bCs w:val="false"/>
-          <w:i w:val="false"/>
-          <w:iCs w:val="false"/>
-          <w:sz w:val="20"/>
-          <w:szCs w:val="20"/>
+        <w:jc w:val="both"/>
+      </w:pPr>
+      <w:r>
+        <w:rPr>
+          <w:rFonts w:ascii="Arial Narrow" w:cs="Arial Narrow" w:eastAsia="Arial Narrow" w:hAnsi="Arial Narrow"/>
+          <w:b w:val="false"/>
+          <w:bCs w:val="false"/>
+          <w:i w:val="false"/>
+          <w:iCs w:val="false"/>
+          <w:sz w:val="22"/>
+          <w:szCs w:val="22"/>
         </w:rPr>
         <w:t xml:space="preserve">{#referencias}</w:t>
       </w:r>
@@ -1148,16 +1156,17 @@
           <w:numId w:val="2"/>
         </w:numPr>
         <w:spacing w:after="120" w:before="0"/>
-      </w:pPr>
-      <w:r>
-        <w:rPr>
-          <w:rFonts w:ascii="Arial" w:cs="Arial" w:eastAsia="Arial" w:hAnsi="Arial"/>
-          <w:b w:val="false"/>
-          <w:bCs w:val="false"/>
-          <w:i w:val="false"/>
-          <w:iCs w:val="false"/>
-          <w:sz w:val="20"/>
-          <w:szCs w:val="20"/>
+        <w:jc w:val="both"/>
+      </w:pPr>
+      <w:r>
+        <w:rPr>
+          <w:rFonts w:ascii="Arial Narrow" w:cs="Arial Narrow" w:eastAsia="Arial Narrow" w:hAnsi="Arial Narrow"/>
+          <w:b w:val="false"/>
+          <w:bCs w:val="false"/>
+          <w:i w:val="false"/>
+          <w:iCs w:val="false"/>
+          <w:sz w:val="22"/>
+          <w:szCs w:val="22"/>
         </w:rPr>
         <w:t xml:space="preserve">{codigo} — {descripcion}</w:t>
       </w:r>
@@ -1165,16 +1174,17 @@
     <w:p>
       <w:pPr>
         <w:spacing w:after="0" w:before="0"/>
-      </w:pPr>
-      <w:r>
-        <w:rPr>
-          <w:rFonts w:ascii="Arial" w:cs="Arial" w:eastAsia="Arial" w:hAnsi="Arial"/>
-          <w:b w:val="false"/>
-          <w:bCs w:val="false"/>
-          <w:i w:val="false"/>
-          <w:iCs w:val="false"/>
-          <w:sz w:val="20"/>
-          <w:szCs w:val="20"/>
+        <w:jc w:val="both"/>
+      </w:pPr>
+      <w:r>
+        <w:rPr>
+          <w:rFonts w:ascii="Arial Narrow" w:cs="Arial Narrow" w:eastAsia="Arial Narrow" w:hAnsi="Arial Narrow"/>
+          <w:b w:val="false"/>
+          <w:bCs w:val="false"/>
+          <w:i w:val="false"/>
+          <w:iCs w:val="false"/>
+          <w:sz w:val="22"/>
+          <w:szCs w:val="22"/>
         </w:rPr>
         <w:t xml:space="preserve">{/referencias}</w:t>
       </w:r>
@@ -1186,13 +1196,13 @@
       </w:pPr>
       <w:r>
         <w:rPr>
-          <w:rFonts w:ascii="Arial" w:cs="Arial" w:eastAsia="Arial" w:hAnsi="Arial"/>
+          <w:rFonts w:ascii="Arial Narrow" w:cs="Arial Narrow" w:eastAsia="Arial Narrow" w:hAnsi="Arial Narrow"/>
           <w:b/>
           <w:bCs/>
           <w:i w:val="false"/>
           <w:iCs w:val="false"/>
-          <w:sz w:val="22"/>
-          <w:szCs w:val="22"/>
+          <w:sz w:val="24"/>
+          <w:szCs w:val="24"/>
         </w:rPr>
         <w:t xml:space="preserve">4. DEFINICIONES</w:t>
       </w:r>
@@ -1205,28 +1215,29 @@
           <w:numId w:val="2"/>
         </w:numPr>
         <w:spacing w:after="120" w:before="0"/>
-      </w:pPr>
-      <w:r>
-        <w:rPr>
-          <w:rFonts w:ascii="Arial" w:cs="Arial" w:eastAsia="Arial" w:hAnsi="Arial"/>
+        <w:jc w:val="both"/>
+      </w:pPr>
+      <w:r>
+        <w:rPr>
+          <w:rFonts w:ascii="Arial Narrow" w:cs="Arial Narrow" w:eastAsia="Arial Narrow" w:hAnsi="Arial Narrow"/>
           <w:b/>
           <w:bCs/>
           <w:i w:val="false"/>
           <w:iCs w:val="false"/>
-          <w:sz w:val="20"/>
-          <w:szCs w:val="20"/>
+          <w:sz w:val="22"/>
+          <w:szCs w:val="22"/>
         </w:rPr>
         <w:t xml:space="preserve">Plan de Trabajo (PT): </w:t>
       </w:r>
       <w:r>
         <w:rPr>
-          <w:rFonts w:ascii="Arial" w:cs="Arial" w:eastAsia="Arial" w:hAnsi="Arial"/>
-          <w:b w:val="false"/>
-          <w:bCs w:val="false"/>
-          <w:i w:val="false"/>
-          <w:iCs w:val="false"/>
-          <w:sz w:val="20"/>
-          <w:szCs w:val="20"/>
+          <w:rFonts w:ascii="Arial Narrow" w:cs="Arial Narrow" w:eastAsia="Arial Narrow" w:hAnsi="Arial Narrow"/>
+          <w:b w:val="false"/>
+          <w:bCs w:val="false"/>
+          <w:i w:val="false"/>
+          <w:iCs w:val="false"/>
+          <w:sz w:val="22"/>
+          <w:szCs w:val="22"/>
         </w:rPr>
         <w:t xml:space="preserve">Documento que contiene la definición específica del desarrollo de una tarea de manera correcta (segura, eficiente) desde su inicio hasta el fin, dividida en pasos consecutivos.</w:t>
       </w:r>
@@ -1239,28 +1250,29 @@
           <w:numId w:val="2"/>
         </w:numPr>
         <w:spacing w:after="120" w:before="0"/>
-      </w:pPr>
-      <w:r>
-        <w:rPr>
-          <w:rFonts w:ascii="Arial" w:cs="Arial" w:eastAsia="Arial" w:hAnsi="Arial"/>
+        <w:jc w:val="both"/>
+      </w:pPr>
+      <w:r>
+        <w:rPr>
+          <w:rFonts w:ascii="Arial Narrow" w:cs="Arial Narrow" w:eastAsia="Arial Narrow" w:hAnsi="Arial Narrow"/>
           <w:b/>
           <w:bCs/>
           <w:i w:val="false"/>
           <w:iCs w:val="false"/>
-          <w:sz w:val="20"/>
-          <w:szCs w:val="20"/>
+          <w:sz w:val="22"/>
+          <w:szCs w:val="22"/>
         </w:rPr>
         <w:t xml:space="preserve">Equipo de Protección Personal (EPP): </w:t>
       </w:r>
       <w:r>
         <w:rPr>
-          <w:rFonts w:ascii="Arial" w:cs="Arial" w:eastAsia="Arial" w:hAnsi="Arial"/>
-          <w:b w:val="false"/>
-          <w:bCs w:val="false"/>
-          <w:i w:val="false"/>
-          <w:iCs w:val="false"/>
-          <w:sz w:val="20"/>
-          <w:szCs w:val="20"/>
+          <w:rFonts w:ascii="Arial Narrow" w:cs="Arial Narrow" w:eastAsia="Arial Narrow" w:hAnsi="Arial Narrow"/>
+          <w:b w:val="false"/>
+          <w:bCs w:val="false"/>
+          <w:i w:val="false"/>
+          <w:iCs w:val="false"/>
+          <w:sz w:val="22"/>
+          <w:szCs w:val="22"/>
         </w:rPr>
         <w:t xml:space="preserve">Cualquier equipo destinado a ser llevado o sujetado por el trabajador para que le proteja de uno o varios riesgos que puedan amenazar su seguridad o su salud en el trabajo, así como cualquier complemento o accesorio destinado a tal fin.</w:t>
       </w:r>
@@ -1273,28 +1285,29 @@
           <w:numId w:val="2"/>
         </w:numPr>
         <w:spacing w:after="120" w:before="0"/>
-      </w:pPr>
-      <w:r>
-        <w:rPr>
-          <w:rFonts w:ascii="Arial" w:cs="Arial" w:eastAsia="Arial" w:hAnsi="Arial"/>
+        <w:jc w:val="both"/>
+      </w:pPr>
+      <w:r>
+        <w:rPr>
+          <w:rFonts w:ascii="Arial Narrow" w:cs="Arial Narrow" w:eastAsia="Arial Narrow" w:hAnsi="Arial Narrow"/>
           <w:b/>
           <w:bCs/>
           <w:i w:val="false"/>
           <w:iCs w:val="false"/>
-          <w:sz w:val="20"/>
-          <w:szCs w:val="20"/>
+          <w:sz w:val="22"/>
+          <w:szCs w:val="22"/>
         </w:rPr>
         <w:t xml:space="preserve">EDT: </w:t>
       </w:r>
       <w:r>
         <w:rPr>
-          <w:rFonts w:ascii="Arial" w:cs="Arial" w:eastAsia="Arial" w:hAnsi="Arial"/>
-          <w:b w:val="false"/>
-          <w:bCs w:val="false"/>
-          <w:i w:val="false"/>
-          <w:iCs w:val="false"/>
-          <w:sz w:val="20"/>
-          <w:szCs w:val="20"/>
+          <w:rFonts w:ascii="Arial Narrow" w:cs="Arial Narrow" w:eastAsia="Arial Narrow" w:hAnsi="Arial Narrow"/>
+          <w:b w:val="false"/>
+          <w:bCs w:val="false"/>
+          <w:i w:val="false"/>
+          <w:iCs w:val="false"/>
+          <w:sz w:val="22"/>
+          <w:szCs w:val="22"/>
         </w:rPr>
         <w:t xml:space="preserve">Estructura de Desglose del Trabajo.</w:t>
       </w:r>
@@ -1307,28 +1320,29 @@
           <w:numId w:val="2"/>
         </w:numPr>
         <w:spacing w:after="120" w:before="0"/>
-      </w:pPr>
-      <w:r>
-        <w:rPr>
-          <w:rFonts w:ascii="Arial" w:cs="Arial" w:eastAsia="Arial" w:hAnsi="Arial"/>
+        <w:jc w:val="both"/>
+      </w:pPr>
+      <w:r>
+        <w:rPr>
+          <w:rFonts w:ascii="Arial Narrow" w:cs="Arial Narrow" w:eastAsia="Arial Narrow" w:hAnsi="Arial Narrow"/>
           <w:b/>
           <w:bCs/>
           <w:i w:val="false"/>
           <w:iCs w:val="false"/>
-          <w:sz w:val="20"/>
-          <w:szCs w:val="20"/>
+          <w:sz w:val="22"/>
+          <w:szCs w:val="22"/>
         </w:rPr>
         <w:t xml:space="preserve">IPERC: </w:t>
       </w:r>
       <w:r>
         <w:rPr>
-          <w:rFonts w:ascii="Arial" w:cs="Arial" w:eastAsia="Arial" w:hAnsi="Arial"/>
-          <w:b w:val="false"/>
-          <w:bCs w:val="false"/>
-          <w:i w:val="false"/>
-          <w:iCs w:val="false"/>
-          <w:sz w:val="20"/>
-          <w:szCs w:val="20"/>
+          <w:rFonts w:ascii="Arial Narrow" w:cs="Arial Narrow" w:eastAsia="Arial Narrow" w:hAnsi="Arial Narrow"/>
+          <w:b w:val="false"/>
+          <w:bCs w:val="false"/>
+          <w:i w:val="false"/>
+          <w:iCs w:val="false"/>
+          <w:sz w:val="22"/>
+          <w:szCs w:val="22"/>
         </w:rPr>
         <w:t xml:space="preserve">Identificación de Peligros, Evaluación de Riesgos y Determinación de Controles.</w:t>
       </w:r>
@@ -1341,28 +1355,29 @@
           <w:numId w:val="2"/>
         </w:numPr>
         <w:spacing w:after="120" w:before="0"/>
-      </w:pPr>
-      <w:r>
-        <w:rPr>
-          <w:rFonts w:ascii="Arial" w:cs="Arial" w:eastAsia="Arial" w:hAnsi="Arial"/>
+        <w:jc w:val="both"/>
+      </w:pPr>
+      <w:r>
+        <w:rPr>
+          <w:rFonts w:ascii="Arial Narrow" w:cs="Arial Narrow" w:eastAsia="Arial Narrow" w:hAnsi="Arial Narrow"/>
           <w:b/>
           <w:bCs/>
           <w:i w:val="false"/>
           <w:iCs w:val="false"/>
-          <w:sz w:val="20"/>
-          <w:szCs w:val="20"/>
+          <w:sz w:val="22"/>
+          <w:szCs w:val="22"/>
         </w:rPr>
         <w:t xml:space="preserve">PETAR: </w:t>
       </w:r>
       <w:r>
         <w:rPr>
-          <w:rFonts w:ascii="Arial" w:cs="Arial" w:eastAsia="Arial" w:hAnsi="Arial"/>
-          <w:b w:val="false"/>
-          <w:bCs w:val="false"/>
-          <w:i w:val="false"/>
-          <w:iCs w:val="false"/>
-          <w:sz w:val="20"/>
-          <w:szCs w:val="20"/>
+          <w:rFonts w:ascii="Arial Narrow" w:cs="Arial Narrow" w:eastAsia="Arial Narrow" w:hAnsi="Arial Narrow"/>
+          <w:b w:val="false"/>
+          <w:bCs w:val="false"/>
+          <w:i w:val="false"/>
+          <w:iCs w:val="false"/>
+          <w:sz w:val="22"/>
+          <w:szCs w:val="22"/>
         </w:rPr>
         <w:t xml:space="preserve">Permiso Escrito de Trabajo de Alto Riesgo.</w:t>
       </w:r>
@@ -1375,28 +1390,29 @@
           <w:numId w:val="2"/>
         </w:numPr>
         <w:spacing w:after="120" w:before="0"/>
-      </w:pPr>
-      <w:r>
-        <w:rPr>
-          <w:rFonts w:ascii="Arial" w:cs="Arial" w:eastAsia="Arial" w:hAnsi="Arial"/>
+        <w:jc w:val="both"/>
+      </w:pPr>
+      <w:r>
+        <w:rPr>
+          <w:rFonts w:ascii="Arial Narrow" w:cs="Arial Narrow" w:eastAsia="Arial Narrow" w:hAnsi="Arial Narrow"/>
           <w:b/>
           <w:bCs/>
           <w:i w:val="false"/>
           <w:iCs w:val="false"/>
-          <w:sz w:val="20"/>
-          <w:szCs w:val="20"/>
+          <w:sz w:val="22"/>
+          <w:szCs w:val="22"/>
         </w:rPr>
         <w:t xml:space="preserve">PETS: </w:t>
       </w:r>
       <w:r>
         <w:rPr>
-          <w:rFonts w:ascii="Arial" w:cs="Arial" w:eastAsia="Arial" w:hAnsi="Arial"/>
-          <w:b w:val="false"/>
-          <w:bCs w:val="false"/>
-          <w:i w:val="false"/>
-          <w:iCs w:val="false"/>
-          <w:sz w:val="20"/>
-          <w:szCs w:val="20"/>
+          <w:rFonts w:ascii="Arial Narrow" w:cs="Arial Narrow" w:eastAsia="Arial Narrow" w:hAnsi="Arial Narrow"/>
+          <w:b w:val="false"/>
+          <w:bCs w:val="false"/>
+          <w:i w:val="false"/>
+          <w:iCs w:val="false"/>
+          <w:sz w:val="22"/>
+          <w:szCs w:val="22"/>
         </w:rPr>
         <w:t xml:space="preserve">Procedimiento Escrito de Trabajo Seguro.</w:t>
       </w:r>
@@ -1409,28 +1425,29 @@
           <w:numId w:val="2"/>
         </w:numPr>
         <w:spacing w:after="120" w:before="0"/>
-      </w:pPr>
-      <w:r>
-        <w:rPr>
-          <w:rFonts w:ascii="Arial" w:cs="Arial" w:eastAsia="Arial" w:hAnsi="Arial"/>
+        <w:jc w:val="both"/>
+      </w:pPr>
+      <w:r>
+        <w:rPr>
+          <w:rFonts w:ascii="Arial Narrow" w:cs="Arial Narrow" w:eastAsia="Arial Narrow" w:hAnsi="Arial Narrow"/>
           <w:b/>
           <w:bCs/>
           <w:i w:val="false"/>
           <w:iCs w:val="false"/>
-          <w:sz w:val="20"/>
-          <w:szCs w:val="20"/>
+          <w:sz w:val="22"/>
+          <w:szCs w:val="22"/>
         </w:rPr>
         <w:t xml:space="preserve">SSOMA: </w:t>
       </w:r>
       <w:r>
         <w:rPr>
-          <w:rFonts w:ascii="Arial" w:cs="Arial" w:eastAsia="Arial" w:hAnsi="Arial"/>
-          <w:b w:val="false"/>
-          <w:bCs w:val="false"/>
-          <w:i w:val="false"/>
-          <w:iCs w:val="false"/>
-          <w:sz w:val="20"/>
-          <w:szCs w:val="20"/>
+          <w:rFonts w:ascii="Arial Narrow" w:cs="Arial Narrow" w:eastAsia="Arial Narrow" w:hAnsi="Arial Narrow"/>
+          <w:b w:val="false"/>
+          <w:bCs w:val="false"/>
+          <w:i w:val="false"/>
+          <w:iCs w:val="false"/>
+          <w:sz w:val="22"/>
+          <w:szCs w:val="22"/>
         </w:rPr>
         <w:t xml:space="preserve">Seguridad, Salud Ocupacional y Medio Ambiente.</w:t>
       </w:r>
@@ -1443,28 +1460,29 @@
           <w:numId w:val="2"/>
         </w:numPr>
         <w:spacing w:after="120" w:before="0"/>
-      </w:pPr>
-      <w:r>
-        <w:rPr>
-          <w:rFonts w:ascii="Arial" w:cs="Arial" w:eastAsia="Arial" w:hAnsi="Arial"/>
+        <w:jc w:val="both"/>
+      </w:pPr>
+      <w:r>
+        <w:rPr>
+          <w:rFonts w:ascii="Arial Narrow" w:cs="Arial Narrow" w:eastAsia="Arial Narrow" w:hAnsi="Arial Narrow"/>
           <w:b/>
           <w:bCs/>
           <w:i w:val="false"/>
           <w:iCs w:val="false"/>
-          <w:sz w:val="20"/>
-          <w:szCs w:val="20"/>
+          <w:sz w:val="22"/>
+          <w:szCs w:val="22"/>
         </w:rPr>
         <w:t xml:space="preserve">HH: </w:t>
       </w:r>
       <w:r>
         <w:rPr>
-          <w:rFonts w:ascii="Arial" w:cs="Arial" w:eastAsia="Arial" w:hAnsi="Arial"/>
-          <w:b w:val="false"/>
-          <w:bCs w:val="false"/>
-          <w:i w:val="false"/>
-          <w:iCs w:val="false"/>
-          <w:sz w:val="20"/>
-          <w:szCs w:val="20"/>
+          <w:rFonts w:ascii="Arial Narrow" w:cs="Arial Narrow" w:eastAsia="Arial Narrow" w:hAnsi="Arial Narrow"/>
+          <w:b w:val="false"/>
+          <w:bCs w:val="false"/>
+          <w:i w:val="false"/>
+          <w:iCs w:val="false"/>
+          <w:sz w:val="22"/>
+          <w:szCs w:val="22"/>
         </w:rPr>
         <w:t xml:space="preserve">Horas Hombre.</w:t>
       </w:r>
@@ -1477,28 +1495,29 @@
           <w:numId w:val="2"/>
         </w:numPr>
         <w:spacing w:after="120" w:before="0"/>
-      </w:pPr>
-      <w:r>
-        <w:rPr>
-          <w:rFonts w:ascii="Arial" w:cs="Arial" w:eastAsia="Arial" w:hAnsi="Arial"/>
+        <w:jc w:val="both"/>
+      </w:pPr>
+      <w:r>
+        <w:rPr>
+          <w:rFonts w:ascii="Arial Narrow" w:cs="Arial Narrow" w:eastAsia="Arial Narrow" w:hAnsi="Arial Narrow"/>
           <w:b/>
           <w:bCs/>
           <w:i w:val="false"/>
           <w:iCs w:val="false"/>
-          <w:sz w:val="20"/>
-          <w:szCs w:val="20"/>
+          <w:sz w:val="22"/>
+          <w:szCs w:val="22"/>
         </w:rPr>
         <w:t xml:space="preserve">PLC: </w:t>
       </w:r>
       <w:r>
         <w:rPr>
-          <w:rFonts w:ascii="Arial" w:cs="Arial" w:eastAsia="Arial" w:hAnsi="Arial"/>
-          <w:b w:val="false"/>
-          <w:bCs w:val="false"/>
-          <w:i w:val="false"/>
-          <w:iCs w:val="false"/>
-          <w:sz w:val="20"/>
-          <w:szCs w:val="20"/>
+          <w:rFonts w:ascii="Arial Narrow" w:cs="Arial Narrow" w:eastAsia="Arial Narrow" w:hAnsi="Arial Narrow"/>
+          <w:b w:val="false"/>
+          <w:bCs w:val="false"/>
+          <w:i w:val="false"/>
+          <w:iCs w:val="false"/>
+          <w:sz w:val="22"/>
+          <w:szCs w:val="22"/>
         </w:rPr>
         <w:t xml:space="preserve">Controlador lógico programable, computadora utilizada en automatización industrial para automatizar procesos electromecánicos, electroneumáticos o electrohidráulicos.</w:t>
       </w:r>
@@ -1511,28 +1530,29 @@
           <w:numId w:val="2"/>
         </w:numPr>
         <w:spacing w:after="120" w:before="0"/>
-      </w:pPr>
-      <w:r>
-        <w:rPr>
-          <w:rFonts w:ascii="Arial" w:cs="Arial" w:eastAsia="Arial" w:hAnsi="Arial"/>
+        <w:jc w:val="both"/>
+      </w:pPr>
+      <w:r>
+        <w:rPr>
+          <w:rFonts w:ascii="Arial Narrow" w:cs="Arial Narrow" w:eastAsia="Arial Narrow" w:hAnsi="Arial Narrow"/>
           <w:b/>
           <w:bCs/>
           <w:i w:val="false"/>
           <w:iCs w:val="false"/>
-          <w:sz w:val="20"/>
-          <w:szCs w:val="20"/>
+          <w:sz w:val="22"/>
+          <w:szCs w:val="22"/>
         </w:rPr>
         <w:t xml:space="preserve">SCADA HMI: </w:t>
       </w:r>
       <w:r>
         <w:rPr>
-          <w:rFonts w:ascii="Arial" w:cs="Arial" w:eastAsia="Arial" w:hAnsi="Arial"/>
-          <w:b w:val="false"/>
-          <w:bCs w:val="false"/>
-          <w:i w:val="false"/>
-          <w:iCs w:val="false"/>
-          <w:sz w:val="20"/>
-          <w:szCs w:val="20"/>
+          <w:rFonts w:ascii="Arial Narrow" w:cs="Arial Narrow" w:eastAsia="Arial Narrow" w:hAnsi="Arial Narrow"/>
+          <w:b w:val="false"/>
+          <w:bCs w:val="false"/>
+          <w:i w:val="false"/>
+          <w:iCs w:val="false"/>
+          <w:sz w:val="22"/>
+          <w:szCs w:val="22"/>
         </w:rPr>
         <w:t xml:space="preserve">Pantalla fija de visualización de gráficos del proceso a controlar o monitorear.</w:t>
       </w:r>
@@ -1540,16 +1560,17 @@
     <w:p>
       <w:pPr>
         <w:spacing w:after="0" w:before="0"/>
-      </w:pPr>
-      <w:r>
-        <w:rPr>
-          <w:rFonts w:ascii="Arial" w:cs="Arial" w:eastAsia="Arial" w:hAnsi="Arial"/>
-          <w:b w:val="false"/>
-          <w:bCs w:val="false"/>
-          <w:i w:val="false"/>
-          <w:iCs w:val="false"/>
-          <w:sz w:val="20"/>
-          <w:szCs w:val="20"/>
+        <w:jc w:val="both"/>
+      </w:pPr>
+      <w:r>
+        <w:rPr>
+          <w:rFonts w:ascii="Arial Narrow" w:cs="Arial Narrow" w:eastAsia="Arial Narrow" w:hAnsi="Arial Narrow"/>
+          <w:b w:val="false"/>
+          <w:bCs w:val="false"/>
+          <w:i w:val="false"/>
+          <w:iCs w:val="false"/>
+          <w:sz w:val="22"/>
+          <w:szCs w:val="22"/>
         </w:rPr>
         <w:t xml:space="preserve">{#definicionesEspecificas}</w:t>
       </w:r>
@@ -1562,28 +1583,29 @@
           <w:numId w:val="2"/>
         </w:numPr>
         <w:spacing w:after="120" w:before="0"/>
-      </w:pPr>
-      <w:r>
-        <w:rPr>
-          <w:rFonts w:ascii="Arial" w:cs="Arial" w:eastAsia="Arial" w:hAnsi="Arial"/>
+        <w:jc w:val="both"/>
+      </w:pPr>
+      <w:r>
+        <w:rPr>
+          <w:rFonts w:ascii="Arial Narrow" w:cs="Arial Narrow" w:eastAsia="Arial Narrow" w:hAnsi="Arial Narrow"/>
           <w:b/>
           <w:bCs/>
           <w:i w:val="false"/>
           <w:iCs w:val="false"/>
-          <w:sz w:val="20"/>
-          <w:szCs w:val="20"/>
+          <w:sz w:val="22"/>
+          <w:szCs w:val="22"/>
         </w:rPr>
         <w:t xml:space="preserve">{termino}: </w:t>
       </w:r>
       <w:r>
         <w:rPr>
-          <w:rFonts w:ascii="Arial" w:cs="Arial" w:eastAsia="Arial" w:hAnsi="Arial"/>
-          <w:b w:val="false"/>
-          <w:bCs w:val="false"/>
-          <w:i w:val="false"/>
-          <w:iCs w:val="false"/>
-          <w:sz w:val="20"/>
-          <w:szCs w:val="20"/>
+          <w:rFonts w:ascii="Arial Narrow" w:cs="Arial Narrow" w:eastAsia="Arial Narrow" w:hAnsi="Arial Narrow"/>
+          <w:b w:val="false"/>
+          <w:bCs w:val="false"/>
+          <w:i w:val="false"/>
+          <w:iCs w:val="false"/>
+          <w:sz w:val="22"/>
+          <w:szCs w:val="22"/>
         </w:rPr>
         <w:t xml:space="preserve">{definicion}</w:t>
       </w:r>
@@ -1591,16 +1613,17 @@
     <w:p>
       <w:pPr>
         <w:spacing w:after="0" w:before="0"/>
-      </w:pPr>
-      <w:r>
-        <w:rPr>
-          <w:rFonts w:ascii="Arial" w:cs="Arial" w:eastAsia="Arial" w:hAnsi="Arial"/>
-          <w:b w:val="false"/>
-          <w:bCs w:val="false"/>
-          <w:i w:val="false"/>
-          <w:iCs w:val="false"/>
-          <w:sz w:val="20"/>
-          <w:szCs w:val="20"/>
+        <w:jc w:val="both"/>
+      </w:pPr>
+      <w:r>
+        <w:rPr>
+          <w:rFonts w:ascii="Arial Narrow" w:cs="Arial Narrow" w:eastAsia="Arial Narrow" w:hAnsi="Arial Narrow"/>
+          <w:b w:val="false"/>
+          <w:bCs w:val="false"/>
+          <w:i w:val="false"/>
+          <w:iCs w:val="false"/>
+          <w:sz w:val="22"/>
+          <w:szCs w:val="22"/>
         </w:rPr>
         <w:t xml:space="preserve">{/definicionesEspecificas}</w:t>
       </w:r>
@@ -1612,13 +1635,13 @@
       </w:pPr>
       <w:r>
         <w:rPr>
-          <w:rFonts w:ascii="Arial" w:cs="Arial" w:eastAsia="Arial" w:hAnsi="Arial"/>
+          <w:rFonts w:ascii="Arial Narrow" w:cs="Arial Narrow" w:eastAsia="Arial Narrow" w:hAnsi="Arial Narrow"/>
           <w:b/>
           <w:bCs/>
           <w:i w:val="false"/>
           <w:iCs w:val="false"/>
-          <w:sz w:val="22"/>
-          <w:szCs w:val="22"/>
+          <w:sz w:val="24"/>
+          <w:szCs w:val="24"/>
         </w:rPr>
         <w:t xml:space="preserve">5. RESPONSABILIDADES</w:t>
       </w:r>
@@ -1630,13 +1653,13 @@
       </w:pPr>
       <w:r>
         <w:rPr>
-          <w:rFonts w:ascii="Arial" w:cs="Arial" w:eastAsia="Arial" w:hAnsi="Arial"/>
+          <w:rFonts w:ascii="Arial Narrow" w:cs="Arial Narrow" w:eastAsia="Arial Narrow" w:hAnsi="Arial Narrow"/>
           <w:b/>
           <w:bCs/>
           <w:i w:val="false"/>
           <w:iCs w:val="false"/>
-          <w:sz w:val="20"/>
-          <w:szCs w:val="20"/>
+          <w:sz w:val="22"/>
+          <w:szCs w:val="22"/>
         </w:rPr>
         <w:t xml:space="preserve">GERENTE GENERAL:</w:t>
       </w:r>
@@ -1649,16 +1672,17 @@
           <w:numId w:val="2"/>
         </w:numPr>
         <w:spacing w:after="120" w:before="0"/>
-      </w:pPr>
-      <w:r>
-        <w:rPr>
-          <w:rFonts w:ascii="Arial" w:cs="Arial" w:eastAsia="Arial" w:hAnsi="Arial"/>
-          <w:b w:val="false"/>
-          <w:bCs w:val="false"/>
-          <w:i w:val="false"/>
-          <w:iCs w:val="false"/>
-          <w:sz w:val="20"/>
-          <w:szCs w:val="20"/>
+        <w:jc w:val="both"/>
+      </w:pPr>
+      <w:r>
+        <w:rPr>
+          <w:rFonts w:ascii="Arial Narrow" w:cs="Arial Narrow" w:eastAsia="Arial Narrow" w:hAnsi="Arial Narrow"/>
+          <w:b w:val="false"/>
+          <w:bCs w:val="false"/>
+          <w:i w:val="false"/>
+          <w:iCs w:val="false"/>
+          <w:sz w:val="22"/>
+          <w:szCs w:val="22"/>
         </w:rPr>
         <w:t xml:space="preserve">Validar/aprobar los Procedimientos Escritos de Trabajo Seguro (PETS).</w:t>
       </w:r>
@@ -1671,16 +1695,17 @@
           <w:numId w:val="2"/>
         </w:numPr>
         <w:spacing w:after="120" w:before="0"/>
-      </w:pPr>
-      <w:r>
-        <w:rPr>
-          <w:rFonts w:ascii="Arial" w:cs="Arial" w:eastAsia="Arial" w:hAnsi="Arial"/>
-          <w:b w:val="false"/>
-          <w:bCs w:val="false"/>
-          <w:i w:val="false"/>
-          <w:iCs w:val="false"/>
-          <w:sz w:val="20"/>
-          <w:szCs w:val="20"/>
+        <w:jc w:val="both"/>
+      </w:pPr>
+      <w:r>
+        <w:rPr>
+          <w:rFonts w:ascii="Arial Narrow" w:cs="Arial Narrow" w:eastAsia="Arial Narrow" w:hAnsi="Arial Narrow"/>
+          <w:b w:val="false"/>
+          <w:bCs w:val="false"/>
+          <w:i w:val="false"/>
+          <w:iCs w:val="false"/>
+          <w:sz w:val="22"/>
+          <w:szCs w:val="22"/>
         </w:rPr>
         <w:t xml:space="preserve">Brindar los recursos económicos necesarios para la Gestión de Seguridad y Salud Ocupacional.</w:t>
       </w:r>
@@ -1693,16 +1718,17 @@
           <w:numId w:val="2"/>
         </w:numPr>
         <w:spacing w:after="120" w:before="0"/>
-      </w:pPr>
-      <w:r>
-        <w:rPr>
-          <w:rFonts w:ascii="Arial" w:cs="Arial" w:eastAsia="Arial" w:hAnsi="Arial"/>
-          <w:b w:val="false"/>
-          <w:bCs w:val="false"/>
-          <w:i w:val="false"/>
-          <w:iCs w:val="false"/>
-          <w:sz w:val="20"/>
-          <w:szCs w:val="20"/>
+        <w:jc w:val="both"/>
+      </w:pPr>
+      <w:r>
+        <w:rPr>
+          <w:rFonts w:ascii="Arial Narrow" w:cs="Arial Narrow" w:eastAsia="Arial Narrow" w:hAnsi="Arial Narrow"/>
+          <w:b w:val="false"/>
+          <w:bCs w:val="false"/>
+          <w:i w:val="false"/>
+          <w:iCs w:val="false"/>
+          <w:sz w:val="22"/>
+          <w:szCs w:val="22"/>
         </w:rPr>
         <w:t xml:space="preserve">Participar y/o recibir retroalimentación de las actividades planeadas y programadas.</w:t>
       </w:r>
@@ -1714,13 +1740,13 @@
       </w:pPr>
       <w:r>
         <w:rPr>
-          <w:rFonts w:ascii="Arial" w:cs="Arial" w:eastAsia="Arial" w:hAnsi="Arial"/>
+          <w:rFonts w:ascii="Arial Narrow" w:cs="Arial Narrow" w:eastAsia="Arial Narrow" w:hAnsi="Arial Narrow"/>
           <w:b/>
           <w:bCs/>
           <w:i w:val="false"/>
           <w:iCs w:val="false"/>
-          <w:sz w:val="20"/>
-          <w:szCs w:val="20"/>
+          <w:sz w:val="22"/>
+          <w:szCs w:val="22"/>
         </w:rPr>
         <w:t xml:space="preserve">SUPERVISOR:</w:t>
       </w:r>
@@ -1733,16 +1759,17 @@
           <w:numId w:val="2"/>
         </w:numPr>
         <w:spacing w:after="120" w:before="0"/>
-      </w:pPr>
-      <w:r>
-        <w:rPr>
-          <w:rFonts w:ascii="Arial" w:cs="Arial" w:eastAsia="Arial" w:hAnsi="Arial"/>
-          <w:b w:val="false"/>
-          <w:bCs w:val="false"/>
-          <w:i w:val="false"/>
-          <w:iCs w:val="false"/>
-          <w:sz w:val="20"/>
-          <w:szCs w:val="20"/>
+        <w:jc w:val="both"/>
+      </w:pPr>
+      <w:r>
+        <w:rPr>
+          <w:rFonts w:ascii="Arial Narrow" w:cs="Arial Narrow" w:eastAsia="Arial Narrow" w:hAnsi="Arial Narrow"/>
+          <w:b w:val="false"/>
+          <w:bCs w:val="false"/>
+          <w:i w:val="false"/>
+          <w:iCs w:val="false"/>
+          <w:sz w:val="22"/>
+          <w:szCs w:val="22"/>
         </w:rPr>
         <w:t xml:space="preserve">Verificar que los trabajadores cumplan con el presente plan de trabajo y con los reglamentos internos.</w:t>
       </w:r>
@@ -1755,16 +1782,17 @@
           <w:numId w:val="2"/>
         </w:numPr>
         <w:spacing w:after="120" w:before="0"/>
-      </w:pPr>
-      <w:r>
-        <w:rPr>
-          <w:rFonts w:ascii="Arial" w:cs="Arial" w:eastAsia="Arial" w:hAnsi="Arial"/>
-          <w:b w:val="false"/>
-          <w:bCs w:val="false"/>
-          <w:i w:val="false"/>
-          <w:iCs w:val="false"/>
-          <w:sz w:val="20"/>
-          <w:szCs w:val="20"/>
+        <w:jc w:val="both"/>
+      </w:pPr>
+      <w:r>
+        <w:rPr>
+          <w:rFonts w:ascii="Arial Narrow" w:cs="Arial Narrow" w:eastAsia="Arial Narrow" w:hAnsi="Arial Narrow"/>
+          <w:b w:val="false"/>
+          <w:bCs w:val="false"/>
+          <w:i w:val="false"/>
+          <w:iCs w:val="false"/>
+          <w:sz w:val="22"/>
+          <w:szCs w:val="22"/>
         </w:rPr>
         <w:t xml:space="preserve">Tomar toda precaución para proteger a los trabajadores, verificando y analizando que se haya dado cumplimiento a la IPERC realizada por los trabajadores en su área de trabajo, a fin de eliminar o minimizar los riesgos.</w:t>
       </w:r>
@@ -1777,16 +1805,17 @@
           <w:numId w:val="2"/>
         </w:numPr>
         <w:spacing w:after="120" w:before="0"/>
-      </w:pPr>
-      <w:r>
-        <w:rPr>
-          <w:rFonts w:ascii="Arial" w:cs="Arial" w:eastAsia="Arial" w:hAnsi="Arial"/>
-          <w:b w:val="false"/>
-          <w:bCs w:val="false"/>
-          <w:i w:val="false"/>
-          <w:iCs w:val="false"/>
-          <w:sz w:val="20"/>
-          <w:szCs w:val="20"/>
+        <w:jc w:val="both"/>
+      </w:pPr>
+      <w:r>
+        <w:rPr>
+          <w:rFonts w:ascii="Arial Narrow" w:cs="Arial Narrow" w:eastAsia="Arial Narrow" w:hAnsi="Arial Narrow"/>
+          <w:b w:val="false"/>
+          <w:bCs w:val="false"/>
+          <w:i w:val="false"/>
+          <w:iCs w:val="false"/>
+          <w:sz w:val="22"/>
+          <w:szCs w:val="22"/>
         </w:rPr>
         <w:t xml:space="preserve">Asegurar que se mantenga el orden y la limpieza de las áreas de trabajo, bajo su responsabilidad.</w:t>
       </w:r>
@@ -1799,16 +1828,17 @@
           <w:numId w:val="2"/>
         </w:numPr>
         <w:spacing w:after="120" w:before="0"/>
-      </w:pPr>
-      <w:r>
-        <w:rPr>
-          <w:rFonts w:ascii="Arial" w:cs="Arial" w:eastAsia="Arial" w:hAnsi="Arial"/>
-          <w:b w:val="false"/>
-          <w:bCs w:val="false"/>
-          <w:i w:val="false"/>
-          <w:iCs w:val="false"/>
-          <w:sz w:val="20"/>
-          <w:szCs w:val="20"/>
+        <w:jc w:val="both"/>
+      </w:pPr>
+      <w:r>
+        <w:rPr>
+          <w:rFonts w:ascii="Arial Narrow" w:cs="Arial Narrow" w:eastAsia="Arial Narrow" w:hAnsi="Arial Narrow"/>
+          <w:b w:val="false"/>
+          <w:bCs w:val="false"/>
+          <w:i w:val="false"/>
+          <w:iCs w:val="false"/>
+          <w:sz w:val="22"/>
+          <w:szCs w:val="22"/>
         </w:rPr>
         <w:t xml:space="preserve">Instruir y verificar que los trabajadores conozcan y cumplan con los estándares y PETS y usen adecuadamente los EPP apropiados para cada tarea.</w:t>
       </w:r>
@@ -1821,16 +1851,17 @@
           <w:numId w:val="2"/>
         </w:numPr>
         <w:spacing w:after="120" w:before="0"/>
-      </w:pPr>
-      <w:r>
-        <w:rPr>
-          <w:rFonts w:ascii="Arial" w:cs="Arial" w:eastAsia="Arial" w:hAnsi="Arial"/>
-          <w:b w:val="false"/>
-          <w:bCs w:val="false"/>
-          <w:i w:val="false"/>
-          <w:iCs w:val="false"/>
-          <w:sz w:val="20"/>
-          <w:szCs w:val="20"/>
+        <w:jc w:val="both"/>
+      </w:pPr>
+      <w:r>
+        <w:rPr>
+          <w:rFonts w:ascii="Arial Narrow" w:cs="Arial Narrow" w:eastAsia="Arial Narrow" w:hAnsi="Arial Narrow"/>
+          <w:b w:val="false"/>
+          <w:bCs w:val="false"/>
+          <w:i w:val="false"/>
+          <w:iCs w:val="false"/>
+          <w:sz w:val="22"/>
+          <w:szCs w:val="22"/>
         </w:rPr>
         <w:t xml:space="preserve">Informar a los trabajadores sobre los peligros en el lugar de trabajo.</w:t>
       </w:r>
@@ -1843,16 +1874,17 @@
           <w:numId w:val="2"/>
         </w:numPr>
         <w:spacing w:after="120" w:before="0"/>
-      </w:pPr>
-      <w:r>
-        <w:rPr>
-          <w:rFonts w:ascii="Arial" w:cs="Arial" w:eastAsia="Arial" w:hAnsi="Arial"/>
-          <w:b w:val="false"/>
-          <w:bCs w:val="false"/>
-          <w:i w:val="false"/>
-          <w:iCs w:val="false"/>
-          <w:sz w:val="20"/>
-          <w:szCs w:val="20"/>
+        <w:jc w:val="both"/>
+      </w:pPr>
+      <w:r>
+        <w:rPr>
+          <w:rFonts w:ascii="Arial Narrow" w:cs="Arial Narrow" w:eastAsia="Arial Narrow" w:hAnsi="Arial Narrow"/>
+          <w:b w:val="false"/>
+          <w:bCs w:val="false"/>
+          <w:i w:val="false"/>
+          <w:iCs w:val="false"/>
+          <w:sz w:val="22"/>
+          <w:szCs w:val="22"/>
         </w:rPr>
         <w:t xml:space="preserve">Paralizar las operaciones o labores en situaciones de alto riesgo hasta que se hayan eliminado o minimizado dichas situaciones riesgosas.</w:t>
       </w:r>
@@ -1865,16 +1897,17 @@
           <w:numId w:val="2"/>
         </w:numPr>
         <w:spacing w:after="120" w:before="0"/>
-      </w:pPr>
-      <w:r>
-        <w:rPr>
-          <w:rFonts w:ascii="Arial" w:cs="Arial" w:eastAsia="Arial" w:hAnsi="Arial"/>
-          <w:b w:val="false"/>
-          <w:bCs w:val="false"/>
-          <w:i w:val="false"/>
-          <w:iCs w:val="false"/>
-          <w:sz w:val="20"/>
-          <w:szCs w:val="20"/>
+        <w:jc w:val="both"/>
+      </w:pPr>
+      <w:r>
+        <w:rPr>
+          <w:rFonts w:ascii="Arial Narrow" w:cs="Arial Narrow" w:eastAsia="Arial Narrow" w:hAnsi="Arial Narrow"/>
+          <w:b w:val="false"/>
+          <w:bCs w:val="false"/>
+          <w:i w:val="false"/>
+          <w:iCs w:val="false"/>
+          <w:sz w:val="22"/>
+          <w:szCs w:val="22"/>
         </w:rPr>
         <w:t xml:space="preserve">Verificar que se cumplan los procedimientos de bloqueo y señalización de las maquinarias que se encuentren en mantenimiento.</w:t>
       </w:r>
@@ -1887,16 +1920,17 @@
           <w:numId w:val="2"/>
         </w:numPr>
         <w:spacing w:after="120" w:before="0"/>
-      </w:pPr>
-      <w:r>
-        <w:rPr>
-          <w:rFonts w:ascii="Arial" w:cs="Arial" w:eastAsia="Arial" w:hAnsi="Arial"/>
-          <w:b w:val="false"/>
-          <w:bCs w:val="false"/>
-          <w:i w:val="false"/>
-          <w:iCs w:val="false"/>
-          <w:sz w:val="20"/>
-          <w:szCs w:val="20"/>
+        <w:jc w:val="both"/>
+      </w:pPr>
+      <w:r>
+        <w:rPr>
+          <w:rFonts w:ascii="Arial Narrow" w:cs="Arial Narrow" w:eastAsia="Arial Narrow" w:hAnsi="Arial Narrow"/>
+          <w:b w:val="false"/>
+          <w:bCs w:val="false"/>
+          <w:i w:val="false"/>
+          <w:iCs w:val="false"/>
+          <w:sz w:val="22"/>
+          <w:szCs w:val="22"/>
         </w:rPr>
         <w:t xml:space="preserve">Ser responsable por su seguridad y la de los trabajadores que laboran en el área a su mando.</w:t>
       </w:r>
@@ -1909,16 +1943,17 @@
           <w:numId w:val="2"/>
         </w:numPr>
         <w:spacing w:after="120" w:before="0"/>
-      </w:pPr>
-      <w:r>
-        <w:rPr>
-          <w:rFonts w:ascii="Arial" w:cs="Arial" w:eastAsia="Arial" w:hAnsi="Arial"/>
-          <w:b w:val="false"/>
-          <w:bCs w:val="false"/>
-          <w:i w:val="false"/>
-          <w:iCs w:val="false"/>
-          <w:sz w:val="20"/>
-          <w:szCs w:val="20"/>
+        <w:jc w:val="both"/>
+      </w:pPr>
+      <w:r>
+        <w:rPr>
+          <w:rFonts w:ascii="Arial Narrow" w:cs="Arial Narrow" w:eastAsia="Arial Narrow" w:hAnsi="Arial Narrow"/>
+          <w:b w:val="false"/>
+          <w:bCs w:val="false"/>
+          <w:i w:val="false"/>
+          <w:iCs w:val="false"/>
+          <w:sz w:val="22"/>
+          <w:szCs w:val="22"/>
         </w:rPr>
         <w:t xml:space="preserve">Investigar aquellas situaciones que un trabajador o un miembro del comité de seguridad y salud ocupacional consideren que son peligrosas.</w:t>
       </w:r>
@@ -1931,16 +1966,17 @@
           <w:numId w:val="2"/>
         </w:numPr>
         <w:spacing w:after="120" w:before="0"/>
-      </w:pPr>
-      <w:r>
-        <w:rPr>
-          <w:rFonts w:ascii="Arial" w:cs="Arial" w:eastAsia="Arial" w:hAnsi="Arial"/>
-          <w:b w:val="false"/>
-          <w:bCs w:val="false"/>
-          <w:i w:val="false"/>
-          <w:iCs w:val="false"/>
-          <w:sz w:val="20"/>
-          <w:szCs w:val="20"/>
+        <w:jc w:val="both"/>
+      </w:pPr>
+      <w:r>
+        <w:rPr>
+          <w:rFonts w:ascii="Arial Narrow" w:cs="Arial Narrow" w:eastAsia="Arial Narrow" w:hAnsi="Arial Narrow"/>
+          <w:b w:val="false"/>
+          <w:bCs w:val="false"/>
+          <w:i w:val="false"/>
+          <w:iCs w:val="false"/>
+          <w:sz w:val="22"/>
+          <w:szCs w:val="22"/>
         </w:rPr>
         <w:t xml:space="preserve">Verificar que los trabajadores usen máquinas con las guardas de protección colocadas en su lugar.</w:t>
       </w:r>
@@ -1953,16 +1989,17 @@
           <w:numId w:val="2"/>
         </w:numPr>
         <w:spacing w:after="120" w:before="0"/>
-      </w:pPr>
-      <w:r>
-        <w:rPr>
-          <w:rFonts w:ascii="Arial" w:cs="Arial" w:eastAsia="Arial" w:hAnsi="Arial"/>
-          <w:b w:val="false"/>
-          <w:bCs w:val="false"/>
-          <w:i w:val="false"/>
-          <w:iCs w:val="false"/>
-          <w:sz w:val="20"/>
-          <w:szCs w:val="20"/>
+        <w:jc w:val="both"/>
+      </w:pPr>
+      <w:r>
+        <w:rPr>
+          <w:rFonts w:ascii="Arial Narrow" w:cs="Arial Narrow" w:eastAsia="Arial Narrow" w:hAnsi="Arial Narrow"/>
+          <w:b w:val="false"/>
+          <w:bCs w:val="false"/>
+          <w:i w:val="false"/>
+          <w:iCs w:val="false"/>
+          <w:sz w:val="22"/>
+          <w:szCs w:val="22"/>
         </w:rPr>
         <w:t xml:space="preserve">Actuar inmediatamente frente a cualquier peligro que sea informado en el lugar de trabajo.</w:t>
       </w:r>
@@ -1975,16 +2012,17 @@
           <w:numId w:val="2"/>
         </w:numPr>
         <w:spacing w:after="120" w:before="0"/>
-      </w:pPr>
-      <w:r>
-        <w:rPr>
-          <w:rFonts w:ascii="Arial" w:cs="Arial" w:eastAsia="Arial" w:hAnsi="Arial"/>
-          <w:b w:val="false"/>
-          <w:bCs w:val="false"/>
-          <w:i w:val="false"/>
-          <w:iCs w:val="false"/>
-          <w:sz w:val="20"/>
-          <w:szCs w:val="20"/>
+        <w:jc w:val="both"/>
+      </w:pPr>
+      <w:r>
+        <w:rPr>
+          <w:rFonts w:ascii="Arial Narrow" w:cs="Arial Narrow" w:eastAsia="Arial Narrow" w:hAnsi="Arial Narrow"/>
+          <w:b w:val="false"/>
+          <w:bCs w:val="false"/>
+          <w:i w:val="false"/>
+          <w:iCs w:val="false"/>
+          <w:sz w:val="22"/>
+          <w:szCs w:val="22"/>
         </w:rPr>
         <w:t xml:space="preserve">Facilitar los primeros auxilios y la evacuación de los trabajadores lesionados o que estén en peligro.</w:t>
       </w:r>
@@ -1997,16 +2035,17 @@
           <w:numId w:val="2"/>
         </w:numPr>
         <w:spacing w:after="120" w:before="0"/>
-      </w:pPr>
-      <w:r>
-        <w:rPr>
-          <w:rFonts w:ascii="Arial" w:cs="Arial" w:eastAsia="Arial" w:hAnsi="Arial"/>
-          <w:b w:val="false"/>
-          <w:bCs w:val="false"/>
-          <w:i w:val="false"/>
-          <w:iCs w:val="false"/>
-          <w:sz w:val="20"/>
-          <w:szCs w:val="20"/>
+        <w:jc w:val="both"/>
+      </w:pPr>
+      <w:r>
+        <w:rPr>
+          <w:rFonts w:ascii="Arial Narrow" w:cs="Arial Narrow" w:eastAsia="Arial Narrow" w:hAnsi="Arial Narrow"/>
+          <w:b w:val="false"/>
+          <w:bCs w:val="false"/>
+          <w:i w:val="false"/>
+          <w:iCs w:val="false"/>
+          <w:sz w:val="22"/>
+          <w:szCs w:val="22"/>
         </w:rPr>
         <w:t xml:space="preserve">Imponer la presencia permanente de un supervisor en las labores mineras de alto riesgo, de acuerdo a la evaluación de riesgos.</w:t>
       </w:r>
@@ -2018,13 +2057,13 @@
       </w:pPr>
       <w:r>
         <w:rPr>
-          <w:rFonts w:ascii="Arial" w:cs="Arial" w:eastAsia="Arial" w:hAnsi="Arial"/>
+          <w:rFonts w:ascii="Arial Narrow" w:cs="Arial Narrow" w:eastAsia="Arial Narrow" w:hAnsi="Arial Narrow"/>
           <w:b/>
           <w:bCs/>
           <w:i w:val="false"/>
           <w:iCs w:val="false"/>
-          <w:sz w:val="20"/>
-          <w:szCs w:val="20"/>
+          <w:sz w:val="22"/>
+          <w:szCs w:val="22"/>
         </w:rPr>
         <w:t xml:space="preserve">OPERARIO / OFICIAL / TÉCNICO:</w:t>
       </w:r>
@@ -2037,16 +2076,17 @@
           <w:numId w:val="2"/>
         </w:numPr>
         <w:spacing w:after="120" w:before="0"/>
-      </w:pPr>
-      <w:r>
-        <w:rPr>
-          <w:rFonts w:ascii="Arial" w:cs="Arial" w:eastAsia="Arial" w:hAnsi="Arial"/>
-          <w:b w:val="false"/>
-          <w:bCs w:val="false"/>
-          <w:i w:val="false"/>
-          <w:iCs w:val="false"/>
-          <w:sz w:val="20"/>
-          <w:szCs w:val="20"/>
+        <w:jc w:val="both"/>
+      </w:pPr>
+      <w:r>
+        <w:rPr>
+          <w:rFonts w:ascii="Arial Narrow" w:cs="Arial Narrow" w:eastAsia="Arial Narrow" w:hAnsi="Arial Narrow"/>
+          <w:b w:val="false"/>
+          <w:bCs w:val="false"/>
+          <w:i w:val="false"/>
+          <w:iCs w:val="false"/>
+          <w:sz w:val="22"/>
+          <w:szCs w:val="22"/>
         </w:rPr>
         <w:t xml:space="preserve">Mantener el orden y limpieza del lugar de trabajo.</w:t>
       </w:r>
@@ -2059,16 +2099,17 @@
           <w:numId w:val="2"/>
         </w:numPr>
         <w:spacing w:after="120" w:before="0"/>
-      </w:pPr>
-      <w:r>
-        <w:rPr>
-          <w:rFonts w:ascii="Arial" w:cs="Arial" w:eastAsia="Arial" w:hAnsi="Arial"/>
-          <w:b w:val="false"/>
-          <w:bCs w:val="false"/>
-          <w:i w:val="false"/>
-          <w:iCs w:val="false"/>
-          <w:sz w:val="20"/>
-          <w:szCs w:val="20"/>
+        <w:jc w:val="both"/>
+      </w:pPr>
+      <w:r>
+        <w:rPr>
+          <w:rFonts w:ascii="Arial Narrow" w:cs="Arial Narrow" w:eastAsia="Arial Narrow" w:hAnsi="Arial Narrow"/>
+          <w:b w:val="false"/>
+          <w:bCs w:val="false"/>
+          <w:i w:val="false"/>
+          <w:iCs w:val="false"/>
+          <w:sz w:val="22"/>
+          <w:szCs w:val="22"/>
         </w:rPr>
         <w:t xml:space="preserve">Cumplir con los estándares, PETS y prácticas de trabajo seguro establecidos dentro del Sistema de Gestión de Seguridad y Salud Ocupacional.</w:t>
       </w:r>
@@ -2081,16 +2122,17 @@
           <w:numId w:val="2"/>
         </w:numPr>
         <w:spacing w:after="120" w:before="0"/>
-      </w:pPr>
-      <w:r>
-        <w:rPr>
-          <w:rFonts w:ascii="Arial" w:cs="Arial" w:eastAsia="Arial" w:hAnsi="Arial"/>
-          <w:b w:val="false"/>
-          <w:bCs w:val="false"/>
-          <w:i w:val="false"/>
-          <w:iCs w:val="false"/>
-          <w:sz w:val="20"/>
-          <w:szCs w:val="20"/>
+        <w:jc w:val="both"/>
+      </w:pPr>
+      <w:r>
+        <w:rPr>
+          <w:rFonts w:ascii="Arial Narrow" w:cs="Arial Narrow" w:eastAsia="Arial Narrow" w:hAnsi="Arial Narrow"/>
+          <w:b w:val="false"/>
+          <w:bCs w:val="false"/>
+          <w:i w:val="false"/>
+          <w:iCs w:val="false"/>
+          <w:sz w:val="22"/>
+          <w:szCs w:val="22"/>
         </w:rPr>
         <w:t xml:space="preserve">Ser responsables por su seguridad personal y la de sus compañeros de trabajo.</w:t>
       </w:r>
@@ -2103,16 +2145,17 @@
           <w:numId w:val="2"/>
         </w:numPr>
         <w:spacing w:after="120" w:before="0"/>
-      </w:pPr>
-      <w:r>
-        <w:rPr>
-          <w:rFonts w:ascii="Arial" w:cs="Arial" w:eastAsia="Arial" w:hAnsi="Arial"/>
-          <w:b w:val="false"/>
-          <w:bCs w:val="false"/>
-          <w:i w:val="false"/>
-          <w:iCs w:val="false"/>
-          <w:sz w:val="20"/>
-          <w:szCs w:val="20"/>
+        <w:jc w:val="both"/>
+      </w:pPr>
+      <w:r>
+        <w:rPr>
+          <w:rFonts w:ascii="Arial Narrow" w:cs="Arial Narrow" w:eastAsia="Arial Narrow" w:hAnsi="Arial Narrow"/>
+          <w:b w:val="false"/>
+          <w:bCs w:val="false"/>
+          <w:i w:val="false"/>
+          <w:iCs w:val="false"/>
+          <w:sz w:val="22"/>
+          <w:szCs w:val="22"/>
         </w:rPr>
         <w:t xml:space="preserve">No manipular u operar máquinas, válvulas, tuberías, conductores eléctricos, si no se encuentran capacitados y no hayan sido debidamente autorizados.</w:t>
       </w:r>
@@ -2125,16 +2168,17 @@
           <w:numId w:val="2"/>
         </w:numPr>
         <w:spacing w:after="120" w:before="0"/>
-      </w:pPr>
-      <w:r>
-        <w:rPr>
-          <w:rFonts w:ascii="Arial" w:cs="Arial" w:eastAsia="Arial" w:hAnsi="Arial"/>
-          <w:b w:val="false"/>
-          <w:bCs w:val="false"/>
-          <w:i w:val="false"/>
-          <w:iCs w:val="false"/>
-          <w:sz w:val="20"/>
-          <w:szCs w:val="20"/>
+        <w:jc w:val="both"/>
+      </w:pPr>
+      <w:r>
+        <w:rPr>
+          <w:rFonts w:ascii="Arial Narrow" w:cs="Arial Narrow" w:eastAsia="Arial Narrow" w:hAnsi="Arial Narrow"/>
+          <w:b w:val="false"/>
+          <w:bCs w:val="false"/>
+          <w:i w:val="false"/>
+          <w:iCs w:val="false"/>
+          <w:sz w:val="22"/>
+          <w:szCs w:val="22"/>
         </w:rPr>
         <w:t xml:space="preserve">Reportar de forma inmediata cualquier incidente, incidente peligroso y accidente de trabajo.</w:t>
       </w:r>
@@ -2147,16 +2191,17 @@
           <w:numId w:val="2"/>
         </w:numPr>
         <w:spacing w:after="120" w:before="0"/>
-      </w:pPr>
-      <w:r>
-        <w:rPr>
-          <w:rFonts w:ascii="Arial" w:cs="Arial" w:eastAsia="Arial" w:hAnsi="Arial"/>
-          <w:b w:val="false"/>
-          <w:bCs w:val="false"/>
-          <w:i w:val="false"/>
-          <w:iCs w:val="false"/>
-          <w:sz w:val="20"/>
-          <w:szCs w:val="20"/>
+        <w:jc w:val="both"/>
+      </w:pPr>
+      <w:r>
+        <w:rPr>
+          <w:rFonts w:ascii="Arial Narrow" w:cs="Arial Narrow" w:eastAsia="Arial Narrow" w:hAnsi="Arial Narrow"/>
+          <w:b w:val="false"/>
+          <w:bCs w:val="false"/>
+          <w:i w:val="false"/>
+          <w:iCs w:val="false"/>
+          <w:sz w:val="22"/>
+          <w:szCs w:val="22"/>
         </w:rPr>
         <w:t xml:space="preserve">Participar en la investigación de incidentes, incidente peligroso, accidente laboral y enfermedad ocupacional, así como en la identificación de peligros y evaluación de riesgos en IPERC de línea base.</w:t>
       </w:r>
@@ -2169,16 +2214,17 @@
           <w:numId w:val="2"/>
         </w:numPr>
         <w:spacing w:after="120" w:before="0"/>
-      </w:pPr>
-      <w:r>
-        <w:rPr>
-          <w:rFonts w:ascii="Arial" w:cs="Arial" w:eastAsia="Arial" w:hAnsi="Arial"/>
-          <w:b w:val="false"/>
-          <w:bCs w:val="false"/>
-          <w:i w:val="false"/>
-          <w:iCs w:val="false"/>
-          <w:sz w:val="20"/>
-          <w:szCs w:val="20"/>
+        <w:jc w:val="both"/>
+      </w:pPr>
+      <w:r>
+        <w:rPr>
+          <w:rFonts w:ascii="Arial Narrow" w:cs="Arial Narrow" w:eastAsia="Arial Narrow" w:hAnsi="Arial Narrow"/>
+          <w:b w:val="false"/>
+          <w:bCs w:val="false"/>
+          <w:i w:val="false"/>
+          <w:iCs w:val="false"/>
+          <w:sz w:val="22"/>
+          <w:szCs w:val="22"/>
         </w:rPr>
         <w:t xml:space="preserve">Utilizar correctamente las máquinas, equipos, herramientas y unidades de transporte.</w:t>
       </w:r>
@@ -2191,16 +2237,17 @@
           <w:numId w:val="2"/>
         </w:numPr>
         <w:spacing w:after="120" w:before="0"/>
-      </w:pPr>
-      <w:r>
-        <w:rPr>
-          <w:rFonts w:ascii="Arial" w:cs="Arial" w:eastAsia="Arial" w:hAnsi="Arial"/>
-          <w:b w:val="false"/>
-          <w:bCs w:val="false"/>
-          <w:i w:val="false"/>
-          <w:iCs w:val="false"/>
-          <w:sz w:val="20"/>
-          <w:szCs w:val="20"/>
+        <w:jc w:val="both"/>
+      </w:pPr>
+      <w:r>
+        <w:rPr>
+          <w:rFonts w:ascii="Arial Narrow" w:cs="Arial Narrow" w:eastAsia="Arial Narrow" w:hAnsi="Arial Narrow"/>
+          <w:b w:val="false"/>
+          <w:bCs w:val="false"/>
+          <w:i w:val="false"/>
+          <w:iCs w:val="false"/>
+          <w:sz w:val="22"/>
+          <w:szCs w:val="22"/>
         </w:rPr>
         <w:t xml:space="preserve">No ingresar al trabajo bajo efectos de alcohol ni drogas, ni introducir dichas sustancias. Si se evidencia su consumo, reportar para realizar el examen toxicológico y/o alcoholemia respectiva.</w:t>
       </w:r>
@@ -2213,16 +2260,17 @@
           <w:numId w:val="2"/>
         </w:numPr>
         <w:spacing w:after="120" w:before="0"/>
-      </w:pPr>
-      <w:r>
-        <w:rPr>
-          <w:rFonts w:ascii="Arial" w:cs="Arial" w:eastAsia="Arial" w:hAnsi="Arial"/>
-          <w:b w:val="false"/>
-          <w:bCs w:val="false"/>
-          <w:i w:val="false"/>
-          <w:iCs w:val="false"/>
-          <w:sz w:val="20"/>
-          <w:szCs w:val="20"/>
+        <w:jc w:val="both"/>
+      </w:pPr>
+      <w:r>
+        <w:rPr>
+          <w:rFonts w:ascii="Arial Narrow" w:cs="Arial Narrow" w:eastAsia="Arial Narrow" w:hAnsi="Arial Narrow"/>
+          <w:b w:val="false"/>
+          <w:bCs w:val="false"/>
+          <w:i w:val="false"/>
+          <w:iCs w:val="false"/>
+          <w:sz w:val="22"/>
+          <w:szCs w:val="22"/>
         </w:rPr>
         <w:t xml:space="preserve">Cumplir estrictamente las instrucciones y reglamentos internos de seguridad establecidos.</w:t>
       </w:r>
@@ -2235,16 +2283,17 @@
           <w:numId w:val="2"/>
         </w:numPr>
         <w:spacing w:after="120" w:before="0"/>
-      </w:pPr>
-      <w:r>
-        <w:rPr>
-          <w:rFonts w:ascii="Arial" w:cs="Arial" w:eastAsia="Arial" w:hAnsi="Arial"/>
-          <w:b w:val="false"/>
-          <w:bCs w:val="false"/>
-          <w:i w:val="false"/>
-          <w:iCs w:val="false"/>
-          <w:sz w:val="20"/>
-          <w:szCs w:val="20"/>
+        <w:jc w:val="both"/>
+      </w:pPr>
+      <w:r>
+        <w:rPr>
+          <w:rFonts w:ascii="Arial Narrow" w:cs="Arial Narrow" w:eastAsia="Arial Narrow" w:hAnsi="Arial Narrow"/>
+          <w:b w:val="false"/>
+          <w:bCs w:val="false"/>
+          <w:i w:val="false"/>
+          <w:iCs w:val="false"/>
+          <w:sz w:val="22"/>
+          <w:szCs w:val="22"/>
         </w:rPr>
         <w:t xml:space="preserve">Participar obligatoriamente en toda inducción, capacitación, taller de entrenamiento, charla de seguridad u otros que se hayan programado.</w:t>
       </w:r>
@@ -2256,13 +2305,13 @@
       </w:pPr>
       <w:r>
         <w:rPr>
-          <w:rFonts w:ascii="Arial" w:cs="Arial" w:eastAsia="Arial" w:hAnsi="Arial"/>
+          <w:rFonts w:ascii="Arial Narrow" w:cs="Arial Narrow" w:eastAsia="Arial Narrow" w:hAnsi="Arial Narrow"/>
           <w:b/>
           <w:bCs/>
           <w:i w:val="false"/>
           <w:iCs w:val="false"/>
-          <w:sz w:val="20"/>
-          <w:szCs w:val="20"/>
+          <w:sz w:val="22"/>
+          <w:szCs w:val="22"/>
         </w:rPr>
         <w:t xml:space="preserve">SUPERVISOR DE SEGURIDAD:</w:t>
       </w:r>
@@ -2275,16 +2324,17 @@
           <w:numId w:val="2"/>
         </w:numPr>
         <w:spacing w:after="120" w:before="0"/>
-      </w:pPr>
-      <w:r>
-        <w:rPr>
-          <w:rFonts w:ascii="Arial" w:cs="Arial" w:eastAsia="Arial" w:hAnsi="Arial"/>
-          <w:b w:val="false"/>
-          <w:bCs w:val="false"/>
-          <w:i w:val="false"/>
-          <w:iCs w:val="false"/>
-          <w:sz w:val="20"/>
-          <w:szCs w:val="20"/>
+        <w:jc w:val="both"/>
+      </w:pPr>
+      <w:r>
+        <w:rPr>
+          <w:rFonts w:ascii="Arial Narrow" w:cs="Arial Narrow" w:eastAsia="Arial Narrow" w:hAnsi="Arial Narrow"/>
+          <w:b w:val="false"/>
+          <w:bCs w:val="false"/>
+          <w:i w:val="false"/>
+          <w:iCs w:val="false"/>
+          <w:sz w:val="22"/>
+          <w:szCs w:val="22"/>
         </w:rPr>
         <w:t xml:space="preserve">Orientar a los trabajadores y supervisores en la aplicación del presente procedimiento.</w:t>
       </w:r>
@@ -2297,16 +2347,17 @@
           <w:numId w:val="2"/>
         </w:numPr>
         <w:spacing w:after="120" w:before="0"/>
-      </w:pPr>
-      <w:r>
-        <w:rPr>
-          <w:rFonts w:ascii="Arial" w:cs="Arial" w:eastAsia="Arial" w:hAnsi="Arial"/>
-          <w:b w:val="false"/>
-          <w:bCs w:val="false"/>
-          <w:i w:val="false"/>
-          <w:iCs w:val="false"/>
-          <w:sz w:val="20"/>
-          <w:szCs w:val="20"/>
+        <w:jc w:val="both"/>
+      </w:pPr>
+      <w:r>
+        <w:rPr>
+          <w:rFonts w:ascii="Arial Narrow" w:cs="Arial Narrow" w:eastAsia="Arial Narrow" w:hAnsi="Arial Narrow"/>
+          <w:b w:val="false"/>
+          <w:bCs w:val="false"/>
+          <w:i w:val="false"/>
+          <w:iCs w:val="false"/>
+          <w:sz w:val="22"/>
+          <w:szCs w:val="22"/>
         </w:rPr>
         <w:t xml:space="preserve">Verificar aleatoriamente el cumplimiento del presente procedimiento.</w:t>
       </w:r>
@@ -2319,16 +2370,17 @@
           <w:numId w:val="2"/>
         </w:numPr>
         <w:spacing w:after="120" w:before="0"/>
-      </w:pPr>
-      <w:r>
-        <w:rPr>
-          <w:rFonts w:ascii="Arial" w:cs="Arial" w:eastAsia="Arial" w:hAnsi="Arial"/>
-          <w:b w:val="false"/>
-          <w:bCs w:val="false"/>
-          <w:i w:val="false"/>
-          <w:iCs w:val="false"/>
-          <w:sz w:val="20"/>
-          <w:szCs w:val="20"/>
+        <w:jc w:val="both"/>
+      </w:pPr>
+      <w:r>
+        <w:rPr>
+          <w:rFonts w:ascii="Arial Narrow" w:cs="Arial Narrow" w:eastAsia="Arial Narrow" w:hAnsi="Arial Narrow"/>
+          <w:b w:val="false"/>
+          <w:bCs w:val="false"/>
+          <w:i w:val="false"/>
+          <w:iCs w:val="false"/>
+          <w:sz w:val="22"/>
+          <w:szCs w:val="22"/>
         </w:rPr>
         <w:t xml:space="preserve">Verificar que el personal identifique los peligros presentes en la ejecución de la tarea, y que aplique las medidas de control necesarias.</w:t>
       </w:r>
@@ -2341,16 +2393,17 @@
           <w:numId w:val="2"/>
         </w:numPr>
         <w:spacing w:after="120" w:before="0"/>
-      </w:pPr>
-      <w:r>
-        <w:rPr>
-          <w:rFonts w:ascii="Arial" w:cs="Arial" w:eastAsia="Arial" w:hAnsi="Arial"/>
-          <w:b w:val="false"/>
-          <w:bCs w:val="false"/>
-          <w:i w:val="false"/>
-          <w:iCs w:val="false"/>
-          <w:sz w:val="20"/>
-          <w:szCs w:val="20"/>
+        <w:jc w:val="both"/>
+      </w:pPr>
+      <w:r>
+        <w:rPr>
+          <w:rFonts w:ascii="Arial Narrow" w:cs="Arial Narrow" w:eastAsia="Arial Narrow" w:hAnsi="Arial Narrow"/>
+          <w:b w:val="false"/>
+          <w:bCs w:val="false"/>
+          <w:i w:val="false"/>
+          <w:iCs w:val="false"/>
+          <w:sz w:val="22"/>
+          <w:szCs w:val="22"/>
         </w:rPr>
         <w:t xml:space="preserve">Asegurarse que el personal ejecute el trabajo de manera segura.</w:t>
       </w:r>
@@ -2363,16 +2416,17 @@
           <w:numId w:val="2"/>
         </w:numPr>
         <w:spacing w:after="120" w:before="0"/>
-      </w:pPr>
-      <w:r>
-        <w:rPr>
-          <w:rFonts w:ascii="Arial" w:cs="Arial" w:eastAsia="Arial" w:hAnsi="Arial"/>
-          <w:b w:val="false"/>
-          <w:bCs w:val="false"/>
-          <w:i w:val="false"/>
-          <w:iCs w:val="false"/>
-          <w:sz w:val="20"/>
-          <w:szCs w:val="20"/>
+        <w:jc w:val="both"/>
+      </w:pPr>
+      <w:r>
+        <w:rPr>
+          <w:rFonts w:ascii="Arial Narrow" w:cs="Arial Narrow" w:eastAsia="Arial Narrow" w:hAnsi="Arial Narrow"/>
+          <w:b w:val="false"/>
+          <w:bCs w:val="false"/>
+          <w:i w:val="false"/>
+          <w:iCs w:val="false"/>
+          <w:sz w:val="22"/>
+          <w:szCs w:val="22"/>
         </w:rPr>
         <w:t xml:space="preserve">Verificar que los controles establecidos sean los necesarios para minimizar el nivel de riesgo.</w:t>
       </w:r>
@@ -2384,13 +2438,13 @@
       </w:pPr>
       <w:r>
         <w:rPr>
-          <w:rFonts w:ascii="Arial" w:cs="Arial" w:eastAsia="Arial" w:hAnsi="Arial"/>
+          <w:rFonts w:ascii="Arial Narrow" w:cs="Arial Narrow" w:eastAsia="Arial Narrow" w:hAnsi="Arial Narrow"/>
           <w:b/>
           <w:bCs/>
           <w:i w:val="false"/>
           <w:iCs w:val="false"/>
-          <w:sz w:val="22"/>
-          <w:szCs w:val="22"/>
+          <w:sz w:val="24"/>
+          <w:szCs w:val="24"/>
         </w:rPr>
         <w:t xml:space="preserve">6. PERSONAL</w:t>
       </w:r>
@@ -2433,13 +2487,13 @@
             </w:pPr>
             <w:r>
               <w:rPr>
-                <w:rFonts w:ascii="Arial" w:cs="Arial" w:eastAsia="Arial" w:hAnsi="Arial"/>
+                <w:rFonts w:ascii="Arial Narrow" w:cs="Arial Narrow" w:eastAsia="Arial Narrow" w:hAnsi="Arial Narrow"/>
                 <w:b/>
                 <w:bCs/>
                 <w:i w:val="false"/>
                 <w:iCs w:val="false"/>
-                <w:sz w:val="20"/>
-                <w:szCs w:val="20"/>
+                <w:sz w:val="22"/>
+                <w:szCs w:val="22"/>
               </w:rPr>
               <w:t xml:space="preserve">NOMBRE</w:t>
             </w:r>
@@ -2464,13 +2518,13 @@
             </w:pPr>
             <w:r>
               <w:rPr>
-                <w:rFonts w:ascii="Arial" w:cs="Arial" w:eastAsia="Arial" w:hAnsi="Arial"/>
+                <w:rFonts w:ascii="Arial Narrow" w:cs="Arial Narrow" w:eastAsia="Arial Narrow" w:hAnsi="Arial Narrow"/>
                 <w:b/>
                 <w:bCs/>
                 <w:i w:val="false"/>
                 <w:iCs w:val="false"/>
-                <w:sz w:val="20"/>
-                <w:szCs w:val="20"/>
+                <w:sz w:val="22"/>
+                <w:szCs w:val="22"/>
               </w:rPr>
               <w:t xml:space="preserve">SIGLAS</w:t>
             </w:r>
@@ -2495,13 +2549,13 @@
             </w:pPr>
             <w:r>
               <w:rPr>
-                <w:rFonts w:ascii="Arial" w:cs="Arial" w:eastAsia="Arial" w:hAnsi="Arial"/>
+                <w:rFonts w:ascii="Arial Narrow" w:cs="Arial Narrow" w:eastAsia="Arial Narrow" w:hAnsi="Arial Narrow"/>
                 <w:b/>
                 <w:bCs/>
                 <w:i w:val="false"/>
                 <w:iCs w:val="false"/>
-                <w:sz w:val="20"/>
-                <w:szCs w:val="20"/>
+                <w:sz w:val="22"/>
+                <w:szCs w:val="22"/>
               </w:rPr>
               <w:t xml:space="preserve">EMPRESA</w:t>
             </w:r>
@@ -2526,13 +2580,13 @@
             </w:pPr>
             <w:r>
               <w:rPr>
-                <w:rFonts w:ascii="Arial" w:cs="Arial" w:eastAsia="Arial" w:hAnsi="Arial"/>
+                <w:rFonts w:ascii="Arial Narrow" w:cs="Arial Narrow" w:eastAsia="Arial Narrow" w:hAnsi="Arial Narrow"/>
                 <w:b/>
                 <w:bCs/>
                 <w:i w:val="false"/>
                 <w:iCs w:val="false"/>
-                <w:sz w:val="20"/>
-                <w:szCs w:val="20"/>
+                <w:sz w:val="22"/>
+                <w:szCs w:val="22"/>
               </w:rPr>
               <w:t xml:space="preserve">CARGO</w:t>
             </w:r>
@@ -2557,13 +2611,13 @@
             </w:pPr>
             <w:r>
               <w:rPr>
-                <w:rFonts w:ascii="Arial" w:cs="Arial" w:eastAsia="Arial" w:hAnsi="Arial"/>
+                <w:rFonts w:ascii="Arial Narrow" w:cs="Arial Narrow" w:eastAsia="Arial Narrow" w:hAnsi="Arial Narrow"/>
                 <w:b/>
                 <w:bCs/>
                 <w:i w:val="false"/>
                 <w:iCs w:val="false"/>
-                <w:sz w:val="20"/>
-                <w:szCs w:val="20"/>
+                <w:sz w:val="22"/>
+                <w:szCs w:val="22"/>
               </w:rPr>
               <w:t xml:space="preserve">{#personalAsignado}{nombre}</w:t>
             </w:r>
@@ -2587,13 +2641,13 @@
             </w:pPr>
             <w:r>
               <w:rPr>
-                <w:rFonts w:ascii="Arial" w:cs="Arial" w:eastAsia="Arial" w:hAnsi="Arial"/>
+                <w:rFonts w:ascii="Arial Narrow" w:cs="Arial Narrow" w:eastAsia="Arial Narrow" w:hAnsi="Arial Narrow"/>
                 <w:b w:val="false"/>
                 <w:bCs w:val="false"/>
                 <w:i w:val="false"/>
                 <w:iCs w:val="false"/>
-                <w:sz w:val="20"/>
-                <w:szCs w:val="20"/>
+                <w:sz w:val="22"/>
+                <w:szCs w:val="22"/>
               </w:rPr>
               <w:t xml:space="preserve">{siglas}</w:t>
             </w:r>
@@ -2616,13 +2670,13 @@
             </w:pPr>
             <w:r>
               <w:rPr>
-                <w:rFonts w:ascii="Arial" w:cs="Arial" w:eastAsia="Arial" w:hAnsi="Arial"/>
+                <w:rFonts w:ascii="Arial Narrow" w:cs="Arial Narrow" w:eastAsia="Arial Narrow" w:hAnsi="Arial Narrow"/>
                 <w:b w:val="false"/>
                 <w:bCs w:val="false"/>
                 <w:i w:val="false"/>
                 <w:iCs w:val="false"/>
-                <w:sz w:val="20"/>
-                <w:szCs w:val="20"/>
+                <w:sz w:val="22"/>
+                <w:szCs w:val="22"/>
               </w:rPr>
               <w:t xml:space="preserve">{empresa}</w:t>
             </w:r>
@@ -2645,13 +2699,13 @@
             </w:pPr>
             <w:r>
               <w:rPr>
-                <w:rFonts w:ascii="Arial" w:cs="Arial" w:eastAsia="Arial" w:hAnsi="Arial"/>
+                <w:rFonts w:ascii="Arial Narrow" w:cs="Arial Narrow" w:eastAsia="Arial Narrow" w:hAnsi="Arial Narrow"/>
                 <w:b w:val="false"/>
                 <w:bCs w:val="false"/>
                 <w:i w:val="false"/>
                 <w:iCs w:val="false"/>
-                <w:sz w:val="20"/>
-                <w:szCs w:val="20"/>
+                <w:sz w:val="22"/>
+                <w:szCs w:val="22"/>
               </w:rPr>
               <w:t xml:space="preserve">{cargo}{/personalAsignado}</w:t>
             </w:r>
@@ -2662,16 +2716,17 @@
     <w:p>
       <w:pPr>
         <w:spacing w:after="120" w:before="0"/>
-      </w:pPr>
-      <w:r>
-        <w:rPr>
-          <w:rFonts w:ascii="Arial" w:cs="Arial" w:eastAsia="Arial" w:hAnsi="Arial"/>
-          <w:b w:val="false"/>
-          <w:bCs w:val="false"/>
-          <w:i w:val="false"/>
-          <w:iCs w:val="false"/>
-          <w:sz w:val="20"/>
-          <w:szCs w:val="20"/>
+        <w:jc w:val="both"/>
+      </w:pPr>
+      <w:r>
+        <w:rPr>
+          <w:rFonts w:ascii="Arial Narrow" w:cs="Arial Narrow" w:eastAsia="Arial Narrow" w:hAnsi="Arial Narrow"/>
+          <w:b w:val="false"/>
+          <w:bCs w:val="false"/>
+          <w:i w:val="false"/>
+          <w:iCs w:val="false"/>
+          <w:sz w:val="22"/>
+          <w:szCs w:val="22"/>
         </w:rPr>
         <w:t xml:space="preserve"/>
       </w:r>
@@ -2679,16 +2734,17 @@
     <w:p>
       <w:pPr>
         <w:spacing w:after="120" w:before="0"/>
-      </w:pPr>
-      <w:r>
-        <w:rPr>
-          <w:rFonts w:ascii="Arial" w:cs="Arial" w:eastAsia="Arial" w:hAnsi="Arial"/>
+        <w:jc w:val="both"/>
+      </w:pPr>
+      <w:r>
+        <w:rPr>
+          <w:rFonts w:ascii="Arial Narrow" w:cs="Arial Narrow" w:eastAsia="Arial Narrow" w:hAnsi="Arial Narrow"/>
           <w:b/>
           <w:bCs/>
           <w:i w:val="false"/>
           <w:iCs w:val="false"/>
-          <w:sz w:val="20"/>
-          <w:szCs w:val="20"/>
+          <w:sz w:val="22"/>
+          <w:szCs w:val="22"/>
         </w:rPr>
         <w:t xml:space="preserve">Matriz de asignación de responsabilidades (RACI) por EDT:</w:t>
       </w:r>
@@ -2735,11 +2791,11 @@
             </w:pPr>
             <w:r>
               <w:rPr>
-                <w:rFonts w:ascii="Arial" w:cs="Arial" w:eastAsia="Arial" w:hAnsi="Arial"/>
+                <w:rFonts w:ascii="Arial Narrow" w:cs="Arial Narrow" w:eastAsia="Arial Narrow" w:hAnsi="Arial Narrow"/>
                 <w:b/>
                 <w:bCs/>
-                <w:sz w:val="16"/>
-                <w:szCs w:val="16"/>
+                <w:sz w:val="18"/>
+                <w:szCs w:val="18"/>
               </w:rPr>
               <w:t xml:space="preserve">EDT / ACTIVIDAD</w:t>
             </w:r>
@@ -2765,11 +2821,11 @@
             </w:pPr>
             <w:r>
               <w:rPr>
-                <w:rFonts w:ascii="Arial" w:cs="Arial" w:eastAsia="Arial" w:hAnsi="Arial"/>
+                <w:rFonts w:ascii="Arial Narrow" w:cs="Arial Narrow" w:eastAsia="Arial Narrow" w:hAnsi="Arial Narrow"/>
                 <w:b/>
                 <w:bCs/>
-                <w:sz w:val="16"/>
-                <w:szCs w:val="16"/>
+                <w:sz w:val="18"/>
+                <w:szCs w:val="18"/>
               </w:rPr>
               <w:t xml:space="preserve">{-w:tc raciPersonas}{sigla}{/raciPersonas}</w:t>
             </w:r>
@@ -2794,11 +2850,11 @@
             </w:pPr>
             <w:r>
               <w:rPr>
-                <w:rFonts w:ascii="Arial" w:cs="Arial" w:eastAsia="Arial" w:hAnsi="Arial"/>
+                <w:rFonts w:ascii="Arial Narrow" w:cs="Arial Narrow" w:eastAsia="Arial Narrow" w:hAnsi="Arial Narrow"/>
                 <w:b w:val="false"/>
                 <w:bCs w:val="false"/>
-                <w:sz w:val="16"/>
-                <w:szCs w:val="16"/>
+                <w:sz w:val="18"/>
+                <w:szCs w:val="18"/>
               </w:rPr>
               <w:t xml:space="preserve"/>
             </w:r>
@@ -2823,11 +2879,11 @@
             </w:pPr>
             <w:r>
               <w:rPr>
-                <w:rFonts w:ascii="Arial" w:cs="Arial" w:eastAsia="Arial" w:hAnsi="Arial"/>
+                <w:rFonts w:ascii="Arial Narrow" w:cs="Arial Narrow" w:eastAsia="Arial Narrow" w:hAnsi="Arial Narrow"/>
                 <w:b w:val="false"/>
                 <w:bCs w:val="false"/>
-                <w:sz w:val="16"/>
-                <w:szCs w:val="16"/>
+                <w:sz w:val="18"/>
+                <w:szCs w:val="18"/>
               </w:rPr>
               <w:t xml:space="preserve">{#matrizRaci}{edtNombre}</w:t>
             </w:r>
@@ -2851,11 +2907,11 @@
             </w:pPr>
             <w:r>
               <w:rPr>
-                <w:rFonts w:ascii="Arial" w:cs="Arial" w:eastAsia="Arial" w:hAnsi="Arial"/>
+                <w:rFonts w:ascii="Arial Narrow" w:cs="Arial Narrow" w:eastAsia="Arial Narrow" w:hAnsi="Arial Narrow"/>
                 <w:b w:val="false"/>
                 <w:bCs w:val="false"/>
-                <w:sz w:val="16"/>
-                <w:szCs w:val="16"/>
+                <w:sz w:val="18"/>
+                <w:szCs w:val="18"/>
               </w:rPr>
               <w:t xml:space="preserve">{-w:tc roles}{rol}{/roles}</w:t>
             </w:r>
@@ -2879,11 +2935,11 @@
             </w:pPr>
             <w:r>
               <w:rPr>
-                <w:rFonts w:ascii="Arial" w:cs="Arial" w:eastAsia="Arial" w:hAnsi="Arial"/>
+                <w:rFonts w:ascii="Arial Narrow" w:cs="Arial Narrow" w:eastAsia="Arial Narrow" w:hAnsi="Arial Narrow"/>
                 <w:b w:val="false"/>
                 <w:bCs w:val="false"/>
-                <w:sz w:val="16"/>
-                <w:szCs w:val="16"/>
+                <w:sz w:val="18"/>
+                <w:szCs w:val="18"/>
               </w:rPr>
               <w:t xml:space="preserve">{/matrizRaci}</w:t>
             </w:r>
@@ -2894,16 +2950,17 @@
     <w:p>
       <w:pPr>
         <w:spacing w:after="120" w:before="0"/>
-      </w:pPr>
-      <w:r>
-        <w:rPr>
-          <w:rFonts w:ascii="Arial" w:cs="Arial" w:eastAsia="Arial" w:hAnsi="Arial"/>
-          <w:b w:val="false"/>
-          <w:bCs w:val="false"/>
-          <w:i w:val="false"/>
-          <w:iCs w:val="false"/>
-          <w:sz w:val="20"/>
-          <w:szCs w:val="20"/>
+        <w:jc w:val="both"/>
+      </w:pPr>
+      <w:r>
+        <w:rPr>
+          <w:rFonts w:ascii="Arial Narrow" w:cs="Arial Narrow" w:eastAsia="Arial Narrow" w:hAnsi="Arial Narrow"/>
+          <w:b w:val="false"/>
+          <w:bCs w:val="false"/>
+          <w:i w:val="false"/>
+          <w:iCs w:val="false"/>
+          <w:sz w:val="22"/>
+          <w:szCs w:val="22"/>
         </w:rPr>
         <w:t xml:space="preserve"/>
       </w:r>
@@ -2944,13 +3001,13 @@
             </w:pPr>
             <w:r>
               <w:rPr>
-                <w:rFonts w:ascii="Arial" w:cs="Arial" w:eastAsia="Arial" w:hAnsi="Arial"/>
+                <w:rFonts w:ascii="Arial Narrow" w:cs="Arial Narrow" w:eastAsia="Arial Narrow" w:hAnsi="Arial Narrow"/>
                 <w:b/>
                 <w:bCs/>
                 <w:i w:val="false"/>
                 <w:iCs w:val="false"/>
-                <w:sz w:val="20"/>
-                <w:szCs w:val="20"/>
+                <w:sz w:val="22"/>
+                <w:szCs w:val="22"/>
               </w:rPr>
               <w:t xml:space="preserve">ROL</w:t>
             </w:r>
@@ -2975,13 +3032,13 @@
             </w:pPr>
             <w:r>
               <w:rPr>
-                <w:rFonts w:ascii="Arial" w:cs="Arial" w:eastAsia="Arial" w:hAnsi="Arial"/>
+                <w:rFonts w:ascii="Arial Narrow" w:cs="Arial Narrow" w:eastAsia="Arial Narrow" w:hAnsi="Arial Narrow"/>
                 <w:b/>
                 <w:bCs/>
                 <w:i w:val="false"/>
                 <w:iCs w:val="false"/>
-                <w:sz w:val="20"/>
-                <w:szCs w:val="20"/>
+                <w:sz w:val="22"/>
+                <w:szCs w:val="22"/>
               </w:rPr>
               <w:t xml:space="preserve">DESCRIPCIÓN</w:t>
             </w:r>
@@ -3007,13 +3064,13 @@
             </w:pPr>
             <w:r>
               <w:rPr>
-                <w:rFonts w:ascii="Arial" w:cs="Arial" w:eastAsia="Arial" w:hAnsi="Arial"/>
+                <w:rFonts w:ascii="Arial Narrow" w:cs="Arial Narrow" w:eastAsia="Arial Narrow" w:hAnsi="Arial Narrow"/>
                 <w:b w:val="false"/>
                 <w:bCs w:val="false"/>
                 <w:i w:val="false"/>
                 <w:iCs w:val="false"/>
-                <w:sz w:val="20"/>
-                <w:szCs w:val="20"/>
+                <w:sz w:val="22"/>
+                <w:szCs w:val="22"/>
               </w:rPr>
               <w:t xml:space="preserve">R</w:t>
             </w:r>
@@ -3036,25 +3093,25 @@
             </w:pPr>
             <w:r>
               <w:rPr>
-                <w:rFonts w:ascii="Arial" w:cs="Arial" w:eastAsia="Arial" w:hAnsi="Arial"/>
+                <w:rFonts w:ascii="Arial Narrow" w:cs="Arial Narrow" w:eastAsia="Arial Narrow" w:hAnsi="Arial Narrow"/>
                 <w:b/>
                 <w:bCs/>
                 <w:i w:val="false"/>
                 <w:iCs w:val="false"/>
-                <w:sz w:val="20"/>
-                <w:szCs w:val="20"/>
+                <w:sz w:val="22"/>
+                <w:szCs w:val="22"/>
               </w:rPr>
               <w:t xml:space="preserve">Responsable: </w:t>
             </w:r>
             <w:r>
               <w:rPr>
-                <w:rFonts w:ascii="Arial" w:cs="Arial" w:eastAsia="Arial" w:hAnsi="Arial"/>
+                <w:rFonts w:ascii="Arial Narrow" w:cs="Arial Narrow" w:eastAsia="Arial Narrow" w:hAnsi="Arial Narrow"/>
                 <w:b w:val="false"/>
                 <w:bCs w:val="false"/>
                 <w:i w:val="false"/>
                 <w:iCs w:val="false"/>
-                <w:sz w:val="20"/>
-                <w:szCs w:val="20"/>
+                <w:sz w:val="22"/>
+                <w:szCs w:val="22"/>
               </w:rPr>
               <w:t xml:space="preserve">Es el que realiza (ejecuta) el trabajo asociado con la actividad.</w:t>
             </w:r>
@@ -3080,13 +3137,13 @@
             </w:pPr>
             <w:r>
               <w:rPr>
-                <w:rFonts w:ascii="Arial" w:cs="Arial" w:eastAsia="Arial" w:hAnsi="Arial"/>
+                <w:rFonts w:ascii="Arial Narrow" w:cs="Arial Narrow" w:eastAsia="Arial Narrow" w:hAnsi="Arial Narrow"/>
                 <w:b w:val="false"/>
                 <w:bCs w:val="false"/>
                 <w:i w:val="false"/>
                 <w:iCs w:val="false"/>
-                <w:sz w:val="20"/>
-                <w:szCs w:val="20"/>
+                <w:sz w:val="22"/>
+                <w:szCs w:val="22"/>
               </w:rPr>
               <w:t xml:space="preserve">A</w:t>
             </w:r>
@@ -3109,25 +3166,25 @@
             </w:pPr>
             <w:r>
               <w:rPr>
-                <w:rFonts w:ascii="Arial" w:cs="Arial" w:eastAsia="Arial" w:hAnsi="Arial"/>
+                <w:rFonts w:ascii="Arial Narrow" w:cs="Arial Narrow" w:eastAsia="Arial Narrow" w:hAnsi="Arial Narrow"/>
                 <w:b/>
                 <w:bCs/>
                 <w:i w:val="false"/>
                 <w:iCs w:val="false"/>
-                <w:sz w:val="20"/>
-                <w:szCs w:val="20"/>
+                <w:sz w:val="22"/>
+                <w:szCs w:val="22"/>
               </w:rPr>
               <w:t xml:space="preserve">Aprobador: </w:t>
             </w:r>
             <w:r>
               <w:rPr>
-                <w:rFonts w:ascii="Arial" w:cs="Arial" w:eastAsia="Arial" w:hAnsi="Arial"/>
+                <w:rFonts w:ascii="Arial Narrow" w:cs="Arial Narrow" w:eastAsia="Arial Narrow" w:hAnsi="Arial Narrow"/>
                 <w:b w:val="false"/>
                 <w:bCs w:val="false"/>
                 <w:i w:val="false"/>
                 <w:iCs w:val="false"/>
-                <w:sz w:val="20"/>
-                <w:szCs w:val="20"/>
+                <w:sz w:val="22"/>
+                <w:szCs w:val="22"/>
               </w:rPr>
               <w:t xml:space="preserve">Es el encargado de aprobar el trabajo realizado; a partir de esa aprobación, se vuelve responsable por la actividad.</w:t>
             </w:r>
@@ -3153,13 +3210,13 @@
             </w:pPr>
             <w:r>
               <w:rPr>
-                <w:rFonts w:ascii="Arial" w:cs="Arial" w:eastAsia="Arial" w:hAnsi="Arial"/>
+                <w:rFonts w:ascii="Arial Narrow" w:cs="Arial Narrow" w:eastAsia="Arial Narrow" w:hAnsi="Arial Narrow"/>
                 <w:b w:val="false"/>
                 <w:bCs w:val="false"/>
                 <w:i w:val="false"/>
                 <w:iCs w:val="false"/>
-                <w:sz w:val="20"/>
-                <w:szCs w:val="20"/>
+                <w:sz w:val="22"/>
+                <w:szCs w:val="22"/>
               </w:rPr>
               <w:t xml:space="preserve">C</w:t>
             </w:r>
@@ -3182,25 +3239,25 @@
             </w:pPr>
             <w:r>
               <w:rPr>
-                <w:rFonts w:ascii="Arial" w:cs="Arial" w:eastAsia="Arial" w:hAnsi="Arial"/>
+                <w:rFonts w:ascii="Arial Narrow" w:cs="Arial Narrow" w:eastAsia="Arial Narrow" w:hAnsi="Arial Narrow"/>
                 <w:b/>
                 <w:bCs/>
                 <w:i w:val="false"/>
                 <w:iCs w:val="false"/>
-                <w:sz w:val="20"/>
-                <w:szCs w:val="20"/>
+                <w:sz w:val="22"/>
+                <w:szCs w:val="22"/>
               </w:rPr>
               <w:t xml:space="preserve">Consultado: </w:t>
             </w:r>
             <w:r>
               <w:rPr>
-                <w:rFonts w:ascii="Arial" w:cs="Arial" w:eastAsia="Arial" w:hAnsi="Arial"/>
+                <w:rFonts w:ascii="Arial Narrow" w:cs="Arial Narrow" w:eastAsia="Arial Narrow" w:hAnsi="Arial Narrow"/>
                 <w:b w:val="false"/>
                 <w:bCs w:val="false"/>
                 <w:i w:val="false"/>
                 <w:iCs w:val="false"/>
-                <w:sz w:val="20"/>
-                <w:szCs w:val="20"/>
+                <w:sz w:val="22"/>
+                <w:szCs w:val="22"/>
               </w:rPr>
               <w:t xml:space="preserve">Posee alguna información o capacidad que se necesita para mantener el trabajo. Se le informa y consulta información.</w:t>
             </w:r>
@@ -3226,13 +3283,13 @@
             </w:pPr>
             <w:r>
               <w:rPr>
-                <w:rFonts w:ascii="Arial" w:cs="Arial" w:eastAsia="Arial" w:hAnsi="Arial"/>
+                <w:rFonts w:ascii="Arial Narrow" w:cs="Arial Narrow" w:eastAsia="Arial Narrow" w:hAnsi="Arial Narrow"/>
                 <w:b w:val="false"/>
                 <w:bCs w:val="false"/>
                 <w:i w:val="false"/>
                 <w:iCs w:val="false"/>
-                <w:sz w:val="20"/>
-                <w:szCs w:val="20"/>
+                <w:sz w:val="22"/>
+                <w:szCs w:val="22"/>
               </w:rPr>
               <w:t xml:space="preserve">I</w:t>
             </w:r>
@@ -3255,25 +3312,25 @@
             </w:pPr>
             <w:r>
               <w:rPr>
-                <w:rFonts w:ascii="Arial" w:cs="Arial" w:eastAsia="Arial" w:hAnsi="Arial"/>
+                <w:rFonts w:ascii="Arial Narrow" w:cs="Arial Narrow" w:eastAsia="Arial Narrow" w:hAnsi="Arial Narrow"/>
                 <w:b/>
                 <w:bCs/>
                 <w:i w:val="false"/>
                 <w:iCs w:val="false"/>
-                <w:sz w:val="20"/>
-                <w:szCs w:val="20"/>
+                <w:sz w:val="22"/>
+                <w:szCs w:val="22"/>
               </w:rPr>
               <w:t xml:space="preserve">Informado: </w:t>
             </w:r>
             <w:r>
               <w:rPr>
-                <w:rFonts w:ascii="Arial" w:cs="Arial" w:eastAsia="Arial" w:hAnsi="Arial"/>
+                <w:rFonts w:ascii="Arial Narrow" w:cs="Arial Narrow" w:eastAsia="Arial Narrow" w:hAnsi="Arial Narrow"/>
                 <w:b w:val="false"/>
                 <w:bCs w:val="false"/>
                 <w:i w:val="false"/>
                 <w:iCs w:val="false"/>
-                <w:sz w:val="20"/>
-                <w:szCs w:val="20"/>
+                <w:sz w:val="22"/>
+                <w:szCs w:val="22"/>
               </w:rPr>
               <w:t xml:space="preserve">Debe ser informado sobre el progreso y los resultados del trabajo. En este caso la comunicación es unidireccional.</w:t>
             </w:r>
@@ -3288,13 +3345,13 @@
       </w:pPr>
       <w:r>
         <w:rPr>
-          <w:rFonts w:ascii="Arial" w:cs="Arial" w:eastAsia="Arial" w:hAnsi="Arial"/>
+          <w:rFonts w:ascii="Arial Narrow" w:cs="Arial Narrow" w:eastAsia="Arial Narrow" w:hAnsi="Arial Narrow"/>
           <w:b/>
           <w:bCs/>
           <w:i w:val="false"/>
           <w:iCs w:val="false"/>
-          <w:sz w:val="22"/>
-          <w:szCs w:val="22"/>
+          <w:sz w:val="24"/>
+          <w:szCs w:val="24"/>
         </w:rPr>
         <w:t xml:space="preserve">7. CAPACIDAD Y EXPERIENCIA DEL PERSONAL</w:t>
       </w:r>
@@ -3302,16 +3359,17 @@
     <w:p>
       <w:pPr>
         <w:spacing w:after="120" w:before="0"/>
-      </w:pPr>
-      <w:r>
-        <w:rPr>
-          <w:rFonts w:ascii="Arial" w:cs="Arial" w:eastAsia="Arial" w:hAnsi="Arial"/>
-          <w:b w:val="false"/>
-          <w:bCs w:val="false"/>
-          <w:i w:val="false"/>
-          <w:iCs w:val="false"/>
-          <w:sz w:val="20"/>
-          <w:szCs w:val="20"/>
+        <w:jc w:val="both"/>
+      </w:pPr>
+      <w:r>
+        <w:rPr>
+          <w:rFonts w:ascii="Arial Narrow" w:cs="Arial Narrow" w:eastAsia="Arial Narrow" w:hAnsi="Arial Narrow"/>
+          <w:b w:val="false"/>
+          <w:bCs w:val="false"/>
+          <w:i w:val="false"/>
+          <w:iCs w:val="false"/>
+          <w:sz w:val="22"/>
+          <w:szCs w:val="22"/>
         </w:rPr>
         <w:t xml:space="preserve">La capacidad y experiencia del personal gestor, seguridad y ejecutor se indica tal cual como se hace referencia al documento {codigoOR}, adjuntado en el Anexo A.</w:t>
       </w:r>
@@ -3323,13 +3381,13 @@
       </w:pPr>
       <w:r>
         <w:rPr>
-          <w:rFonts w:ascii="Arial" w:cs="Arial" w:eastAsia="Arial" w:hAnsi="Arial"/>
+          <w:rFonts w:ascii="Arial Narrow" w:cs="Arial Narrow" w:eastAsia="Arial Narrow" w:hAnsi="Arial Narrow"/>
           <w:b/>
           <w:bCs/>
           <w:i w:val="false"/>
           <w:iCs w:val="false"/>
-          <w:sz w:val="22"/>
-          <w:szCs w:val="22"/>
+          <w:sz w:val="24"/>
+          <w:szCs w:val="24"/>
         </w:rPr>
         <w:t xml:space="preserve">8. EQUIPO DE PROTECCIÓN PERSONAL</w:t>
       </w:r>
@@ -3337,136 +3395,137 @@
     <w:p>
       <w:pPr>
         <w:spacing w:after="120" w:before="0"/>
-      </w:pPr>
-      <w:r>
-        <w:rPr>
-          <w:rFonts w:ascii="Arial" w:cs="Arial" w:eastAsia="Arial" w:hAnsi="Arial"/>
-          <w:b w:val="false"/>
-          <w:bCs w:val="false"/>
-          <w:i w:val="false"/>
-          <w:iCs w:val="false"/>
-          <w:sz w:val="20"/>
-          <w:szCs w:val="20"/>
+        <w:jc w:val="both"/>
+      </w:pPr>
+      <w:r>
+        <w:rPr>
+          <w:rFonts w:ascii="Arial Narrow" w:cs="Arial Narrow" w:eastAsia="Arial Narrow" w:hAnsi="Arial Narrow"/>
+          <w:b w:val="false"/>
+          <w:bCs w:val="false"/>
+          <w:i w:val="false"/>
+          <w:iCs w:val="false"/>
+          <w:sz w:val="22"/>
+          <w:szCs w:val="22"/>
         </w:rPr>
         <w:t xml:space="preserve">Los equipos de protección personal de los colaboradores a emplear se establecen en la </w:t>
       </w:r>
       <w:r>
         <w:rPr>
-          <w:rFonts w:ascii="Arial" w:cs="Arial" w:eastAsia="Arial" w:hAnsi="Arial"/>
+          <w:rFonts w:ascii="Arial Narrow" w:cs="Arial Narrow" w:eastAsia="Arial Narrow" w:hAnsi="Arial Narrow"/>
           <w:b/>
           <w:bCs/>
           <w:i w:val="false"/>
           <w:iCs w:val="false"/>
-          <w:sz w:val="20"/>
-          <w:szCs w:val="20"/>
+          <w:sz w:val="22"/>
+          <w:szCs w:val="22"/>
         </w:rPr>
         <w:t xml:space="preserve">Matriz de EPP (GYS-SST-MEPP-001)</w:t>
       </w:r>
       <w:r>
         <w:rPr>
-          <w:rFonts w:ascii="Arial" w:cs="Arial" w:eastAsia="Arial" w:hAnsi="Arial"/>
-          <w:b w:val="false"/>
-          <w:bCs w:val="false"/>
-          <w:i w:val="false"/>
-          <w:iCs w:val="false"/>
-          <w:sz w:val="20"/>
-          <w:szCs w:val="20"/>
+          <w:rFonts w:ascii="Arial Narrow" w:cs="Arial Narrow" w:eastAsia="Arial Narrow" w:hAnsi="Arial Narrow"/>
+          <w:b w:val="false"/>
+          <w:bCs w:val="false"/>
+          <w:i w:val="false"/>
+          <w:iCs w:val="false"/>
+          <w:sz w:val="22"/>
+          <w:szCs w:val="22"/>
         </w:rPr>
         <w:t xml:space="preserve"> y el procedimiento de control operacional: </w:t>
       </w:r>
       <w:r>
         <w:rPr>
-          <w:rFonts w:ascii="Arial" w:cs="Arial" w:eastAsia="Arial" w:hAnsi="Arial"/>
+          <w:rFonts w:ascii="Arial Narrow" w:cs="Arial Narrow" w:eastAsia="Arial Narrow" w:hAnsi="Arial Narrow"/>
           <w:b/>
           <w:bCs/>
           <w:i w:val="false"/>
           <w:iCs w:val="false"/>
-          <w:sz w:val="20"/>
-          <w:szCs w:val="20"/>
+          <w:sz w:val="22"/>
+          <w:szCs w:val="22"/>
         </w:rPr>
         <w:t xml:space="preserve">Trabajo eléctrico</w:t>
       </w:r>
       <w:r>
         <w:rPr>
-          <w:rFonts w:ascii="Arial" w:cs="Arial" w:eastAsia="Arial" w:hAnsi="Arial"/>
-          <w:b w:val="false"/>
-          <w:bCs w:val="false"/>
-          <w:i w:val="false"/>
-          <w:iCs w:val="false"/>
-          <w:sz w:val="20"/>
-          <w:szCs w:val="20"/>
+          <w:rFonts w:ascii="Arial Narrow" w:cs="Arial Narrow" w:eastAsia="Arial Narrow" w:hAnsi="Arial Narrow"/>
+          <w:b w:val="false"/>
+          <w:bCs w:val="false"/>
+          <w:i w:val="false"/>
+          <w:iCs w:val="false"/>
+          <w:sz w:val="22"/>
+          <w:szCs w:val="22"/>
         </w:rPr>
         <w:t xml:space="preserve"> (GYS-SST-P-006), </w:t>
       </w:r>
       <w:r>
         <w:rPr>
-          <w:rFonts w:ascii="Arial" w:cs="Arial" w:eastAsia="Arial" w:hAnsi="Arial"/>
+          <w:rFonts w:ascii="Arial Narrow" w:cs="Arial Narrow" w:eastAsia="Arial Narrow" w:hAnsi="Arial Narrow"/>
           <w:b/>
           <w:bCs/>
           <w:i w:val="false"/>
           <w:iCs w:val="false"/>
-          <w:sz w:val="20"/>
-          <w:szCs w:val="20"/>
+          <w:sz w:val="22"/>
+          <w:szCs w:val="22"/>
         </w:rPr>
         <w:t xml:space="preserve">Trabajo en altura</w:t>
       </w:r>
       <w:r>
         <w:rPr>
-          <w:rFonts w:ascii="Arial" w:cs="Arial" w:eastAsia="Arial" w:hAnsi="Arial"/>
-          <w:b w:val="false"/>
-          <w:bCs w:val="false"/>
-          <w:i w:val="false"/>
-          <w:iCs w:val="false"/>
-          <w:sz w:val="20"/>
-          <w:szCs w:val="20"/>
+          <w:rFonts w:ascii="Arial Narrow" w:cs="Arial Narrow" w:eastAsia="Arial Narrow" w:hAnsi="Arial Narrow"/>
+          <w:b w:val="false"/>
+          <w:bCs w:val="false"/>
+          <w:i w:val="false"/>
+          <w:iCs w:val="false"/>
+          <w:sz w:val="22"/>
+          <w:szCs w:val="22"/>
         </w:rPr>
         <w:t xml:space="preserve"> (GYS-SST-P-007), </w:t>
       </w:r>
       <w:r>
         <w:rPr>
-          <w:rFonts w:ascii="Arial" w:cs="Arial" w:eastAsia="Arial" w:hAnsi="Arial"/>
+          <w:rFonts w:ascii="Arial Narrow" w:cs="Arial Narrow" w:eastAsia="Arial Narrow" w:hAnsi="Arial Narrow"/>
           <w:b/>
           <w:bCs/>
           <w:i w:val="false"/>
           <w:iCs w:val="false"/>
-          <w:sz w:val="20"/>
-          <w:szCs w:val="20"/>
+          <w:sz w:val="22"/>
+          <w:szCs w:val="22"/>
         </w:rPr>
         <w:t xml:space="preserve">Trabajo en caliente</w:t>
       </w:r>
       <w:r>
         <w:rPr>
-          <w:rFonts w:ascii="Arial" w:cs="Arial" w:eastAsia="Arial" w:hAnsi="Arial"/>
-          <w:b w:val="false"/>
-          <w:bCs w:val="false"/>
-          <w:i w:val="false"/>
-          <w:iCs w:val="false"/>
-          <w:sz w:val="20"/>
-          <w:szCs w:val="20"/>
+          <w:rFonts w:ascii="Arial Narrow" w:cs="Arial Narrow" w:eastAsia="Arial Narrow" w:hAnsi="Arial Narrow"/>
+          <w:b w:val="false"/>
+          <w:bCs w:val="false"/>
+          <w:i w:val="false"/>
+          <w:iCs w:val="false"/>
+          <w:sz w:val="22"/>
+          <w:szCs w:val="22"/>
         </w:rPr>
         <w:t xml:space="preserve"> (GYS-SST-P-008), </w:t>
       </w:r>
       <w:r>
         <w:rPr>
-          <w:rFonts w:ascii="Arial" w:cs="Arial" w:eastAsia="Arial" w:hAnsi="Arial"/>
+          <w:rFonts w:ascii="Arial Narrow" w:cs="Arial Narrow" w:eastAsia="Arial Narrow" w:hAnsi="Arial Narrow"/>
           <w:b/>
           <w:bCs/>
           <w:i w:val="false"/>
           <w:iCs w:val="false"/>
-          <w:sz w:val="20"/>
-          <w:szCs w:val="20"/>
+          <w:sz w:val="22"/>
+          <w:szCs w:val="22"/>
         </w:rPr>
         <w:t xml:space="preserve">Trabajo en espacio confinado</w:t>
       </w:r>
       <w:r>
         <w:rPr>
-          <w:rFonts w:ascii="Arial" w:cs="Arial" w:eastAsia="Arial" w:hAnsi="Arial"/>
-          <w:b w:val="false"/>
-          <w:bCs w:val="false"/>
-          <w:i w:val="false"/>
-          <w:iCs w:val="false"/>
-          <w:sz w:val="20"/>
-          <w:szCs w:val="20"/>
+          <w:rFonts w:ascii="Arial Narrow" w:cs="Arial Narrow" w:eastAsia="Arial Narrow" w:hAnsi="Arial Narrow"/>
+          <w:b w:val="false"/>
+          <w:bCs w:val="false"/>
+          <w:i w:val="false"/>
+          <w:iCs w:val="false"/>
+          <w:sz w:val="22"/>
+          <w:szCs w:val="22"/>
         </w:rPr>
         <w:t xml:space="preserve"> (GYS-SST-P-009) y PETS de proyectos específicos.</w:t>
       </w:r>
@@ -3478,25 +3537,25 @@
       </w:pPr>
       <w:r>
         <w:rPr>
-          <w:rFonts w:ascii="Arial" w:cs="Arial" w:eastAsia="Arial" w:hAnsi="Arial"/>
+          <w:rFonts w:ascii="Arial Narrow" w:cs="Arial Narrow" w:eastAsia="Arial Narrow" w:hAnsi="Arial Narrow"/>
           <w:b/>
           <w:bCs/>
           <w:i/>
           <w:iCs/>
-          <w:sz w:val="18"/>
-          <w:szCs w:val="18"/>
+          <w:sz w:val="20"/>
+          <w:szCs w:val="20"/>
         </w:rPr>
         <w:t xml:space="preserve">Cuadro 1. </w:t>
       </w:r>
       <w:r>
         <w:rPr>
-          <w:rFonts w:ascii="Arial" w:cs="Arial" w:eastAsia="Arial" w:hAnsi="Arial"/>
+          <w:rFonts w:ascii="Arial Narrow" w:cs="Arial Narrow" w:eastAsia="Arial Narrow" w:hAnsi="Arial Narrow"/>
           <w:b w:val="false"/>
           <w:bCs w:val="false"/>
           <w:i/>
           <w:iCs/>
-          <w:sz w:val="18"/>
-          <w:szCs w:val="18"/>
+          <w:sz w:val="20"/>
+          <w:szCs w:val="20"/>
         </w:rPr>
         <w:t xml:space="preserve">Equipos de protección personal</w:t>
       </w:r>
@@ -3537,13 +3596,13 @@
             </w:pPr>
             <w:r>
               <w:rPr>
-                <w:rFonts w:ascii="Arial" w:cs="Arial" w:eastAsia="Arial" w:hAnsi="Arial"/>
+                <w:rFonts w:ascii="Arial Narrow" w:cs="Arial Narrow" w:eastAsia="Arial Narrow" w:hAnsi="Arial Narrow"/>
                 <w:b/>
                 <w:bCs/>
                 <w:i w:val="false"/>
                 <w:iCs w:val="false"/>
-                <w:sz w:val="20"/>
-                <w:szCs w:val="20"/>
+                <w:sz w:val="22"/>
+                <w:szCs w:val="22"/>
               </w:rPr>
               <w:t xml:space="preserve">EPP BÁSICO</w:t>
             </w:r>
@@ -3568,13 +3627,13 @@
             </w:pPr>
             <w:r>
               <w:rPr>
-                <w:rFonts w:ascii="Arial" w:cs="Arial" w:eastAsia="Arial" w:hAnsi="Arial"/>
+                <w:rFonts w:ascii="Arial Narrow" w:cs="Arial Narrow" w:eastAsia="Arial Narrow" w:hAnsi="Arial Narrow"/>
                 <w:b/>
                 <w:bCs/>
                 <w:i w:val="false"/>
                 <w:iCs w:val="false"/>
-                <w:sz w:val="20"/>
-                <w:szCs w:val="20"/>
+                <w:sz w:val="22"/>
+                <w:szCs w:val="22"/>
               </w:rPr>
               <w:t xml:space="preserve">EPP RIESGO ESPECÍFICO</w:t>
             </w:r>
@@ -3599,13 +3658,13 @@
             </w:pPr>
             <w:r>
               <w:rPr>
-                <w:rFonts w:ascii="Arial" w:cs="Arial" w:eastAsia="Arial" w:hAnsi="Arial"/>
+                <w:rFonts w:ascii="Arial Narrow" w:cs="Arial Narrow" w:eastAsia="Arial Narrow" w:hAnsi="Arial Narrow"/>
                 <w:b w:val="false"/>
                 <w:bCs w:val="false"/>
                 <w:i w:val="false"/>
                 <w:iCs w:val="false"/>
-                <w:sz w:val="20"/>
-                <w:szCs w:val="20"/>
+                <w:sz w:val="22"/>
+                <w:szCs w:val="22"/>
               </w:rPr>
               <w:t xml:space="preserve">{#eppBasico}</w:t>
             </w:r>
@@ -3621,13 +3680,13 @@
             </w:pPr>
             <w:r>
               <w:rPr>
-                <w:rFonts w:ascii="Arial" w:cs="Arial" w:eastAsia="Arial" w:hAnsi="Arial"/>
+                <w:rFonts w:ascii="Arial Narrow" w:cs="Arial Narrow" w:eastAsia="Arial Narrow" w:hAnsi="Arial Narrow"/>
                 <w:b w:val="false"/>
                 <w:bCs w:val="false"/>
                 <w:i w:val="false"/>
                 <w:iCs w:val="false"/>
-                <w:sz w:val="20"/>
-                <w:szCs w:val="20"/>
+                <w:sz w:val="22"/>
+                <w:szCs w:val="22"/>
               </w:rPr>
               <w:t xml:space="preserve">{nombre} ({norma})</w:t>
             </w:r>
@@ -3638,13 +3697,13 @@
             </w:pPr>
             <w:r>
               <w:rPr>
-                <w:rFonts w:ascii="Arial" w:cs="Arial" w:eastAsia="Arial" w:hAnsi="Arial"/>
+                <w:rFonts w:ascii="Arial Narrow" w:cs="Arial Narrow" w:eastAsia="Arial Narrow" w:hAnsi="Arial Narrow"/>
                 <w:b w:val="false"/>
                 <w:bCs w:val="false"/>
                 <w:i w:val="false"/>
                 <w:iCs w:val="false"/>
-                <w:sz w:val="20"/>
-                <w:szCs w:val="20"/>
+                <w:sz w:val="22"/>
+                <w:szCs w:val="22"/>
               </w:rPr>
               <w:t xml:space="preserve">{/eppBasico}</w:t>
             </w:r>
@@ -3655,13 +3714,13 @@
             </w:pPr>
             <w:r>
               <w:rPr>
-                <w:rFonts w:ascii="Arial" w:cs="Arial" w:eastAsia="Arial" w:hAnsi="Arial"/>
+                <w:rFonts w:ascii="Arial Narrow" w:cs="Arial Narrow" w:eastAsia="Arial Narrow" w:hAnsi="Arial Narrow"/>
                 <w:b w:val="false"/>
                 <w:bCs w:val="false"/>
                 <w:i w:val="false"/>
                 <w:iCs w:val="false"/>
-                <w:sz w:val="20"/>
-                <w:szCs w:val="20"/>
+                <w:sz w:val="22"/>
+                <w:szCs w:val="22"/>
               </w:rPr>
               <w:t xml:space="preserve">{#hayEppBioseguridad}</w:t>
             </w:r>
@@ -3672,13 +3731,13 @@
             </w:pPr>
             <w:r>
               <w:rPr>
-                <w:rFonts w:ascii="Arial" w:cs="Arial" w:eastAsia="Arial" w:hAnsi="Arial"/>
+                <w:rFonts w:ascii="Arial Narrow" w:cs="Arial Narrow" w:eastAsia="Arial Narrow" w:hAnsi="Arial Narrow"/>
                 <w:b/>
                 <w:bCs/>
                 <w:i w:val="false"/>
                 <w:iCs w:val="false"/>
-                <w:sz w:val="20"/>
-                <w:szCs w:val="20"/>
+                <w:sz w:val="22"/>
+                <w:szCs w:val="22"/>
               </w:rPr>
               <w:t xml:space="preserve">EPP Bioseguridad:</w:t>
             </w:r>
@@ -3689,13 +3748,13 @@
             </w:pPr>
             <w:r>
               <w:rPr>
-                <w:rFonts w:ascii="Arial" w:cs="Arial" w:eastAsia="Arial" w:hAnsi="Arial"/>
+                <w:rFonts w:ascii="Arial Narrow" w:cs="Arial Narrow" w:eastAsia="Arial Narrow" w:hAnsi="Arial Narrow"/>
                 <w:b w:val="false"/>
                 <w:bCs w:val="false"/>
                 <w:i w:val="false"/>
                 <w:iCs w:val="false"/>
-                <w:sz w:val="20"/>
-                <w:szCs w:val="20"/>
+                <w:sz w:val="22"/>
+                <w:szCs w:val="22"/>
               </w:rPr>
               <w:t xml:space="preserve">{#eppBioseguridad}</w:t>
             </w:r>
@@ -3711,13 +3770,13 @@
             </w:pPr>
             <w:r>
               <w:rPr>
-                <w:rFonts w:ascii="Arial" w:cs="Arial" w:eastAsia="Arial" w:hAnsi="Arial"/>
+                <w:rFonts w:ascii="Arial Narrow" w:cs="Arial Narrow" w:eastAsia="Arial Narrow" w:hAnsi="Arial Narrow"/>
                 <w:b w:val="false"/>
                 <w:bCs w:val="false"/>
                 <w:i w:val="false"/>
                 <w:iCs w:val="false"/>
-                <w:sz w:val="20"/>
-                <w:szCs w:val="20"/>
+                <w:sz w:val="22"/>
+                <w:szCs w:val="22"/>
               </w:rPr>
               <w:t xml:space="preserve">{nombre} ({norma})</w:t>
             </w:r>
@@ -3728,13 +3787,13 @@
             </w:pPr>
             <w:r>
               <w:rPr>
-                <w:rFonts w:ascii="Arial" w:cs="Arial" w:eastAsia="Arial" w:hAnsi="Arial"/>
+                <w:rFonts w:ascii="Arial Narrow" w:cs="Arial Narrow" w:eastAsia="Arial Narrow" w:hAnsi="Arial Narrow"/>
                 <w:b w:val="false"/>
                 <w:bCs w:val="false"/>
                 <w:i w:val="false"/>
                 <w:iCs w:val="false"/>
-                <w:sz w:val="20"/>
-                <w:szCs w:val="20"/>
+                <w:sz w:val="22"/>
+                <w:szCs w:val="22"/>
               </w:rPr>
               <w:t xml:space="preserve">{/eppBioseguridad}</w:t>
             </w:r>
@@ -3745,13 +3804,13 @@
             </w:pPr>
             <w:r>
               <w:rPr>
-                <w:rFonts w:ascii="Arial" w:cs="Arial" w:eastAsia="Arial" w:hAnsi="Arial"/>
+                <w:rFonts w:ascii="Arial Narrow" w:cs="Arial Narrow" w:eastAsia="Arial Narrow" w:hAnsi="Arial Narrow"/>
                 <w:b w:val="false"/>
                 <w:bCs w:val="false"/>
                 <w:i w:val="false"/>
                 <w:iCs w:val="false"/>
-                <w:sz w:val="20"/>
-                <w:szCs w:val="20"/>
+                <w:sz w:val="22"/>
+                <w:szCs w:val="22"/>
               </w:rPr>
               <w:t xml:space="preserve">{/hayEppBioseguridad}</w:t>
             </w:r>
@@ -3774,13 +3833,13 @@
             </w:pPr>
             <w:r>
               <w:rPr>
-                <w:rFonts w:ascii="Arial" w:cs="Arial" w:eastAsia="Arial" w:hAnsi="Arial"/>
+                <w:rFonts w:ascii="Arial Narrow" w:cs="Arial Narrow" w:eastAsia="Arial Narrow" w:hAnsi="Arial Narrow"/>
                 <w:b w:val="false"/>
                 <w:bCs w:val="false"/>
                 <w:i w:val="false"/>
                 <w:iCs w:val="false"/>
-                <w:sz w:val="20"/>
-                <w:szCs w:val="20"/>
+                <w:sz w:val="22"/>
+                <w:szCs w:val="22"/>
               </w:rPr>
               <w:t xml:space="preserve">{#eppRiesgoEspecifico}</w:t>
             </w:r>
@@ -3796,13 +3855,13 @@
             </w:pPr>
             <w:r>
               <w:rPr>
-                <w:rFonts w:ascii="Arial" w:cs="Arial" w:eastAsia="Arial" w:hAnsi="Arial"/>
+                <w:rFonts w:ascii="Arial Narrow" w:cs="Arial Narrow" w:eastAsia="Arial Narrow" w:hAnsi="Arial Narrow"/>
                 <w:b w:val="false"/>
                 <w:bCs w:val="false"/>
                 <w:i w:val="false"/>
                 <w:iCs w:val="false"/>
-                <w:sz w:val="20"/>
-                <w:szCs w:val="20"/>
+                <w:sz w:val="22"/>
+                <w:szCs w:val="22"/>
               </w:rPr>
               <w:t xml:space="preserve">{nombre} ({norma})</w:t>
             </w:r>
@@ -3813,13 +3872,13 @@
             </w:pPr>
             <w:r>
               <w:rPr>
-                <w:rFonts w:ascii="Arial" w:cs="Arial" w:eastAsia="Arial" w:hAnsi="Arial"/>
+                <w:rFonts w:ascii="Arial Narrow" w:cs="Arial Narrow" w:eastAsia="Arial Narrow" w:hAnsi="Arial Narrow"/>
                 <w:b w:val="false"/>
                 <w:bCs w:val="false"/>
                 <w:i w:val="false"/>
                 <w:iCs w:val="false"/>
-                <w:sz w:val="20"/>
-                <w:szCs w:val="20"/>
+                <w:sz w:val="22"/>
+                <w:szCs w:val="22"/>
               </w:rPr>
               <w:t xml:space="preserve">{/eppRiesgoEspecifico}</w:t>
             </w:r>
@@ -3834,13 +3893,13 @@
       </w:pPr>
       <w:r>
         <w:rPr>
-          <w:rFonts w:ascii="Arial" w:cs="Arial" w:eastAsia="Arial" w:hAnsi="Arial"/>
+          <w:rFonts w:ascii="Arial Narrow" w:cs="Arial Narrow" w:eastAsia="Arial Narrow" w:hAnsi="Arial Narrow"/>
           <w:b/>
           <w:bCs/>
           <w:i w:val="false"/>
           <w:iCs w:val="false"/>
-          <w:sz w:val="22"/>
-          <w:szCs w:val="22"/>
+          <w:sz w:val="24"/>
+          <w:szCs w:val="24"/>
         </w:rPr>
         <w:t xml:space="preserve">9. EQUIPOS, HERRAMIENTAS Y MATERIALES</w:t>
       </w:r>
@@ -3882,13 +3941,13 @@
             </w:pPr>
             <w:r>
               <w:rPr>
-                <w:rFonts w:ascii="Arial" w:cs="Arial" w:eastAsia="Arial" w:hAnsi="Arial"/>
+                <w:rFonts w:ascii="Arial Narrow" w:cs="Arial Narrow" w:eastAsia="Arial Narrow" w:hAnsi="Arial Narrow"/>
                 <w:b/>
                 <w:bCs/>
                 <w:i w:val="false"/>
                 <w:iCs w:val="false"/>
-                <w:sz w:val="20"/>
-                <w:szCs w:val="20"/>
+                <w:sz w:val="22"/>
+                <w:szCs w:val="22"/>
               </w:rPr>
               <w:t xml:space="preserve">EQUIPOS</w:t>
             </w:r>
@@ -3913,13 +3972,13 @@
             </w:pPr>
             <w:r>
               <w:rPr>
-                <w:rFonts w:ascii="Arial" w:cs="Arial" w:eastAsia="Arial" w:hAnsi="Arial"/>
+                <w:rFonts w:ascii="Arial Narrow" w:cs="Arial Narrow" w:eastAsia="Arial Narrow" w:hAnsi="Arial Narrow"/>
                 <w:b/>
                 <w:bCs/>
                 <w:i w:val="false"/>
                 <w:iCs w:val="false"/>
-                <w:sz w:val="20"/>
-                <w:szCs w:val="20"/>
+                <w:sz w:val="22"/>
+                <w:szCs w:val="22"/>
               </w:rPr>
               <w:t xml:space="preserve">HERRAMIENTAS</w:t>
             </w:r>
@@ -3944,13 +4003,13 @@
             </w:pPr>
             <w:r>
               <w:rPr>
-                <w:rFonts w:ascii="Arial" w:cs="Arial" w:eastAsia="Arial" w:hAnsi="Arial"/>
+                <w:rFonts w:ascii="Arial Narrow" w:cs="Arial Narrow" w:eastAsia="Arial Narrow" w:hAnsi="Arial Narrow"/>
                 <w:b/>
                 <w:bCs/>
                 <w:i w:val="false"/>
                 <w:iCs w:val="false"/>
-                <w:sz w:val="20"/>
-                <w:szCs w:val="20"/>
+                <w:sz w:val="22"/>
+                <w:szCs w:val="22"/>
               </w:rPr>
               <w:t xml:space="preserve">MATERIALES</w:t>
             </w:r>
@@ -3975,13 +4034,13 @@
             </w:pPr>
             <w:r>
               <w:rPr>
-                <w:rFonts w:ascii="Arial" w:cs="Arial" w:eastAsia="Arial" w:hAnsi="Arial"/>
+                <w:rFonts w:ascii="Arial Narrow" w:cs="Arial Narrow" w:eastAsia="Arial Narrow" w:hAnsi="Arial Narrow"/>
                 <w:b w:val="false"/>
                 <w:bCs w:val="false"/>
                 <w:i w:val="false"/>
                 <w:iCs w:val="false"/>
-                <w:sz w:val="20"/>
-                <w:szCs w:val="20"/>
+                <w:sz w:val="22"/>
+                <w:szCs w:val="22"/>
               </w:rPr>
               <w:t xml:space="preserve">{#equipos}</w:t>
             </w:r>
@@ -3997,13 +4056,13 @@
             </w:pPr>
             <w:r>
               <w:rPr>
-                <w:rFonts w:ascii="Arial" w:cs="Arial" w:eastAsia="Arial" w:hAnsi="Arial"/>
+                <w:rFonts w:ascii="Arial Narrow" w:cs="Arial Narrow" w:eastAsia="Arial Narrow" w:hAnsi="Arial Narrow"/>
                 <w:b w:val="false"/>
                 <w:bCs w:val="false"/>
                 <w:i w:val="false"/>
                 <w:iCs w:val="false"/>
-                <w:sz w:val="20"/>
-                <w:szCs w:val="20"/>
+                <w:sz w:val="22"/>
+                <w:szCs w:val="22"/>
               </w:rPr>
               <w:t xml:space="preserve">{nombre} — {cantidad}</w:t>
             </w:r>
@@ -4014,13 +4073,13 @@
             </w:pPr>
             <w:r>
               <w:rPr>
-                <w:rFonts w:ascii="Arial" w:cs="Arial" w:eastAsia="Arial" w:hAnsi="Arial"/>
+                <w:rFonts w:ascii="Arial Narrow" w:cs="Arial Narrow" w:eastAsia="Arial Narrow" w:hAnsi="Arial Narrow"/>
                 <w:b w:val="false"/>
                 <w:bCs w:val="false"/>
                 <w:i w:val="false"/>
                 <w:iCs w:val="false"/>
-                <w:sz w:val="20"/>
-                <w:szCs w:val="20"/>
+                <w:sz w:val="22"/>
+                <w:szCs w:val="22"/>
               </w:rPr>
               <w:t xml:space="preserve">{/equipos}</w:t>
             </w:r>
@@ -4043,13 +4102,13 @@
             </w:pPr>
             <w:r>
               <w:rPr>
-                <w:rFonts w:ascii="Arial" w:cs="Arial" w:eastAsia="Arial" w:hAnsi="Arial"/>
+                <w:rFonts w:ascii="Arial Narrow" w:cs="Arial Narrow" w:eastAsia="Arial Narrow" w:hAnsi="Arial Narrow"/>
                 <w:b w:val="false"/>
                 <w:bCs w:val="false"/>
                 <w:i w:val="false"/>
                 <w:iCs w:val="false"/>
-                <w:sz w:val="20"/>
-                <w:szCs w:val="20"/>
+                <w:sz w:val="22"/>
+                <w:szCs w:val="22"/>
               </w:rPr>
               <w:t xml:space="preserve">{#herramientas}</w:t>
             </w:r>
@@ -4065,13 +4124,13 @@
             </w:pPr>
             <w:r>
               <w:rPr>
-                <w:rFonts w:ascii="Arial" w:cs="Arial" w:eastAsia="Arial" w:hAnsi="Arial"/>
+                <w:rFonts w:ascii="Arial Narrow" w:cs="Arial Narrow" w:eastAsia="Arial Narrow" w:hAnsi="Arial Narrow"/>
                 <w:b w:val="false"/>
                 <w:bCs w:val="false"/>
                 <w:i w:val="false"/>
                 <w:iCs w:val="false"/>
-                <w:sz w:val="20"/>
-                <w:szCs w:val="20"/>
+                <w:sz w:val="22"/>
+                <w:szCs w:val="22"/>
               </w:rPr>
               <w:t xml:space="preserve">{nombre} — {cantidad}</w:t>
             </w:r>
@@ -4082,13 +4141,13 @@
             </w:pPr>
             <w:r>
               <w:rPr>
-                <w:rFonts w:ascii="Arial" w:cs="Arial" w:eastAsia="Arial" w:hAnsi="Arial"/>
+                <w:rFonts w:ascii="Arial Narrow" w:cs="Arial Narrow" w:eastAsia="Arial Narrow" w:hAnsi="Arial Narrow"/>
                 <w:b w:val="false"/>
                 <w:bCs w:val="false"/>
                 <w:i w:val="false"/>
                 <w:iCs w:val="false"/>
-                <w:sz w:val="20"/>
-                <w:szCs w:val="20"/>
+                <w:sz w:val="22"/>
+                <w:szCs w:val="22"/>
               </w:rPr>
               <w:t xml:space="preserve">{/herramientas}</w:t>
             </w:r>
@@ -4111,13 +4170,13 @@
             </w:pPr>
             <w:r>
               <w:rPr>
-                <w:rFonts w:ascii="Arial" w:cs="Arial" w:eastAsia="Arial" w:hAnsi="Arial"/>
+                <w:rFonts w:ascii="Arial Narrow" w:cs="Arial Narrow" w:eastAsia="Arial Narrow" w:hAnsi="Arial Narrow"/>
                 <w:b w:val="false"/>
                 <w:bCs w:val="false"/>
                 <w:i w:val="false"/>
                 <w:iCs w:val="false"/>
-                <w:sz w:val="20"/>
-                <w:szCs w:val="20"/>
+                <w:sz w:val="22"/>
+                <w:szCs w:val="22"/>
               </w:rPr>
               <w:t xml:space="preserve">{#materiales}</w:t>
             </w:r>
@@ -4133,13 +4192,13 @@
             </w:pPr>
             <w:r>
               <w:rPr>
-                <w:rFonts w:ascii="Arial" w:cs="Arial" w:eastAsia="Arial" w:hAnsi="Arial"/>
+                <w:rFonts w:ascii="Arial Narrow" w:cs="Arial Narrow" w:eastAsia="Arial Narrow" w:hAnsi="Arial Narrow"/>
                 <w:b w:val="false"/>
                 <w:bCs w:val="false"/>
                 <w:i w:val="false"/>
                 <w:iCs w:val="false"/>
-                <w:sz w:val="20"/>
-                <w:szCs w:val="20"/>
+                <w:sz w:val="22"/>
+                <w:szCs w:val="22"/>
               </w:rPr>
               <w:t xml:space="preserve">{nombre} — {cantidad}</w:t>
             </w:r>
@@ -4150,13 +4209,13 @@
             </w:pPr>
             <w:r>
               <w:rPr>
-                <w:rFonts w:ascii="Arial" w:cs="Arial" w:eastAsia="Arial" w:hAnsi="Arial"/>
+                <w:rFonts w:ascii="Arial Narrow" w:cs="Arial Narrow" w:eastAsia="Arial Narrow" w:hAnsi="Arial Narrow"/>
                 <w:b w:val="false"/>
                 <w:bCs w:val="false"/>
                 <w:i w:val="false"/>
                 <w:iCs w:val="false"/>
-                <w:sz w:val="20"/>
-                <w:szCs w:val="20"/>
+                <w:sz w:val="22"/>
+                <w:szCs w:val="22"/>
               </w:rPr>
               <w:t xml:space="preserve">{/materiales}</w:t>
             </w:r>
@@ -4171,13 +4230,13 @@
       </w:pPr>
       <w:r>
         <w:rPr>
-          <w:rFonts w:ascii="Arial" w:cs="Arial" w:eastAsia="Arial" w:hAnsi="Arial"/>
+          <w:rFonts w:ascii="Arial Narrow" w:cs="Arial Narrow" w:eastAsia="Arial Narrow" w:hAnsi="Arial Narrow"/>
           <w:b/>
           <w:bCs/>
           <w:i w:val="false"/>
           <w:iCs w:val="false"/>
-          <w:sz w:val="22"/>
-          <w:szCs w:val="22"/>
+          <w:sz w:val="24"/>
+          <w:szCs w:val="24"/>
         </w:rPr>
         <w:t xml:space="preserve">10. CONSIDERACIONES DE SEGURIDAD, SALUD Y MEDIO AMBIENTE</w:t>
       </w:r>
@@ -4185,16 +4244,17 @@
     <w:p>
       <w:pPr>
         <w:spacing w:after="120" w:before="0"/>
-      </w:pPr>
-      <w:r>
-        <w:rPr>
-          <w:rFonts w:ascii="Arial" w:cs="Arial" w:eastAsia="Arial" w:hAnsi="Arial"/>
-          <w:b w:val="false"/>
-          <w:bCs w:val="false"/>
-          <w:i w:val="false"/>
-          <w:iCs w:val="false"/>
-          <w:sz w:val="20"/>
-          <w:szCs w:val="20"/>
+        <w:jc w:val="both"/>
+      </w:pPr>
+      <w:r>
+        <w:rPr>
+          <w:rFonts w:ascii="Arial Narrow" w:cs="Arial Narrow" w:eastAsia="Arial Narrow" w:hAnsi="Arial Narrow"/>
+          <w:b w:val="false"/>
+          <w:bCs w:val="false"/>
+          <w:i w:val="false"/>
+          <w:iCs w:val="false"/>
+          <w:sz w:val="22"/>
+          <w:szCs w:val="22"/>
         </w:rPr>
         <w:t xml:space="preserve">Para la ejecución del proyecto se han elaborado los documentos de seguridad de acuerdo a los lineamientos solicitados por el cliente:</w:t>
       </w:r>
@@ -4207,28 +4267,29 @@
           <w:numId w:val="2"/>
         </w:numPr>
         <w:spacing w:after="120" w:before="0"/>
-      </w:pPr>
-      <w:r>
-        <w:rPr>
-          <w:rFonts w:ascii="Arial" w:cs="Arial" w:eastAsia="Arial" w:hAnsi="Arial"/>
+        <w:jc w:val="both"/>
+      </w:pPr>
+      <w:r>
+        <w:rPr>
+          <w:rFonts w:ascii="Arial Narrow" w:cs="Arial Narrow" w:eastAsia="Arial Narrow" w:hAnsi="Arial Narrow"/>
           <w:b/>
           <w:bCs/>
           <w:i w:val="false"/>
           <w:iCs w:val="false"/>
-          <w:sz w:val="20"/>
-          <w:szCs w:val="20"/>
+          <w:sz w:val="22"/>
+          <w:szCs w:val="22"/>
         </w:rPr>
         <w:t xml:space="preserve">GYS-SST-PL-001</w:t>
       </w:r>
       <w:r>
         <w:rPr>
-          <w:rFonts w:ascii="Arial" w:cs="Arial" w:eastAsia="Arial" w:hAnsi="Arial"/>
-          <w:b w:val="false"/>
-          <w:bCs w:val="false"/>
-          <w:i w:val="false"/>
-          <w:iCs w:val="false"/>
-          <w:sz w:val="20"/>
-          <w:szCs w:val="20"/>
+          <w:rFonts w:ascii="Arial Narrow" w:cs="Arial Narrow" w:eastAsia="Arial Narrow" w:hAnsi="Arial Narrow"/>
+          <w:b w:val="false"/>
+          <w:bCs w:val="false"/>
+          <w:i w:val="false"/>
+          <w:iCs w:val="false"/>
+          <w:sz w:val="22"/>
+          <w:szCs w:val="22"/>
         </w:rPr>
         <w:t xml:space="preserve"> Plan anual de seguridad y salud ocupacional.</w:t>
       </w:r>
@@ -4241,28 +4302,29 @@
           <w:numId w:val="2"/>
         </w:numPr>
         <w:spacing w:after="120" w:before="0"/>
-      </w:pPr>
-      <w:r>
-        <w:rPr>
-          <w:rFonts w:ascii="Arial" w:cs="Arial" w:eastAsia="Arial" w:hAnsi="Arial"/>
+        <w:jc w:val="both"/>
+      </w:pPr>
+      <w:r>
+        <w:rPr>
+          <w:rFonts w:ascii="Arial Narrow" w:cs="Arial Narrow" w:eastAsia="Arial Narrow" w:hAnsi="Arial Narrow"/>
           <w:b/>
           <w:bCs/>
           <w:i w:val="false"/>
           <w:iCs w:val="false"/>
-          <w:sz w:val="20"/>
-          <w:szCs w:val="20"/>
+          <w:sz w:val="22"/>
+          <w:szCs w:val="22"/>
         </w:rPr>
         <w:t xml:space="preserve">GYS-SST-PL-002</w:t>
       </w:r>
       <w:r>
         <w:rPr>
-          <w:rFonts w:ascii="Arial" w:cs="Arial" w:eastAsia="Arial" w:hAnsi="Arial"/>
-          <w:b w:val="false"/>
-          <w:bCs w:val="false"/>
-          <w:i w:val="false"/>
-          <w:iCs w:val="false"/>
-          <w:sz w:val="20"/>
-          <w:szCs w:val="20"/>
+          <w:rFonts w:ascii="Arial Narrow" w:cs="Arial Narrow" w:eastAsia="Arial Narrow" w:hAnsi="Arial Narrow"/>
+          <w:b w:val="false"/>
+          <w:bCs w:val="false"/>
+          <w:i w:val="false"/>
+          <w:iCs w:val="false"/>
+          <w:sz w:val="22"/>
+          <w:szCs w:val="22"/>
         </w:rPr>
         <w:t xml:space="preserve"> Plan de respuesta a emergencias.</w:t>
       </w:r>
@@ -4275,28 +4337,29 @@
           <w:numId w:val="2"/>
         </w:numPr>
         <w:spacing w:after="120" w:before="0"/>
-      </w:pPr>
-      <w:r>
-        <w:rPr>
-          <w:rFonts w:ascii="Arial" w:cs="Arial" w:eastAsia="Arial" w:hAnsi="Arial"/>
+        <w:jc w:val="both"/>
+      </w:pPr>
+      <w:r>
+        <w:rPr>
+          <w:rFonts w:ascii="Arial Narrow" w:cs="Arial Narrow" w:eastAsia="Arial Narrow" w:hAnsi="Arial Narrow"/>
           <w:b/>
           <w:bCs/>
           <w:i w:val="false"/>
           <w:iCs w:val="false"/>
-          <w:sz w:val="20"/>
-          <w:szCs w:val="20"/>
+          <w:sz w:val="22"/>
+          <w:szCs w:val="22"/>
         </w:rPr>
         <w:t xml:space="preserve">GYS-SST-PL-004</w:t>
       </w:r>
       <w:r>
         <w:rPr>
-          <w:rFonts w:ascii="Arial" w:cs="Arial" w:eastAsia="Arial" w:hAnsi="Arial"/>
-          <w:b w:val="false"/>
-          <w:bCs w:val="false"/>
-          <w:i w:val="false"/>
-          <w:iCs w:val="false"/>
-          <w:sz w:val="20"/>
-          <w:szCs w:val="20"/>
+          <w:rFonts w:ascii="Arial Narrow" w:cs="Arial Narrow" w:eastAsia="Arial Narrow" w:hAnsi="Arial Narrow"/>
+          <w:b w:val="false"/>
+          <w:bCs w:val="false"/>
+          <w:i w:val="false"/>
+          <w:iCs w:val="false"/>
+          <w:sz w:val="22"/>
+          <w:szCs w:val="22"/>
         </w:rPr>
         <w:t xml:space="preserve"> Plan de contingencia de salud.</w:t>
       </w:r>
@@ -4308,13 +4371,13 @@
       </w:pPr>
       <w:r>
         <w:rPr>
-          <w:rFonts w:ascii="Arial" w:cs="Arial" w:eastAsia="Arial" w:hAnsi="Arial"/>
+          <w:rFonts w:ascii="Arial Narrow" w:cs="Arial Narrow" w:eastAsia="Arial Narrow" w:hAnsi="Arial Narrow"/>
           <w:b/>
           <w:bCs/>
           <w:i w:val="false"/>
           <w:iCs w:val="false"/>
-          <w:sz w:val="20"/>
-          <w:szCs w:val="20"/>
+          <w:sz w:val="22"/>
+          <w:szCs w:val="22"/>
         </w:rPr>
         <w:t xml:space="preserve">10.1. Restricciones del proyecto</w:t>
       </w:r>
@@ -4322,16 +4385,17 @@
     <w:p>
       <w:pPr>
         <w:spacing w:after="0" w:before="0"/>
-      </w:pPr>
-      <w:r>
-        <w:rPr>
-          <w:rFonts w:ascii="Arial" w:cs="Arial" w:eastAsia="Arial" w:hAnsi="Arial"/>
-          <w:b w:val="false"/>
-          <w:bCs w:val="false"/>
-          <w:i w:val="false"/>
-          <w:iCs w:val="false"/>
-          <w:sz w:val="20"/>
-          <w:szCs w:val="20"/>
+        <w:jc w:val="both"/>
+      </w:pPr>
+      <w:r>
+        <w:rPr>
+          <w:rFonts w:ascii="Arial Narrow" w:cs="Arial Narrow" w:eastAsia="Arial Narrow" w:hAnsi="Arial Narrow"/>
+          <w:b w:val="false"/>
+          <w:bCs w:val="false"/>
+          <w:i w:val="false"/>
+          <w:iCs w:val="false"/>
+          <w:sz w:val="22"/>
+          <w:szCs w:val="22"/>
         </w:rPr>
         <w:t xml:space="preserve">{#restricciones}</w:t>
       </w:r>
@@ -4344,16 +4408,17 @@
           <w:numId w:val="2"/>
         </w:numPr>
         <w:spacing w:after="120" w:before="0"/>
-      </w:pPr>
-      <w:r>
-        <w:rPr>
-          <w:rFonts w:ascii="Arial" w:cs="Arial" w:eastAsia="Arial" w:hAnsi="Arial"/>
-          <w:b w:val="false"/>
-          <w:bCs w:val="false"/>
-          <w:i w:val="false"/>
-          <w:iCs w:val="false"/>
-          <w:sz w:val="20"/>
-          <w:szCs w:val="20"/>
+        <w:jc w:val="both"/>
+      </w:pPr>
+      <w:r>
+        <w:rPr>
+          <w:rFonts w:ascii="Arial Narrow" w:cs="Arial Narrow" w:eastAsia="Arial Narrow" w:hAnsi="Arial Narrow"/>
+          <w:b w:val="false"/>
+          <w:bCs w:val="false"/>
+          <w:i w:val="false"/>
+          <w:iCs w:val="false"/>
+          <w:sz w:val="22"/>
+          <w:szCs w:val="22"/>
         </w:rPr>
         <w:t xml:space="preserve">{texto}</w:t>
       </w:r>
@@ -4361,16 +4426,17 @@
     <w:p>
       <w:pPr>
         <w:spacing w:after="0" w:before="0"/>
-      </w:pPr>
-      <w:r>
-        <w:rPr>
-          <w:rFonts w:ascii="Arial" w:cs="Arial" w:eastAsia="Arial" w:hAnsi="Arial"/>
-          <w:b w:val="false"/>
-          <w:bCs w:val="false"/>
-          <w:i w:val="false"/>
-          <w:iCs w:val="false"/>
-          <w:sz w:val="20"/>
-          <w:szCs w:val="20"/>
+        <w:jc w:val="both"/>
+      </w:pPr>
+      <w:r>
+        <w:rPr>
+          <w:rFonts w:ascii="Arial Narrow" w:cs="Arial Narrow" w:eastAsia="Arial Narrow" w:hAnsi="Arial Narrow"/>
+          <w:b w:val="false"/>
+          <w:bCs w:val="false"/>
+          <w:i w:val="false"/>
+          <w:iCs w:val="false"/>
+          <w:sz w:val="22"/>
+          <w:szCs w:val="22"/>
         </w:rPr>
         <w:t xml:space="preserve">{/restricciones}</w:t>
       </w:r>
@@ -4382,13 +4448,13 @@
       </w:pPr>
       <w:r>
         <w:rPr>
-          <w:rFonts w:ascii="Arial" w:cs="Arial" w:eastAsia="Arial" w:hAnsi="Arial"/>
+          <w:rFonts w:ascii="Arial Narrow" w:cs="Arial Narrow" w:eastAsia="Arial Narrow" w:hAnsi="Arial Narrow"/>
           <w:b/>
           <w:bCs/>
           <w:i w:val="false"/>
           <w:iCs w:val="false"/>
-          <w:sz w:val="22"/>
-          <w:szCs w:val="22"/>
+          <w:sz w:val="24"/>
+          <w:szCs w:val="24"/>
         </w:rPr>
         <w:t xml:space="preserve">11. ALCANCE DEL SERVICIO</w:t>
       </w:r>
@@ -4396,16 +4462,17 @@
     <w:p>
       <w:pPr>
         <w:spacing w:after="120" w:before="0"/>
-      </w:pPr>
-      <w:r>
-        <w:rPr>
-          <w:rFonts w:ascii="Arial" w:cs="Arial" w:eastAsia="Arial" w:hAnsi="Arial"/>
-          <w:b w:val="false"/>
-          <w:bCs w:val="false"/>
-          <w:i w:val="false"/>
-          <w:iCs w:val="false"/>
-          <w:sz w:val="20"/>
-          <w:szCs w:val="20"/>
+        <w:jc w:val="both"/>
+      </w:pPr>
+      <w:r>
+        <w:rPr>
+          <w:rFonts w:ascii="Arial Narrow" w:cs="Arial Narrow" w:eastAsia="Arial Narrow" w:hAnsi="Arial Narrow"/>
+          <w:b w:val="false"/>
+          <w:bCs w:val="false"/>
+          <w:i w:val="false"/>
+          <w:iCs w:val="false"/>
+          <w:sz w:val="22"/>
+          <w:szCs w:val="22"/>
         </w:rPr>
         <w:t xml:space="preserve">Para la ejecución del proyecto se contará con frentes de trabajo asignados para realizar las instalaciones y servicios descritos. La planificación de las actividades se realiza de acuerdo a la procura de equipos y materiales.</w:t>
       </w:r>
@@ -4413,28 +4480,29 @@
     <w:p>
       <w:pPr>
         <w:spacing w:after="120" w:before="0"/>
-      </w:pPr>
-      <w:r>
-        <w:rPr>
-          <w:rFonts w:ascii="Arial" w:cs="Arial" w:eastAsia="Arial" w:hAnsi="Arial"/>
+        <w:jc w:val="both"/>
+      </w:pPr>
+      <w:r>
+        <w:rPr>
+          <w:rFonts w:ascii="Arial Narrow" w:cs="Arial Narrow" w:eastAsia="Arial Narrow" w:hAnsi="Arial Narrow"/>
           <w:b/>
           <w:bCs/>
           <w:i w:val="false"/>
           <w:iCs w:val="false"/>
-          <w:sz w:val="20"/>
-          <w:szCs w:val="20"/>
+          <w:sz w:val="22"/>
+          <w:szCs w:val="22"/>
         </w:rPr>
         <w:t xml:space="preserve">{#tieneUbicacion}Ubicación de los trabajos: </w:t>
       </w:r>
       <w:r>
         <w:rPr>
-          <w:rFonts w:ascii="Arial" w:cs="Arial" w:eastAsia="Arial" w:hAnsi="Arial"/>
-          <w:b w:val="false"/>
-          <w:bCs w:val="false"/>
-          <w:i w:val="false"/>
-          <w:iCs w:val="false"/>
-          <w:sz w:val="20"/>
-          <w:szCs w:val="20"/>
+          <w:rFonts w:ascii="Arial Narrow" w:cs="Arial Narrow" w:eastAsia="Arial Narrow" w:hAnsi="Arial Narrow"/>
+          <w:b w:val="false"/>
+          <w:bCs w:val="false"/>
+          <w:i w:val="false"/>
+          <w:iCs w:val="false"/>
+          <w:sz w:val="22"/>
+          <w:szCs w:val="22"/>
         </w:rPr>
         <w:t xml:space="preserve">{ubicacionProyecto}{/tieneUbicacion}</w:t>
       </w:r>
@@ -4442,16 +4510,17 @@
     <w:p>
       <w:pPr>
         <w:spacing w:after="0" w:before="0"/>
-      </w:pPr>
-      <w:r>
-        <w:rPr>
-          <w:rFonts w:ascii="Arial" w:cs="Arial" w:eastAsia="Arial" w:hAnsi="Arial"/>
-          <w:b w:val="false"/>
-          <w:bCs w:val="false"/>
-          <w:i w:val="false"/>
-          <w:iCs w:val="false"/>
-          <w:sz w:val="20"/>
-          <w:szCs w:val="20"/>
+        <w:jc w:val="both"/>
+      </w:pPr>
+      <w:r>
+        <w:rPr>
+          <w:rFonts w:ascii="Arial Narrow" w:cs="Arial Narrow" w:eastAsia="Arial Narrow" w:hAnsi="Arial Narrow"/>
+          <w:b w:val="false"/>
+          <w:bCs w:val="false"/>
+          <w:i w:val="false"/>
+          <w:iCs w:val="false"/>
+          <w:sz w:val="22"/>
+          <w:szCs w:val="22"/>
         </w:rPr>
         <w:t xml:space="preserve">{#alcanceDetallado}</w:t>
       </w:r>
@@ -4463,13 +4532,13 @@
       </w:pPr>
       <w:r>
         <w:rPr>
-          <w:rFonts w:ascii="Arial" w:cs="Arial" w:eastAsia="Arial" w:hAnsi="Arial"/>
+          <w:rFonts w:ascii="Arial Narrow" w:cs="Arial Narrow" w:eastAsia="Arial Narrow" w:hAnsi="Arial Narrow"/>
           <w:b/>
           <w:bCs/>
           <w:i w:val="false"/>
           <w:iCs w:val="false"/>
-          <w:sz w:val="20"/>
-          <w:szCs w:val="20"/>
+          <w:sz w:val="22"/>
+          <w:szCs w:val="22"/>
         </w:rPr>
         <w:t xml:space="preserve">{numeracion} {edtNombre}</w:t>
       </w:r>
@@ -4477,28 +4546,29 @@
     <w:p>
       <w:pPr>
         <w:spacing w:after="120" w:before="0"/>
-      </w:pPr>
-      <w:r>
-        <w:rPr>
-          <w:rFonts w:ascii="Arial" w:cs="Arial" w:eastAsia="Arial" w:hAnsi="Arial"/>
+        <w:jc w:val="both"/>
+      </w:pPr>
+      <w:r>
+        <w:rPr>
+          <w:rFonts w:ascii="Arial Narrow" w:cs="Arial Narrow" w:eastAsia="Arial Narrow" w:hAnsi="Arial Narrow"/>
           <w:b/>
           <w:bCs/>
           <w:i/>
           <w:iCs/>
-          <w:sz w:val="20"/>
-          <w:szCs w:val="20"/>
+          <w:sz w:val="22"/>
+          <w:szCs w:val="22"/>
         </w:rPr>
         <w:t xml:space="preserve">Fase: </w:t>
       </w:r>
       <w:r>
         <w:rPr>
-          <w:rFonts w:ascii="Arial" w:cs="Arial" w:eastAsia="Arial" w:hAnsi="Arial"/>
+          <w:rFonts w:ascii="Arial Narrow" w:cs="Arial Narrow" w:eastAsia="Arial Narrow" w:hAnsi="Arial Narrow"/>
           <w:b w:val="false"/>
           <w:bCs w:val="false"/>
           <w:i/>
           <w:iCs/>
-          <w:sz w:val="20"/>
-          <w:szCs w:val="20"/>
+          <w:sz w:val="22"/>
+          <w:szCs w:val="22"/>
         </w:rPr>
         <w:t xml:space="preserve">{faseNombre}</w:t>
       </w:r>
@@ -4506,16 +4576,17 @@
     <w:p>
       <w:pPr>
         <w:spacing w:after="120" w:before="0"/>
-      </w:pPr>
-      <w:r>
-        <w:rPr>
-          <w:rFonts w:ascii="Arial" w:cs="Arial" w:eastAsia="Arial" w:hAnsi="Arial"/>
-          <w:b w:val="false"/>
-          <w:bCs w:val="false"/>
-          <w:i w:val="false"/>
-          <w:iCs w:val="false"/>
-          <w:sz w:val="20"/>
-          <w:szCs w:val="20"/>
+        <w:jc w:val="both"/>
+      </w:pPr>
+      <w:r>
+        <w:rPr>
+          <w:rFonts w:ascii="Arial Narrow" w:cs="Arial Narrow" w:eastAsia="Arial Narrow" w:hAnsi="Arial Narrow"/>
+          <w:b w:val="false"/>
+          <w:bCs w:val="false"/>
+          <w:i w:val="false"/>
+          <w:iCs w:val="false"/>
+          <w:sz w:val="22"/>
+          <w:szCs w:val="22"/>
         </w:rPr>
         <w:t xml:space="preserve">{descripcion}</w:t>
       </w:r>
@@ -4523,16 +4594,17 @@
     <w:p>
       <w:pPr>
         <w:spacing w:after="0" w:before="0"/>
-      </w:pPr>
-      <w:r>
-        <w:rPr>
-          <w:rFonts w:ascii="Arial" w:cs="Arial" w:eastAsia="Arial" w:hAnsi="Arial"/>
-          <w:b w:val="false"/>
-          <w:bCs w:val="false"/>
-          <w:i w:val="false"/>
-          <w:iCs w:val="false"/>
-          <w:sz w:val="20"/>
-          <w:szCs w:val="20"/>
+        <w:jc w:val="both"/>
+      </w:pPr>
+      <w:r>
+        <w:rPr>
+          <w:rFonts w:ascii="Arial Narrow" w:cs="Arial Narrow" w:eastAsia="Arial Narrow" w:hAnsi="Arial Narrow"/>
+          <w:b w:val="false"/>
+          <w:bCs w:val="false"/>
+          <w:i w:val="false"/>
+          <w:iCs w:val="false"/>
+          <w:sz w:val="22"/>
+          <w:szCs w:val="22"/>
         </w:rPr>
         <w:t xml:space="preserve">{#subItems}</w:t>
       </w:r>
@@ -4544,13 +4616,13 @@
       </w:pPr>
       <w:r>
         <w:rPr>
-          <w:rFonts w:ascii="Arial" w:cs="Arial" w:eastAsia="Arial" w:hAnsi="Arial"/>
+          <w:rFonts w:ascii="Arial Narrow" w:cs="Arial Narrow" w:eastAsia="Arial Narrow" w:hAnsi="Arial Narrow"/>
           <w:b/>
           <w:bCs/>
           <w:i w:val="false"/>
           <w:iCs w:val="false"/>
-          <w:sz w:val="20"/>
-          <w:szCs w:val="20"/>
+          <w:sz w:val="22"/>
+          <w:szCs w:val="22"/>
         </w:rPr>
         <w:t xml:space="preserve">{numeracion} {actividadNombre}</w:t>
       </w:r>
@@ -4558,16 +4630,17 @@
     <w:p>
       <w:pPr>
         <w:spacing w:after="120" w:before="0"/>
-      </w:pPr>
-      <w:r>
-        <w:rPr>
-          <w:rFonts w:ascii="Arial" w:cs="Arial" w:eastAsia="Arial" w:hAnsi="Arial"/>
-          <w:b w:val="false"/>
-          <w:bCs w:val="false"/>
-          <w:i w:val="false"/>
-          <w:iCs w:val="false"/>
-          <w:sz w:val="20"/>
-          <w:szCs w:val="20"/>
+        <w:jc w:val="both"/>
+      </w:pPr>
+      <w:r>
+        <w:rPr>
+          <w:rFonts w:ascii="Arial Narrow" w:cs="Arial Narrow" w:eastAsia="Arial Narrow" w:hAnsi="Arial Narrow"/>
+          <w:b w:val="false"/>
+          <w:bCs w:val="false"/>
+          <w:i w:val="false"/>
+          <w:iCs w:val="false"/>
+          <w:sz w:val="22"/>
+          <w:szCs w:val="22"/>
         </w:rPr>
         <w:t xml:space="preserve">{descripcion}</w:t>
       </w:r>
@@ -4575,16 +4648,17 @@
     <w:p>
       <w:pPr>
         <w:spacing w:after="0" w:before="0"/>
-      </w:pPr>
-      <w:r>
-        <w:rPr>
-          <w:rFonts w:ascii="Arial" w:cs="Arial" w:eastAsia="Arial" w:hAnsi="Arial"/>
-          <w:b w:val="false"/>
-          <w:bCs w:val="false"/>
-          <w:i w:val="false"/>
-          <w:iCs w:val="false"/>
-          <w:sz w:val="20"/>
-          <w:szCs w:val="20"/>
+        <w:jc w:val="both"/>
+      </w:pPr>
+      <w:r>
+        <w:rPr>
+          <w:rFonts w:ascii="Arial Narrow" w:cs="Arial Narrow" w:eastAsia="Arial Narrow" w:hAnsi="Arial Narrow"/>
+          <w:b w:val="false"/>
+          <w:bCs w:val="false"/>
+          <w:i w:val="false"/>
+          <w:iCs w:val="false"/>
+          <w:sz w:val="22"/>
+          <w:szCs w:val="22"/>
         </w:rPr>
         <w:t xml:space="preserve">{#tareas}</w:t>
       </w:r>
@@ -4597,241 +4671,251 @@
           <w:numId w:val="2"/>
         </w:numPr>
         <w:spacing w:after="120" w:before="0"/>
-      </w:pPr>
-      <w:r>
-        <w:rPr>
-          <w:rFonts w:ascii="Arial" w:cs="Arial" w:eastAsia="Arial" w:hAnsi="Arial"/>
-          <w:b w:val="false"/>
-          <w:bCs w:val="false"/>
-          <w:i w:val="false"/>
-          <w:iCs w:val="false"/>
+        <w:jc w:val="both"/>
+      </w:pPr>
+      <w:r>
+        <w:rPr>
+          <w:rFonts w:ascii="Arial Narrow" w:cs="Arial Narrow" w:eastAsia="Arial Narrow" w:hAnsi="Arial Narrow"/>
+          <w:b w:val="false"/>
+          <w:bCs w:val="false"/>
+          <w:i w:val="false"/>
+          <w:iCs w:val="false"/>
+          <w:sz w:val="22"/>
+          <w:szCs w:val="22"/>
+        </w:rPr>
+        <w:t xml:space="preserve">{texto}</w:t>
+      </w:r>
+    </w:p>
+    <w:p>
+      <w:pPr>
+        <w:spacing w:after="0" w:before="0"/>
+        <w:jc w:val="both"/>
+      </w:pPr>
+      <w:r>
+        <w:rPr>
+          <w:rFonts w:ascii="Arial Narrow" w:cs="Arial Narrow" w:eastAsia="Arial Narrow" w:hAnsi="Arial Narrow"/>
+          <w:b w:val="false"/>
+          <w:bCs w:val="false"/>
+          <w:i w:val="false"/>
+          <w:iCs w:val="false"/>
+          <w:sz w:val="22"/>
+          <w:szCs w:val="22"/>
+        </w:rPr>
+        <w:t xml:space="preserve">{#imagenes}</w:t>
+      </w:r>
+    </w:p>
+    <w:p>
+      <w:pPr>
+        <w:spacing w:after="120" w:before="0"/>
+        <w:jc w:val="center"/>
+      </w:pPr>
+      <w:r>
+        <w:rPr>
+          <w:rFonts w:ascii="Arial Narrow" w:cs="Arial Narrow" w:eastAsia="Arial Narrow" w:hAnsi="Arial Narrow"/>
+          <w:b w:val="false"/>
+          <w:bCs w:val="false"/>
+          <w:i w:val="false"/>
+          <w:iCs w:val="false"/>
+          <w:sz w:val="22"/>
+          <w:szCs w:val="22"/>
+        </w:rPr>
+        <w:t xml:space="preserve">{%img}</w:t>
+      </w:r>
+    </w:p>
+    <w:p>
+      <w:pPr>
+        <w:spacing w:after="120" w:before="0"/>
+        <w:jc w:val="center"/>
+      </w:pPr>
+      <w:r>
+        <w:rPr>
+          <w:rFonts w:ascii="Arial Narrow" w:cs="Arial Narrow" w:eastAsia="Arial Narrow" w:hAnsi="Arial Narrow"/>
+          <w:b w:val="false"/>
+          <w:bCs w:val="false"/>
+          <w:i/>
+          <w:iCs/>
           <w:sz w:val="20"/>
           <w:szCs w:val="20"/>
         </w:rPr>
-        <w:t xml:space="preserve">{texto}</w:t>
+        <w:t xml:space="preserve">{caption}</w:t>
       </w:r>
     </w:p>
     <w:p>
       <w:pPr>
         <w:spacing w:after="0" w:before="0"/>
-      </w:pPr>
-      <w:r>
-        <w:rPr>
-          <w:rFonts w:ascii="Arial" w:cs="Arial" w:eastAsia="Arial" w:hAnsi="Arial"/>
-          <w:b w:val="false"/>
-          <w:bCs w:val="false"/>
-          <w:i w:val="false"/>
-          <w:iCs w:val="false"/>
+        <w:jc w:val="both"/>
+      </w:pPr>
+      <w:r>
+        <w:rPr>
+          <w:rFonts w:ascii="Arial Narrow" w:cs="Arial Narrow" w:eastAsia="Arial Narrow" w:hAnsi="Arial Narrow"/>
+          <w:b w:val="false"/>
+          <w:bCs w:val="false"/>
+          <w:i w:val="false"/>
+          <w:iCs w:val="false"/>
+          <w:sz w:val="22"/>
+          <w:szCs w:val="22"/>
+        </w:rPr>
+        <w:t xml:space="preserve">{/imagenes}</w:t>
+      </w:r>
+    </w:p>
+    <w:p>
+      <w:pPr>
+        <w:spacing w:after="0" w:before="0"/>
+        <w:jc w:val="both"/>
+      </w:pPr>
+      <w:r>
+        <w:rPr>
+          <w:rFonts w:ascii="Arial Narrow" w:cs="Arial Narrow" w:eastAsia="Arial Narrow" w:hAnsi="Arial Narrow"/>
+          <w:b w:val="false"/>
+          <w:bCs w:val="false"/>
+          <w:i w:val="false"/>
+          <w:iCs w:val="false"/>
+          <w:sz w:val="22"/>
+          <w:szCs w:val="22"/>
+        </w:rPr>
+        <w:t xml:space="preserve">{/tareas}</w:t>
+      </w:r>
+    </w:p>
+    <w:p>
+      <w:pPr>
+        <w:spacing w:after="0" w:before="0"/>
+        <w:jc w:val="both"/>
+      </w:pPr>
+      <w:r>
+        <w:rPr>
+          <w:rFonts w:ascii="Arial Narrow" w:cs="Arial Narrow" w:eastAsia="Arial Narrow" w:hAnsi="Arial Narrow"/>
+          <w:b w:val="false"/>
+          <w:bCs w:val="false"/>
+          <w:i w:val="false"/>
+          <w:iCs w:val="false"/>
+          <w:sz w:val="22"/>
+          <w:szCs w:val="22"/>
+        </w:rPr>
+        <w:t xml:space="preserve">{#imagenesSubItem}</w:t>
+      </w:r>
+    </w:p>
+    <w:p>
+      <w:pPr>
+        <w:spacing w:after="120" w:before="0"/>
+        <w:jc w:val="center"/>
+      </w:pPr>
+      <w:r>
+        <w:rPr>
+          <w:rFonts w:ascii="Arial Narrow" w:cs="Arial Narrow" w:eastAsia="Arial Narrow" w:hAnsi="Arial Narrow"/>
+          <w:b w:val="false"/>
+          <w:bCs w:val="false"/>
+          <w:i w:val="false"/>
+          <w:iCs w:val="false"/>
+          <w:sz w:val="22"/>
+          <w:szCs w:val="22"/>
+        </w:rPr>
+        <w:t xml:space="preserve">{%img}</w:t>
+      </w:r>
+    </w:p>
+    <w:p>
+      <w:pPr>
+        <w:spacing w:after="120" w:before="0"/>
+        <w:jc w:val="center"/>
+      </w:pPr>
+      <w:r>
+        <w:rPr>
+          <w:rFonts w:ascii="Arial Narrow" w:cs="Arial Narrow" w:eastAsia="Arial Narrow" w:hAnsi="Arial Narrow"/>
+          <w:b w:val="false"/>
+          <w:bCs w:val="false"/>
+          <w:i/>
+          <w:iCs/>
           <w:sz w:val="20"/>
           <w:szCs w:val="20"/>
         </w:rPr>
-        <w:t xml:space="preserve">{#imagenes}</w:t>
-      </w:r>
-    </w:p>
-    <w:p>
-      <w:pPr>
-        <w:spacing w:after="120" w:before="0"/>
-        <w:jc w:val="center"/>
-      </w:pPr>
-      <w:r>
-        <w:rPr>
-          <w:rFonts w:ascii="Arial" w:cs="Arial" w:eastAsia="Arial" w:hAnsi="Arial"/>
-          <w:b w:val="false"/>
-          <w:bCs w:val="false"/>
-          <w:i w:val="false"/>
-          <w:iCs w:val="false"/>
-          <w:sz w:val="20"/>
-          <w:szCs w:val="20"/>
-        </w:rPr>
-        <w:t xml:space="preserve">{%img}</w:t>
-      </w:r>
-    </w:p>
-    <w:p>
-      <w:pPr>
-        <w:spacing w:after="120" w:before="0"/>
-        <w:jc w:val="center"/>
-      </w:pPr>
-      <w:r>
-        <w:rPr>
-          <w:rFonts w:ascii="Arial" w:cs="Arial" w:eastAsia="Arial" w:hAnsi="Arial"/>
-          <w:b w:val="false"/>
-          <w:bCs w:val="false"/>
-          <w:i/>
-          <w:iCs/>
-          <w:sz w:val="18"/>
-          <w:szCs w:val="18"/>
-        </w:rPr>
         <w:t xml:space="preserve">{caption}</w:t>
       </w:r>
     </w:p>
     <w:p>
       <w:pPr>
         <w:spacing w:after="0" w:before="0"/>
-      </w:pPr>
-      <w:r>
-        <w:rPr>
-          <w:rFonts w:ascii="Arial" w:cs="Arial" w:eastAsia="Arial" w:hAnsi="Arial"/>
-          <w:b w:val="false"/>
-          <w:bCs w:val="false"/>
-          <w:i w:val="false"/>
-          <w:iCs w:val="false"/>
-          <w:sz w:val="20"/>
-          <w:szCs w:val="20"/>
-        </w:rPr>
-        <w:t xml:space="preserve">{/imagenes}</w:t>
+        <w:jc w:val="both"/>
+      </w:pPr>
+      <w:r>
+        <w:rPr>
+          <w:rFonts w:ascii="Arial Narrow" w:cs="Arial Narrow" w:eastAsia="Arial Narrow" w:hAnsi="Arial Narrow"/>
+          <w:b w:val="false"/>
+          <w:bCs w:val="false"/>
+          <w:i w:val="false"/>
+          <w:iCs w:val="false"/>
+          <w:sz w:val="22"/>
+          <w:szCs w:val="22"/>
+        </w:rPr>
+        <w:t xml:space="preserve">{/imagenesSubItem}</w:t>
       </w:r>
     </w:p>
     <w:p>
       <w:pPr>
         <w:spacing w:after="0" w:before="0"/>
-      </w:pPr>
-      <w:r>
-        <w:rPr>
-          <w:rFonts w:ascii="Arial" w:cs="Arial" w:eastAsia="Arial" w:hAnsi="Arial"/>
-          <w:b w:val="false"/>
-          <w:bCs w:val="false"/>
-          <w:i w:val="false"/>
-          <w:iCs w:val="false"/>
-          <w:sz w:val="20"/>
-          <w:szCs w:val="20"/>
-        </w:rPr>
-        <w:t xml:space="preserve">{/tareas}</w:t>
+        <w:jc w:val="both"/>
+      </w:pPr>
+      <w:r>
+        <w:rPr>
+          <w:rFonts w:ascii="Arial Narrow" w:cs="Arial Narrow" w:eastAsia="Arial Narrow" w:hAnsi="Arial Narrow"/>
+          <w:b w:val="false"/>
+          <w:bCs w:val="false"/>
+          <w:i w:val="false"/>
+          <w:iCs w:val="false"/>
+          <w:sz w:val="22"/>
+          <w:szCs w:val="22"/>
+        </w:rPr>
+        <w:t xml:space="preserve">{/subItems}</w:t>
       </w:r>
     </w:p>
     <w:p>
       <w:pPr>
         <w:spacing w:after="0" w:before="0"/>
-      </w:pPr>
-      <w:r>
-        <w:rPr>
-          <w:rFonts w:ascii="Arial" w:cs="Arial" w:eastAsia="Arial" w:hAnsi="Arial"/>
-          <w:b w:val="false"/>
-          <w:bCs w:val="false"/>
-          <w:i w:val="false"/>
-          <w:iCs w:val="false"/>
-          <w:sz w:val="20"/>
-          <w:szCs w:val="20"/>
-        </w:rPr>
-        <w:t xml:space="preserve">{#imagenesSubItem}</w:t>
-      </w:r>
-    </w:p>
-    <w:p>
-      <w:pPr>
-        <w:spacing w:after="120" w:before="0"/>
-        <w:jc w:val="center"/>
-      </w:pPr>
-      <w:r>
-        <w:rPr>
-          <w:rFonts w:ascii="Arial" w:cs="Arial" w:eastAsia="Arial" w:hAnsi="Arial"/>
-          <w:b w:val="false"/>
-          <w:bCs w:val="false"/>
-          <w:i w:val="false"/>
-          <w:iCs w:val="false"/>
-          <w:sz w:val="20"/>
-          <w:szCs w:val="20"/>
-        </w:rPr>
-        <w:t xml:space="preserve">{%img}</w:t>
-      </w:r>
-    </w:p>
-    <w:p>
-      <w:pPr>
-        <w:spacing w:after="120" w:before="0"/>
-        <w:jc w:val="center"/>
-      </w:pPr>
-      <w:r>
-        <w:rPr>
-          <w:rFonts w:ascii="Arial" w:cs="Arial" w:eastAsia="Arial" w:hAnsi="Arial"/>
-          <w:b w:val="false"/>
-          <w:bCs w:val="false"/>
-          <w:i/>
-          <w:iCs/>
-          <w:sz w:val="18"/>
-          <w:szCs w:val="18"/>
-        </w:rPr>
-        <w:t xml:space="preserve">{caption}</w:t>
+        <w:jc w:val="both"/>
+      </w:pPr>
+      <w:r>
+        <w:rPr>
+          <w:rFonts w:ascii="Arial Narrow" w:cs="Arial Narrow" w:eastAsia="Arial Narrow" w:hAnsi="Arial Narrow"/>
+          <w:b w:val="false"/>
+          <w:bCs w:val="false"/>
+          <w:i w:val="false"/>
+          <w:iCs w:val="false"/>
+          <w:sz w:val="22"/>
+          <w:szCs w:val="22"/>
+        </w:rPr>
+        <w:t xml:space="preserve">{#tienePersonalRequerido}</w:t>
+      </w:r>
+    </w:p>
+    <w:p>
+      <w:pPr>
+        <w:spacing w:after="120" w:before="0"/>
+        <w:jc w:val="both"/>
+      </w:pPr>
+      <w:r>
+        <w:rPr>
+          <w:rFonts w:ascii="Arial Narrow" w:cs="Arial Narrow" w:eastAsia="Arial Narrow" w:hAnsi="Arial Narrow"/>
+          <w:b w:val="false"/>
+          <w:bCs w:val="false"/>
+          <w:i w:val="false"/>
+          <w:iCs w:val="false"/>
+          <w:sz w:val="22"/>
+          <w:szCs w:val="22"/>
+        </w:rPr>
+        <w:t xml:space="preserve">Para el desarrollo de los trabajos se necesitará la intervención del siguiente personal:</w:t>
       </w:r>
     </w:p>
     <w:p>
       <w:pPr>
         <w:spacing w:after="0" w:before="0"/>
-      </w:pPr>
-      <w:r>
-        <w:rPr>
-          <w:rFonts w:ascii="Arial" w:cs="Arial" w:eastAsia="Arial" w:hAnsi="Arial"/>
-          <w:b w:val="false"/>
-          <w:bCs w:val="false"/>
-          <w:i w:val="false"/>
-          <w:iCs w:val="false"/>
-          <w:sz w:val="20"/>
-          <w:szCs w:val="20"/>
-        </w:rPr>
-        <w:t xml:space="preserve">{/imagenesSubItem}</w:t>
-      </w:r>
-    </w:p>
-    <w:p>
-      <w:pPr>
-        <w:spacing w:after="0" w:before="0"/>
-      </w:pPr>
-      <w:r>
-        <w:rPr>
-          <w:rFonts w:ascii="Arial" w:cs="Arial" w:eastAsia="Arial" w:hAnsi="Arial"/>
-          <w:b w:val="false"/>
-          <w:bCs w:val="false"/>
-          <w:i w:val="false"/>
-          <w:iCs w:val="false"/>
-          <w:sz w:val="20"/>
-          <w:szCs w:val="20"/>
-        </w:rPr>
-        <w:t xml:space="preserve">{/subItems}</w:t>
-      </w:r>
-    </w:p>
-    <w:p>
-      <w:pPr>
-        <w:spacing w:after="0" w:before="0"/>
-      </w:pPr>
-      <w:r>
-        <w:rPr>
-          <w:rFonts w:ascii="Arial" w:cs="Arial" w:eastAsia="Arial" w:hAnsi="Arial"/>
-          <w:b w:val="false"/>
-          <w:bCs w:val="false"/>
-          <w:i w:val="false"/>
-          <w:iCs w:val="false"/>
-          <w:sz w:val="20"/>
-          <w:szCs w:val="20"/>
-        </w:rPr>
-        <w:t xml:space="preserve">{#tienePersonalRequerido}</w:t>
-      </w:r>
-    </w:p>
-    <w:p>
-      <w:pPr>
-        <w:spacing w:after="120" w:before="0"/>
-      </w:pPr>
-      <w:r>
-        <w:rPr>
-          <w:rFonts w:ascii="Arial" w:cs="Arial" w:eastAsia="Arial" w:hAnsi="Arial"/>
-          <w:b w:val="false"/>
-          <w:bCs w:val="false"/>
-          <w:i w:val="false"/>
-          <w:iCs w:val="false"/>
-          <w:sz w:val="20"/>
-          <w:szCs w:val="20"/>
-        </w:rPr>
-        <w:t xml:space="preserve">Para el desarrollo de los trabajos se necesitará la intervención del siguiente personal:</w:t>
-      </w:r>
-    </w:p>
-    <w:p>
-      <w:pPr>
-        <w:spacing w:after="0" w:before="0"/>
-      </w:pPr>
-      <w:r>
-        <w:rPr>
-          <w:rFonts w:ascii="Arial" w:cs="Arial" w:eastAsia="Arial" w:hAnsi="Arial"/>
-          <w:b w:val="false"/>
-          <w:bCs w:val="false"/>
-          <w:i w:val="false"/>
-          <w:iCs w:val="false"/>
-          <w:sz w:val="20"/>
-          <w:szCs w:val="20"/>
+        <w:jc w:val="both"/>
+      </w:pPr>
+      <w:r>
+        <w:rPr>
+          <w:rFonts w:ascii="Arial Narrow" w:cs="Arial Narrow" w:eastAsia="Arial Narrow" w:hAnsi="Arial Narrow"/>
+          <w:b w:val="false"/>
+          <w:bCs w:val="false"/>
+          <w:i w:val="false"/>
+          <w:iCs w:val="false"/>
+          <w:sz w:val="22"/>
+          <w:szCs w:val="22"/>
         </w:rPr>
         <w:t xml:space="preserve">{#personalRequerido}</w:t>
       </w:r>
@@ -4844,137 +4928,143 @@
           <w:numId w:val="2"/>
         </w:numPr>
         <w:spacing w:after="120" w:before="0"/>
-      </w:pPr>
-      <w:r>
-        <w:rPr>
-          <w:rFonts w:ascii="Arial" w:cs="Arial" w:eastAsia="Arial" w:hAnsi="Arial"/>
-          <w:b w:val="false"/>
-          <w:bCs w:val="false"/>
-          <w:i w:val="false"/>
-          <w:iCs w:val="false"/>
+        <w:jc w:val="both"/>
+      </w:pPr>
+      <w:r>
+        <w:rPr>
+          <w:rFonts w:ascii="Arial Narrow" w:cs="Arial Narrow" w:eastAsia="Arial Narrow" w:hAnsi="Arial Narrow"/>
+          <w:b w:val="false"/>
+          <w:bCs w:val="false"/>
+          <w:i w:val="false"/>
+          <w:iCs w:val="false"/>
+          <w:sz w:val="22"/>
+          <w:szCs w:val="22"/>
+        </w:rPr>
+        <w:t xml:space="preserve">{cantidad} {cargo}</w:t>
+      </w:r>
+    </w:p>
+    <w:p>
+      <w:pPr>
+        <w:spacing w:after="0" w:before="0"/>
+        <w:jc w:val="both"/>
+      </w:pPr>
+      <w:r>
+        <w:rPr>
+          <w:rFonts w:ascii="Arial Narrow" w:cs="Arial Narrow" w:eastAsia="Arial Narrow" w:hAnsi="Arial Narrow"/>
+          <w:b w:val="false"/>
+          <w:bCs w:val="false"/>
+          <w:i w:val="false"/>
+          <w:iCs w:val="false"/>
+          <w:sz w:val="22"/>
+          <w:szCs w:val="22"/>
+        </w:rPr>
+        <w:t xml:space="preserve">{/personalRequerido}</w:t>
+      </w:r>
+    </w:p>
+    <w:p>
+      <w:pPr>
+        <w:spacing w:after="0" w:before="0"/>
+        <w:jc w:val="both"/>
+      </w:pPr>
+      <w:r>
+        <w:rPr>
+          <w:rFonts w:ascii="Arial Narrow" w:cs="Arial Narrow" w:eastAsia="Arial Narrow" w:hAnsi="Arial Narrow"/>
+          <w:b w:val="false"/>
+          <w:bCs w:val="false"/>
+          <w:i w:val="false"/>
+          <w:iCs w:val="false"/>
+          <w:sz w:val="22"/>
+          <w:szCs w:val="22"/>
+        </w:rPr>
+        <w:t xml:space="preserve">{/tienePersonalRequerido}</w:t>
+      </w:r>
+    </w:p>
+    <w:p>
+      <w:pPr>
+        <w:spacing w:after="0" w:before="0"/>
+        <w:jc w:val="both"/>
+      </w:pPr>
+      <w:r>
+        <w:rPr>
+          <w:rFonts w:ascii="Arial Narrow" w:cs="Arial Narrow" w:eastAsia="Arial Narrow" w:hAnsi="Arial Narrow"/>
+          <w:b w:val="false"/>
+          <w:bCs w:val="false"/>
+          <w:i w:val="false"/>
+          <w:iCs w:val="false"/>
+          <w:sz w:val="22"/>
+          <w:szCs w:val="22"/>
+        </w:rPr>
+        <w:t xml:space="preserve">{#imagenes}</w:t>
+      </w:r>
+    </w:p>
+    <w:p>
+      <w:pPr>
+        <w:spacing w:after="120" w:before="0"/>
+        <w:jc w:val="center"/>
+      </w:pPr>
+      <w:r>
+        <w:rPr>
+          <w:rFonts w:ascii="Arial Narrow" w:cs="Arial Narrow" w:eastAsia="Arial Narrow" w:hAnsi="Arial Narrow"/>
+          <w:b w:val="false"/>
+          <w:bCs w:val="false"/>
+          <w:i w:val="false"/>
+          <w:iCs w:val="false"/>
+          <w:sz w:val="22"/>
+          <w:szCs w:val="22"/>
+        </w:rPr>
+        <w:t xml:space="preserve">{%img}</w:t>
+      </w:r>
+    </w:p>
+    <w:p>
+      <w:pPr>
+        <w:spacing w:after="120" w:before="0"/>
+        <w:jc w:val="center"/>
+      </w:pPr>
+      <w:r>
+        <w:rPr>
+          <w:rFonts w:ascii="Arial Narrow" w:cs="Arial Narrow" w:eastAsia="Arial Narrow" w:hAnsi="Arial Narrow"/>
+          <w:b w:val="false"/>
+          <w:bCs w:val="false"/>
+          <w:i/>
+          <w:iCs/>
           <w:sz w:val="20"/>
           <w:szCs w:val="20"/>
         </w:rPr>
-        <w:t xml:space="preserve">{cantidad} {cargo}</w:t>
+        <w:t xml:space="preserve">{caption}</w:t>
       </w:r>
     </w:p>
     <w:p>
       <w:pPr>
         <w:spacing w:after="0" w:before="0"/>
-      </w:pPr>
-      <w:r>
-        <w:rPr>
-          <w:rFonts w:ascii="Arial" w:cs="Arial" w:eastAsia="Arial" w:hAnsi="Arial"/>
-          <w:b w:val="false"/>
-          <w:bCs w:val="false"/>
-          <w:i w:val="false"/>
-          <w:iCs w:val="false"/>
-          <w:sz w:val="20"/>
-          <w:szCs w:val="20"/>
-        </w:rPr>
-        <w:t xml:space="preserve">{/personalRequerido}</w:t>
+        <w:jc w:val="both"/>
+      </w:pPr>
+      <w:r>
+        <w:rPr>
+          <w:rFonts w:ascii="Arial Narrow" w:cs="Arial Narrow" w:eastAsia="Arial Narrow" w:hAnsi="Arial Narrow"/>
+          <w:b w:val="false"/>
+          <w:bCs w:val="false"/>
+          <w:i w:val="false"/>
+          <w:iCs w:val="false"/>
+          <w:sz w:val="22"/>
+          <w:szCs w:val="22"/>
+        </w:rPr>
+        <w:t xml:space="preserve">{/imagenes}</w:t>
       </w:r>
     </w:p>
     <w:p>
       <w:pPr>
         <w:spacing w:after="0" w:before="0"/>
-      </w:pPr>
-      <w:r>
-        <w:rPr>
-          <w:rFonts w:ascii="Arial" w:cs="Arial" w:eastAsia="Arial" w:hAnsi="Arial"/>
-          <w:b w:val="false"/>
-          <w:bCs w:val="false"/>
-          <w:i w:val="false"/>
-          <w:iCs w:val="false"/>
-          <w:sz w:val="20"/>
-          <w:szCs w:val="20"/>
-        </w:rPr>
-        <w:t xml:space="preserve">{/tienePersonalRequerido}</w:t>
-      </w:r>
-    </w:p>
-    <w:p>
-      <w:pPr>
-        <w:spacing w:after="0" w:before="0"/>
-      </w:pPr>
-      <w:r>
-        <w:rPr>
-          <w:rFonts w:ascii="Arial" w:cs="Arial" w:eastAsia="Arial" w:hAnsi="Arial"/>
-          <w:b w:val="false"/>
-          <w:bCs w:val="false"/>
-          <w:i w:val="false"/>
-          <w:iCs w:val="false"/>
-          <w:sz w:val="20"/>
-          <w:szCs w:val="20"/>
-        </w:rPr>
-        <w:t xml:space="preserve">{#imagenes}</w:t>
-      </w:r>
-    </w:p>
-    <w:p>
-      <w:pPr>
-        <w:spacing w:after="120" w:before="0"/>
-        <w:jc w:val="center"/>
-      </w:pPr>
-      <w:r>
-        <w:rPr>
-          <w:rFonts w:ascii="Arial" w:cs="Arial" w:eastAsia="Arial" w:hAnsi="Arial"/>
-          <w:b w:val="false"/>
-          <w:bCs w:val="false"/>
-          <w:i w:val="false"/>
-          <w:iCs w:val="false"/>
-          <w:sz w:val="20"/>
-          <w:szCs w:val="20"/>
-        </w:rPr>
-        <w:t xml:space="preserve">{%img}</w:t>
-      </w:r>
-    </w:p>
-    <w:p>
-      <w:pPr>
-        <w:spacing w:after="120" w:before="0"/>
-        <w:jc w:val="center"/>
-      </w:pPr>
-      <w:r>
-        <w:rPr>
-          <w:rFonts w:ascii="Arial" w:cs="Arial" w:eastAsia="Arial" w:hAnsi="Arial"/>
-          <w:b w:val="false"/>
-          <w:bCs w:val="false"/>
-          <w:i/>
-          <w:iCs/>
-          <w:sz w:val="18"/>
-          <w:szCs w:val="18"/>
-        </w:rPr>
-        <w:t xml:space="preserve">{caption}</w:t>
-      </w:r>
-    </w:p>
-    <w:p>
-      <w:pPr>
-        <w:spacing w:after="0" w:before="0"/>
-      </w:pPr>
-      <w:r>
-        <w:rPr>
-          <w:rFonts w:ascii="Arial" w:cs="Arial" w:eastAsia="Arial" w:hAnsi="Arial"/>
-          <w:b w:val="false"/>
-          <w:bCs w:val="false"/>
-          <w:i w:val="false"/>
-          <w:iCs w:val="false"/>
-          <w:sz w:val="20"/>
-          <w:szCs w:val="20"/>
-        </w:rPr>
-        <w:t xml:space="preserve">{/imagenes}</w:t>
-      </w:r>
-    </w:p>
-    <w:p>
-      <w:pPr>
-        <w:spacing w:after="0" w:before="0"/>
-      </w:pPr>
-      <w:r>
-        <w:rPr>
-          <w:rFonts w:ascii="Arial" w:cs="Arial" w:eastAsia="Arial" w:hAnsi="Arial"/>
-          <w:b w:val="false"/>
-          <w:bCs w:val="false"/>
-          <w:i w:val="false"/>
-          <w:iCs w:val="false"/>
-          <w:sz w:val="20"/>
-          <w:szCs w:val="20"/>
+        <w:jc w:val="both"/>
+      </w:pPr>
+      <w:r>
+        <w:rPr>
+          <w:rFonts w:ascii="Arial Narrow" w:cs="Arial Narrow" w:eastAsia="Arial Narrow" w:hAnsi="Arial Narrow"/>
+          <w:b w:val="false"/>
+          <w:bCs w:val="false"/>
+          <w:i w:val="false"/>
+          <w:iCs w:val="false"/>
+          <w:sz w:val="22"/>
+          <w:szCs w:val="22"/>
         </w:rPr>
         <w:t xml:space="preserve">{/alcanceDetallado}</w:t>
       </w:r>
@@ -4986,13 +5076,13 @@
       </w:pPr>
       <w:r>
         <w:rPr>
-          <w:rFonts w:ascii="Arial" w:cs="Arial" w:eastAsia="Arial" w:hAnsi="Arial"/>
+          <w:rFonts w:ascii="Arial Narrow" w:cs="Arial Narrow" w:eastAsia="Arial Narrow" w:hAnsi="Arial Narrow"/>
           <w:b/>
           <w:bCs/>
           <w:i w:val="false"/>
           <w:iCs w:val="false"/>
-          <w:sz w:val="22"/>
-          <w:szCs w:val="22"/>
+          <w:sz w:val="24"/>
+          <w:szCs w:val="24"/>
         </w:rPr>
         <w:t xml:space="preserve">12. ORGANIGRAMA</w:t>
       </w:r>
@@ -5000,16 +5090,17 @@
     <w:p>
       <w:pPr>
         <w:spacing w:after="120" w:before="0"/>
-      </w:pPr>
-      <w:r>
-        <w:rPr>
-          <w:rFonts w:ascii="Arial" w:cs="Arial" w:eastAsia="Arial" w:hAnsi="Arial"/>
-          <w:b w:val="false"/>
-          <w:bCs w:val="false"/>
-          <w:i w:val="false"/>
-          <w:iCs w:val="false"/>
-          <w:sz w:val="20"/>
-          <w:szCs w:val="20"/>
+        <w:jc w:val="both"/>
+      </w:pPr>
+      <w:r>
+        <w:rPr>
+          <w:rFonts w:ascii="Arial Narrow" w:cs="Arial Narrow" w:eastAsia="Arial Narrow" w:hAnsi="Arial Narrow"/>
+          <w:b w:val="false"/>
+          <w:bCs w:val="false"/>
+          <w:i w:val="false"/>
+          <w:iCs w:val="false"/>
+          <w:sz w:val="22"/>
+          <w:szCs w:val="22"/>
         </w:rPr>
         <w:t xml:space="preserve">Se presenta el organigrama en el Anexo A, ver documento con referencia: {codigoOR}.</w:t>
       </w:r>
@@ -5021,13 +5112,13 @@
       </w:pPr>
       <w:r>
         <w:rPr>
-          <w:rFonts w:ascii="Arial" w:cs="Arial" w:eastAsia="Arial" w:hAnsi="Arial"/>
+          <w:rFonts w:ascii="Arial Narrow" w:cs="Arial Narrow" w:eastAsia="Arial Narrow" w:hAnsi="Arial Narrow"/>
           <w:b/>
           <w:bCs/>
           <w:i w:val="false"/>
           <w:iCs w:val="false"/>
-          <w:sz w:val="22"/>
-          <w:szCs w:val="22"/>
+          <w:sz w:val="24"/>
+          <w:szCs w:val="24"/>
         </w:rPr>
         <w:t xml:space="preserve">13. HISTOGRAMAS</w:t>
       </w:r>
@@ -5039,13 +5130,13 @@
       </w:pPr>
       <w:r>
         <w:rPr>
-          <w:rFonts w:ascii="Arial" w:cs="Arial" w:eastAsia="Arial" w:hAnsi="Arial"/>
+          <w:rFonts w:ascii="Arial Narrow" w:cs="Arial Narrow" w:eastAsia="Arial Narrow" w:hAnsi="Arial Narrow"/>
           <w:b/>
           <w:bCs/>
           <w:i w:val="false"/>
           <w:iCs w:val="false"/>
-          <w:sz w:val="20"/>
-          <w:szCs w:val="20"/>
+          <w:sz w:val="22"/>
+          <w:szCs w:val="22"/>
         </w:rPr>
         <w:t xml:space="preserve">13.1. Histograma de equipo de trabajo</w:t>
       </w:r>
@@ -5053,16 +5144,17 @@
     <w:p>
       <w:pPr>
         <w:spacing w:after="0" w:before="0"/>
-      </w:pPr>
-      <w:r>
-        <w:rPr>
-          <w:rFonts w:ascii="Arial" w:cs="Arial" w:eastAsia="Arial" w:hAnsi="Arial"/>
-          <w:b w:val="false"/>
-          <w:bCs w:val="false"/>
-          <w:i w:val="false"/>
-          <w:iCs w:val="false"/>
-          <w:sz w:val="20"/>
-          <w:szCs w:val="20"/>
+        <w:jc w:val="both"/>
+      </w:pPr>
+      <w:r>
+        <w:rPr>
+          <w:rFonts w:ascii="Arial Narrow" w:cs="Arial Narrow" w:eastAsia="Arial Narrow" w:hAnsi="Arial Narrow"/>
+          <w:b w:val="false"/>
+          <w:bCs w:val="false"/>
+          <w:i w:val="false"/>
+          <w:iCs w:val="false"/>
+          <w:sz w:val="22"/>
+          <w:szCs w:val="22"/>
         </w:rPr>
         <w:t xml:space="preserve">{#tieneHistogramaEquipoPng}</w:t>
       </w:r>
@@ -5074,13 +5166,13 @@
       </w:pPr>
       <w:r>
         <w:rPr>
-          <w:rFonts w:ascii="Arial" w:cs="Arial" w:eastAsia="Arial" w:hAnsi="Arial"/>
-          <w:b w:val="false"/>
-          <w:bCs w:val="false"/>
-          <w:i w:val="false"/>
-          <w:iCs w:val="false"/>
-          <w:sz w:val="20"/>
-          <w:szCs w:val="20"/>
+          <w:rFonts w:ascii="Arial Narrow" w:cs="Arial Narrow" w:eastAsia="Arial Narrow" w:hAnsi="Arial Narrow"/>
+          <w:b w:val="false"/>
+          <w:bCs w:val="false"/>
+          <w:i w:val="false"/>
+          <w:iCs w:val="false"/>
+          <w:sz w:val="22"/>
+          <w:szCs w:val="22"/>
         </w:rPr>
         <w:t xml:space="preserve">{%histogramaEquipoPng}</w:t>
       </w:r>
@@ -5088,16 +5180,17 @@
     <w:p>
       <w:pPr>
         <w:spacing w:after="0" w:before="0"/>
-      </w:pPr>
-      <w:r>
-        <w:rPr>
-          <w:rFonts w:ascii="Arial" w:cs="Arial" w:eastAsia="Arial" w:hAnsi="Arial"/>
-          <w:b w:val="false"/>
-          <w:bCs w:val="false"/>
-          <w:i w:val="false"/>
-          <w:iCs w:val="false"/>
-          <w:sz w:val="20"/>
-          <w:szCs w:val="20"/>
+        <w:jc w:val="both"/>
+      </w:pPr>
+      <w:r>
+        <w:rPr>
+          <w:rFonts w:ascii="Arial Narrow" w:cs="Arial Narrow" w:eastAsia="Arial Narrow" w:hAnsi="Arial Narrow"/>
+          <w:b w:val="false"/>
+          <w:bCs w:val="false"/>
+          <w:i w:val="false"/>
+          <w:iCs w:val="false"/>
+          <w:sz w:val="22"/>
+          <w:szCs w:val="22"/>
         </w:rPr>
         <w:t xml:space="preserve">{/tieneHistogramaEquipoPng}</w:t>
       </w:r>
@@ -5139,13 +5232,13 @@
             </w:pPr>
             <w:r>
               <w:rPr>
-                <w:rFonts w:ascii="Arial" w:cs="Arial" w:eastAsia="Arial" w:hAnsi="Arial"/>
+                <w:rFonts w:ascii="Arial Narrow" w:cs="Arial Narrow" w:eastAsia="Arial Narrow" w:hAnsi="Arial Narrow"/>
                 <w:b/>
                 <w:bCs/>
                 <w:i w:val="false"/>
                 <w:iCs w:val="false"/>
-                <w:sz w:val="20"/>
-                <w:szCs w:val="20"/>
+                <w:sz w:val="22"/>
+                <w:szCs w:val="22"/>
               </w:rPr>
               <w:t xml:space="preserve">PERSONAL / CARGO</w:t>
             </w:r>
@@ -5170,13 +5263,13 @@
             </w:pPr>
             <w:r>
               <w:rPr>
-                <w:rFonts w:ascii="Arial" w:cs="Arial" w:eastAsia="Arial" w:hAnsi="Arial"/>
+                <w:rFonts w:ascii="Arial Narrow" w:cs="Arial Narrow" w:eastAsia="Arial Narrow" w:hAnsi="Arial Narrow"/>
                 <w:b/>
                 <w:bCs/>
                 <w:i w:val="false"/>
                 <w:iCs w:val="false"/>
-                <w:sz w:val="20"/>
-                <w:szCs w:val="20"/>
+                <w:sz w:val="22"/>
+                <w:szCs w:val="22"/>
               </w:rPr>
               <w:t xml:space="preserve">DETALLE POR MES</w:t>
             </w:r>
@@ -5201,13 +5294,13 @@
             </w:pPr>
             <w:r>
               <w:rPr>
-                <w:rFonts w:ascii="Arial" w:cs="Arial" w:eastAsia="Arial" w:hAnsi="Arial"/>
+                <w:rFonts w:ascii="Arial Narrow" w:cs="Arial Narrow" w:eastAsia="Arial Narrow" w:hAnsi="Arial Narrow"/>
                 <w:b/>
                 <w:bCs/>
                 <w:i w:val="false"/>
                 <w:iCs w:val="false"/>
-                <w:sz w:val="20"/>
-                <w:szCs w:val="20"/>
+                <w:sz w:val="22"/>
+                <w:szCs w:val="22"/>
               </w:rPr>
               <w:t xml:space="preserve">MÁX.</w:t>
             </w:r>
@@ -5232,13 +5325,13 @@
             </w:pPr>
             <w:r>
               <w:rPr>
-                <w:rFonts w:ascii="Arial" w:cs="Arial" w:eastAsia="Arial" w:hAnsi="Arial"/>
+                <w:rFonts w:ascii="Arial Narrow" w:cs="Arial Narrow" w:eastAsia="Arial Narrow" w:hAnsi="Arial Narrow"/>
                 <w:b w:val="false"/>
                 <w:bCs w:val="false"/>
                 <w:i w:val="false"/>
                 <w:iCs w:val="false"/>
-                <w:sz w:val="20"/>
-                <w:szCs w:val="20"/>
+                <w:sz w:val="22"/>
+                <w:szCs w:val="22"/>
               </w:rPr>
               <w:t xml:space="preserve">{#histogramaEquipo}{etiqueta}</w:t>
             </w:r>
@@ -5261,13 +5354,13 @@
             </w:pPr>
             <w:r>
               <w:rPr>
-                <w:rFonts w:ascii="Arial" w:cs="Arial" w:eastAsia="Arial" w:hAnsi="Arial"/>
+                <w:rFonts w:ascii="Arial Narrow" w:cs="Arial Narrow" w:eastAsia="Arial Narrow" w:hAnsi="Arial Narrow"/>
                 <w:b w:val="false"/>
                 <w:bCs w:val="false"/>
                 <w:i w:val="false"/>
                 <w:iCs w:val="false"/>
-                <w:sz w:val="20"/>
-                <w:szCs w:val="20"/>
+                <w:sz w:val="22"/>
+                <w:szCs w:val="22"/>
               </w:rPr>
               <w:t xml:space="preserve">{detalleMeses}</w:t>
             </w:r>
@@ -5291,13 +5384,13 @@
             </w:pPr>
             <w:r>
               <w:rPr>
-                <w:rFonts w:ascii="Arial" w:cs="Arial" w:eastAsia="Arial" w:hAnsi="Arial"/>
+                <w:rFonts w:ascii="Arial Narrow" w:cs="Arial Narrow" w:eastAsia="Arial Narrow" w:hAnsi="Arial Narrow"/>
                 <w:b w:val="false"/>
                 <w:bCs w:val="false"/>
                 <w:i w:val="false"/>
                 <w:iCs w:val="false"/>
-                <w:sz w:val="20"/>
-                <w:szCs w:val="20"/>
+                <w:sz w:val="22"/>
+                <w:szCs w:val="22"/>
               </w:rPr>
               <w:t xml:space="preserve">{total}{/histogramaEquipo}</w:t>
             </w:r>
@@ -5312,13 +5405,13 @@
       </w:pPr>
       <w:r>
         <w:rPr>
-          <w:rFonts w:ascii="Arial" w:cs="Arial" w:eastAsia="Arial" w:hAnsi="Arial"/>
+          <w:rFonts w:ascii="Arial Narrow" w:cs="Arial Narrow" w:eastAsia="Arial Narrow" w:hAnsi="Arial Narrow"/>
           <w:b/>
           <w:bCs/>
           <w:i w:val="false"/>
           <w:iCs w:val="false"/>
-          <w:sz w:val="20"/>
-          <w:szCs w:val="20"/>
+          <w:sz w:val="22"/>
+          <w:szCs w:val="22"/>
         </w:rPr>
         <w:t xml:space="preserve">13.2. Histograma de horas hombre</w:t>
       </w:r>
@@ -5326,16 +5419,17 @@
     <w:p>
       <w:pPr>
         <w:spacing w:after="0" w:before="0"/>
-      </w:pPr>
-      <w:r>
-        <w:rPr>
-          <w:rFonts w:ascii="Arial" w:cs="Arial" w:eastAsia="Arial" w:hAnsi="Arial"/>
-          <w:b w:val="false"/>
-          <w:bCs w:val="false"/>
-          <w:i w:val="false"/>
-          <w:iCs w:val="false"/>
-          <w:sz w:val="20"/>
-          <w:szCs w:val="20"/>
+        <w:jc w:val="both"/>
+      </w:pPr>
+      <w:r>
+        <w:rPr>
+          <w:rFonts w:ascii="Arial Narrow" w:cs="Arial Narrow" w:eastAsia="Arial Narrow" w:hAnsi="Arial Narrow"/>
+          <w:b w:val="false"/>
+          <w:bCs w:val="false"/>
+          <w:i w:val="false"/>
+          <w:iCs w:val="false"/>
+          <w:sz w:val="22"/>
+          <w:szCs w:val="22"/>
         </w:rPr>
         <w:t xml:space="preserve">{#tieneHistogramaHHPng}</w:t>
       </w:r>
@@ -5347,13 +5441,13 @@
       </w:pPr>
       <w:r>
         <w:rPr>
-          <w:rFonts w:ascii="Arial" w:cs="Arial" w:eastAsia="Arial" w:hAnsi="Arial"/>
-          <w:b w:val="false"/>
-          <w:bCs w:val="false"/>
-          <w:i w:val="false"/>
-          <w:iCs w:val="false"/>
-          <w:sz w:val="20"/>
-          <w:szCs w:val="20"/>
+          <w:rFonts w:ascii="Arial Narrow" w:cs="Arial Narrow" w:eastAsia="Arial Narrow" w:hAnsi="Arial Narrow"/>
+          <w:b w:val="false"/>
+          <w:bCs w:val="false"/>
+          <w:i w:val="false"/>
+          <w:iCs w:val="false"/>
+          <w:sz w:val="22"/>
+          <w:szCs w:val="22"/>
         </w:rPr>
         <w:t xml:space="preserve">{%histogramaHHPng}</w:t>
       </w:r>
@@ -5361,16 +5455,17 @@
     <w:p>
       <w:pPr>
         <w:spacing w:after="0" w:before="0"/>
-      </w:pPr>
-      <w:r>
-        <w:rPr>
-          <w:rFonts w:ascii="Arial" w:cs="Arial" w:eastAsia="Arial" w:hAnsi="Arial"/>
-          <w:b w:val="false"/>
-          <w:bCs w:val="false"/>
-          <w:i w:val="false"/>
-          <w:iCs w:val="false"/>
-          <w:sz w:val="20"/>
-          <w:szCs w:val="20"/>
+        <w:jc w:val="both"/>
+      </w:pPr>
+      <w:r>
+        <w:rPr>
+          <w:rFonts w:ascii="Arial Narrow" w:cs="Arial Narrow" w:eastAsia="Arial Narrow" w:hAnsi="Arial Narrow"/>
+          <w:b w:val="false"/>
+          <w:bCs w:val="false"/>
+          <w:i w:val="false"/>
+          <w:iCs w:val="false"/>
+          <w:sz w:val="22"/>
+          <w:szCs w:val="22"/>
         </w:rPr>
         <w:t xml:space="preserve">{/tieneHistogramaHHPng}</w:t>
       </w:r>
@@ -5412,13 +5507,13 @@
             </w:pPr>
             <w:r>
               <w:rPr>
-                <w:rFonts w:ascii="Arial" w:cs="Arial" w:eastAsia="Arial" w:hAnsi="Arial"/>
+                <w:rFonts w:ascii="Arial Narrow" w:cs="Arial Narrow" w:eastAsia="Arial Narrow" w:hAnsi="Arial Narrow"/>
                 <w:b/>
                 <w:bCs/>
                 <w:i w:val="false"/>
                 <w:iCs w:val="false"/>
-                <w:sz w:val="20"/>
-                <w:szCs w:val="20"/>
+                <w:sz w:val="22"/>
+                <w:szCs w:val="22"/>
               </w:rPr>
               <w:t xml:space="preserve">EDT / PERSONAL</w:t>
             </w:r>
@@ -5443,13 +5538,13 @@
             </w:pPr>
             <w:r>
               <w:rPr>
-                <w:rFonts w:ascii="Arial" w:cs="Arial" w:eastAsia="Arial" w:hAnsi="Arial"/>
+                <w:rFonts w:ascii="Arial Narrow" w:cs="Arial Narrow" w:eastAsia="Arial Narrow" w:hAnsi="Arial Narrow"/>
                 <w:b/>
                 <w:bCs/>
                 <w:i w:val="false"/>
                 <w:iCs w:val="false"/>
-                <w:sz w:val="20"/>
-                <w:szCs w:val="20"/>
+                <w:sz w:val="22"/>
+                <w:szCs w:val="22"/>
               </w:rPr>
               <w:t xml:space="preserve">DETALLE POR MES (HH)</w:t>
             </w:r>
@@ -5474,13 +5569,13 @@
             </w:pPr>
             <w:r>
               <w:rPr>
-                <w:rFonts w:ascii="Arial" w:cs="Arial" w:eastAsia="Arial" w:hAnsi="Arial"/>
+                <w:rFonts w:ascii="Arial Narrow" w:cs="Arial Narrow" w:eastAsia="Arial Narrow" w:hAnsi="Arial Narrow"/>
                 <w:b/>
                 <w:bCs/>
                 <w:i w:val="false"/>
                 <w:iCs w:val="false"/>
-                <w:sz w:val="20"/>
-                <w:szCs w:val="20"/>
+                <w:sz w:val="22"/>
+                <w:szCs w:val="22"/>
               </w:rPr>
               <w:t xml:space="preserve">TOTAL HH</w:t>
             </w:r>
@@ -5505,13 +5600,13 @@
             </w:pPr>
             <w:r>
               <w:rPr>
-                <w:rFonts w:ascii="Arial" w:cs="Arial" w:eastAsia="Arial" w:hAnsi="Arial"/>
+                <w:rFonts w:ascii="Arial Narrow" w:cs="Arial Narrow" w:eastAsia="Arial Narrow" w:hAnsi="Arial Narrow"/>
                 <w:b w:val="false"/>
                 <w:bCs w:val="false"/>
                 <w:i w:val="false"/>
                 <w:iCs w:val="false"/>
-                <w:sz w:val="20"/>
-                <w:szCs w:val="20"/>
+                <w:sz w:val="22"/>
+                <w:szCs w:val="22"/>
               </w:rPr>
               <w:t xml:space="preserve">{#histogramaHH}{etiqueta}</w:t>
             </w:r>
@@ -5534,13 +5629,13 @@
             </w:pPr>
             <w:r>
               <w:rPr>
-                <w:rFonts w:ascii="Arial" w:cs="Arial" w:eastAsia="Arial" w:hAnsi="Arial"/>
+                <w:rFonts w:ascii="Arial Narrow" w:cs="Arial Narrow" w:eastAsia="Arial Narrow" w:hAnsi="Arial Narrow"/>
                 <w:b w:val="false"/>
                 <w:bCs w:val="false"/>
                 <w:i w:val="false"/>
                 <w:iCs w:val="false"/>
-                <w:sz w:val="20"/>
-                <w:szCs w:val="20"/>
+                <w:sz w:val="22"/>
+                <w:szCs w:val="22"/>
               </w:rPr>
               <w:t xml:space="preserve">{detalleMeses}</w:t>
             </w:r>
@@ -5564,13 +5659,13 @@
             </w:pPr>
             <w:r>
               <w:rPr>
-                <w:rFonts w:ascii="Arial" w:cs="Arial" w:eastAsia="Arial" w:hAnsi="Arial"/>
+                <w:rFonts w:ascii="Arial Narrow" w:cs="Arial Narrow" w:eastAsia="Arial Narrow" w:hAnsi="Arial Narrow"/>
                 <w:b w:val="false"/>
                 <w:bCs w:val="false"/>
                 <w:i w:val="false"/>
                 <w:iCs w:val="false"/>
-                <w:sz w:val="20"/>
-                <w:szCs w:val="20"/>
+                <w:sz w:val="22"/>
+                <w:szCs w:val="22"/>
               </w:rPr>
               <w:t xml:space="preserve">{total}{/histogramaHH}</w:t>
             </w:r>
@@ -5596,13 +5691,13 @@
             </w:pPr>
             <w:r>
               <w:rPr>
-                <w:rFonts w:ascii="Arial" w:cs="Arial" w:eastAsia="Arial" w:hAnsi="Arial"/>
+                <w:rFonts w:ascii="Arial Narrow" w:cs="Arial Narrow" w:eastAsia="Arial Narrow" w:hAnsi="Arial Narrow"/>
                 <w:b/>
                 <w:bCs/>
                 <w:i w:val="false"/>
                 <w:iCs w:val="false"/>
-                <w:sz w:val="20"/>
-                <w:szCs w:val="20"/>
+                <w:sz w:val="22"/>
+                <w:szCs w:val="22"/>
               </w:rPr>
               <w:t xml:space="preserve">TOTAL GENERAL</w:t>
             </w:r>
@@ -5626,13 +5721,13 @@
             </w:pPr>
             <w:r>
               <w:rPr>
-                <w:rFonts w:ascii="Arial" w:cs="Arial" w:eastAsia="Arial" w:hAnsi="Arial"/>
+                <w:rFonts w:ascii="Arial Narrow" w:cs="Arial Narrow" w:eastAsia="Arial Narrow" w:hAnsi="Arial Narrow"/>
                 <w:b w:val="false"/>
                 <w:bCs w:val="false"/>
                 <w:i w:val="false"/>
                 <w:iCs w:val="false"/>
-                <w:sz w:val="20"/>
-                <w:szCs w:val="20"/>
+                <w:sz w:val="22"/>
+                <w:szCs w:val="22"/>
               </w:rPr>
               <w:t xml:space="preserve"/>
             </w:r>
@@ -5657,13 +5752,13 @@
             </w:pPr>
             <w:r>
               <w:rPr>
-                <w:rFonts w:ascii="Arial" w:cs="Arial" w:eastAsia="Arial" w:hAnsi="Arial"/>
+                <w:rFonts w:ascii="Arial Narrow" w:cs="Arial Narrow" w:eastAsia="Arial Narrow" w:hAnsi="Arial Narrow"/>
                 <w:b/>
                 <w:bCs/>
                 <w:i w:val="false"/>
                 <w:iCs w:val="false"/>
-                <w:sz w:val="20"/>
-                <w:szCs w:val="20"/>
+                <w:sz w:val="22"/>
+                <w:szCs w:val="22"/>
               </w:rPr>
               <w:t xml:space="preserve">{totalHH}</w:t>
             </w:r>
@@ -5674,16 +5769,17 @@
     <w:p>
       <w:pPr>
         <w:spacing w:after="0" w:before="0"/>
-      </w:pPr>
-      <w:r>
-        <w:rPr>
-          <w:rFonts w:ascii="Arial" w:cs="Arial" w:eastAsia="Arial" w:hAnsi="Arial"/>
-          <w:b w:val="false"/>
-          <w:bCs w:val="false"/>
-          <w:i w:val="false"/>
-          <w:iCs w:val="false"/>
-          <w:sz w:val="20"/>
-          <w:szCs w:val="20"/>
+        <w:jc w:val="both"/>
+      </w:pPr>
+      <w:r>
+        <w:rPr>
+          <w:rFonts w:ascii="Arial Narrow" w:cs="Arial Narrow" w:eastAsia="Arial Narrow" w:hAnsi="Arial Narrow"/>
+          <w:b w:val="false"/>
+          <w:bCs w:val="false"/>
+          <w:i w:val="false"/>
+          <w:iCs w:val="false"/>
+          <w:sz w:val="22"/>
+          <w:szCs w:val="22"/>
         </w:rPr>
         <w:t xml:space="preserve">{#tieneHistogramaHHActividadPng}</w:t>
       </w:r>
@@ -5695,13 +5791,13 @@
       </w:pPr>
       <w:r>
         <w:rPr>
-          <w:rFonts w:ascii="Arial" w:cs="Arial" w:eastAsia="Arial" w:hAnsi="Arial"/>
+          <w:rFonts w:ascii="Arial Narrow" w:cs="Arial Narrow" w:eastAsia="Arial Narrow" w:hAnsi="Arial Narrow"/>
           <w:b/>
           <w:bCs/>
           <w:i w:val="false"/>
           <w:iCs w:val="false"/>
-          <w:sz w:val="20"/>
-          <w:szCs w:val="20"/>
+          <w:sz w:val="22"/>
+          <w:szCs w:val="22"/>
         </w:rPr>
         <w:t xml:space="preserve">13.3. Horas hombre por actividad (Construcción y Comisionamiento)</w:t>
       </w:r>
@@ -5713,13 +5809,13 @@
       </w:pPr>
       <w:r>
         <w:rPr>
-          <w:rFonts w:ascii="Arial" w:cs="Arial" w:eastAsia="Arial" w:hAnsi="Arial"/>
-          <w:b w:val="false"/>
-          <w:bCs w:val="false"/>
-          <w:i w:val="false"/>
-          <w:iCs w:val="false"/>
-          <w:sz w:val="20"/>
-          <w:szCs w:val="20"/>
+          <w:rFonts w:ascii="Arial Narrow" w:cs="Arial Narrow" w:eastAsia="Arial Narrow" w:hAnsi="Arial Narrow"/>
+          <w:b w:val="false"/>
+          <w:bCs w:val="false"/>
+          <w:i w:val="false"/>
+          <w:iCs w:val="false"/>
+          <w:sz w:val="22"/>
+          <w:szCs w:val="22"/>
         </w:rPr>
         <w:t xml:space="preserve">{%histogramaHHActividadPng}</w:t>
       </w:r>
@@ -5727,16 +5823,17 @@
     <w:p>
       <w:pPr>
         <w:spacing w:after="0" w:before="0"/>
-      </w:pPr>
-      <w:r>
-        <w:rPr>
-          <w:rFonts w:ascii="Arial" w:cs="Arial" w:eastAsia="Arial" w:hAnsi="Arial"/>
-          <w:b w:val="false"/>
-          <w:bCs w:val="false"/>
-          <w:i w:val="false"/>
-          <w:iCs w:val="false"/>
-          <w:sz w:val="20"/>
-          <w:szCs w:val="20"/>
+        <w:jc w:val="both"/>
+      </w:pPr>
+      <w:r>
+        <w:rPr>
+          <w:rFonts w:ascii="Arial Narrow" w:cs="Arial Narrow" w:eastAsia="Arial Narrow" w:hAnsi="Arial Narrow"/>
+          <w:b w:val="false"/>
+          <w:bCs w:val="false"/>
+          <w:i w:val="false"/>
+          <w:iCs w:val="false"/>
+          <w:sz w:val="22"/>
+          <w:szCs w:val="22"/>
         </w:rPr>
         <w:t xml:space="preserve">{/tieneHistogramaHHActividadPng}</w:t>
       </w:r>
@@ -5748,13 +5845,13 @@
       </w:pPr>
       <w:r>
         <w:rPr>
-          <w:rFonts w:ascii="Arial" w:cs="Arial" w:eastAsia="Arial" w:hAnsi="Arial"/>
+          <w:rFonts w:ascii="Arial Narrow" w:cs="Arial Narrow" w:eastAsia="Arial Narrow" w:hAnsi="Arial Narrow"/>
           <w:b/>
           <w:bCs/>
           <w:i w:val="false"/>
           <w:iCs w:val="false"/>
-          <w:sz w:val="22"/>
-          <w:szCs w:val="22"/>
+          <w:sz w:val="24"/>
+          <w:szCs w:val="24"/>
         </w:rPr>
         <w:t xml:space="preserve">14. CRONOGRAMA</w:t>
       </w:r>
@@ -5762,16 +5859,17 @@
     <w:p>
       <w:pPr>
         <w:spacing w:after="120" w:before="0"/>
-      </w:pPr>
-      <w:r>
-        <w:rPr>
-          <w:rFonts w:ascii="Arial" w:cs="Arial" w:eastAsia="Arial" w:hAnsi="Arial"/>
-          <w:b w:val="false"/>
-          <w:bCs w:val="false"/>
-          <w:i w:val="false"/>
-          <w:iCs w:val="false"/>
-          <w:sz w:val="20"/>
-          <w:szCs w:val="20"/>
+        <w:jc w:val="both"/>
+      </w:pPr>
+      <w:r>
+        <w:rPr>
+          <w:rFonts w:ascii="Arial Narrow" w:cs="Arial Narrow" w:eastAsia="Arial Narrow" w:hAnsi="Arial Narrow"/>
+          <w:b w:val="false"/>
+          <w:bCs w:val="false"/>
+          <w:i w:val="false"/>
+          <w:iCs w:val="false"/>
+          <w:sz w:val="22"/>
+          <w:szCs w:val="22"/>
         </w:rPr>
         <w:t xml:space="preserve">Se ha presentado un cronograma preliminar con Rev. {revision} como referencia, el cual se irá actualizando de acuerdo al tiempo de entrega de los equipos ofertados; ver documento con referencia {codigoCR}, Anexo B. A continuación se presenta el resumen:</w:t>
       </w:r>
@@ -5816,13 +5914,13 @@
             </w:pPr>
             <w:r>
               <w:rPr>
-                <w:rFonts w:ascii="Arial" w:cs="Arial" w:eastAsia="Arial" w:hAnsi="Arial"/>
+                <w:rFonts w:ascii="Arial Narrow" w:cs="Arial Narrow" w:eastAsia="Arial Narrow" w:hAnsi="Arial Narrow"/>
                 <w:b/>
                 <w:bCs/>
                 <w:i w:val="false"/>
                 <w:iCs w:val="false"/>
-                <w:sz w:val="20"/>
-                <w:szCs w:val="20"/>
+                <w:sz w:val="22"/>
+                <w:szCs w:val="22"/>
               </w:rPr>
               <w:t xml:space="preserve">FASE</w:t>
             </w:r>
@@ -5847,13 +5945,13 @@
             </w:pPr>
             <w:r>
               <w:rPr>
-                <w:rFonts w:ascii="Arial" w:cs="Arial" w:eastAsia="Arial" w:hAnsi="Arial"/>
+                <w:rFonts w:ascii="Arial Narrow" w:cs="Arial Narrow" w:eastAsia="Arial Narrow" w:hAnsi="Arial Narrow"/>
                 <w:b/>
                 <w:bCs/>
                 <w:i w:val="false"/>
                 <w:iCs w:val="false"/>
-                <w:sz w:val="20"/>
-                <w:szCs w:val="20"/>
+                <w:sz w:val="22"/>
+                <w:szCs w:val="22"/>
               </w:rPr>
               <w:t xml:space="preserve">EDT</w:t>
             </w:r>
@@ -5878,13 +5976,13 @@
             </w:pPr>
             <w:r>
               <w:rPr>
-                <w:rFonts w:ascii="Arial" w:cs="Arial" w:eastAsia="Arial" w:hAnsi="Arial"/>
+                <w:rFonts w:ascii="Arial Narrow" w:cs="Arial Narrow" w:eastAsia="Arial Narrow" w:hAnsi="Arial Narrow"/>
                 <w:b/>
                 <w:bCs/>
                 <w:i w:val="false"/>
                 <w:iCs w:val="false"/>
-                <w:sz w:val="20"/>
-                <w:szCs w:val="20"/>
+                <w:sz w:val="22"/>
+                <w:szCs w:val="22"/>
               </w:rPr>
               <w:t xml:space="preserve">ACTIVIDAD</w:t>
             </w:r>
@@ -5909,13 +6007,13 @@
             </w:pPr>
             <w:r>
               <w:rPr>
-                <w:rFonts w:ascii="Arial" w:cs="Arial" w:eastAsia="Arial" w:hAnsi="Arial"/>
+                <w:rFonts w:ascii="Arial Narrow" w:cs="Arial Narrow" w:eastAsia="Arial Narrow" w:hAnsi="Arial Narrow"/>
                 <w:b/>
                 <w:bCs/>
                 <w:i w:val="false"/>
                 <w:iCs w:val="false"/>
-                <w:sz w:val="20"/>
-                <w:szCs w:val="20"/>
+                <w:sz w:val="22"/>
+                <w:szCs w:val="22"/>
               </w:rPr>
               <w:t xml:space="preserve">INICIO</w:t>
             </w:r>
@@ -5940,13 +6038,13 @@
             </w:pPr>
             <w:r>
               <w:rPr>
-                <w:rFonts w:ascii="Arial" w:cs="Arial" w:eastAsia="Arial" w:hAnsi="Arial"/>
+                <w:rFonts w:ascii="Arial Narrow" w:cs="Arial Narrow" w:eastAsia="Arial Narrow" w:hAnsi="Arial Narrow"/>
                 <w:b/>
                 <w:bCs/>
                 <w:i w:val="false"/>
                 <w:iCs w:val="false"/>
-                <w:sz w:val="20"/>
-                <w:szCs w:val="20"/>
+                <w:sz w:val="22"/>
+                <w:szCs w:val="22"/>
               </w:rPr>
               <w:t xml:space="preserve">FIN</w:t>
             </w:r>
@@ -5971,13 +6069,13 @@
             </w:pPr>
             <w:r>
               <w:rPr>
-                <w:rFonts w:ascii="Arial" w:cs="Arial" w:eastAsia="Arial" w:hAnsi="Arial"/>
+                <w:rFonts w:ascii="Arial Narrow" w:cs="Arial Narrow" w:eastAsia="Arial Narrow" w:hAnsi="Arial Narrow"/>
                 <w:b/>
                 <w:bCs/>
                 <w:i w:val="false"/>
                 <w:iCs w:val="false"/>
-                <w:sz w:val="20"/>
-                <w:szCs w:val="20"/>
+                <w:sz w:val="22"/>
+                <w:szCs w:val="22"/>
               </w:rPr>
               <w:t xml:space="preserve">HORAS</w:t>
             </w:r>
@@ -6002,13 +6100,13 @@
             </w:pPr>
             <w:r>
               <w:rPr>
-                <w:rFonts w:ascii="Arial" w:cs="Arial" w:eastAsia="Arial" w:hAnsi="Arial"/>
+                <w:rFonts w:ascii="Arial Narrow" w:cs="Arial Narrow" w:eastAsia="Arial Narrow" w:hAnsi="Arial Narrow"/>
                 <w:b w:val="false"/>
                 <w:bCs w:val="false"/>
                 <w:i w:val="false"/>
                 <w:iCs w:val="false"/>
-                <w:sz w:val="20"/>
-                <w:szCs w:val="20"/>
+                <w:sz w:val="22"/>
+                <w:szCs w:val="22"/>
               </w:rPr>
               <w:t xml:space="preserve">{#cronogramaResumen}{fase}</w:t>
             </w:r>
@@ -6031,13 +6129,13 @@
             </w:pPr>
             <w:r>
               <w:rPr>
-                <w:rFonts w:ascii="Arial" w:cs="Arial" w:eastAsia="Arial" w:hAnsi="Arial"/>
+                <w:rFonts w:ascii="Arial Narrow" w:cs="Arial Narrow" w:eastAsia="Arial Narrow" w:hAnsi="Arial Narrow"/>
                 <w:b w:val="false"/>
                 <w:bCs w:val="false"/>
                 <w:i w:val="false"/>
                 <w:iCs w:val="false"/>
-                <w:sz w:val="20"/>
-                <w:szCs w:val="20"/>
+                <w:sz w:val="22"/>
+                <w:szCs w:val="22"/>
               </w:rPr>
               <w:t xml:space="preserve">{edt}</w:t>
             </w:r>
@@ -6060,13 +6158,13 @@
             </w:pPr>
             <w:r>
               <w:rPr>
-                <w:rFonts w:ascii="Arial" w:cs="Arial" w:eastAsia="Arial" w:hAnsi="Arial"/>
+                <w:rFonts w:ascii="Arial Narrow" w:cs="Arial Narrow" w:eastAsia="Arial Narrow" w:hAnsi="Arial Narrow"/>
                 <w:b w:val="false"/>
                 <w:bCs w:val="false"/>
                 <w:i w:val="false"/>
                 <w:iCs w:val="false"/>
-                <w:sz w:val="20"/>
-                <w:szCs w:val="20"/>
+                <w:sz w:val="22"/>
+                <w:szCs w:val="22"/>
               </w:rPr>
               <w:t xml:space="preserve">{actividad}</w:t>
             </w:r>
@@ -6090,13 +6188,13 @@
             </w:pPr>
             <w:r>
               <w:rPr>
-                <w:rFonts w:ascii="Arial" w:cs="Arial" w:eastAsia="Arial" w:hAnsi="Arial"/>
+                <w:rFonts w:ascii="Arial Narrow" w:cs="Arial Narrow" w:eastAsia="Arial Narrow" w:hAnsi="Arial Narrow"/>
                 <w:b w:val="false"/>
                 <w:bCs w:val="false"/>
                 <w:i w:val="false"/>
                 <w:iCs w:val="false"/>
-                <w:sz w:val="20"/>
-                <w:szCs w:val="20"/>
+                <w:sz w:val="22"/>
+                <w:szCs w:val="22"/>
               </w:rPr>
               <w:t xml:space="preserve">{fechaInicio}</w:t>
             </w:r>
@@ -6120,13 +6218,13 @@
             </w:pPr>
             <w:r>
               <w:rPr>
-                <w:rFonts w:ascii="Arial" w:cs="Arial" w:eastAsia="Arial" w:hAnsi="Arial"/>
+                <w:rFonts w:ascii="Arial Narrow" w:cs="Arial Narrow" w:eastAsia="Arial Narrow" w:hAnsi="Arial Narrow"/>
                 <w:b w:val="false"/>
                 <w:bCs w:val="false"/>
                 <w:i w:val="false"/>
                 <w:iCs w:val="false"/>
-                <w:sz w:val="20"/>
-                <w:szCs w:val="20"/>
+                <w:sz w:val="22"/>
+                <w:szCs w:val="22"/>
               </w:rPr>
               <w:t xml:space="preserve">{fechaFin}</w:t>
             </w:r>
@@ -6150,13 +6248,13 @@
             </w:pPr>
             <w:r>
               <w:rPr>
-                <w:rFonts w:ascii="Arial" w:cs="Arial" w:eastAsia="Arial" w:hAnsi="Arial"/>
+                <w:rFonts w:ascii="Arial Narrow" w:cs="Arial Narrow" w:eastAsia="Arial Narrow" w:hAnsi="Arial Narrow"/>
                 <w:b w:val="false"/>
                 <w:bCs w:val="false"/>
                 <w:i w:val="false"/>
                 <w:iCs w:val="false"/>
-                <w:sz w:val="20"/>
-                <w:szCs w:val="20"/>
+                <w:sz w:val="22"/>
+                <w:szCs w:val="22"/>
               </w:rPr>
               <w:t xml:space="preserve">{horasPlan}{/cronogramaResumen}</w:t>
             </w:r>
@@ -6171,13 +6269,13 @@
       </w:pPr>
       <w:r>
         <w:rPr>
-          <w:rFonts w:ascii="Arial" w:cs="Arial" w:eastAsia="Arial" w:hAnsi="Arial"/>
+          <w:rFonts w:ascii="Arial Narrow" w:cs="Arial Narrow" w:eastAsia="Arial Narrow" w:hAnsi="Arial Narrow"/>
           <w:b/>
           <w:bCs/>
           <w:i w:val="false"/>
           <w:iCs w:val="false"/>
-          <w:sz w:val="22"/>
-          <w:szCs w:val="22"/>
+          <w:sz w:val="24"/>
+          <w:szCs w:val="24"/>
         </w:rPr>
         <w:t xml:space="preserve">15. ANEXOS</w:t>
       </w:r>
@@ -6194,13 +6292,13 @@
       </w:pPr>
       <w:r>
         <w:rPr>
-          <w:rFonts w:ascii="Arial" w:cs="Arial" w:eastAsia="Arial" w:hAnsi="Arial"/>
+          <w:rFonts w:ascii="Arial Narrow" w:cs="Arial Narrow" w:eastAsia="Arial Narrow" w:hAnsi="Arial Narrow"/>
           <w:b/>
           <w:bCs/>
           <w:i w:val="false"/>
           <w:iCs w:val="false"/>
-          <w:sz w:val="24"/>
-          <w:szCs w:val="24"/>
+          <w:sz w:val="26"/>
+          <w:szCs w:val="26"/>
         </w:rPr>
         <w:t xml:space="preserve">ANEXO A: ORGANIGRAMA ({codigoOR})</w:t>
       </w:r>
@@ -6212,13 +6310,13 @@
       </w:pPr>
       <w:r>
         <w:rPr>
-          <w:rFonts w:ascii="Arial" w:cs="Arial" w:eastAsia="Arial" w:hAnsi="Arial"/>
-          <w:b w:val="false"/>
-          <w:bCs w:val="false"/>
-          <w:i w:val="false"/>
-          <w:iCs w:val="false"/>
-          <w:sz w:val="20"/>
-          <w:szCs w:val="20"/>
+          <w:rFonts w:ascii="Arial Narrow" w:cs="Arial Narrow" w:eastAsia="Arial Narrow" w:hAnsi="Arial Narrow"/>
+          <w:b w:val="false"/>
+          <w:bCs w:val="false"/>
+          <w:i w:val="false"/>
+          <w:iCs w:val="false"/>
+          <w:sz w:val="22"/>
+          <w:szCs w:val="22"/>
         </w:rPr>
         <w:t xml:space="preserve">{%organigramaPng}</w:t>
       </w:r>
@@ -6235,13 +6333,13 @@
       </w:pPr>
       <w:r>
         <w:rPr>
-          <w:rFonts w:ascii="Arial" w:cs="Arial" w:eastAsia="Arial" w:hAnsi="Arial"/>
+          <w:rFonts w:ascii="Arial Narrow" w:cs="Arial Narrow" w:eastAsia="Arial Narrow" w:hAnsi="Arial Narrow"/>
           <w:b/>
           <w:bCs/>
           <w:i w:val="false"/>
           <w:iCs w:val="false"/>
-          <w:sz w:val="24"/>
-          <w:szCs w:val="24"/>
+          <w:sz w:val="26"/>
+          <w:szCs w:val="26"/>
         </w:rPr>
         <w:t xml:space="preserve">ANEXO B: CRONOGRAMA ({codigoCR})</w:t>
       </w:r>
@@ -6253,13 +6351,13 @@
       </w:pPr>
       <w:r>
         <w:rPr>
-          <w:rFonts w:ascii="Arial" w:cs="Arial" w:eastAsia="Arial" w:hAnsi="Arial"/>
-          <w:b w:val="false"/>
-          <w:bCs w:val="false"/>
-          <w:i w:val="false"/>
-          <w:iCs w:val="false"/>
-          <w:sz w:val="20"/>
-          <w:szCs w:val="20"/>
+          <w:rFonts w:ascii="Arial Narrow" w:cs="Arial Narrow" w:eastAsia="Arial Narrow" w:hAnsi="Arial Narrow"/>
+          <w:b w:val="false"/>
+          <w:bCs w:val="false"/>
+          <w:i w:val="false"/>
+          <w:iCs w:val="false"/>
+          <w:sz w:val="22"/>
+          <w:szCs w:val="22"/>
         </w:rPr>
         <w:t xml:space="preserve">El cronograma detallado del proyecto se adjunta como documento independiente con la referencia indicada.</w:t>
       </w:r>
@@ -6326,14 +6424,14 @@
     </w:pPr>
     <w:r>
       <w:rPr>
-        <w:rFonts w:ascii="Arial" w:cs="Arial" w:eastAsia="Arial" w:hAnsi="Arial"/>
+        <w:rFonts w:ascii="Arial Narrow" w:cs="Arial Narrow" w:eastAsia="Arial Narrow" w:hAnsi="Arial Narrow"/>
         <w:b w:val="false"/>
         <w:bCs w:val="false"/>
         <w:i w:val="false"/>
         <w:iCs w:val="false"/>
         <w:color w:val="808080"/>
-        <w:sz w:val="16"/>
-        <w:szCs w:val="16"/>
+        <w:sz w:val="18"/>
+        <w:szCs w:val="18"/>
       </w:rPr>
       <w:t xml:space="preserve">Plan de Trabajo {codigoDocumento} — Rev. {revision}</w:t>
     </w:r>
@@ -6472,13 +6570,13 @@
           </w:pPr>
           <w:r>
             <w:rPr>
-              <w:rFonts w:ascii="Arial" w:cs="Arial" w:eastAsia="Arial" w:hAnsi="Arial"/>
+              <w:rFonts w:ascii="Arial Narrow" w:cs="Arial Narrow" w:eastAsia="Arial Narrow" w:hAnsi="Arial Narrow"/>
               <w:b/>
               <w:bCs/>
               <w:i w:val="false"/>
               <w:iCs w:val="false"/>
-              <w:sz w:val="20"/>
-              <w:szCs w:val="20"/>
+              <w:sz w:val="22"/>
+              <w:szCs w:val="22"/>
             </w:rPr>
             <w:t xml:space="preserve">NEXA RESOURCES</w:t>
           </w:r>
@@ -6490,13 +6588,13 @@
           </w:pPr>
           <w:r>
             <w:rPr>
-              <w:rFonts w:ascii="Arial" w:cs="Arial" w:eastAsia="Arial" w:hAnsi="Arial"/>
+              <w:rFonts w:ascii="Arial Narrow" w:cs="Arial Narrow" w:eastAsia="Arial Narrow" w:hAnsi="Arial Narrow"/>
               <w:b/>
               <w:bCs/>
               <w:i w:val="false"/>
               <w:iCs w:val="false"/>
-              <w:sz w:val="20"/>
-              <w:szCs w:val="20"/>
+              <w:sz w:val="22"/>
+              <w:szCs w:val="22"/>
             </w:rPr>
             <w:t xml:space="preserve">REFINERIA CAJAMARQUILLA</w:t>
           </w:r>
@@ -6521,25 +6619,25 @@
           </w:pPr>
           <w:r>
             <w:rPr>
-              <w:rFonts w:ascii="Arial" w:cs="Arial" w:eastAsia="Arial" w:hAnsi="Arial"/>
+              <w:rFonts w:ascii="Arial Narrow" w:cs="Arial Narrow" w:eastAsia="Arial Narrow" w:hAnsi="Arial Narrow"/>
               <w:b/>
               <w:bCs/>
               <w:i w:val="false"/>
               <w:iCs w:val="false"/>
-              <w:sz w:val="20"/>
-              <w:szCs w:val="20"/>
+              <w:sz w:val="22"/>
+              <w:szCs w:val="22"/>
             </w:rPr>
             <w:t xml:space="preserve">ORDEN DE COMPRA </w:t>
           </w:r>
           <w:r>
             <w:rPr>
-              <w:rFonts w:ascii="Arial" w:cs="Arial" w:eastAsia="Arial" w:hAnsi="Arial"/>
+              <w:rFonts w:ascii="Arial Narrow" w:cs="Arial Narrow" w:eastAsia="Arial Narrow" w:hAnsi="Arial Narrow"/>
               <w:b w:val="false"/>
               <w:bCs w:val="false"/>
               <w:i w:val="false"/>
               <w:iCs w:val="false"/>
-              <w:sz w:val="20"/>
-              <w:szCs w:val="20"/>
+              <w:sz w:val="22"/>
+              <w:szCs w:val="22"/>
             </w:rPr>
             <w:t xml:space="preserve">{ordenCompra}</w:t>
           </w:r>
@@ -6550,13 +6648,13 @@
           </w:pPr>
           <w:r>
             <w:rPr>
-              <w:rFonts w:ascii="Arial" w:cs="Arial" w:eastAsia="Arial" w:hAnsi="Arial"/>
+              <w:rFonts w:ascii="Arial Narrow" w:cs="Arial Narrow" w:eastAsia="Arial Narrow" w:hAnsi="Arial Narrow"/>
               <w:b/>
               <w:bCs/>
               <w:i w:val="false"/>
               <w:iCs w:val="false"/>
-              <w:sz w:val="20"/>
-              <w:szCs w:val="20"/>
+              <w:sz w:val="22"/>
+              <w:szCs w:val="22"/>
             </w:rPr>
             <w:t xml:space="preserve">NOMBRE DEL PROYECTO</w:t>
           </w:r>
@@ -6567,13 +6665,13 @@
           </w:pPr>
           <w:r>
             <w:rPr>
-              <w:rFonts w:ascii="Arial" w:cs="Arial" w:eastAsia="Arial" w:hAnsi="Arial"/>
+              <w:rFonts w:ascii="Arial Narrow" w:cs="Arial Narrow" w:eastAsia="Arial Narrow" w:hAnsi="Arial Narrow"/>
               <w:b w:val="false"/>
               <w:bCs w:val="false"/>
               <w:i w:val="false"/>
               <w:iCs w:val="false"/>
-              <w:sz w:val="20"/>
-              <w:szCs w:val="20"/>
+              <w:sz w:val="22"/>
+              <w:szCs w:val="22"/>
             </w:rPr>
             <w:t xml:space="preserve">{nombreProyecto}</w:t>
           </w:r>
@@ -6584,13 +6682,13 @@
           </w:pPr>
           <w:r>
             <w:rPr>
-              <w:rFonts w:ascii="Arial" w:cs="Arial" w:eastAsia="Arial" w:hAnsi="Arial"/>
+              <w:rFonts w:ascii="Arial Narrow" w:cs="Arial Narrow" w:eastAsia="Arial Narrow" w:hAnsi="Arial Narrow"/>
               <w:b/>
               <w:bCs/>
               <w:i w:val="false"/>
               <w:iCs w:val="false"/>
-              <w:sz w:val="20"/>
-              <w:szCs w:val="20"/>
+              <w:sz w:val="22"/>
+              <w:szCs w:val="22"/>
             </w:rPr>
             <w:t xml:space="preserve">TIPO DE DOCUMENTO/TÍTULO DEL DOCUMENTO</w:t>
           </w:r>
@@ -6601,13 +6699,13 @@
           </w:pPr>
           <w:r>
             <w:rPr>
-              <w:rFonts w:ascii="Arial" w:cs="Arial" w:eastAsia="Arial" w:hAnsi="Arial"/>
+              <w:rFonts w:ascii="Arial Narrow" w:cs="Arial Narrow" w:eastAsia="Arial Narrow" w:hAnsi="Arial Narrow"/>
               <w:b w:val="false"/>
               <w:bCs w:val="false"/>
               <w:i w:val="false"/>
               <w:iCs w:val="false"/>
-              <w:sz w:val="20"/>
-              <w:szCs w:val="20"/>
+              <w:sz w:val="22"/>
+              <w:szCs w:val="22"/>
             </w:rPr>
             <w:t xml:space="preserve">PLAN DE TRABAJO</w:t>
           </w:r>
@@ -6631,13 +6729,13 @@
           </w:pPr>
           <w:r>
             <w:rPr>
-              <w:rFonts w:ascii="Arial" w:cs="Arial" w:eastAsia="Arial" w:hAnsi="Arial"/>
+              <w:rFonts w:ascii="Arial Narrow" w:cs="Arial Narrow" w:eastAsia="Arial Narrow" w:hAnsi="Arial Narrow"/>
               <w:b/>
               <w:bCs/>
               <w:i w:val="false"/>
               <w:iCs w:val="false"/>
-              <w:sz w:val="20"/>
-              <w:szCs w:val="20"/>
+              <w:sz w:val="22"/>
+              <w:szCs w:val="22"/>
             </w:rPr>
             <w:t xml:space="preserve">Nº. NEXA:</w:t>
           </w:r>
@@ -6649,13 +6747,13 @@
           </w:pPr>
           <w:r>
             <w:rPr>
-              <w:rFonts w:ascii="Arial" w:cs="Arial" w:eastAsia="Arial" w:hAnsi="Arial"/>
+              <w:rFonts w:ascii="Arial Narrow" w:cs="Arial Narrow" w:eastAsia="Arial Narrow" w:hAnsi="Arial Narrow"/>
               <w:b w:val="false"/>
               <w:bCs w:val="false"/>
               <w:i w:val="false"/>
               <w:iCs w:val="false"/>
-              <w:sz w:val="20"/>
-              <w:szCs w:val="20"/>
+              <w:sz w:val="22"/>
+              <w:szCs w:val="22"/>
             </w:rPr>
             <w:t xml:space="preserve">{codigoDocumento}</w:t>
           </w:r>
@@ -6667,13 +6765,13 @@
           </w:pPr>
           <w:r>
             <w:rPr>
-              <w:rFonts w:ascii="Arial" w:cs="Arial" w:eastAsia="Arial" w:hAnsi="Arial"/>
+              <w:rFonts w:ascii="Arial Narrow" w:cs="Arial Narrow" w:eastAsia="Arial Narrow" w:hAnsi="Arial Narrow"/>
               <w:b/>
               <w:bCs/>
               <w:i w:val="false"/>
               <w:iCs w:val="false"/>
-              <w:sz w:val="20"/>
-              <w:szCs w:val="20"/>
+              <w:sz w:val="22"/>
+              <w:szCs w:val="22"/>
             </w:rPr>
             <w:t xml:space="preserve">Nº. CONSULTOR:</w:t>
           </w:r>
@@ -6685,13 +6783,13 @@
           </w:pPr>
           <w:r>
             <w:rPr>
-              <w:rFonts w:ascii="Arial" w:cs="Arial" w:eastAsia="Arial" w:hAnsi="Arial"/>
+              <w:rFonts w:ascii="Arial Narrow" w:cs="Arial Narrow" w:eastAsia="Arial Narrow" w:hAnsi="Arial Narrow"/>
               <w:b w:val="false"/>
               <w:bCs w:val="false"/>
               <w:i w:val="false"/>
               <w:iCs w:val="false"/>
-              <w:sz w:val="20"/>
-              <w:szCs w:val="20"/>
+              <w:sz w:val="22"/>
+              <w:szCs w:val="22"/>
             </w:rPr>
             <w:t xml:space="preserve">{numeroConsultor}</w:t>
           </w:r>
@@ -6715,13 +6813,13 @@
           </w:pPr>
           <w:r>
             <w:rPr>
-              <w:rFonts w:ascii="Arial" w:cs="Arial" w:eastAsia="Arial" w:hAnsi="Arial"/>
+              <w:rFonts w:ascii="Arial Narrow" w:cs="Arial Narrow" w:eastAsia="Arial Narrow" w:hAnsi="Arial Narrow"/>
               <w:b/>
               <w:bCs/>
               <w:i w:val="false"/>
               <w:iCs w:val="false"/>
-              <w:sz w:val="20"/>
-              <w:szCs w:val="20"/>
+              <w:sz w:val="22"/>
+              <w:szCs w:val="22"/>
             </w:rPr>
             <w:t xml:space="preserve">HOJA</w:t>
           </w:r>
@@ -6733,9 +6831,9 @@
           </w:pPr>
           <w:r>
             <w:rPr>
-              <w:rFonts w:ascii="Arial" w:cs="Arial" w:eastAsia="Arial" w:hAnsi="Arial"/>
-              <w:sz w:val="20"/>
-              <w:szCs w:val="20"/>
+              <w:rFonts w:ascii="Arial Narrow" w:cs="Arial Narrow" w:eastAsia="Arial Narrow" w:hAnsi="Arial Narrow"/>
+              <w:sz w:val="22"/>
+              <w:szCs w:val="22"/>
             </w:rPr>
             <w:fldChar w:fldCharType="begin"/>
             <w:instrText xml:space="preserve">PAGE</w:instrText>
@@ -6755,13 +6853,13 @@
           </w:pPr>
           <w:r>
             <w:rPr>
-              <w:rFonts w:ascii="Arial" w:cs="Arial" w:eastAsia="Arial" w:hAnsi="Arial"/>
+              <w:rFonts w:ascii="Arial Narrow" w:cs="Arial Narrow" w:eastAsia="Arial Narrow" w:hAnsi="Arial Narrow"/>
               <w:b/>
               <w:bCs/>
               <w:i w:val="false"/>
               <w:iCs w:val="false"/>
-              <w:sz w:val="20"/>
-              <w:szCs w:val="20"/>
+              <w:sz w:val="22"/>
+              <w:szCs w:val="22"/>
             </w:rPr>
             <w:t xml:space="preserve">REV.</w:t>
           </w:r>
@@ -6773,13 +6871,13 @@
           </w:pPr>
           <w:r>
             <w:rPr>
-              <w:rFonts w:ascii="Arial" w:cs="Arial" w:eastAsia="Arial" w:hAnsi="Arial"/>
+              <w:rFonts w:ascii="Arial Narrow" w:cs="Arial Narrow" w:eastAsia="Arial Narrow" w:hAnsi="Arial Narrow"/>
               <w:b w:val="false"/>
               <w:bCs w:val="false"/>
               <w:i w:val="false"/>
               <w:iCs w:val="false"/>
-              <w:sz w:val="20"/>
-              <w:szCs w:val="20"/>
+              <w:sz w:val="22"/>
+              <w:szCs w:val="22"/>
             </w:rPr>
             <w:t xml:space="preserve">{revision}</w:t>
           </w:r>
@@ -6793,13 +6891,13 @@
     </w:pPr>
     <w:r>
       <w:rPr>
-        <w:rFonts w:ascii="Arial" w:cs="Arial" w:eastAsia="Arial" w:hAnsi="Arial"/>
+        <w:rFonts w:ascii="Arial Narrow" w:cs="Arial Narrow" w:eastAsia="Arial Narrow" w:hAnsi="Arial Narrow"/>
         <w:b w:val="false"/>
         <w:bCs w:val="false"/>
         <w:i w:val="false"/>
         <w:iCs w:val="false"/>
-        <w:sz w:val="20"/>
-        <w:szCs w:val="20"/>
+        <w:sz w:val="22"/>
+        <w:szCs w:val="22"/>
       </w:rPr>
       <w:t xml:space="preserve"/>
     </w:r>
@@ -6934,9 +7032,9 @@
   <w:docDefaults>
     <w:rPrDefault>
       <w:rPr>
-        <w:rFonts w:ascii="Arial" w:cs="Arial" w:eastAsia="Arial" w:hAnsi="Arial"/>
-        <w:sz w:val="20"/>
-        <w:szCs w:val="20"/>
+        <w:rFonts w:ascii="Arial Narrow" w:cs="Arial Narrow" w:eastAsia="Arial Narrow" w:hAnsi="Arial Narrow"/>
+        <w:sz w:val="22"/>
+        <w:szCs w:val="22"/>
       </w:rPr>
     </w:rPrDefault>
     <w:pPrDefault/>
@@ -6957,7 +7055,8 @@
     <w:next w:val="Normal"/>
     <w:qFormat/>
     <w:rPr>
-      <w:color w:val="2E74B5"/>
+      <w:caps/>
+      <w:color w:val="000000"/>
       <w:sz w:val="32"/>
       <w:szCs w:val="32"/>
     </w:rPr>
@@ -6968,7 +7067,7 @@
     <w:next w:val="Normal"/>
     <w:qFormat/>
     <w:rPr>
-      <w:color w:val="2E74B5"/>
+      <w:color w:val="000000"/>
       <w:sz w:val="26"/>
       <w:szCs w:val="26"/>
     </w:rPr>
@@ -6979,7 +7078,7 @@
     <w:next w:val="Normal"/>
     <w:qFormat/>
     <w:rPr>
-      <w:color w:val="1F4D78"/>
+      <w:color w:val="000000"/>
       <w:sz w:val="24"/>
       <w:szCs w:val="24"/>
     </w:rPr>

--- a/src/lib/services/planTrabajo/templates/plan-trabajo-nexa-template.docx
+++ b/src/lib/services/planTrabajo/templates/plan-trabajo-nexa-template.docx
@@ -6480,7 +6480,7 @@
 <w:hdr xmlns:wpc="http://schemas.microsoft.com/office/word/2010/wordprocessingCanvas" xmlns:mc="http://schemas.openxmlformats.org/markup-compatibility/2006" xmlns:o="urn:schemas-microsoft-com:office:office" xmlns:r="http://schemas.openxmlformats.org/officeDocument/2006/relationships" xmlns:m="http://schemas.openxmlformats.org/officeDocument/2006/math" xmlns:v="urn:schemas-microsoft-com:vml" xmlns:wp14="http://schemas.microsoft.com/office/word/2010/wordprocessingDrawing" xmlns:wp="http://schemas.openxmlformats.org/drawingml/2006/wordprocessingDrawing" xmlns:w10="urn:schemas-microsoft-com:office:word" xmlns:w="http://schemas.openxmlformats.org/wordprocessingml/2006/main" xmlns:w14="http://schemas.microsoft.com/office/word/2010/wordml" xmlns:w15="http://schemas.microsoft.com/office/word/2012/wordml" xmlns:wpg="http://schemas.microsoft.com/office/word/2010/wordprocessingGroup" xmlns:wpi="http://schemas.microsoft.com/office/word/2010/wordprocessingInk" xmlns:wne="http://schemas.microsoft.com/office/word/2006/wordml" xmlns:wps="http://schemas.microsoft.com/office/word/2010/wordprocessingShape" xmlns:cx="http://schemas.microsoft.com/office/drawing/2014/chartex" xmlns:cx1="http://schemas.microsoft.com/office/drawing/2015/9/8/chartex" xmlns:cx2="http://schemas.microsoft.com/office/drawing/2015/10/21/chartex" xmlns:cx3="http://schemas.microsoft.com/office/drawing/2016/5/9/chartex" xmlns:cx4="http://schemas.microsoft.com/office/drawing/2016/5/10/chartex" xmlns:cx5="http://schemas.microsoft.com/office/drawing/2016/5/11/chartex" xmlns:cx6="http://schemas.microsoft.com/office/drawing/2016/5/12/chartex" xmlns:cx7="http://schemas.microsoft.com/office/drawing/2016/5/13/chartex" xmlns:cx8="http://schemas.microsoft.com/office/drawing/2016/5/14/chartex" xmlns:w16cid="http://schemas.microsoft.com/office/word/2016/wordml/cid" xmlns:w16se="http://schemas.microsoft.com/office/word/2015/wordml/symex">
   <w:tbl>
     <w:tblPr>
-      <w:tblW w:type="dxa" w:w="9640"/>
+      <w:tblW w:w="9640" w:type="dxa"/>
       <w:tblBorders>
         <w:top w:val="single" w:color="auto" w:sz="4"/>
         <w:left w:val="single" w:color="auto" w:sz="4"/>
@@ -6489,27 +6489,28 @@
         <w:insideH w:val="single" w:color="auto" w:sz="4"/>
         <w:insideV w:val="single" w:color="auto" w:sz="4"/>
       </w:tblBorders>
+      <w:tblLayout w:type="fixed"/>
     </w:tblPr>
     <w:tblGrid>
-      <w:gridCol w:w="4200"/>
-      <w:gridCol w:w="3440"/>
-      <w:gridCol w:w="2000"/>
+      <w:gridCol w:w="5315"/>
+      <w:gridCol w:w="3333"/>
+      <w:gridCol w:w="992"/>
     </w:tblGrid>
     <w:tr>
       <w:tc>
         <w:tcPr>
-          <w:tcW w:type="dxa" w:w="4200"/>
+          <w:tcW w:w="5315" w:type="dxa"/>
           <w:tcMar>
-            <w:top w:type="dxa" w:w="40"/>
-            <w:left w:type="dxa" w:w="80"/>
-            <w:bottom w:type="dxa" w:w="40"/>
-            <w:right w:type="dxa" w:w="80"/>
+            <w:top w:w="30" w:type="dxa"/>
+            <w:left w:w="80" w:type="dxa"/>
+            <w:bottom w:w="30" w:type="dxa"/>
+            <w:right w:w="80" w:type="dxa"/>
           </w:tcMar>
           <w:vAlign w:val="center"/>
         </w:tcPr>
         <w:p>
           <w:pPr>
-            <w:spacing w:after="120" w:before="0"/>
+            <w:spacing w:before="60" w:after="60"/>
             <w:jc w:val="center"/>
           </w:pPr>
           <w:r>
@@ -6553,19 +6554,19 @@
       </w:tc>
       <w:tc>
         <w:tcPr>
-          <w:tcW w:type="dxa" w:w="5440"/>
+          <w:tcW w:w="4325" w:type="dxa"/>
           <w:gridSpan w:val="2"/>
           <w:tcMar>
-            <w:top w:type="dxa" w:w="40"/>
-            <w:left w:type="dxa" w:w="80"/>
-            <w:bottom w:type="dxa" w:w="40"/>
-            <w:right w:type="dxa" w:w="80"/>
+            <w:top w:w="30" w:type="dxa"/>
+            <w:left w:w="80" w:type="dxa"/>
+            <w:bottom w:w="30" w:type="dxa"/>
+            <w:right w:w="80" w:type="dxa"/>
           </w:tcMar>
           <w:vAlign w:val="center"/>
         </w:tcPr>
         <w:p>
           <w:pPr>
-            <w:spacing w:after="0" w:before="0"/>
+            <w:spacing w:before="0" w:after="0"/>
             <w:jc w:val="center"/>
           </w:pPr>
           <w:r>
@@ -6573,17 +6574,15 @@
               <w:rFonts w:ascii="Arial Narrow" w:cs="Arial Narrow" w:eastAsia="Arial Narrow" w:hAnsi="Arial Narrow"/>
               <w:b/>
               <w:bCs/>
-              <w:i w:val="false"/>
-              <w:iCs w:val="false"/>
-              <w:sz w:val="22"/>
-              <w:szCs w:val="22"/>
+              <w:sz w:val="20"/>
+              <w:szCs w:val="20"/>
             </w:rPr>
             <w:t xml:space="preserve">NEXA RESOURCES</w:t>
           </w:r>
         </w:p>
         <w:p>
           <w:pPr>
-            <w:spacing w:after="0" w:before="0"/>
+            <w:spacing w:before="0" w:after="0"/>
             <w:jc w:val="center"/>
           </w:pPr>
           <w:r>
@@ -6591,10 +6590,8 @@
               <w:rFonts w:ascii="Arial Narrow" w:cs="Arial Narrow" w:eastAsia="Arial Narrow" w:hAnsi="Arial Narrow"/>
               <w:b/>
               <w:bCs/>
-              <w:i w:val="false"/>
-              <w:iCs w:val="false"/>
-              <w:sz w:val="22"/>
-              <w:szCs w:val="22"/>
+              <w:sz w:val="20"/>
+              <w:szCs w:val="20"/>
             </w:rPr>
             <w:t xml:space="preserve">REFINERIA CAJAMARQUILLA</w:t>
           </w:r>
@@ -6604,108 +6601,85 @@
     <w:tr>
       <w:tc>
         <w:tcPr>
-          <w:tcW w:type="dxa" w:w="4200"/>
+          <w:tcW w:w="5315" w:type="dxa"/>
+          <w:vMerge w:val="restart"/>
           <w:tcMar>
-            <w:top w:type="dxa" w:w="40"/>
-            <w:left w:type="dxa" w:w="80"/>
-            <w:bottom w:type="dxa" w:w="40"/>
-            <w:right w:type="dxa" w:w="80"/>
+            <w:top w:w="30" w:type="dxa"/>
+            <w:left w:w="80" w:type="dxa"/>
+            <w:bottom w:w="30" w:type="dxa"/>
+            <w:right w:w="80" w:type="dxa"/>
           </w:tcMar>
-          <w:vAlign w:val="center"/>
         </w:tcPr>
         <w:p>
           <w:pPr>
-            <w:spacing w:after="0" w:before="0"/>
+            <w:spacing w:before="0" w:after="0"/>
           </w:pPr>
           <w:r>
             <w:rPr>
               <w:rFonts w:ascii="Arial Narrow" w:cs="Arial Narrow" w:eastAsia="Arial Narrow" w:hAnsi="Arial Narrow"/>
               <w:b/>
               <w:bCs/>
-              <w:i w:val="false"/>
-              <w:iCs w:val="false"/>
-              <w:sz w:val="22"/>
-              <w:szCs w:val="22"/>
+              <w:sz w:val="20"/>
+              <w:szCs w:val="20"/>
             </w:rPr>
             <w:t xml:space="preserve">ORDEN DE COMPRA </w:t>
           </w:r>
           <w:r>
             <w:rPr>
               <w:rFonts w:ascii="Arial Narrow" w:cs="Arial Narrow" w:eastAsia="Arial Narrow" w:hAnsi="Arial Narrow"/>
-              <w:b w:val="false"/>
-              <w:bCs w:val="false"/>
-              <w:i w:val="false"/>
-              <w:iCs w:val="false"/>
-              <w:sz w:val="22"/>
-              <w:szCs w:val="22"/>
+              <w:sz w:val="20"/>
+              <w:szCs w:val="20"/>
             </w:rPr>
             <w:t xml:space="preserve">{ordenCompra}</w:t>
           </w:r>
         </w:p>
         <w:p>
           <w:pPr>
-            <w:spacing w:after="0" w:before="0"/>
+            <w:spacing w:before="0" w:after="0"/>
           </w:pPr>
           <w:r>
             <w:rPr>
               <w:rFonts w:ascii="Arial Narrow" w:cs="Arial Narrow" w:eastAsia="Arial Narrow" w:hAnsi="Arial Narrow"/>
               <w:b/>
               <w:bCs/>
-              <w:i w:val="false"/>
-              <w:iCs w:val="false"/>
-              <w:sz w:val="22"/>
-              <w:szCs w:val="22"/>
+              <w:sz w:val="20"/>
+              <w:szCs w:val="20"/>
             </w:rPr>
-            <w:t xml:space="preserve">NOMBRE DEL PROYECTO</w:t>
+            <w:t xml:space="preserve">NOMBRE DEL PROYECTO </w:t>
           </w:r>
-        </w:p>
-        <w:p>
-          <w:pPr>
-            <w:spacing w:after="0" w:before="0"/>
-          </w:pPr>
           <w:r>
             <w:rPr>
               <w:rFonts w:ascii="Arial Narrow" w:cs="Arial Narrow" w:eastAsia="Arial Narrow" w:hAnsi="Arial Narrow"/>
-              <w:b w:val="false"/>
-              <w:bCs w:val="false"/>
-              <w:i w:val="false"/>
-              <w:iCs w:val="false"/>
-              <w:sz w:val="22"/>
-              <w:szCs w:val="22"/>
+              <w:sz w:val="20"/>
+              <w:szCs w:val="20"/>
             </w:rPr>
             <w:t xml:space="preserve">{nombreProyecto}</w:t>
           </w:r>
         </w:p>
         <w:p>
           <w:pPr>
-            <w:spacing w:after="0" w:before="0"/>
+            <w:spacing w:before="0" w:after="0"/>
           </w:pPr>
           <w:r>
             <w:rPr>
               <w:rFonts w:ascii="Arial Narrow" w:cs="Arial Narrow" w:eastAsia="Arial Narrow" w:hAnsi="Arial Narrow"/>
               <w:b/>
               <w:bCs/>
-              <w:i w:val="false"/>
-              <w:iCs w:val="false"/>
-              <w:sz w:val="22"/>
-              <w:szCs w:val="22"/>
+              <w:sz w:val="20"/>
+              <w:szCs w:val="20"/>
             </w:rPr>
             <w:t xml:space="preserve">TIPO DE DOCUMENTO/TÍTULO DEL DOCUMENTO</w:t>
           </w:r>
         </w:p>
         <w:p>
           <w:pPr>
-            <w:spacing w:after="0" w:before="0"/>
+            <w:spacing w:before="0" w:after="0"/>
           </w:pPr>
           <w:r>
             <w:rPr>
               <w:rFonts w:ascii="Arial Narrow" w:cs="Arial Narrow" w:eastAsia="Arial Narrow" w:hAnsi="Arial Narrow"/>
-              <w:b w:val="false"/>
-              <w:bCs w:val="false"/>
-              <w:i w:val="false"/>
-              <w:iCs w:val="false"/>
-              <w:sz w:val="22"/>
-              <w:szCs w:val="22"/>
+              <w:sz w:val="20"/>
+              <w:szCs w:val="20"/>
             </w:rPr>
             <w:t xml:space="preserve">PLAN DE TRABAJO</w:t>
           </w:r>
@@ -6713,18 +6687,57 @@
       </w:tc>
       <w:tc>
         <w:tcPr>
-          <w:tcW w:type="dxa" w:w="3440"/>
+          <w:tcW w:w="3333" w:type="dxa"/>
           <w:tcMar>
-            <w:top w:type="dxa" w:w="40"/>
-            <w:left w:type="dxa" w:w="80"/>
-            <w:bottom w:type="dxa" w:w="40"/>
-            <w:right w:type="dxa" w:w="80"/>
+            <w:top w:w="30" w:type="dxa"/>
+            <w:left w:w="80" w:type="dxa"/>
+            <w:bottom w:w="30" w:type="dxa"/>
+            <w:right w:w="80" w:type="dxa"/>
           </w:tcMar>
-          <w:vAlign w:val="center"/>
         </w:tcPr>
         <w:p>
           <w:pPr>
-            <w:spacing w:after="0" w:before="0"/>
+            <w:spacing w:before="0" w:after="0"/>
+          </w:pPr>
+          <w:r>
+            <w:rPr>
+              <w:rFonts w:ascii="Arial Narrow" w:cs="Arial Narrow" w:eastAsia="Arial Narrow" w:hAnsi="Arial Narrow"/>
+              <w:b/>
+              <w:bCs/>
+              <w:sz w:val="20"/>
+              <w:szCs w:val="20"/>
+            </w:rPr>
+            <w:t xml:space="preserve">Nº. NEXA:</w:t>
+          </w:r>
+        </w:p>
+        <w:p>
+          <w:pPr>
+            <w:spacing w:before="0" w:after="0"/>
+            <w:jc w:val="center"/>
+          </w:pPr>
+          <w:r>
+            <w:rPr>
+              <w:rFonts w:ascii="Arial Narrow" w:cs="Arial Narrow" w:eastAsia="Arial Narrow" w:hAnsi="Arial Narrow"/>
+              <w:sz w:val="20"/>
+              <w:szCs w:val="20"/>
+            </w:rPr>
+            <w:t xml:space="preserve">{codigoDocumento}</w:t>
+          </w:r>
+        </w:p>
+      </w:tc>
+      <w:tc>
+        <w:tcPr>
+          <w:tcW w:w="992" w:type="dxa"/>
+          <w:tcMar>
+            <w:top w:w="30" w:type="dxa"/>
+            <w:left w:w="80" w:type="dxa"/>
+            <w:bottom w:w="30" w:type="dxa"/>
+            <w:right w:w="80" w:type="dxa"/>
+          </w:tcMar>
+        </w:tcPr>
+        <w:p>
+          <w:pPr>
+            <w:spacing w:before="0" w:after="0"/>
             <w:jc w:val="center"/>
           </w:pPr>
           <w:r>
@@ -6732,108 +6745,22 @@
               <w:rFonts w:ascii="Arial Narrow" w:cs="Arial Narrow" w:eastAsia="Arial Narrow" w:hAnsi="Arial Narrow"/>
               <w:b/>
               <w:bCs/>
-              <w:i w:val="false"/>
-              <w:iCs w:val="false"/>
-              <w:sz w:val="22"/>
-              <w:szCs w:val="22"/>
-            </w:rPr>
-            <w:t xml:space="preserve">Nº. NEXA:</w:t>
-          </w:r>
-        </w:p>
-        <w:p>
-          <w:pPr>
-            <w:spacing w:after="0" w:before="0"/>
-            <w:jc w:val="center"/>
-          </w:pPr>
-          <w:r>
-            <w:rPr>
-              <w:rFonts w:ascii="Arial Narrow" w:cs="Arial Narrow" w:eastAsia="Arial Narrow" w:hAnsi="Arial Narrow"/>
-              <w:b w:val="false"/>
-              <w:bCs w:val="false"/>
-              <w:i w:val="false"/>
-              <w:iCs w:val="false"/>
-              <w:sz w:val="22"/>
-              <w:szCs w:val="22"/>
-            </w:rPr>
-            <w:t xml:space="preserve">{codigoDocumento}</w:t>
-          </w:r>
-        </w:p>
-        <w:p>
-          <w:pPr>
-            <w:spacing w:after="0" w:before="0"/>
-            <w:jc w:val="center"/>
-          </w:pPr>
-          <w:r>
-            <w:rPr>
-              <w:rFonts w:ascii="Arial Narrow" w:cs="Arial Narrow" w:eastAsia="Arial Narrow" w:hAnsi="Arial Narrow"/>
-              <w:b/>
-              <w:bCs/>
-              <w:i w:val="false"/>
-              <w:iCs w:val="false"/>
-              <w:sz w:val="22"/>
-              <w:szCs w:val="22"/>
-            </w:rPr>
-            <w:t xml:space="preserve">Nº. CONSULTOR:</w:t>
-          </w:r>
-        </w:p>
-        <w:p>
-          <w:pPr>
-            <w:spacing w:after="0" w:before="0"/>
-            <w:jc w:val="center"/>
-          </w:pPr>
-          <w:r>
-            <w:rPr>
-              <w:rFonts w:ascii="Arial Narrow" w:cs="Arial Narrow" w:eastAsia="Arial Narrow" w:hAnsi="Arial Narrow"/>
-              <w:b w:val="false"/>
-              <w:bCs w:val="false"/>
-              <w:i w:val="false"/>
-              <w:iCs w:val="false"/>
-              <w:sz w:val="22"/>
-              <w:szCs w:val="22"/>
-            </w:rPr>
-            <w:t xml:space="preserve">{numeroConsultor}</w:t>
-          </w:r>
-        </w:p>
-      </w:tc>
-      <w:tc>
-        <w:tcPr>
-          <w:tcW w:type="dxa" w:w="2000"/>
-          <w:tcMar>
-            <w:top w:type="dxa" w:w="40"/>
-            <w:left w:type="dxa" w:w="80"/>
-            <w:bottom w:type="dxa" w:w="40"/>
-            <w:right w:type="dxa" w:w="80"/>
-          </w:tcMar>
-          <w:vAlign w:val="center"/>
-        </w:tcPr>
-        <w:p>
-          <w:pPr>
-            <w:spacing w:after="0" w:before="0"/>
-            <w:jc w:val="center"/>
-          </w:pPr>
-          <w:r>
-            <w:rPr>
-              <w:rFonts w:ascii="Arial Narrow" w:cs="Arial Narrow" w:eastAsia="Arial Narrow" w:hAnsi="Arial Narrow"/>
-              <w:b/>
-              <w:bCs/>
-              <w:i w:val="false"/>
-              <w:iCs w:val="false"/>
-              <w:sz w:val="22"/>
-              <w:szCs w:val="22"/>
+              <w:sz w:val="20"/>
+              <w:szCs w:val="20"/>
             </w:rPr>
             <w:t xml:space="preserve">HOJA</w:t>
           </w:r>
         </w:p>
         <w:p>
           <w:pPr>
-            <w:spacing w:after="0"/>
+            <w:spacing w:before="0" w:after="0"/>
             <w:jc w:val="center"/>
           </w:pPr>
           <w:r>
             <w:rPr>
               <w:rFonts w:ascii="Arial Narrow" w:cs="Arial Narrow" w:eastAsia="Arial Narrow" w:hAnsi="Arial Narrow"/>
-              <w:sz w:val="22"/>
-              <w:szCs w:val="22"/>
+              <w:sz w:val="20"/>
+              <w:szCs w:val="20"/>
             </w:rPr>
             <w:fldChar w:fldCharType="begin"/>
             <w:instrText xml:space="preserve">PAGE</w:instrText>
@@ -6846,9 +6773,75 @@
             <w:fldChar w:fldCharType="end"/>
           </w:r>
         </w:p>
+      </w:tc>
+    </w:tr>
+    <w:tr>
+      <w:tc>
+        <w:tcPr>
+          <w:tcW w:w="5315" w:type="dxa"/>
+          <w:vMerge/>
+          <w:tcMar>
+            <w:top w:w="30" w:type="dxa"/>
+            <w:left w:w="80" w:type="dxa"/>
+            <w:bottom w:w="30" w:type="dxa"/>
+            <w:right w:w="80" w:type="dxa"/>
+          </w:tcMar>
+        </w:tcPr>
+        <w:p/>
+      </w:tc>
+      <w:tc>
+        <w:tcPr>
+          <w:tcW w:w="3333" w:type="dxa"/>
+          <w:tcMar>
+            <w:top w:w="30" w:type="dxa"/>
+            <w:left w:w="80" w:type="dxa"/>
+            <w:bottom w:w="30" w:type="dxa"/>
+            <w:right w:w="80" w:type="dxa"/>
+          </w:tcMar>
+        </w:tcPr>
         <w:p>
           <w:pPr>
-            <w:spacing w:after="0" w:before="0"/>
+            <w:spacing w:before="0" w:after="0"/>
+          </w:pPr>
+          <w:r>
+            <w:rPr>
+              <w:rFonts w:ascii="Arial Narrow" w:cs="Arial Narrow" w:eastAsia="Arial Narrow" w:hAnsi="Arial Narrow"/>
+              <w:b/>
+              <w:bCs/>
+              <w:sz w:val="20"/>
+              <w:szCs w:val="20"/>
+            </w:rPr>
+            <w:t xml:space="preserve">Nº. CONSULTOR:</w:t>
+          </w:r>
+        </w:p>
+        <w:p>
+          <w:pPr>
+            <w:spacing w:before="0" w:after="0"/>
+            <w:jc w:val="center"/>
+          </w:pPr>
+          <w:r>
+            <w:rPr>
+              <w:rFonts w:ascii="Arial Narrow" w:cs="Arial Narrow" w:eastAsia="Arial Narrow" w:hAnsi="Arial Narrow"/>
+              <w:sz w:val="20"/>
+              <w:szCs w:val="20"/>
+            </w:rPr>
+            <w:t xml:space="preserve">{numeroConsultor}</w:t>
+          </w:r>
+        </w:p>
+      </w:tc>
+      <w:tc>
+        <w:tcPr>
+          <w:tcW w:w="992" w:type="dxa"/>
+          <w:tcMar>
+            <w:top w:w="30" w:type="dxa"/>
+            <w:left w:w="80" w:type="dxa"/>
+            <w:bottom w:w="30" w:type="dxa"/>
+            <w:right w:w="80" w:type="dxa"/>
+          </w:tcMar>
+        </w:tcPr>
+        <w:p>
+          <w:pPr>
+            <w:spacing w:before="0" w:after="0"/>
             <w:jc w:val="center"/>
           </w:pPr>
           <w:r>
@@ -6856,28 +6849,22 @@
               <w:rFonts w:ascii="Arial Narrow" w:cs="Arial Narrow" w:eastAsia="Arial Narrow" w:hAnsi="Arial Narrow"/>
               <w:b/>
               <w:bCs/>
-              <w:i w:val="false"/>
-              <w:iCs w:val="false"/>
-              <w:sz w:val="22"/>
-              <w:szCs w:val="22"/>
+              <w:sz w:val="20"/>
+              <w:szCs w:val="20"/>
             </w:rPr>
             <w:t xml:space="preserve">REV.</w:t>
           </w:r>
         </w:p>
         <w:p>
           <w:pPr>
-            <w:spacing w:after="0" w:before="0"/>
+            <w:spacing w:before="0" w:after="0"/>
             <w:jc w:val="center"/>
           </w:pPr>
           <w:r>
             <w:rPr>
               <w:rFonts w:ascii="Arial Narrow" w:cs="Arial Narrow" w:eastAsia="Arial Narrow" w:hAnsi="Arial Narrow"/>
-              <w:b w:val="false"/>
-              <w:bCs w:val="false"/>
-              <w:i w:val="false"/>
-              <w:iCs w:val="false"/>
-              <w:sz w:val="22"/>
-              <w:szCs w:val="22"/>
+              <w:sz w:val="20"/>
+              <w:szCs w:val="20"/>
             </w:rPr>
             <w:t xml:space="preserve">{revision}</w:t>
           </w:r>

--- a/src/lib/services/planTrabajo/templates/plan-trabajo-nexa-template.docx
+++ b/src/lib/services/planTrabajo/templates/plan-trabajo-nexa-template.docx
@@ -315,21 +315,24 @@
         </w:tc>
       </w:tr>
       <w:tr>
-        <w:tc>
-          <w:tcPr>
-            <w:tcW w:type="dxa" w:w="700"/>
-            <w:shd w:fill="D9D9D9" w:val="clear"/>
-            <w:tcMar>
-              <w:top w:type="dxa" w:w="40"/>
-              <w:left w:type="dxa" w:w="80"/>
-              <w:bottom w:type="dxa" w:w="40"/>
-              <w:right w:type="dxa" w:w="80"/>
-            </w:tcMar>
-            <w:vAlign w:val="center"/>
-          </w:tcPr>
-          <w:p>
-            <w:pPr>
-              <w:spacing w:after="120" w:before="0"/>
+        <w:trPr>
+          <w:trHeight w:val="440" w:hRule="atLeast"/>
+        </w:trPr>
+        <w:tc>
+          <w:tcPr>
+            <w:tcW w:w="700" w:type="dxa"/>
+            <w:shd w:val="clear" w:color="auto" w:fill="D9D9D9"/>
+            <w:tcMar>
+              <w:top w:w="20" w:type="dxa"/>
+              <w:left w:w="60" w:type="dxa"/>
+              <w:bottom w:w="20" w:type="dxa"/>
+              <w:right w:w="60" w:type="dxa"/>
+            </w:tcMar>
+            <w:vAlign w:val="center"/>
+          </w:tcPr>
+          <w:p>
+            <w:pPr>
+              <w:spacing w:before="0" w:after="0"/>
               <w:jc w:val="center"/>
             </w:pPr>
             <w:r>
@@ -337,8 +340,6 @@
                 <w:rFonts w:ascii="Arial Narrow" w:cs="Arial Narrow" w:eastAsia="Arial Narrow" w:hAnsi="Arial Narrow"/>
                 <w:b/>
                 <w:bCs/>
-                <w:i w:val="false"/>
-                <w:iCs w:val="false"/>
                 <w:sz w:val="22"/>
                 <w:szCs w:val="22"/>
               </w:rPr>
@@ -348,19 +349,20 @@
         </w:tc>
         <w:tc>
           <w:tcPr>
-            <w:tcW w:type="dxa" w:w="700"/>
-            <w:shd w:fill="D9D9D9" w:val="clear"/>
-            <w:tcMar>
-              <w:top w:type="dxa" w:w="40"/>
-              <w:left w:type="dxa" w:w="80"/>
-              <w:bottom w:type="dxa" w:w="40"/>
-              <w:right w:type="dxa" w:w="80"/>
-            </w:tcMar>
-            <w:vAlign w:val="center"/>
-          </w:tcPr>
-          <w:p>
-            <w:pPr>
-              <w:spacing w:after="120" w:before="0"/>
+            <w:tcW w:w="4940" w:type="dxa"/>
+            <w:gridSpan w:val="2"/>
+            <w:shd w:val="clear" w:color="auto" w:fill="D9D9D9"/>
+            <w:tcMar>
+              <w:top w:w="20" w:type="dxa"/>
+              <w:left w:w="60" w:type="dxa"/>
+              <w:bottom w:w="20" w:type="dxa"/>
+              <w:right w:w="60" w:type="dxa"/>
+            </w:tcMar>
+            <w:vAlign w:val="center"/>
+          </w:tcPr>
+          <w:p>
+            <w:pPr>
+              <w:spacing w:before="0" w:after="0"/>
               <w:jc w:val="center"/>
             </w:pPr>
             <w:r>
@@ -368,30 +370,28 @@
                 <w:rFonts w:ascii="Arial Narrow" w:cs="Arial Narrow" w:eastAsia="Arial Narrow" w:hAnsi="Arial Narrow"/>
                 <w:b/>
                 <w:bCs/>
-                <w:i w:val="false"/>
-                <w:iCs w:val="false"/>
-                <w:sz w:val="22"/>
-                <w:szCs w:val="22"/>
-              </w:rPr>
-              <w:t xml:space="preserve">TE</w:t>
-            </w:r>
-          </w:p>
-        </w:tc>
-        <w:tc>
-          <w:tcPr>
-            <w:tcW w:type="dxa" w:w="4240"/>
-            <w:shd w:fill="D9D9D9" w:val="clear"/>
-            <w:tcMar>
-              <w:top w:type="dxa" w:w="40"/>
-              <w:left w:type="dxa" w:w="80"/>
-              <w:bottom w:type="dxa" w:w="40"/>
-              <w:right w:type="dxa" w:w="80"/>
-            </w:tcMar>
-            <w:vAlign w:val="center"/>
-          </w:tcPr>
-          <w:p>
-            <w:pPr>
-              <w:spacing w:after="120" w:before="0"/>
+                <w:sz w:val="22"/>
+                <w:szCs w:val="22"/>
+              </w:rPr>
+              <w:t xml:space="preserve">TE: Tipo de Emisión</w:t>
+            </w:r>
+          </w:p>
+        </w:tc>
+        <w:tc>
+          <w:tcPr>
+            <w:tcW w:w="800" w:type="dxa"/>
+            <w:shd w:val="clear" w:color="auto" w:fill="D9D9D9"/>
+            <w:tcMar>
+              <w:top w:w="20" w:type="dxa"/>
+              <w:left w:w="60" w:type="dxa"/>
+              <w:bottom w:w="20" w:type="dxa"/>
+              <w:right w:w="60" w:type="dxa"/>
+            </w:tcMar>
+            <w:vAlign w:val="center"/>
+          </w:tcPr>
+          <w:p>
+            <w:pPr>
+              <w:spacing w:before="0" w:after="0"/>
               <w:jc w:val="center"/>
             </w:pPr>
             <w:r>
@@ -399,30 +399,28 @@
                 <w:rFonts w:ascii="Arial Narrow" w:cs="Arial Narrow" w:eastAsia="Arial Narrow" w:hAnsi="Arial Narrow"/>
                 <w:b/>
                 <w:bCs/>
-                <w:i w:val="false"/>
-                <w:iCs w:val="false"/>
-                <w:sz w:val="22"/>
-                <w:szCs w:val="22"/>
-              </w:rPr>
-              <w:t xml:space="preserve">Tipo de Emisión</w:t>
-            </w:r>
-          </w:p>
-        </w:tc>
-        <w:tc>
-          <w:tcPr>
-            <w:tcW w:type="dxa" w:w="800"/>
-            <w:shd w:fill="D9D9D9" w:val="clear"/>
-            <w:tcMar>
-              <w:top w:type="dxa" w:w="40"/>
-              <w:left w:type="dxa" w:w="80"/>
-              <w:bottom w:type="dxa" w:w="40"/>
-              <w:right w:type="dxa" w:w="80"/>
-            </w:tcMar>
-            <w:vAlign w:val="center"/>
-          </w:tcPr>
-          <w:p>
-            <w:pPr>
-              <w:spacing w:after="120" w:before="0"/>
+                <w:sz w:val="22"/>
+                <w:szCs w:val="22"/>
+              </w:rPr>
+              <w:t xml:space="preserve">Des.</w:t>
+            </w:r>
+          </w:p>
+        </w:tc>
+        <w:tc>
+          <w:tcPr>
+            <w:tcW w:w="800" w:type="dxa"/>
+            <w:shd w:val="clear" w:color="auto" w:fill="D9D9D9"/>
+            <w:tcMar>
+              <w:top w:w="20" w:type="dxa"/>
+              <w:left w:w="60" w:type="dxa"/>
+              <w:bottom w:w="20" w:type="dxa"/>
+              <w:right w:w="60" w:type="dxa"/>
+            </w:tcMar>
+            <w:vAlign w:val="center"/>
+          </w:tcPr>
+          <w:p>
+            <w:pPr>
+              <w:spacing w:before="0" w:after="0"/>
               <w:jc w:val="center"/>
             </w:pPr>
             <w:r>
@@ -430,30 +428,28 @@
                 <w:rFonts w:ascii="Arial Narrow" w:cs="Arial Narrow" w:eastAsia="Arial Narrow" w:hAnsi="Arial Narrow"/>
                 <w:b/>
                 <w:bCs/>
-                <w:i w:val="false"/>
-                <w:iCs w:val="false"/>
-                <w:sz w:val="22"/>
-                <w:szCs w:val="22"/>
-              </w:rPr>
-              <w:t xml:space="preserve">Des.</w:t>
-            </w:r>
-          </w:p>
-        </w:tc>
-        <w:tc>
-          <w:tcPr>
-            <w:tcW w:type="dxa" w:w="800"/>
-            <w:shd w:fill="D9D9D9" w:val="clear"/>
-            <w:tcMar>
-              <w:top w:type="dxa" w:w="40"/>
-              <w:left w:type="dxa" w:w="80"/>
-              <w:bottom w:type="dxa" w:w="40"/>
-              <w:right w:type="dxa" w:w="80"/>
-            </w:tcMar>
-            <w:vAlign w:val="center"/>
-          </w:tcPr>
-          <w:p>
-            <w:pPr>
-              <w:spacing w:after="120" w:before="0"/>
+                <w:sz w:val="22"/>
+                <w:szCs w:val="22"/>
+              </w:rPr>
+              <w:t xml:space="preserve">Ver.</w:t>
+            </w:r>
+          </w:p>
+        </w:tc>
+        <w:tc>
+          <w:tcPr>
+            <w:tcW w:w="800" w:type="dxa"/>
+            <w:shd w:val="clear" w:color="auto" w:fill="D9D9D9"/>
+            <w:tcMar>
+              <w:top w:w="20" w:type="dxa"/>
+              <w:left w:w="60" w:type="dxa"/>
+              <w:bottom w:w="20" w:type="dxa"/>
+              <w:right w:w="60" w:type="dxa"/>
+            </w:tcMar>
+            <w:vAlign w:val="center"/>
+          </w:tcPr>
+          <w:p>
+            <w:pPr>
+              <w:spacing w:before="0" w:after="0"/>
               <w:jc w:val="center"/>
             </w:pPr>
             <w:r>
@@ -461,30 +457,28 @@
                 <w:rFonts w:ascii="Arial Narrow" w:cs="Arial Narrow" w:eastAsia="Arial Narrow" w:hAnsi="Arial Narrow"/>
                 <w:b/>
                 <w:bCs/>
-                <w:i w:val="false"/>
-                <w:iCs w:val="false"/>
-                <w:sz w:val="22"/>
-                <w:szCs w:val="22"/>
-              </w:rPr>
-              <w:t xml:space="preserve">Ver.</w:t>
-            </w:r>
-          </w:p>
-        </w:tc>
-        <w:tc>
-          <w:tcPr>
-            <w:tcW w:type="dxa" w:w="800"/>
-            <w:shd w:fill="D9D9D9" w:val="clear"/>
-            <w:tcMar>
-              <w:top w:type="dxa" w:w="40"/>
-              <w:left w:type="dxa" w:w="80"/>
-              <w:bottom w:type="dxa" w:w="40"/>
-              <w:right w:type="dxa" w:w="80"/>
-            </w:tcMar>
-            <w:vAlign w:val="center"/>
-          </w:tcPr>
-          <w:p>
-            <w:pPr>
-              <w:spacing w:after="120" w:before="0"/>
+                <w:sz w:val="22"/>
+                <w:szCs w:val="22"/>
+              </w:rPr>
+              <w:t xml:space="preserve">Apr.</w:t>
+            </w:r>
+          </w:p>
+        </w:tc>
+        <w:tc>
+          <w:tcPr>
+            <w:tcW w:w="800" w:type="dxa"/>
+            <w:shd w:val="clear" w:color="auto" w:fill="D9D9D9"/>
+            <w:tcMar>
+              <w:top w:w="20" w:type="dxa"/>
+              <w:left w:w="60" w:type="dxa"/>
+              <w:bottom w:w="20" w:type="dxa"/>
+              <w:right w:w="60" w:type="dxa"/>
+            </w:tcMar>
+            <w:vAlign w:val="center"/>
+          </w:tcPr>
+          <w:p>
+            <w:pPr>
+              <w:spacing w:before="0" w:after="0"/>
               <w:jc w:val="center"/>
             </w:pPr>
             <w:r>
@@ -492,30 +486,28 @@
                 <w:rFonts w:ascii="Arial Narrow" w:cs="Arial Narrow" w:eastAsia="Arial Narrow" w:hAnsi="Arial Narrow"/>
                 <w:b/>
                 <w:bCs/>
-                <w:i w:val="false"/>
-                <w:iCs w:val="false"/>
-                <w:sz w:val="22"/>
-                <w:szCs w:val="22"/>
-              </w:rPr>
-              <w:t xml:space="preserve">Apr.</w:t>
-            </w:r>
-          </w:p>
-        </w:tc>
-        <w:tc>
-          <w:tcPr>
-            <w:tcW w:type="dxa" w:w="800"/>
-            <w:shd w:fill="D9D9D9" w:val="clear"/>
-            <w:tcMar>
-              <w:top w:type="dxa" w:w="40"/>
-              <w:left w:type="dxa" w:w="80"/>
-              <w:bottom w:type="dxa" w:w="40"/>
-              <w:right w:type="dxa" w:w="80"/>
-            </w:tcMar>
-            <w:vAlign w:val="center"/>
-          </w:tcPr>
-          <w:p>
-            <w:pPr>
-              <w:spacing w:after="120" w:before="0"/>
+                <w:sz w:val="22"/>
+                <w:szCs w:val="22"/>
+              </w:rPr>
+              <w:t xml:space="preserve">Aut.</w:t>
+            </w:r>
+          </w:p>
+        </w:tc>
+        <w:tc>
+          <w:tcPr>
+            <w:tcW w:w="800" w:type="dxa"/>
+            <w:shd w:val="clear" w:color="auto" w:fill="D9D9D9"/>
+            <w:tcMar>
+              <w:top w:w="20" w:type="dxa"/>
+              <w:left w:w="60" w:type="dxa"/>
+              <w:bottom w:w="20" w:type="dxa"/>
+              <w:right w:w="60" w:type="dxa"/>
+            </w:tcMar>
+            <w:vAlign w:val="center"/>
+          </w:tcPr>
+          <w:p>
+            <w:pPr>
+              <w:spacing w:before="0" w:after="0"/>
               <w:jc w:val="center"/>
             </w:pPr>
             <w:r>
@@ -523,39 +515,6 @@
                 <w:rFonts w:ascii="Arial Narrow" w:cs="Arial Narrow" w:eastAsia="Arial Narrow" w:hAnsi="Arial Narrow"/>
                 <w:b/>
                 <w:bCs/>
-                <w:i w:val="false"/>
-                <w:iCs w:val="false"/>
-                <w:sz w:val="22"/>
-                <w:szCs w:val="22"/>
-              </w:rPr>
-              <w:t xml:space="preserve">Aut.</w:t>
-            </w:r>
-          </w:p>
-        </w:tc>
-        <w:tc>
-          <w:tcPr>
-            <w:tcW w:type="dxa" w:w="800"/>
-            <w:shd w:fill="D9D9D9" w:val="clear"/>
-            <w:tcMar>
-              <w:top w:type="dxa" w:w="40"/>
-              <w:left w:type="dxa" w:w="80"/>
-              <w:bottom w:type="dxa" w:w="40"/>
-              <w:right w:type="dxa" w:w="80"/>
-            </w:tcMar>
-            <w:vAlign w:val="center"/>
-          </w:tcPr>
-          <w:p>
-            <w:pPr>
-              <w:spacing w:after="120" w:before="0"/>
-              <w:jc w:val="center"/>
-            </w:pPr>
-            <w:r>
-              <w:rPr>
-                <w:rFonts w:ascii="Arial Narrow" w:cs="Arial Narrow" w:eastAsia="Arial Narrow" w:hAnsi="Arial Narrow"/>
-                <w:b/>
-                <w:bCs/>
-                <w:i w:val="false"/>
-                <w:iCs w:val="false"/>
                 <w:sz w:val="22"/>
                 <w:szCs w:val="22"/>
               </w:rPr>
@@ -565,31 +524,30 @@
         </w:tc>
       </w:tr>
       <w:tr>
-        <w:tc>
-          <w:tcPr>
-            <w:tcW w:type="dxa" w:w="700"/>
-            <w:tcMar>
-              <w:top w:type="dxa" w:w="40"/>
-              <w:left w:type="dxa" w:w="80"/>
-              <w:bottom w:type="dxa" w:w="40"/>
-              <w:right w:type="dxa" w:w="80"/>
-            </w:tcMar>
-            <w:vAlign w:val="center"/>
-          </w:tcPr>
-          <w:p>
-            <w:pPr>
-              <w:spacing w:after="120" w:before="0"/>
+        <w:trPr>
+          <w:trHeight w:val="440" w:hRule="atLeast"/>
+        </w:trPr>
+        <w:tc>
+          <w:tcPr>
+            <w:tcW w:w="700" w:type="dxa"/>
+            <w:tcMar>
+              <w:top w:w="20" w:type="dxa"/>
+              <w:left w:w="60" w:type="dxa"/>
+              <w:bottom w:w="20" w:type="dxa"/>
+              <w:right w:w="60" w:type="dxa"/>
+            </w:tcMar>
+            <w:vAlign w:val="center"/>
+          </w:tcPr>
+          <w:p>
+            <w:pPr>
+              <w:spacing w:before="0" w:after="0"/>
               <w:jc w:val="center"/>
             </w:pPr>
             <w:r>
               <w:rPr>
                 <w:rFonts w:ascii="Arial Narrow" w:cs="Arial Narrow" w:eastAsia="Arial Narrow" w:hAnsi="Arial Narrow"/>
-                <w:b w:val="false"/>
-                <w:bCs w:val="false"/>
-                <w:i w:val="false"/>
-                <w:iCs w:val="false"/>
-                <w:sz w:val="22"/>
-                <w:szCs w:val="22"/>
+                <w:sz w:val="18"/>
+                <w:szCs w:val="18"/>
               </w:rPr>
               <w:t xml:space="preserve">{#revisiones}{rev}</w:t>
             </w:r>
@@ -597,29 +555,25 @@
         </w:tc>
         <w:tc>
           <w:tcPr>
-            <w:tcW w:type="dxa" w:w="700"/>
-            <w:tcMar>
-              <w:top w:type="dxa" w:w="40"/>
-              <w:left w:type="dxa" w:w="80"/>
-              <w:bottom w:type="dxa" w:w="40"/>
-              <w:right w:type="dxa" w:w="80"/>
-            </w:tcMar>
-            <w:vAlign w:val="center"/>
-          </w:tcPr>
-          <w:p>
-            <w:pPr>
-              <w:spacing w:after="120" w:before="0"/>
+            <w:tcW w:w="700" w:type="dxa"/>
+            <w:tcMar>
+              <w:top w:w="20" w:type="dxa"/>
+              <w:left w:w="60" w:type="dxa"/>
+              <w:bottom w:w="20" w:type="dxa"/>
+              <w:right w:w="60" w:type="dxa"/>
+            </w:tcMar>
+            <w:vAlign w:val="center"/>
+          </w:tcPr>
+          <w:p>
+            <w:pPr>
+              <w:spacing w:before="0" w:after="0"/>
               <w:jc w:val="center"/>
             </w:pPr>
             <w:r>
               <w:rPr>
                 <w:rFonts w:ascii="Arial Narrow" w:cs="Arial Narrow" w:eastAsia="Arial Narrow" w:hAnsi="Arial Narrow"/>
-                <w:b w:val="false"/>
-                <w:bCs w:val="false"/>
-                <w:i w:val="false"/>
-                <w:iCs w:val="false"/>
-                <w:sz w:val="22"/>
-                <w:szCs w:val="22"/>
+                <w:sz w:val="18"/>
+                <w:szCs w:val="18"/>
               </w:rPr>
               <w:t xml:space="preserve">{te}</w:t>
             </w:r>
@@ -627,28 +581,25 @@
         </w:tc>
         <w:tc>
           <w:tcPr>
-            <w:tcW w:type="dxa" w:w="4240"/>
-            <w:tcMar>
-              <w:top w:type="dxa" w:w="40"/>
-              <w:left w:type="dxa" w:w="80"/>
-              <w:bottom w:type="dxa" w:w="40"/>
-              <w:right w:type="dxa" w:w="80"/>
-            </w:tcMar>
-            <w:vAlign w:val="center"/>
-          </w:tcPr>
-          <w:p>
-            <w:pPr>
-              <w:spacing w:after="120" w:before="0"/>
-            </w:pPr>
-            <w:r>
-              <w:rPr>
-                <w:rFonts w:ascii="Arial Narrow" w:cs="Arial Narrow" w:eastAsia="Arial Narrow" w:hAnsi="Arial Narrow"/>
-                <w:b w:val="false"/>
-                <w:bCs w:val="false"/>
-                <w:i w:val="false"/>
-                <w:iCs w:val="false"/>
-                <w:sz w:val="22"/>
-                <w:szCs w:val="22"/>
+            <w:tcW w:w="4240" w:type="dxa"/>
+            <w:tcMar>
+              <w:top w:w="20" w:type="dxa"/>
+              <w:left w:w="60" w:type="dxa"/>
+              <w:bottom w:w="20" w:type="dxa"/>
+              <w:right w:w="60" w:type="dxa"/>
+            </w:tcMar>
+            <w:vAlign w:val="center"/>
+          </w:tcPr>
+          <w:p>
+            <w:pPr>
+              <w:spacing w:before="0" w:after="0"/>
+              <w:jc w:val="left"/>
+            </w:pPr>
+            <w:r>
+              <w:rPr>
+                <w:rFonts w:ascii="Arial Narrow" w:cs="Arial Narrow" w:eastAsia="Arial Narrow" w:hAnsi="Arial Narrow"/>
+                <w:sz w:val="18"/>
+                <w:szCs w:val="18"/>
               </w:rPr>
               <w:t xml:space="preserve">{descripcion}</w:t>
             </w:r>
@@ -656,29 +607,25 @@
         </w:tc>
         <w:tc>
           <w:tcPr>
-            <w:tcW w:type="dxa" w:w="800"/>
-            <w:tcMar>
-              <w:top w:type="dxa" w:w="40"/>
-              <w:left w:type="dxa" w:w="80"/>
-              <w:bottom w:type="dxa" w:w="40"/>
-              <w:right w:type="dxa" w:w="80"/>
-            </w:tcMar>
-            <w:vAlign w:val="center"/>
-          </w:tcPr>
-          <w:p>
-            <w:pPr>
-              <w:spacing w:after="120" w:before="0"/>
+            <w:tcW w:w="800" w:type="dxa"/>
+            <w:tcMar>
+              <w:top w:w="20" w:type="dxa"/>
+              <w:left w:w="60" w:type="dxa"/>
+              <w:bottom w:w="20" w:type="dxa"/>
+              <w:right w:w="60" w:type="dxa"/>
+            </w:tcMar>
+            <w:vAlign w:val="center"/>
+          </w:tcPr>
+          <w:p>
+            <w:pPr>
+              <w:spacing w:before="0" w:after="0"/>
               <w:jc w:val="center"/>
             </w:pPr>
             <w:r>
               <w:rPr>
                 <w:rFonts w:ascii="Arial Narrow" w:cs="Arial Narrow" w:eastAsia="Arial Narrow" w:hAnsi="Arial Narrow"/>
-                <w:b w:val="false"/>
-                <w:bCs w:val="false"/>
-                <w:i w:val="false"/>
-                <w:iCs w:val="false"/>
-                <w:sz w:val="22"/>
-                <w:szCs w:val="22"/>
+                <w:sz w:val="16"/>
+                <w:szCs w:val="16"/>
               </w:rPr>
               <w:t xml:space="preserve">{des}</w:t>
             </w:r>
@@ -686,29 +633,25 @@
         </w:tc>
         <w:tc>
           <w:tcPr>
-            <w:tcW w:type="dxa" w:w="800"/>
-            <w:tcMar>
-              <w:top w:type="dxa" w:w="40"/>
-              <w:left w:type="dxa" w:w="80"/>
-              <w:bottom w:type="dxa" w:w="40"/>
-              <w:right w:type="dxa" w:w="80"/>
-            </w:tcMar>
-            <w:vAlign w:val="center"/>
-          </w:tcPr>
-          <w:p>
-            <w:pPr>
-              <w:spacing w:after="120" w:before="0"/>
+            <w:tcW w:w="800" w:type="dxa"/>
+            <w:tcMar>
+              <w:top w:w="20" w:type="dxa"/>
+              <w:left w:w="60" w:type="dxa"/>
+              <w:bottom w:w="20" w:type="dxa"/>
+              <w:right w:w="60" w:type="dxa"/>
+            </w:tcMar>
+            <w:vAlign w:val="center"/>
+          </w:tcPr>
+          <w:p>
+            <w:pPr>
+              <w:spacing w:before="0" w:after="0"/>
               <w:jc w:val="center"/>
             </w:pPr>
             <w:r>
               <w:rPr>
                 <w:rFonts w:ascii="Arial Narrow" w:cs="Arial Narrow" w:eastAsia="Arial Narrow" w:hAnsi="Arial Narrow"/>
-                <w:b w:val="false"/>
-                <w:bCs w:val="false"/>
-                <w:i w:val="false"/>
-                <w:iCs w:val="false"/>
-                <w:sz w:val="22"/>
-                <w:szCs w:val="22"/>
+                <w:sz w:val="16"/>
+                <w:szCs w:val="16"/>
               </w:rPr>
               <w:t xml:space="preserve">{ver}</w:t>
             </w:r>
@@ -716,29 +659,25 @@
         </w:tc>
         <w:tc>
           <w:tcPr>
-            <w:tcW w:type="dxa" w:w="800"/>
-            <w:tcMar>
-              <w:top w:type="dxa" w:w="40"/>
-              <w:left w:type="dxa" w:w="80"/>
-              <w:bottom w:type="dxa" w:w="40"/>
-              <w:right w:type="dxa" w:w="80"/>
-            </w:tcMar>
-            <w:vAlign w:val="center"/>
-          </w:tcPr>
-          <w:p>
-            <w:pPr>
-              <w:spacing w:after="120" w:before="0"/>
+            <w:tcW w:w="800" w:type="dxa"/>
+            <w:tcMar>
+              <w:top w:w="20" w:type="dxa"/>
+              <w:left w:w="60" w:type="dxa"/>
+              <w:bottom w:w="20" w:type="dxa"/>
+              <w:right w:w="60" w:type="dxa"/>
+            </w:tcMar>
+            <w:vAlign w:val="center"/>
+          </w:tcPr>
+          <w:p>
+            <w:pPr>
+              <w:spacing w:before="0" w:after="0"/>
               <w:jc w:val="center"/>
             </w:pPr>
             <w:r>
               <w:rPr>
                 <w:rFonts w:ascii="Arial Narrow" w:cs="Arial Narrow" w:eastAsia="Arial Narrow" w:hAnsi="Arial Narrow"/>
-                <w:b w:val="false"/>
-                <w:bCs w:val="false"/>
-                <w:i w:val="false"/>
-                <w:iCs w:val="false"/>
-                <w:sz w:val="22"/>
-                <w:szCs w:val="22"/>
+                <w:sz w:val="16"/>
+                <w:szCs w:val="16"/>
               </w:rPr>
               <w:t xml:space="preserve">{apr}</w:t>
             </w:r>
@@ -746,29 +685,25 @@
         </w:tc>
         <w:tc>
           <w:tcPr>
-            <w:tcW w:type="dxa" w:w="800"/>
-            <w:tcMar>
-              <w:top w:type="dxa" w:w="40"/>
-              <w:left w:type="dxa" w:w="80"/>
-              <w:bottom w:type="dxa" w:w="40"/>
-              <w:right w:type="dxa" w:w="80"/>
-            </w:tcMar>
-            <w:vAlign w:val="center"/>
-          </w:tcPr>
-          <w:p>
-            <w:pPr>
-              <w:spacing w:after="120" w:before="0"/>
+            <w:tcW w:w="800" w:type="dxa"/>
+            <w:tcMar>
+              <w:top w:w="20" w:type="dxa"/>
+              <w:left w:w="60" w:type="dxa"/>
+              <w:bottom w:w="20" w:type="dxa"/>
+              <w:right w:w="60" w:type="dxa"/>
+            </w:tcMar>
+            <w:vAlign w:val="center"/>
+          </w:tcPr>
+          <w:p>
+            <w:pPr>
+              <w:spacing w:before="0" w:after="0"/>
               <w:jc w:val="center"/>
             </w:pPr>
             <w:r>
               <w:rPr>
                 <w:rFonts w:ascii="Arial Narrow" w:cs="Arial Narrow" w:eastAsia="Arial Narrow" w:hAnsi="Arial Narrow"/>
-                <w:b w:val="false"/>
-                <w:bCs w:val="false"/>
-                <w:i w:val="false"/>
-                <w:iCs w:val="false"/>
-                <w:sz w:val="22"/>
-                <w:szCs w:val="22"/>
+                <w:sz w:val="16"/>
+                <w:szCs w:val="16"/>
               </w:rPr>
               <w:t xml:space="preserve">{aut}</w:t>
             </w:r>
@@ -776,29 +711,25 @@
         </w:tc>
         <w:tc>
           <w:tcPr>
-            <w:tcW w:type="dxa" w:w="800"/>
-            <w:tcMar>
-              <w:top w:type="dxa" w:w="40"/>
-              <w:left w:type="dxa" w:w="80"/>
-              <w:bottom w:type="dxa" w:w="40"/>
-              <w:right w:type="dxa" w:w="80"/>
-            </w:tcMar>
-            <w:vAlign w:val="center"/>
-          </w:tcPr>
-          <w:p>
-            <w:pPr>
-              <w:spacing w:after="120" w:before="0"/>
+            <w:tcW w:w="800" w:type="dxa"/>
+            <w:tcMar>
+              <w:top w:w="20" w:type="dxa"/>
+              <w:left w:w="60" w:type="dxa"/>
+              <w:bottom w:w="20" w:type="dxa"/>
+              <w:right w:w="60" w:type="dxa"/>
+            </w:tcMar>
+            <w:vAlign w:val="center"/>
+          </w:tcPr>
+          <w:p>
+            <w:pPr>
+              <w:spacing w:before="0" w:after="0"/>
               <w:jc w:val="center"/>
             </w:pPr>
             <w:r>
               <w:rPr>
                 <w:rFonts w:ascii="Arial Narrow" w:cs="Arial Narrow" w:eastAsia="Arial Narrow" w:hAnsi="Arial Narrow"/>
-                <w:b w:val="false"/>
-                <w:bCs w:val="false"/>
-                <w:i w:val="false"/>
-                <w:iCs w:val="false"/>
-                <w:sz w:val="22"/>
-                <w:szCs w:val="22"/>
+                <w:sz w:val="16"/>
+                <w:szCs w:val="16"/>
               </w:rPr>
               <w:t xml:space="preserve">{fecha}{/revisiones}</w:t>
             </w:r>
@@ -806,78 +737,243 @@
         </w:tc>
       </w:tr>
       <w:tr>
-        <w:tc>
-          <w:tcPr>
-            <w:gridSpan w:val="8"/>
-            <w:tcMar>
-              <w:top w:type="dxa" w:w="40"/>
-              <w:left w:type="dxa" w:w="80"/>
-              <w:bottom w:type="dxa" w:w="40"/>
-              <w:right w:type="dxa" w:w="80"/>
-            </w:tcMar>
-            <w:vAlign w:val="center"/>
-          </w:tcPr>
-          <w:p>
-            <w:pPr>
-              <w:spacing w:after="0" w:before="0"/>
-            </w:pPr>
-            <w:r>
-              <w:rPr>
-                <w:rFonts w:ascii="Arial Narrow" w:cs="Arial Narrow" w:eastAsia="Arial Narrow" w:hAnsi="Arial Narrow"/>
-                <w:b w:val="false"/>
-                <w:bCs w:val="false"/>
-                <w:i w:val="false"/>
-                <w:iCs w:val="false"/>
-                <w:sz w:val="22"/>
-                <w:szCs w:val="22"/>
+        <w:trPr>
+          <w:trHeight w:val="440" w:hRule="atLeast"/>
+        </w:trPr>
+        <w:tc>
+          <w:tcPr>
+            <w:tcW w:w="700" w:type="dxa"/>
+            <w:tcMar>
+              <w:top w:w="20" w:type="dxa"/>
+              <w:left w:w="60" w:type="dxa"/>
+              <w:bottom w:w="20" w:type="dxa"/>
+              <w:right w:w="60" w:type="dxa"/>
+            </w:tcMar>
+            <w:vAlign w:val="center"/>
+          </w:tcPr>
+          <w:p>
+            <w:pPr>
+              <w:spacing w:before="0" w:after="0"/>
+              <w:jc w:val="center"/>
+            </w:pPr>
+            <w:r>
+              <w:rPr>
+                <w:rFonts w:ascii="Arial Narrow" w:cs="Arial Narrow" w:eastAsia="Arial Narrow" w:hAnsi="Arial Narrow"/>
+                <w:sz w:val="18"/>
+                <w:szCs w:val="18"/>
+              </w:rPr>
+              <w:t xml:space="preserve">{#filasVacias}</w:t>
+            </w:r>
+          </w:p>
+        </w:tc>
+        <w:tc>
+          <w:tcPr>
+            <w:tcW w:w="700" w:type="dxa"/>
+            <w:tcMar>
+              <w:top w:w="20" w:type="dxa"/>
+              <w:left w:w="60" w:type="dxa"/>
+              <w:bottom w:w="20" w:type="dxa"/>
+              <w:right w:w="60" w:type="dxa"/>
+            </w:tcMar>
+            <w:vAlign w:val="center"/>
+          </w:tcPr>
+          <w:p>
+            <w:pPr>
+              <w:spacing w:before="0" w:after="0"/>
+              <w:jc w:val="center"/>
+            </w:pPr>
+          </w:p>
+        </w:tc>
+        <w:tc>
+          <w:tcPr>
+            <w:tcW w:w="4240" w:type="dxa"/>
+            <w:tcMar>
+              <w:top w:w="20" w:type="dxa"/>
+              <w:left w:w="60" w:type="dxa"/>
+              <w:bottom w:w="20" w:type="dxa"/>
+              <w:right w:w="60" w:type="dxa"/>
+            </w:tcMar>
+            <w:vAlign w:val="center"/>
+          </w:tcPr>
+          <w:p>
+            <w:pPr>
+              <w:spacing w:before="0" w:after="0"/>
+              <w:jc w:val="center"/>
+            </w:pPr>
+          </w:p>
+        </w:tc>
+        <w:tc>
+          <w:tcPr>
+            <w:tcW w:w="800" w:type="dxa"/>
+            <w:tcMar>
+              <w:top w:w="20" w:type="dxa"/>
+              <w:left w:w="60" w:type="dxa"/>
+              <w:bottom w:w="20" w:type="dxa"/>
+              <w:right w:w="60" w:type="dxa"/>
+            </w:tcMar>
+            <w:vAlign w:val="center"/>
+          </w:tcPr>
+          <w:p>
+            <w:pPr>
+              <w:spacing w:before="0" w:after="0"/>
+              <w:jc w:val="center"/>
+            </w:pPr>
+          </w:p>
+        </w:tc>
+        <w:tc>
+          <w:tcPr>
+            <w:tcW w:w="800" w:type="dxa"/>
+            <w:tcMar>
+              <w:top w:w="20" w:type="dxa"/>
+              <w:left w:w="60" w:type="dxa"/>
+              <w:bottom w:w="20" w:type="dxa"/>
+              <w:right w:w="60" w:type="dxa"/>
+            </w:tcMar>
+            <w:vAlign w:val="center"/>
+          </w:tcPr>
+          <w:p>
+            <w:pPr>
+              <w:spacing w:before="0" w:after="0"/>
+              <w:jc w:val="center"/>
+            </w:pPr>
+          </w:p>
+        </w:tc>
+        <w:tc>
+          <w:tcPr>
+            <w:tcW w:w="800" w:type="dxa"/>
+            <w:tcMar>
+              <w:top w:w="20" w:type="dxa"/>
+              <w:left w:w="60" w:type="dxa"/>
+              <w:bottom w:w="20" w:type="dxa"/>
+              <w:right w:w="60" w:type="dxa"/>
+            </w:tcMar>
+            <w:vAlign w:val="center"/>
+          </w:tcPr>
+          <w:p>
+            <w:pPr>
+              <w:spacing w:before="0" w:after="0"/>
+              <w:jc w:val="center"/>
+            </w:pPr>
+          </w:p>
+        </w:tc>
+        <w:tc>
+          <w:tcPr>
+            <w:tcW w:w="800" w:type="dxa"/>
+            <w:tcMar>
+              <w:top w:w="20" w:type="dxa"/>
+              <w:left w:w="60" w:type="dxa"/>
+              <w:bottom w:w="20" w:type="dxa"/>
+              <w:right w:w="60" w:type="dxa"/>
+            </w:tcMar>
+            <w:vAlign w:val="center"/>
+          </w:tcPr>
+          <w:p>
+            <w:pPr>
+              <w:spacing w:before="0" w:after="0"/>
+              <w:jc w:val="center"/>
+            </w:pPr>
+          </w:p>
+        </w:tc>
+        <w:tc>
+          <w:tcPr>
+            <w:tcW w:w="800" w:type="dxa"/>
+            <w:tcMar>
+              <w:top w:w="20" w:type="dxa"/>
+              <w:left w:w="60" w:type="dxa"/>
+              <w:bottom w:w="20" w:type="dxa"/>
+              <w:right w:w="60" w:type="dxa"/>
+            </w:tcMar>
+            <w:vAlign w:val="center"/>
+          </w:tcPr>
+          <w:p>
+            <w:pPr>
+              <w:spacing w:before="0" w:after="0"/>
+              <w:jc w:val="center"/>
+            </w:pPr>
+            <w:r>
+              <w:rPr>
+                <w:rFonts w:ascii="Arial Narrow" w:cs="Arial Narrow" w:eastAsia="Arial Narrow" w:hAnsi="Arial Narrow"/>
+                <w:sz w:val="18"/>
+                <w:szCs w:val="18"/>
+              </w:rPr>
+              <w:t xml:space="preserve">{/filasVacias}</w:t>
+            </w:r>
+          </w:p>
+        </w:tc>
+      </w:tr>
+      <w:tr>
+        <w:trPr>
+          <w:trHeight w:val="440" w:hRule="atLeast"/>
+        </w:trPr>
+        <w:tc>
+          <w:tcPr>
+            <w:tcW w:w="700" w:type="dxa"/>
+            <w:tcMar>
+              <w:top w:w="20" w:type="dxa"/>
+              <w:left w:w="60" w:type="dxa"/>
+              <w:bottom w:w="20" w:type="dxa"/>
+              <w:right w:w="60" w:type="dxa"/>
+            </w:tcMar>
+            <w:vAlign w:val="center"/>
+          </w:tcPr>
+          <w:p>
+            <w:pPr>
+              <w:spacing w:before="0" w:after="0"/>
+              <w:jc w:val="center"/>
+            </w:pPr>
+            <w:r>
+              <w:rPr>
+                <w:rFonts w:ascii="Arial Narrow" w:cs="Arial Narrow" w:eastAsia="Arial Narrow" w:hAnsi="Arial Narrow"/>
+                <w:sz w:val="18"/>
+                <w:szCs w:val="18"/>
               </w:rPr>
               <w:t xml:space="preserve">{#firmantes}</w:t>
             </w:r>
           </w:p>
-          <w:p>
-            <w:pPr>
-              <w:spacing w:after="0" w:before="0"/>
-            </w:pPr>
-            <w:r>
-              <w:rPr>
-                <w:rFonts w:ascii="Arial Narrow" w:cs="Arial Narrow" w:eastAsia="Arial Narrow" w:hAnsi="Arial Narrow"/>
-                <w:b/>
-                <w:bCs/>
-                <w:i w:val="false"/>
-                <w:iCs w:val="false"/>
-                <w:sz w:val="22"/>
-                <w:szCs w:val="22"/>
-              </w:rPr>
-              <w:t xml:space="preserve">{siglas}: </w:t>
-            </w:r>
-            <w:r>
-              <w:rPr>
-                <w:rFonts w:ascii="Arial Narrow" w:cs="Arial Narrow" w:eastAsia="Arial Narrow" w:hAnsi="Arial Narrow"/>
-                <w:b w:val="false"/>
-                <w:bCs w:val="false"/>
-                <w:i w:val="false"/>
-                <w:iCs w:val="false"/>
-                <w:sz w:val="22"/>
-                <w:szCs w:val="22"/>
-              </w:rPr>
-              <w:t xml:space="preserve">{nombre}</w:t>
-            </w:r>
-          </w:p>
-          <w:p>
-            <w:pPr>
-              <w:spacing w:after="0" w:before="0"/>
-            </w:pPr>
-            <w:r>
-              <w:rPr>
-                <w:rFonts w:ascii="Arial Narrow" w:cs="Arial Narrow" w:eastAsia="Arial Narrow" w:hAnsi="Arial Narrow"/>
-                <w:b w:val="false"/>
-                <w:bCs w:val="false"/>
-                <w:i w:val="false"/>
-                <w:iCs w:val="false"/>
-                <w:sz w:val="22"/>
-                <w:szCs w:val="22"/>
-              </w:rPr>
-              <w:t xml:space="preserve">{/firmantes}</w:t>
+        </w:tc>
+        <w:tc>
+          <w:tcPr>
+            <w:tcW w:w="700" w:type="dxa"/>
+            <w:tcMar>
+              <w:top w:w="20" w:type="dxa"/>
+              <w:left w:w="60" w:type="dxa"/>
+              <w:bottom w:w="20" w:type="dxa"/>
+              <w:right w:w="60" w:type="dxa"/>
+            </w:tcMar>
+            <w:vAlign w:val="center"/>
+          </w:tcPr>
+          <w:p>
+            <w:pPr>
+              <w:spacing w:before="0" w:after="0"/>
+              <w:jc w:val="center"/>
+            </w:pPr>
+          </w:p>
+        </w:tc>
+        <w:tc>
+          <w:tcPr>
+            <w:tcW w:w="8240" w:type="dxa"/>
+            <w:gridSpan w:val="6"/>
+            <w:tcMar>
+              <w:top w:w="20" w:type="dxa"/>
+              <w:left w:w="60" w:type="dxa"/>
+              <w:bottom w:w="20" w:type="dxa"/>
+              <w:right w:w="60" w:type="dxa"/>
+            </w:tcMar>
+            <w:vAlign w:val="center"/>
+          </w:tcPr>
+          <w:p>
+            <w:pPr>
+              <w:spacing w:before="0" w:after="0"/>
+              <w:jc w:val="left"/>
+            </w:pPr>
+            <w:r>
+              <w:rPr>
+                <w:rFonts w:ascii="Arial Narrow" w:cs="Arial Narrow" w:eastAsia="Arial Narrow" w:hAnsi="Arial Narrow"/>
+                <w:caps/>
+                <w:sz w:val="20"/>
+                <w:szCs w:val="20"/>
+              </w:rPr>
+              <w:t xml:space="preserve">{siglas}: {nombre}{/firmantes}</w:t>
             </w:r>
           </w:p>
         </w:tc>
@@ -1168,7 +1264,7 @@
           <w:sz w:val="22"/>
           <w:szCs w:val="22"/>
         </w:rPr>
-        <w:t xml:space="preserve">{codigo} — {descripcion}</w:t>
+        <w:t xml:space="preserve">{texto}</w:t>
       </w:r>
     </w:p>
     <w:p>

--- a/src/lib/services/planTrabajo/templates/plan-trabajo-nexa-template.docx
+++ b/src/lib/services/planTrabajo/templates/plan-trabajo-nexa-template.docx
@@ -3739,30 +3739,45 @@
       <w:tr>
         <w:tc>
           <w:tcPr>
-            <w:tcW w:type="dxa" w:w="4820"/>
-            <w:tcMar>
-              <w:top w:type="dxa" w:w="40"/>
-              <w:left w:type="dxa" w:w="80"/>
-              <w:bottom w:type="dxa" w:w="40"/>
-              <w:right w:type="dxa" w:w="80"/>
-            </w:tcMar>
-            <w:vAlign w:val="center"/>
-          </w:tcPr>
-          <w:p>
-            <w:pPr>
-              <w:spacing w:after="0" w:before="0"/>
-            </w:pPr>
-            <w:r>
-              <w:rPr>
-                <w:rFonts w:ascii="Arial Narrow" w:cs="Arial Narrow" w:eastAsia="Arial Narrow" w:hAnsi="Arial Narrow"/>
-                <w:b w:val="false"/>
-                <w:bCs w:val="false"/>
-                <w:i w:val="false"/>
-                <w:iCs w:val="false"/>
-                <w:sz w:val="22"/>
-                <w:szCs w:val="22"/>
-              </w:rPr>
-              <w:t xml:space="preserve">{#eppBasico}</w:t>
+            <w:tcW w:w="4820" w:type="dxa"/>
+            <w:tcMar>
+              <w:left w:w="100" w:type="dxa"/>
+              <w:right w:w="100" w:type="dxa"/>
+            </w:tcMar>
+            <w:vAlign w:val="top"/>
+          </w:tcPr>
+          <w:p>
+            <w:pPr>
+              <w:spacing w:before="0" w:after="0"/>
+            </w:pPr>
+            <w:r>
+              <w:t xml:space="preserve">{#eppGruposBasico}</w:t>
+            </w:r>
+          </w:p>
+          <w:p>
+            <w:pPr>
+              <w:keepNext/>
+              <w:spacing w:before="160" w:after="120"/>
+              <w:jc w:val="left"/>
+            </w:pPr>
+            <w:r>
+              <w:rPr>
+                <w:rFonts w:ascii="Arial Narrow" w:cs="Arial Narrow" w:eastAsia="Arial Narrow" w:hAnsi="Arial Narrow"/>
+                <w:b/>
+                <w:bCs/>
+                <w:u w:val="single"/>
+                <w:sz w:val="22"/>
+                <w:szCs w:val="22"/>
+              </w:rPr>
+              <w:t xml:space="preserve">{titulo}:</w:t>
+            </w:r>
+          </w:p>
+          <w:p>
+            <w:pPr>
+              <w:spacing w:before="0" w:after="0"/>
+            </w:pPr>
+            <w:r>
+              <w:t xml:space="preserve">{#items}</w:t>
             </w:r>
           </w:p>
           <w:p>
@@ -3772,87 +3787,81 @@
                 <w:ilvl w:val="0"/>
                 <w:numId w:val="2"/>
               </w:numPr>
-              <w:spacing w:after="120" w:before="0"/>
-            </w:pPr>
-            <w:r>
-              <w:rPr>
-                <w:rFonts w:ascii="Arial Narrow" w:cs="Arial Narrow" w:eastAsia="Arial Narrow" w:hAnsi="Arial Narrow"/>
-                <w:b w:val="false"/>
-                <w:bCs w:val="false"/>
-                <w:i w:val="false"/>
-                <w:iCs w:val="false"/>
-                <w:sz w:val="22"/>
-                <w:szCs w:val="22"/>
-              </w:rPr>
-              <w:t xml:space="preserve">{nombre} ({norma})</w:t>
-            </w:r>
-          </w:p>
-          <w:p>
-            <w:pPr>
-              <w:spacing w:after="0" w:before="0"/>
-            </w:pPr>
-            <w:r>
-              <w:rPr>
-                <w:rFonts w:ascii="Arial Narrow" w:cs="Arial Narrow" w:eastAsia="Arial Narrow" w:hAnsi="Arial Narrow"/>
-                <w:b w:val="false"/>
-                <w:bCs w:val="false"/>
-                <w:i w:val="false"/>
-                <w:iCs w:val="false"/>
-                <w:sz w:val="22"/>
-                <w:szCs w:val="22"/>
-              </w:rPr>
-              <w:t xml:space="preserve">{/eppBasico}</w:t>
-            </w:r>
-          </w:p>
-          <w:p>
-            <w:pPr>
-              <w:spacing w:after="0" w:before="0"/>
-            </w:pPr>
-            <w:r>
-              <w:rPr>
-                <w:rFonts w:ascii="Arial Narrow" w:cs="Arial Narrow" w:eastAsia="Arial Narrow" w:hAnsi="Arial Narrow"/>
-                <w:b w:val="false"/>
-                <w:bCs w:val="false"/>
-                <w:i w:val="false"/>
-                <w:iCs w:val="false"/>
-                <w:sz w:val="22"/>
-                <w:szCs w:val="22"/>
-              </w:rPr>
-              <w:t xml:space="preserve">{#hayEppBioseguridad}</w:t>
-            </w:r>
-          </w:p>
-          <w:p>
-            <w:pPr>
-              <w:spacing w:after="0" w:before="0"/>
+              <w:spacing w:before="0" w:after="0"/>
+              <w:jc w:val="left"/>
+            </w:pPr>
+            <w:r>
+              <w:rPr>
+                <w:rFonts w:ascii="Arial Narrow" w:cs="Arial Narrow" w:eastAsia="Arial Narrow" w:hAnsi="Arial Narrow"/>
+                <w:sz w:val="22"/>
+                <w:szCs w:val="22"/>
+              </w:rPr>
+              <w:t xml:space="preserve">{texto}</w:t>
+            </w:r>
+          </w:p>
+          <w:p>
+            <w:pPr>
+              <w:spacing w:before="0" w:after="0"/>
+            </w:pPr>
+            <w:r>
+              <w:t xml:space="preserve">{/items}</w:t>
+            </w:r>
+          </w:p>
+          <w:p>
+            <w:pPr>
+              <w:spacing w:before="0" w:after="0"/>
+            </w:pPr>
+            <w:r>
+              <w:t xml:space="preserve">{/eppGruposBasico}</w:t>
+            </w:r>
+          </w:p>
+          <w:p>
+            <w:pPr>
+              <w:spacing w:before="0" w:after="120"/>
+            </w:pPr>
+          </w:p>
+        </w:tc>
+        <w:tc>
+          <w:tcPr>
+            <w:tcW w:w="4820" w:type="dxa"/>
+            <w:tcMar>
+              <w:left w:w="100" w:type="dxa"/>
+              <w:right w:w="100" w:type="dxa"/>
+            </w:tcMar>
+            <w:vAlign w:val="top"/>
+          </w:tcPr>
+          <w:p>
+            <w:pPr>
+              <w:spacing w:before="0" w:after="0"/>
+            </w:pPr>
+            <w:r>
+              <w:t xml:space="preserve">{#eppGruposRiesgo}</w:t>
+            </w:r>
+          </w:p>
+          <w:p>
+            <w:pPr>
+              <w:keepNext/>
+              <w:spacing w:before="160" w:after="120"/>
+              <w:jc w:val="left"/>
             </w:pPr>
             <w:r>
               <w:rPr>
                 <w:rFonts w:ascii="Arial Narrow" w:cs="Arial Narrow" w:eastAsia="Arial Narrow" w:hAnsi="Arial Narrow"/>
                 <w:b/>
                 <w:bCs/>
-                <w:i w:val="false"/>
-                <w:iCs w:val="false"/>
-                <w:sz w:val="22"/>
-                <w:szCs w:val="22"/>
-              </w:rPr>
-              <w:t xml:space="preserve">EPP Bioseguridad:</w:t>
-            </w:r>
-          </w:p>
-          <w:p>
-            <w:pPr>
-              <w:spacing w:after="0" w:before="0"/>
-            </w:pPr>
-            <w:r>
-              <w:rPr>
-                <w:rFonts w:ascii="Arial Narrow" w:cs="Arial Narrow" w:eastAsia="Arial Narrow" w:hAnsi="Arial Narrow"/>
-                <w:b w:val="false"/>
-                <w:bCs w:val="false"/>
-                <w:i w:val="false"/>
-                <w:iCs w:val="false"/>
-                <w:sz w:val="22"/>
-                <w:szCs w:val="22"/>
-              </w:rPr>
-              <w:t xml:space="preserve">{#eppBioseguridad}</w:t>
+                <w:u w:val="single"/>
+                <w:sz w:val="22"/>
+                <w:szCs w:val="22"/>
+              </w:rPr>
+              <w:t xml:space="preserve">{titulo}:</w:t>
+            </w:r>
+          </w:p>
+          <w:p>
+            <w:pPr>
+              <w:spacing w:before="0" w:after="0"/>
+            </w:pPr>
+            <w:r>
+              <w:t xml:space="preserve">{#items}</w:t>
             </w:r>
           </w:p>
           <w:p>
@@ -3862,122 +3871,38 @@
                 <w:ilvl w:val="0"/>
                 <w:numId w:val="2"/>
               </w:numPr>
-              <w:spacing w:after="120" w:before="0"/>
-            </w:pPr>
-            <w:r>
-              <w:rPr>
-                <w:rFonts w:ascii="Arial Narrow" w:cs="Arial Narrow" w:eastAsia="Arial Narrow" w:hAnsi="Arial Narrow"/>
-                <w:b w:val="false"/>
-                <w:bCs w:val="false"/>
-                <w:i w:val="false"/>
-                <w:iCs w:val="false"/>
-                <w:sz w:val="22"/>
-                <w:szCs w:val="22"/>
-              </w:rPr>
-              <w:t xml:space="preserve">{nombre} ({norma})</w:t>
-            </w:r>
-          </w:p>
-          <w:p>
-            <w:pPr>
-              <w:spacing w:after="0" w:before="0"/>
-            </w:pPr>
-            <w:r>
-              <w:rPr>
-                <w:rFonts w:ascii="Arial Narrow" w:cs="Arial Narrow" w:eastAsia="Arial Narrow" w:hAnsi="Arial Narrow"/>
-                <w:b w:val="false"/>
-                <w:bCs w:val="false"/>
-                <w:i w:val="false"/>
-                <w:iCs w:val="false"/>
-                <w:sz w:val="22"/>
-                <w:szCs w:val="22"/>
-              </w:rPr>
-              <w:t xml:space="preserve">{/eppBioseguridad}</w:t>
-            </w:r>
-          </w:p>
-          <w:p>
-            <w:pPr>
-              <w:spacing w:after="0" w:before="0"/>
-            </w:pPr>
-            <w:r>
-              <w:rPr>
-                <w:rFonts w:ascii="Arial Narrow" w:cs="Arial Narrow" w:eastAsia="Arial Narrow" w:hAnsi="Arial Narrow"/>
-                <w:b w:val="false"/>
-                <w:bCs w:val="false"/>
-                <w:i w:val="false"/>
-                <w:iCs w:val="false"/>
-                <w:sz w:val="22"/>
-                <w:szCs w:val="22"/>
-              </w:rPr>
-              <w:t xml:space="preserve">{/hayEppBioseguridad}</w:t>
-            </w:r>
-          </w:p>
-        </w:tc>
-        <w:tc>
-          <w:tcPr>
-            <w:tcW w:type="dxa" w:w="4820"/>
-            <w:tcMar>
-              <w:top w:type="dxa" w:w="40"/>
-              <w:left w:type="dxa" w:w="80"/>
-              <w:bottom w:type="dxa" w:w="40"/>
-              <w:right w:type="dxa" w:w="80"/>
-            </w:tcMar>
-            <w:vAlign w:val="center"/>
-          </w:tcPr>
-          <w:p>
-            <w:pPr>
-              <w:spacing w:after="0" w:before="0"/>
-            </w:pPr>
-            <w:r>
-              <w:rPr>
-                <w:rFonts w:ascii="Arial Narrow" w:cs="Arial Narrow" w:eastAsia="Arial Narrow" w:hAnsi="Arial Narrow"/>
-                <w:b w:val="false"/>
-                <w:bCs w:val="false"/>
-                <w:i w:val="false"/>
-                <w:iCs w:val="false"/>
-                <w:sz w:val="22"/>
-                <w:szCs w:val="22"/>
-              </w:rPr>
-              <w:t xml:space="preserve">{#eppRiesgoEspecifico}</w:t>
-            </w:r>
-          </w:p>
-          <w:p>
-            <w:pPr>
-              <w:pStyle w:val="ListParagraph"/>
-              <w:numPr>
-                <w:ilvl w:val="0"/>
-                <w:numId w:val="2"/>
-              </w:numPr>
-              <w:spacing w:after="120" w:before="0"/>
-            </w:pPr>
-            <w:r>
-              <w:rPr>
-                <w:rFonts w:ascii="Arial Narrow" w:cs="Arial Narrow" w:eastAsia="Arial Narrow" w:hAnsi="Arial Narrow"/>
-                <w:b w:val="false"/>
-                <w:bCs w:val="false"/>
-                <w:i w:val="false"/>
-                <w:iCs w:val="false"/>
-                <w:sz w:val="22"/>
-                <w:szCs w:val="22"/>
-              </w:rPr>
-              <w:t xml:space="preserve">{nombre} ({norma})</w:t>
-            </w:r>
-          </w:p>
-          <w:p>
-            <w:pPr>
-              <w:spacing w:after="0" w:before="0"/>
-            </w:pPr>
-            <w:r>
-              <w:rPr>
-                <w:rFonts w:ascii="Arial Narrow" w:cs="Arial Narrow" w:eastAsia="Arial Narrow" w:hAnsi="Arial Narrow"/>
-                <w:b w:val="false"/>
-                <w:bCs w:val="false"/>
-                <w:i w:val="false"/>
-                <w:iCs w:val="false"/>
-                <w:sz w:val="22"/>
-                <w:szCs w:val="22"/>
-              </w:rPr>
-              <w:t xml:space="preserve">{/eppRiesgoEspecifico}</w:t>
-            </w:r>
+              <w:spacing w:before="0" w:after="0"/>
+              <w:jc w:val="left"/>
+            </w:pPr>
+            <w:r>
+              <w:rPr>
+                <w:rFonts w:ascii="Arial Narrow" w:cs="Arial Narrow" w:eastAsia="Arial Narrow" w:hAnsi="Arial Narrow"/>
+                <w:sz w:val="22"/>
+                <w:szCs w:val="22"/>
+              </w:rPr>
+              <w:t xml:space="preserve">{texto}</w:t>
+            </w:r>
+          </w:p>
+          <w:p>
+            <w:pPr>
+              <w:spacing w:before="0" w:after="0"/>
+            </w:pPr>
+            <w:r>
+              <w:t xml:space="preserve">{/items}</w:t>
+            </w:r>
+          </w:p>
+          <w:p>
+            <w:pPr>
+              <w:spacing w:before="0" w:after="0"/>
+            </w:pPr>
+            <w:r>
+              <w:t xml:space="preserve">{/eppGruposRiesgo}</w:t>
+            </w:r>
+          </w:p>
+          <w:p>
+            <w:pPr>
+              <w:spacing w:before="0" w:after="120"/>
+            </w:pPr>
           </w:p>
         </w:tc>
       </w:tr>
@@ -4122,7 +4047,7 @@
               <w:bottom w:type="dxa" w:w="40"/>
               <w:right w:type="dxa" w:w="80"/>
             </w:tcMar>
-            <w:vAlign w:val="center"/>
+            <w:vAlign w:val="top"/>
           </w:tcPr>
           <w:p>
             <w:pPr>
@@ -4148,19 +4073,16 @@
                 <w:ilvl w:val="0"/>
                 <w:numId w:val="2"/>
               </w:numPr>
-              <w:spacing w:after="120" w:before="0"/>
-            </w:pPr>
-            <w:r>
-              <w:rPr>
-                <w:rFonts w:ascii="Arial Narrow" w:cs="Arial Narrow" w:eastAsia="Arial Narrow" w:hAnsi="Arial Narrow"/>
-                <w:b w:val="false"/>
-                <w:bCs w:val="false"/>
-                <w:i w:val="false"/>
-                <w:iCs w:val="false"/>
-                <w:sz w:val="22"/>
-                <w:szCs w:val="22"/>
-              </w:rPr>
-              <w:t xml:space="preserve">{nombre} — {cantidad}</w:t>
+              <w:spacing w:before="0" w:after="0"/>
+              <w:jc w:val="left"/>
+            </w:pPr>
+            <w:r>
+              <w:rPr>
+                <w:rFonts w:ascii="Arial Narrow" w:cs="Arial Narrow" w:eastAsia="Arial Narrow" w:hAnsi="Arial Narrow"/>
+                <w:sz w:val="22"/>
+                <w:szCs w:val="22"/>
+              </w:rPr>
+              <w:t xml:space="preserve">{texto}</w:t>
             </w:r>
           </w:p>
           <w:p>
@@ -4190,7 +4112,7 @@
               <w:bottom w:type="dxa" w:w="40"/>
               <w:right w:type="dxa" w:w="80"/>
             </w:tcMar>
-            <w:vAlign w:val="center"/>
+            <w:vAlign w:val="top"/>
           </w:tcPr>
           <w:p>
             <w:pPr>
@@ -4216,19 +4138,16 @@
                 <w:ilvl w:val="0"/>
                 <w:numId w:val="2"/>
               </w:numPr>
-              <w:spacing w:after="120" w:before="0"/>
-            </w:pPr>
-            <w:r>
-              <w:rPr>
-                <w:rFonts w:ascii="Arial Narrow" w:cs="Arial Narrow" w:eastAsia="Arial Narrow" w:hAnsi="Arial Narrow"/>
-                <w:b w:val="false"/>
-                <w:bCs w:val="false"/>
-                <w:i w:val="false"/>
-                <w:iCs w:val="false"/>
-                <w:sz w:val="22"/>
-                <w:szCs w:val="22"/>
-              </w:rPr>
-              <w:t xml:space="preserve">{nombre} — {cantidad}</w:t>
+              <w:spacing w:before="0" w:after="0"/>
+              <w:jc w:val="left"/>
+            </w:pPr>
+            <w:r>
+              <w:rPr>
+                <w:rFonts w:ascii="Arial Narrow" w:cs="Arial Narrow" w:eastAsia="Arial Narrow" w:hAnsi="Arial Narrow"/>
+                <w:sz w:val="22"/>
+                <w:szCs w:val="22"/>
+              </w:rPr>
+              <w:t xml:space="preserve">{texto}</w:t>
             </w:r>
           </w:p>
           <w:p>
@@ -4258,7 +4177,7 @@
               <w:bottom w:type="dxa" w:w="40"/>
               <w:right w:type="dxa" w:w="80"/>
             </w:tcMar>
-            <w:vAlign w:val="center"/>
+            <w:vAlign w:val="top"/>
           </w:tcPr>
           <w:p>
             <w:pPr>
@@ -4284,19 +4203,16 @@
                 <w:ilvl w:val="0"/>
                 <w:numId w:val="2"/>
               </w:numPr>
-              <w:spacing w:after="120" w:before="0"/>
-            </w:pPr>
-            <w:r>
-              <w:rPr>
-                <w:rFonts w:ascii="Arial Narrow" w:cs="Arial Narrow" w:eastAsia="Arial Narrow" w:hAnsi="Arial Narrow"/>
-                <w:b w:val="false"/>
-                <w:bCs w:val="false"/>
-                <w:i w:val="false"/>
-                <w:iCs w:val="false"/>
-                <w:sz w:val="22"/>
-                <w:szCs w:val="22"/>
-              </w:rPr>
-              <w:t xml:space="preserve">{nombre} — {cantidad}</w:t>
+              <w:spacing w:before="0" w:after="0"/>
+              <w:jc w:val="left"/>
+            </w:pPr>
+            <w:r>
+              <w:rPr>
+                <w:rFonts w:ascii="Arial Narrow" w:cs="Arial Narrow" w:eastAsia="Arial Narrow" w:hAnsi="Arial Narrow"/>
+                <w:sz w:val="22"/>
+                <w:szCs w:val="22"/>
+              </w:rPr>
+              <w:t xml:space="preserve">{texto}</w:t>
             </w:r>
           </w:p>
           <w:p>

--- a/src/lib/services/planTrabajo/templates/plan-trabajo-nexa-template.docx
+++ b/src/lib/services/planTrabajo/templates/plan-trabajo-nexa-template.docx
@@ -5186,7 +5186,7 @@
           <w:sz w:val="22"/>
           <w:szCs w:val="22"/>
         </w:rPr>
-        <w:t xml:space="preserve">{%histogramaEquipoPng}</w:t>
+        <w:t xml:space="preserve">{graficoEquipo}</w:t>
       </w:r>
     </w:p>
     <w:p>
@@ -5461,7 +5461,7 @@
           <w:sz w:val="22"/>
           <w:szCs w:val="22"/>
         </w:rPr>
-        <w:t xml:space="preserve">{%histogramaHHPng}</w:t>
+        <w:t xml:space="preserve">{graficoHH}</w:t>
       </w:r>
     </w:p>
     <w:p>
@@ -5829,7 +5829,7 @@
           <w:sz w:val="22"/>
           <w:szCs w:val="22"/>
         </w:rPr>
-        <w:t xml:space="preserve">{%histogramaHHActividadPng}</w:t>
+        <w:t xml:space="preserve">{graficoHHActividad}</w:t>
       </w:r>
     </w:p>
     <w:p>

--- a/src/lib/services/planTrabajo/templates/plan-trabajo-nexa-template.docx
+++ b/src/lib/services/planTrabajo/templates/plan-trabajo-nexa-template.docx
@@ -5207,209 +5207,14 @@
         <w:t xml:space="preserve">{/tieneHistogramaEquipoPng}</w:t>
       </w:r>
     </w:p>
-    <w:tbl>
-      <w:tblPr>
-        <w:tblW w:type="dxa" w:w="9640"/>
-        <w:tblBorders>
-          <w:top w:val="single" w:color="auto" w:sz="4"/>
-          <w:left w:val="single" w:color="auto" w:sz="4"/>
-          <w:bottom w:val="single" w:color="auto" w:sz="4"/>
-          <w:right w:val="single" w:color="auto" w:sz="4"/>
-          <w:insideH w:val="single" w:color="auto" w:sz="4"/>
-          <w:insideV w:val="single" w:color="auto" w:sz="4"/>
-        </w:tblBorders>
-      </w:tblPr>
-      <w:tblGrid>
-        <w:gridCol w:w="3800"/>
-        <w:gridCol w:w="4340"/>
-        <w:gridCol w:w="1500"/>
-      </w:tblGrid>
-      <w:tr>
-        <w:tc>
-          <w:tcPr>
-            <w:tcW w:type="dxa" w:w="3800"/>
-            <w:shd w:fill="D9D9D9" w:val="clear"/>
-            <w:tcMar>
-              <w:top w:type="dxa" w:w="40"/>
-              <w:left w:type="dxa" w:w="80"/>
-              <w:bottom w:type="dxa" w:w="40"/>
-              <w:right w:type="dxa" w:w="80"/>
-            </w:tcMar>
-            <w:vAlign w:val="center"/>
-          </w:tcPr>
-          <w:p>
-            <w:pPr>
-              <w:spacing w:after="120" w:before="0"/>
-              <w:jc w:val="center"/>
-            </w:pPr>
-            <w:r>
-              <w:rPr>
-                <w:rFonts w:ascii="Arial Narrow" w:cs="Arial Narrow" w:eastAsia="Arial Narrow" w:hAnsi="Arial Narrow"/>
-                <w:b/>
-                <w:bCs/>
-                <w:i w:val="false"/>
-                <w:iCs w:val="false"/>
-                <w:sz w:val="22"/>
-                <w:szCs w:val="22"/>
-              </w:rPr>
-              <w:t xml:space="preserve">PERSONAL / CARGO</w:t>
-            </w:r>
-          </w:p>
-        </w:tc>
-        <w:tc>
-          <w:tcPr>
-            <w:tcW w:type="dxa" w:w="4340"/>
-            <w:shd w:fill="D9D9D9" w:val="clear"/>
-            <w:tcMar>
-              <w:top w:type="dxa" w:w="40"/>
-              <w:left w:type="dxa" w:w="80"/>
-              <w:bottom w:type="dxa" w:w="40"/>
-              <w:right w:type="dxa" w:w="80"/>
-            </w:tcMar>
-            <w:vAlign w:val="center"/>
-          </w:tcPr>
-          <w:p>
-            <w:pPr>
-              <w:spacing w:after="120" w:before="0"/>
-              <w:jc w:val="center"/>
-            </w:pPr>
-            <w:r>
-              <w:rPr>
-                <w:rFonts w:ascii="Arial Narrow" w:cs="Arial Narrow" w:eastAsia="Arial Narrow" w:hAnsi="Arial Narrow"/>
-                <w:b/>
-                <w:bCs/>
-                <w:i w:val="false"/>
-                <w:iCs w:val="false"/>
-                <w:sz w:val="22"/>
-                <w:szCs w:val="22"/>
-              </w:rPr>
-              <w:t xml:space="preserve">DETALLE POR MES</w:t>
-            </w:r>
-          </w:p>
-        </w:tc>
-        <w:tc>
-          <w:tcPr>
-            <w:tcW w:type="dxa" w:w="1500"/>
-            <w:shd w:fill="D9D9D9" w:val="clear"/>
-            <w:tcMar>
-              <w:top w:type="dxa" w:w="40"/>
-              <w:left w:type="dxa" w:w="80"/>
-              <w:bottom w:type="dxa" w:w="40"/>
-              <w:right w:type="dxa" w:w="80"/>
-            </w:tcMar>
-            <w:vAlign w:val="center"/>
-          </w:tcPr>
-          <w:p>
-            <w:pPr>
-              <w:spacing w:after="120" w:before="0"/>
-              <w:jc w:val="center"/>
-            </w:pPr>
-            <w:r>
-              <w:rPr>
-                <w:rFonts w:ascii="Arial Narrow" w:cs="Arial Narrow" w:eastAsia="Arial Narrow" w:hAnsi="Arial Narrow"/>
-                <w:b/>
-                <w:bCs/>
-                <w:i w:val="false"/>
-                <w:iCs w:val="false"/>
-                <w:sz w:val="22"/>
-                <w:szCs w:val="22"/>
-              </w:rPr>
-              <w:t xml:space="preserve">MÁX.</w:t>
-            </w:r>
-          </w:p>
-        </w:tc>
-      </w:tr>
-      <w:tr>
-        <w:tc>
-          <w:tcPr>
-            <w:tcW w:type="dxa" w:w="3800"/>
-            <w:tcMar>
-              <w:top w:type="dxa" w:w="40"/>
-              <w:left w:type="dxa" w:w="80"/>
-              <w:bottom w:type="dxa" w:w="40"/>
-              <w:right w:type="dxa" w:w="80"/>
-            </w:tcMar>
-            <w:vAlign w:val="center"/>
-          </w:tcPr>
-          <w:p>
-            <w:pPr>
-              <w:spacing w:after="120" w:before="0"/>
-            </w:pPr>
-            <w:r>
-              <w:rPr>
-                <w:rFonts w:ascii="Arial Narrow" w:cs="Arial Narrow" w:eastAsia="Arial Narrow" w:hAnsi="Arial Narrow"/>
-                <w:b w:val="false"/>
-                <w:bCs w:val="false"/>
-                <w:i w:val="false"/>
-                <w:iCs w:val="false"/>
-                <w:sz w:val="22"/>
-                <w:szCs w:val="22"/>
-              </w:rPr>
-              <w:t xml:space="preserve">{#histogramaEquipo}{etiqueta}</w:t>
-            </w:r>
-          </w:p>
-        </w:tc>
-        <w:tc>
-          <w:tcPr>
-            <w:tcW w:type="dxa" w:w="4340"/>
-            <w:tcMar>
-              <w:top w:type="dxa" w:w="40"/>
-              <w:left w:type="dxa" w:w="80"/>
-              <w:bottom w:type="dxa" w:w="40"/>
-              <w:right w:type="dxa" w:w="80"/>
-            </w:tcMar>
-            <w:vAlign w:val="center"/>
-          </w:tcPr>
-          <w:p>
-            <w:pPr>
-              <w:spacing w:after="120" w:before="0"/>
-            </w:pPr>
-            <w:r>
-              <w:rPr>
-                <w:rFonts w:ascii="Arial Narrow" w:cs="Arial Narrow" w:eastAsia="Arial Narrow" w:hAnsi="Arial Narrow"/>
-                <w:b w:val="false"/>
-                <w:bCs w:val="false"/>
-                <w:i w:val="false"/>
-                <w:iCs w:val="false"/>
-                <w:sz w:val="22"/>
-                <w:szCs w:val="22"/>
-              </w:rPr>
-              <w:t xml:space="preserve">{detalleMeses}</w:t>
-            </w:r>
-          </w:p>
-        </w:tc>
-        <w:tc>
-          <w:tcPr>
-            <w:tcW w:type="dxa" w:w="1500"/>
-            <w:tcMar>
-              <w:top w:type="dxa" w:w="40"/>
-              <w:left w:type="dxa" w:w="80"/>
-              <w:bottom w:type="dxa" w:w="40"/>
-              <w:right w:type="dxa" w:w="80"/>
-            </w:tcMar>
-            <w:vAlign w:val="center"/>
-          </w:tcPr>
-          <w:p>
-            <w:pPr>
-              <w:spacing w:after="120" w:before="0"/>
-              <w:jc w:val="center"/>
-            </w:pPr>
-            <w:r>
-              <w:rPr>
-                <w:rFonts w:ascii="Arial Narrow" w:cs="Arial Narrow" w:eastAsia="Arial Narrow" w:hAnsi="Arial Narrow"/>
-                <w:b w:val="false"/>
-                <w:bCs w:val="false"/>
-                <w:i w:val="false"/>
-                <w:iCs w:val="false"/>
-                <w:sz w:val="22"/>
-                <w:szCs w:val="22"/>
-              </w:rPr>
-              <w:t xml:space="preserve">{total}{/histogramaEquipo}</w:t>
-            </w:r>
-          </w:p>
-        </w:tc>
-      </w:tr>
-    </w:tbl>
+    <w:p>
+      <w:pPr>
+        <w:spacing w:before="0" w:after="0"/>
+      </w:pPr>
+      <w:r>
+        <w:t xml:space="preserve">{tablaHistogramaEquipo}</w:t>
+      </w:r>
+    </w:p>
     <w:p>
       <w:pPr>
         <w:pStyle w:val="Heading2"/>
@@ -5482,302 +5287,14 @@
         <w:t xml:space="preserve">{/tieneHistogramaHHPng}</w:t>
       </w:r>
     </w:p>
-    <w:tbl>
-      <w:tblPr>
-        <w:tblW w:type="dxa" w:w="9640"/>
-        <w:tblBorders>
-          <w:top w:val="single" w:color="auto" w:sz="4"/>
-          <w:left w:val="single" w:color="auto" w:sz="4"/>
-          <w:bottom w:val="single" w:color="auto" w:sz="4"/>
-          <w:right w:val="single" w:color="auto" w:sz="4"/>
-          <w:insideH w:val="single" w:color="auto" w:sz="4"/>
-          <w:insideV w:val="single" w:color="auto" w:sz="4"/>
-        </w:tblBorders>
-      </w:tblPr>
-      <w:tblGrid>
-        <w:gridCol w:w="3800"/>
-        <w:gridCol w:w="4340"/>
-        <w:gridCol w:w="1500"/>
-      </w:tblGrid>
-      <w:tr>
-        <w:tc>
-          <w:tcPr>
-            <w:tcW w:type="dxa" w:w="3800"/>
-            <w:shd w:fill="D9D9D9" w:val="clear"/>
-            <w:tcMar>
-              <w:top w:type="dxa" w:w="40"/>
-              <w:left w:type="dxa" w:w="80"/>
-              <w:bottom w:type="dxa" w:w="40"/>
-              <w:right w:type="dxa" w:w="80"/>
-            </w:tcMar>
-            <w:vAlign w:val="center"/>
-          </w:tcPr>
-          <w:p>
-            <w:pPr>
-              <w:spacing w:after="120" w:before="0"/>
-              <w:jc w:val="center"/>
-            </w:pPr>
-            <w:r>
-              <w:rPr>
-                <w:rFonts w:ascii="Arial Narrow" w:cs="Arial Narrow" w:eastAsia="Arial Narrow" w:hAnsi="Arial Narrow"/>
-                <w:b/>
-                <w:bCs/>
-                <w:i w:val="false"/>
-                <w:iCs w:val="false"/>
-                <w:sz w:val="22"/>
-                <w:szCs w:val="22"/>
-              </w:rPr>
-              <w:t xml:space="preserve">EDT / PERSONAL</w:t>
-            </w:r>
-          </w:p>
-        </w:tc>
-        <w:tc>
-          <w:tcPr>
-            <w:tcW w:type="dxa" w:w="4340"/>
-            <w:shd w:fill="D9D9D9" w:val="clear"/>
-            <w:tcMar>
-              <w:top w:type="dxa" w:w="40"/>
-              <w:left w:type="dxa" w:w="80"/>
-              <w:bottom w:type="dxa" w:w="40"/>
-              <w:right w:type="dxa" w:w="80"/>
-            </w:tcMar>
-            <w:vAlign w:val="center"/>
-          </w:tcPr>
-          <w:p>
-            <w:pPr>
-              <w:spacing w:after="120" w:before="0"/>
-              <w:jc w:val="center"/>
-            </w:pPr>
-            <w:r>
-              <w:rPr>
-                <w:rFonts w:ascii="Arial Narrow" w:cs="Arial Narrow" w:eastAsia="Arial Narrow" w:hAnsi="Arial Narrow"/>
-                <w:b/>
-                <w:bCs/>
-                <w:i w:val="false"/>
-                <w:iCs w:val="false"/>
-                <w:sz w:val="22"/>
-                <w:szCs w:val="22"/>
-              </w:rPr>
-              <w:t xml:space="preserve">DETALLE POR MES (HH)</w:t>
-            </w:r>
-          </w:p>
-        </w:tc>
-        <w:tc>
-          <w:tcPr>
-            <w:tcW w:type="dxa" w:w="1500"/>
-            <w:shd w:fill="D9D9D9" w:val="clear"/>
-            <w:tcMar>
-              <w:top w:type="dxa" w:w="40"/>
-              <w:left w:type="dxa" w:w="80"/>
-              <w:bottom w:type="dxa" w:w="40"/>
-              <w:right w:type="dxa" w:w="80"/>
-            </w:tcMar>
-            <w:vAlign w:val="center"/>
-          </w:tcPr>
-          <w:p>
-            <w:pPr>
-              <w:spacing w:after="120" w:before="0"/>
-              <w:jc w:val="center"/>
-            </w:pPr>
-            <w:r>
-              <w:rPr>
-                <w:rFonts w:ascii="Arial Narrow" w:cs="Arial Narrow" w:eastAsia="Arial Narrow" w:hAnsi="Arial Narrow"/>
-                <w:b/>
-                <w:bCs/>
-                <w:i w:val="false"/>
-                <w:iCs w:val="false"/>
-                <w:sz w:val="22"/>
-                <w:szCs w:val="22"/>
-              </w:rPr>
-              <w:t xml:space="preserve">TOTAL HH</w:t>
-            </w:r>
-          </w:p>
-        </w:tc>
-      </w:tr>
-      <w:tr>
-        <w:tc>
-          <w:tcPr>
-            <w:tcW w:type="dxa" w:w="3800"/>
-            <w:tcMar>
-              <w:top w:type="dxa" w:w="40"/>
-              <w:left w:type="dxa" w:w="80"/>
-              <w:bottom w:type="dxa" w:w="40"/>
-              <w:right w:type="dxa" w:w="80"/>
-            </w:tcMar>
-            <w:vAlign w:val="center"/>
-          </w:tcPr>
-          <w:p>
-            <w:pPr>
-              <w:spacing w:after="120" w:before="0"/>
-            </w:pPr>
-            <w:r>
-              <w:rPr>
-                <w:rFonts w:ascii="Arial Narrow" w:cs="Arial Narrow" w:eastAsia="Arial Narrow" w:hAnsi="Arial Narrow"/>
-                <w:b w:val="false"/>
-                <w:bCs w:val="false"/>
-                <w:i w:val="false"/>
-                <w:iCs w:val="false"/>
-                <w:sz w:val="22"/>
-                <w:szCs w:val="22"/>
-              </w:rPr>
-              <w:t xml:space="preserve">{#histogramaHH}{etiqueta}</w:t>
-            </w:r>
-          </w:p>
-        </w:tc>
-        <w:tc>
-          <w:tcPr>
-            <w:tcW w:type="dxa" w:w="4340"/>
-            <w:tcMar>
-              <w:top w:type="dxa" w:w="40"/>
-              <w:left w:type="dxa" w:w="80"/>
-              <w:bottom w:type="dxa" w:w="40"/>
-              <w:right w:type="dxa" w:w="80"/>
-            </w:tcMar>
-            <w:vAlign w:val="center"/>
-          </w:tcPr>
-          <w:p>
-            <w:pPr>
-              <w:spacing w:after="120" w:before="0"/>
-            </w:pPr>
-            <w:r>
-              <w:rPr>
-                <w:rFonts w:ascii="Arial Narrow" w:cs="Arial Narrow" w:eastAsia="Arial Narrow" w:hAnsi="Arial Narrow"/>
-                <w:b w:val="false"/>
-                <w:bCs w:val="false"/>
-                <w:i w:val="false"/>
-                <w:iCs w:val="false"/>
-                <w:sz w:val="22"/>
-                <w:szCs w:val="22"/>
-              </w:rPr>
-              <w:t xml:space="preserve">{detalleMeses}</w:t>
-            </w:r>
-          </w:p>
-        </w:tc>
-        <w:tc>
-          <w:tcPr>
-            <w:tcW w:type="dxa" w:w="1500"/>
-            <w:tcMar>
-              <w:top w:type="dxa" w:w="40"/>
-              <w:left w:type="dxa" w:w="80"/>
-              <w:bottom w:type="dxa" w:w="40"/>
-              <w:right w:type="dxa" w:w="80"/>
-            </w:tcMar>
-            <w:vAlign w:val="center"/>
-          </w:tcPr>
-          <w:p>
-            <w:pPr>
-              <w:spacing w:after="120" w:before="0"/>
-              <w:jc w:val="center"/>
-            </w:pPr>
-            <w:r>
-              <w:rPr>
-                <w:rFonts w:ascii="Arial Narrow" w:cs="Arial Narrow" w:eastAsia="Arial Narrow" w:hAnsi="Arial Narrow"/>
-                <w:b w:val="false"/>
-                <w:bCs w:val="false"/>
-                <w:i w:val="false"/>
-                <w:iCs w:val="false"/>
-                <w:sz w:val="22"/>
-                <w:szCs w:val="22"/>
-              </w:rPr>
-              <w:t xml:space="preserve">{total}{/histogramaHH}</w:t>
-            </w:r>
-          </w:p>
-        </w:tc>
-      </w:tr>
-      <w:tr>
-        <w:tc>
-          <w:tcPr>
-            <w:tcW w:type="dxa" w:w="3800"/>
-            <w:shd w:fill="D9D9D9" w:val="clear"/>
-            <w:tcMar>
-              <w:top w:type="dxa" w:w="40"/>
-              <w:left w:type="dxa" w:w="80"/>
-              <w:bottom w:type="dxa" w:w="40"/>
-              <w:right w:type="dxa" w:w="80"/>
-            </w:tcMar>
-            <w:vAlign w:val="center"/>
-          </w:tcPr>
-          <w:p>
-            <w:pPr>
-              <w:spacing w:after="120" w:before="0"/>
-            </w:pPr>
-            <w:r>
-              <w:rPr>
-                <w:rFonts w:ascii="Arial Narrow" w:cs="Arial Narrow" w:eastAsia="Arial Narrow" w:hAnsi="Arial Narrow"/>
-                <w:b/>
-                <w:bCs/>
-                <w:i w:val="false"/>
-                <w:iCs w:val="false"/>
-                <w:sz w:val="22"/>
-                <w:szCs w:val="22"/>
-              </w:rPr>
-              <w:t xml:space="preserve">TOTAL GENERAL</w:t>
-            </w:r>
-          </w:p>
-        </w:tc>
-        <w:tc>
-          <w:tcPr>
-            <w:tcW w:type="dxa" w:w="4340"/>
-            <w:shd w:fill="D9D9D9" w:val="clear"/>
-            <w:tcMar>
-              <w:top w:type="dxa" w:w="40"/>
-              <w:left w:type="dxa" w:w="80"/>
-              <w:bottom w:type="dxa" w:w="40"/>
-              <w:right w:type="dxa" w:w="80"/>
-            </w:tcMar>
-            <w:vAlign w:val="center"/>
-          </w:tcPr>
-          <w:p>
-            <w:pPr>
-              <w:spacing w:after="120" w:before="0"/>
-            </w:pPr>
-            <w:r>
-              <w:rPr>
-                <w:rFonts w:ascii="Arial Narrow" w:cs="Arial Narrow" w:eastAsia="Arial Narrow" w:hAnsi="Arial Narrow"/>
-                <w:b w:val="false"/>
-                <w:bCs w:val="false"/>
-                <w:i w:val="false"/>
-                <w:iCs w:val="false"/>
-                <w:sz w:val="22"/>
-                <w:szCs w:val="22"/>
-              </w:rPr>
-              <w:t xml:space="preserve"/>
-            </w:r>
-          </w:p>
-        </w:tc>
-        <w:tc>
-          <w:tcPr>
-            <w:tcW w:type="dxa" w:w="1500"/>
-            <w:shd w:fill="D9D9D9" w:val="clear"/>
-            <w:tcMar>
-              <w:top w:type="dxa" w:w="40"/>
-              <w:left w:type="dxa" w:w="80"/>
-              <w:bottom w:type="dxa" w:w="40"/>
-              <w:right w:type="dxa" w:w="80"/>
-            </w:tcMar>
-            <w:vAlign w:val="center"/>
-          </w:tcPr>
-          <w:p>
-            <w:pPr>
-              <w:spacing w:after="120" w:before="0"/>
-              <w:jc w:val="center"/>
-            </w:pPr>
-            <w:r>
-              <w:rPr>
-                <w:rFonts w:ascii="Arial Narrow" w:cs="Arial Narrow" w:eastAsia="Arial Narrow" w:hAnsi="Arial Narrow"/>
-                <w:b/>
-                <w:bCs/>
-                <w:i w:val="false"/>
-                <w:iCs w:val="false"/>
-                <w:sz w:val="22"/>
-                <w:szCs w:val="22"/>
-              </w:rPr>
-              <w:t xml:space="preserve">{totalHH}</w:t>
-            </w:r>
-          </w:p>
-        </w:tc>
-      </w:tr>
-    </w:tbl>
+    <w:p>
+      <w:pPr>
+        <w:spacing w:before="0" w:after="0"/>
+      </w:pPr>
+      <w:r>
+        <w:t xml:space="preserve">{tablaHistogramaHH}</w:t>
+      </w:r>
+    </w:p>
     <w:p>
       <w:pPr>
         <w:spacing w:after="0" w:before="0"/>

--- a/src/lib/services/planTrabajo/templates/plan-trabajo-nexa-template.docx
+++ b/src/lib/services/planTrabajo/templates/plan-trabajo-nexa-template.docx
@@ -5810,9 +5810,16 @@
       </w:r>
     </w:p>
     <w:p>
-      <w:r>
-        <w:br w:type="page"/>
-      </w:r>
+      <w:pPr>
+        <w:sectPr>
+          <w:headerReference w:type="default" r:id="rId7"/>
+          <w:footerReference w:type="default" r:id="rId8"/>
+          <w:pgSz w:w="11905" w:h="16837" w:orient="portrait"/>
+          <w:pgMar w:top="1020" w:right="1133" w:bottom="1020" w:left="1133" w:header="708" w:footer="708" w:gutter="0"/>
+          <w:pgNumType/>
+          <w:docGrid w:linePitch="360"/>
+        </w:sectPr>
+      </w:pPr>
     </w:p>
     <w:p>
       <w:pPr>
@@ -5834,6 +5841,38 @@
     </w:p>
     <w:p>
       <w:pPr>
+        <w:spacing w:before="0" w:after="0"/>
+      </w:pPr>
+      <w:r>
+        <w:t xml:space="preserve">{#tieneOrganigramaNativo}</w:t>
+      </w:r>
+    </w:p>
+    <w:p>
+      <w:pPr>
+        <w:spacing w:before="0" w:after="0"/>
+      </w:pPr>
+      <w:r>
+        <w:t xml:space="preserve">{organigramaNativo}</w:t>
+      </w:r>
+    </w:p>
+    <w:p>
+      <w:pPr>
+        <w:spacing w:before="0" w:after="0"/>
+      </w:pPr>
+      <w:r>
+        <w:t xml:space="preserve">{/tieneOrganigramaNativo}</w:t>
+      </w:r>
+    </w:p>
+    <w:p>
+      <w:pPr>
+        <w:spacing w:before="0" w:after="0"/>
+      </w:pPr>
+      <w:r>
+        <w:t xml:space="preserve">{^tieneOrganigramaNativo}</w:t>
+      </w:r>
+    </w:p>
+    <w:p>
+      <w:pPr>
         <w:spacing w:after="120" w:before="0"/>
         <w:jc w:val="center"/>
       </w:pPr>
@@ -5848,6 +5887,14 @@
           <w:szCs w:val="22"/>
         </w:rPr>
         <w:t xml:space="preserve">{%organigramaPng}</w:t>
+      </w:r>
+    </w:p>
+    <w:p>
+      <w:pPr>
+        <w:spacing w:before="0" w:after="0"/>
+      </w:pPr>
+      <w:r>
+        <w:t xml:space="preserve">{/tieneOrganigramaNativo}</w:t>
       </w:r>
     </w:p>
     <w:p>
@@ -5875,6 +5922,95 @@
     </w:p>
     <w:p>
       <w:pPr>
+        <w:spacing w:before="0" w:after="0"/>
+      </w:pPr>
+      <w:r>
+        <w:t xml:space="preserve">{#tieneGantt}</w:t>
+      </w:r>
+    </w:p>
+    <w:p>
+      <w:pPr>
+        <w:keepNext/>
+        <w:spacing w:before="120" w:after="120"/>
+      </w:pPr>
+      <w:r>
+        <w:rPr>
+          <w:rFonts w:ascii="Arial Narrow" w:cs="Arial Narrow" w:eastAsia="Arial Narrow" w:hAnsi="Arial Narrow"/>
+          <w:b/>
+          <w:bCs/>
+          <w:sz w:val="22"/>
+          <w:szCs w:val="22"/>
+        </w:rPr>
+        <w:t xml:space="preserve">B.1 Cronograma general (por semanas)</w:t>
+      </w:r>
+    </w:p>
+    <w:p>
+      <w:pPr>
+        <w:spacing w:before="0" w:after="0"/>
+      </w:pPr>
+      <w:r>
+        <w:t xml:space="preserve">{ganttGeneral}</w:t>
+      </w:r>
+    </w:p>
+    <w:p>
+      <w:pPr>
+        <w:spacing w:before="0" w:after="0"/>
+      </w:pPr>
+      <w:r>
+        <w:t xml:space="preserve">{#tieneGanttDetalle}</w:t>
+      </w:r>
+    </w:p>
+    <w:p>
+      <w:pPr>
+        <w:pageBreakBefore/>
+        <w:keepNext/>
+        <w:spacing w:before="120" w:after="120"/>
+      </w:pPr>
+      <w:r>
+        <w:rPr>
+          <w:rFonts w:ascii="Arial Narrow" w:cs="Arial Narrow" w:eastAsia="Arial Narrow" w:hAnsi="Arial Narrow"/>
+          <w:b/>
+          <w:bCs/>
+          <w:sz w:val="22"/>
+          <w:szCs w:val="22"/>
+        </w:rPr>
+        <w:t xml:space="preserve">B.2 Detalle de Construcción y Comisionamiento (por días)</w:t>
+      </w:r>
+    </w:p>
+    <w:p>
+      <w:pPr>
+        <w:spacing w:before="0" w:after="0"/>
+      </w:pPr>
+      <w:r>
+        <w:t xml:space="preserve">{ganttDetalle}</w:t>
+      </w:r>
+    </w:p>
+    <w:p>
+      <w:pPr>
+        <w:spacing w:before="0" w:after="0"/>
+      </w:pPr>
+      <w:r>
+        <w:t xml:space="preserve">{/tieneGanttDetalle}</w:t>
+      </w:r>
+    </w:p>
+    <w:p>
+      <w:pPr>
+        <w:spacing w:before="0" w:after="0"/>
+      </w:pPr>
+      <w:r>
+        <w:t xml:space="preserve">{/tieneGantt}</w:t>
+      </w:r>
+    </w:p>
+    <w:p>
+      <w:pPr>
+        <w:spacing w:before="0" w:after="0"/>
+      </w:pPr>
+      <w:r>
+        <w:t xml:space="preserve">{^tieneGantt}</w:t>
+      </w:r>
+    </w:p>
+    <w:p>
+      <w:pPr>
         <w:spacing w:after="120" w:before="0"/>
         <w:jc w:val="center"/>
       </w:pPr>
@@ -5891,10 +6027,18 @@
         <w:t xml:space="preserve">El cronograma detallado del proyecto se adjunta como documento independiente con la referencia indicada.</w:t>
       </w:r>
     </w:p>
+    <w:p>
+      <w:pPr>
+        <w:spacing w:before="0" w:after="0"/>
+      </w:pPr>
+      <w:r>
+        <w:t xml:space="preserve">{/tieneGantt}</w:t>
+      </w:r>
+    </w:p>
     <w:sectPr>
-      <w:headerReference w:type="default" r:id="rId7"/>
+      <w:headerReference w:type="default" r:id="rIdEncabezadoHorizontal"/>
       <w:footerReference w:type="default" r:id="rId8"/>
-      <w:pgSz w:w="11905" w:h="16837" w:orient="portrait"/>
+      <w:pgSz w:w="16837" w:h="11905" w:orient="landscape"/>
       <w:pgMar w:top="1020" w:right="1133" w:bottom="1020" w:left="1133" w:header="708" w:footer="708" w:gutter="0"/>
       <w:pgNumType/>
       <w:docGrid w:linePitch="360"/>
@@ -6421,6 +6565,422 @@
 </w:hdr>
 </file>
 
+<file path=word/header2.xml><?xml version="1.0" encoding="utf-8"?>
+<w:hdr xmlns:wpc="http://schemas.microsoft.com/office/word/2010/wordprocessingCanvas" xmlns:mc="http://schemas.openxmlformats.org/markup-compatibility/2006" xmlns:o="urn:schemas-microsoft-com:office:office" xmlns:r="http://schemas.openxmlformats.org/officeDocument/2006/relationships" xmlns:m="http://schemas.openxmlformats.org/officeDocument/2006/math" xmlns:v="urn:schemas-microsoft-com:vml" xmlns:wp14="http://schemas.microsoft.com/office/word/2010/wordprocessingDrawing" xmlns:wp="http://schemas.openxmlformats.org/drawingml/2006/wordprocessingDrawing" xmlns:w10="urn:schemas-microsoft-com:office:word" xmlns:w="http://schemas.openxmlformats.org/wordprocessingml/2006/main" xmlns:w14="http://schemas.microsoft.com/office/word/2010/wordml" xmlns:w15="http://schemas.microsoft.com/office/word/2012/wordml" xmlns:wpg="http://schemas.microsoft.com/office/word/2010/wordprocessingGroup" xmlns:wpi="http://schemas.microsoft.com/office/word/2010/wordprocessingInk" xmlns:wne="http://schemas.microsoft.com/office/word/2006/wordml" xmlns:wps="http://schemas.microsoft.com/office/word/2010/wordprocessingShape" xmlns:cx="http://schemas.microsoft.com/office/drawing/2014/chartex" xmlns:cx1="http://schemas.microsoft.com/office/drawing/2015/9/8/chartex" xmlns:cx2="http://schemas.microsoft.com/office/drawing/2015/10/21/chartex" xmlns:cx3="http://schemas.microsoft.com/office/drawing/2016/5/9/chartex" xmlns:cx4="http://schemas.microsoft.com/office/drawing/2016/5/10/chartex" xmlns:cx5="http://schemas.microsoft.com/office/drawing/2016/5/11/chartex" xmlns:cx6="http://schemas.microsoft.com/office/drawing/2016/5/12/chartex" xmlns:cx7="http://schemas.microsoft.com/office/drawing/2016/5/13/chartex" xmlns:cx8="http://schemas.microsoft.com/office/drawing/2016/5/14/chartex" xmlns:w16cid="http://schemas.microsoft.com/office/word/2016/wordml/cid" xmlns:w16se="http://schemas.microsoft.com/office/word/2015/wordml/symex">
+  <w:tbl>
+    <w:tblPr>
+      <w:tblW w:w="14571" w:type="dxa"/>
+      <w:tblBorders>
+        <w:top w:val="single" w:color="auto" w:sz="4"/>
+        <w:left w:val="single" w:color="auto" w:sz="4"/>
+        <w:bottom w:val="single" w:color="auto" w:sz="4"/>
+        <w:right w:val="single" w:color="auto" w:sz="4"/>
+        <w:insideH w:val="single" w:color="auto" w:sz="4"/>
+        <w:insideV w:val="single" w:color="auto" w:sz="4"/>
+      </w:tblBorders>
+      <w:tblLayout w:type="fixed"/>
+    </w:tblPr>
+    <w:tblGrid>
+      <w:gridCol w:w="8034"/>
+      <w:gridCol w:w="5038"/>
+      <w:gridCol w:w="1499"/>
+    </w:tblGrid>
+    <w:tr>
+      <w:tc>
+        <w:tcPr>
+          <w:tcW w:w="8034" w:type="dxa"/>
+          <w:tcMar>
+            <w:top w:w="30" w:type="dxa"/>
+            <w:left w:w="80" w:type="dxa"/>
+            <w:bottom w:w="30" w:type="dxa"/>
+            <w:right w:w="80" w:type="dxa"/>
+          </w:tcMar>
+          <w:vAlign w:val="center"/>
+        </w:tcPr>
+        <w:p>
+          <w:pPr>
+            <w:spacing w:before="60" w:after="60"/>
+            <w:jc w:val="center"/>
+          </w:pPr>
+          <w:r>
+            <w:drawing>
+              <wp:inline distT="0" distB="0" distL="0" distR="0">
+                <wp:extent cx="1000919" cy="247650"/>
+                <wp:effectExtent l="0" t="0" r="0" b="0"/>
+                <wp:docPr id="1" name="nexa_logo.png" descr="Logo Nexa Resources"/>
+                <wp:cNvGraphicFramePr/>
+                <a:graphic xmlns:a="http://schemas.openxmlformats.org/drawingml/2006/main">
+                  <a:graphicData uri="http://schemas.openxmlformats.org/drawingml/2006/picture">
+                    <pic:pic xmlns:pic="http://schemas.openxmlformats.org/drawingml/2006/picture">
+                      <pic:nvPicPr>
+                        <pic:cNvPr id="0" name="nexa_logo.png" descr="Logo Nexa Resources"/>
+                        <pic:cNvPicPr preferRelativeResize="0"/>
+                      </pic:nvPicPr>
+                      <pic:blipFill>
+                        <a:blip r:embed="rId1"/>
+                        <a:srcRect/>
+                        <a:stretch>
+                          <a:fillRect/>
+                        </a:stretch>
+                      </pic:blipFill>
+                      <pic:spPr>
+                        <a:xfrm>
+                          <a:off x="0" y="0"/>
+                          <a:ext cx="1000919" cy="247650"/>
+                        </a:xfrm>
+                        <a:prstGeom prst="rect">
+                          <a:avLst/>
+                        </a:prstGeom>
+                        <a:ln/>
+                      </pic:spPr>
+                    </pic:pic>
+                  </a:graphicData>
+                </a:graphic>
+              </wp:inline>
+            </w:drawing>
+          </w:r>
+        </w:p>
+      </w:tc>
+      <w:tc>
+        <w:tcPr>
+          <w:tcW w:w="6537" w:type="dxa"/>
+          <w:gridSpan w:val="2"/>
+          <w:tcMar>
+            <w:top w:w="30" w:type="dxa"/>
+            <w:left w:w="80" w:type="dxa"/>
+            <w:bottom w:w="30" w:type="dxa"/>
+            <w:right w:w="80" w:type="dxa"/>
+          </w:tcMar>
+          <w:vAlign w:val="center"/>
+        </w:tcPr>
+        <w:p>
+          <w:pPr>
+            <w:spacing w:before="0" w:after="0"/>
+            <w:jc w:val="center"/>
+          </w:pPr>
+          <w:r>
+            <w:rPr>
+              <w:rFonts w:ascii="Arial Narrow" w:cs="Arial Narrow" w:eastAsia="Arial Narrow" w:hAnsi="Arial Narrow"/>
+              <w:b/>
+              <w:bCs/>
+              <w:sz w:val="20"/>
+              <w:szCs w:val="20"/>
+            </w:rPr>
+            <w:t xml:space="preserve">NEXA RESOURCES</w:t>
+          </w:r>
+        </w:p>
+        <w:p>
+          <w:pPr>
+            <w:spacing w:before="0" w:after="0"/>
+            <w:jc w:val="center"/>
+          </w:pPr>
+          <w:r>
+            <w:rPr>
+              <w:rFonts w:ascii="Arial Narrow" w:cs="Arial Narrow" w:eastAsia="Arial Narrow" w:hAnsi="Arial Narrow"/>
+              <w:b/>
+              <w:bCs/>
+              <w:sz w:val="20"/>
+              <w:szCs w:val="20"/>
+            </w:rPr>
+            <w:t xml:space="preserve">REFINERIA CAJAMARQUILLA</w:t>
+          </w:r>
+        </w:p>
+      </w:tc>
+    </w:tr>
+    <w:tr>
+      <w:tc>
+        <w:tcPr>
+          <w:tcW w:w="8034" w:type="dxa"/>
+          <w:vMerge w:val="restart"/>
+          <w:tcMar>
+            <w:top w:w="30" w:type="dxa"/>
+            <w:left w:w="80" w:type="dxa"/>
+            <w:bottom w:w="30" w:type="dxa"/>
+            <w:right w:w="80" w:type="dxa"/>
+          </w:tcMar>
+        </w:tcPr>
+        <w:p>
+          <w:pPr>
+            <w:spacing w:before="0" w:after="0"/>
+          </w:pPr>
+          <w:r>
+            <w:rPr>
+              <w:rFonts w:ascii="Arial Narrow" w:cs="Arial Narrow" w:eastAsia="Arial Narrow" w:hAnsi="Arial Narrow"/>
+              <w:b/>
+              <w:bCs/>
+              <w:sz w:val="20"/>
+              <w:szCs w:val="20"/>
+            </w:rPr>
+            <w:t xml:space="preserve">ORDEN DE COMPRA </w:t>
+          </w:r>
+          <w:r>
+            <w:rPr>
+              <w:rFonts w:ascii="Arial Narrow" w:cs="Arial Narrow" w:eastAsia="Arial Narrow" w:hAnsi="Arial Narrow"/>
+              <w:sz w:val="20"/>
+              <w:szCs w:val="20"/>
+            </w:rPr>
+            <w:t xml:space="preserve">{ordenCompra}</w:t>
+          </w:r>
+        </w:p>
+        <w:p>
+          <w:pPr>
+            <w:spacing w:before="0" w:after="0"/>
+          </w:pPr>
+          <w:r>
+            <w:rPr>
+              <w:rFonts w:ascii="Arial Narrow" w:cs="Arial Narrow" w:eastAsia="Arial Narrow" w:hAnsi="Arial Narrow"/>
+              <w:b/>
+              <w:bCs/>
+              <w:sz w:val="20"/>
+              <w:szCs w:val="20"/>
+            </w:rPr>
+            <w:t xml:space="preserve">NOMBRE DEL PROYECTO </w:t>
+          </w:r>
+          <w:r>
+            <w:rPr>
+              <w:rFonts w:ascii="Arial Narrow" w:cs="Arial Narrow" w:eastAsia="Arial Narrow" w:hAnsi="Arial Narrow"/>
+              <w:sz w:val="20"/>
+              <w:szCs w:val="20"/>
+            </w:rPr>
+            <w:t xml:space="preserve">{nombreProyecto}</w:t>
+          </w:r>
+        </w:p>
+        <w:p>
+          <w:pPr>
+            <w:spacing w:before="0" w:after="0"/>
+          </w:pPr>
+          <w:r>
+            <w:rPr>
+              <w:rFonts w:ascii="Arial Narrow" w:cs="Arial Narrow" w:eastAsia="Arial Narrow" w:hAnsi="Arial Narrow"/>
+              <w:b/>
+              <w:bCs/>
+              <w:sz w:val="20"/>
+              <w:szCs w:val="20"/>
+            </w:rPr>
+            <w:t xml:space="preserve">TIPO DE DOCUMENTO/TÍTULO DEL DOCUMENTO</w:t>
+          </w:r>
+        </w:p>
+        <w:p>
+          <w:pPr>
+            <w:spacing w:before="0" w:after="0"/>
+          </w:pPr>
+          <w:r>
+            <w:rPr>
+              <w:rFonts w:ascii="Arial Narrow" w:cs="Arial Narrow" w:eastAsia="Arial Narrow" w:hAnsi="Arial Narrow"/>
+              <w:sz w:val="20"/>
+              <w:szCs w:val="20"/>
+            </w:rPr>
+            <w:t xml:space="preserve">PLAN DE TRABAJO</w:t>
+          </w:r>
+        </w:p>
+      </w:tc>
+      <w:tc>
+        <w:tcPr>
+          <w:tcW w:w="5038" w:type="dxa"/>
+          <w:tcMar>
+            <w:top w:w="30" w:type="dxa"/>
+            <w:left w:w="80" w:type="dxa"/>
+            <w:bottom w:w="30" w:type="dxa"/>
+            <w:right w:w="80" w:type="dxa"/>
+          </w:tcMar>
+        </w:tcPr>
+        <w:p>
+          <w:pPr>
+            <w:spacing w:before="0" w:after="0"/>
+          </w:pPr>
+          <w:r>
+            <w:rPr>
+              <w:rFonts w:ascii="Arial Narrow" w:cs="Arial Narrow" w:eastAsia="Arial Narrow" w:hAnsi="Arial Narrow"/>
+              <w:b/>
+              <w:bCs/>
+              <w:sz w:val="20"/>
+              <w:szCs w:val="20"/>
+            </w:rPr>
+            <w:t xml:space="preserve">Nº. NEXA:</w:t>
+          </w:r>
+        </w:p>
+        <w:p>
+          <w:pPr>
+            <w:spacing w:before="0" w:after="0"/>
+            <w:jc w:val="center"/>
+          </w:pPr>
+          <w:r>
+            <w:rPr>
+              <w:rFonts w:ascii="Arial Narrow" w:cs="Arial Narrow" w:eastAsia="Arial Narrow" w:hAnsi="Arial Narrow"/>
+              <w:sz w:val="20"/>
+              <w:szCs w:val="20"/>
+            </w:rPr>
+            <w:t xml:space="preserve">{codigoDocumento}</w:t>
+          </w:r>
+        </w:p>
+      </w:tc>
+      <w:tc>
+        <w:tcPr>
+          <w:tcW w:w="1499" w:type="dxa"/>
+          <w:tcMar>
+            <w:top w:w="30" w:type="dxa"/>
+            <w:left w:w="80" w:type="dxa"/>
+            <w:bottom w:w="30" w:type="dxa"/>
+            <w:right w:w="80" w:type="dxa"/>
+          </w:tcMar>
+        </w:tcPr>
+        <w:p>
+          <w:pPr>
+            <w:spacing w:before="0" w:after="0"/>
+            <w:jc w:val="center"/>
+          </w:pPr>
+          <w:r>
+            <w:rPr>
+              <w:rFonts w:ascii="Arial Narrow" w:cs="Arial Narrow" w:eastAsia="Arial Narrow" w:hAnsi="Arial Narrow"/>
+              <w:b/>
+              <w:bCs/>
+              <w:sz w:val="20"/>
+              <w:szCs w:val="20"/>
+            </w:rPr>
+            <w:t xml:space="preserve">HOJA</w:t>
+          </w:r>
+        </w:p>
+        <w:p>
+          <w:pPr>
+            <w:spacing w:before="0" w:after="0"/>
+            <w:jc w:val="center"/>
+          </w:pPr>
+          <w:r>
+            <w:rPr>
+              <w:rFonts w:ascii="Arial Narrow" w:cs="Arial Narrow" w:eastAsia="Arial Narrow" w:hAnsi="Arial Narrow"/>
+              <w:sz w:val="20"/>
+              <w:szCs w:val="20"/>
+            </w:rPr>
+            <w:fldChar w:fldCharType="begin"/>
+            <w:instrText xml:space="preserve">PAGE</w:instrText>
+            <w:fldChar w:fldCharType="separate"/>
+            <w:fldChar w:fldCharType="end"/>
+            <w:t xml:space="preserve">/</w:t>
+            <w:fldChar w:fldCharType="begin"/>
+            <w:instrText xml:space="preserve">NUMPAGES</w:instrText>
+            <w:fldChar w:fldCharType="separate"/>
+            <w:fldChar w:fldCharType="end"/>
+          </w:r>
+        </w:p>
+      </w:tc>
+    </w:tr>
+    <w:tr>
+      <w:tc>
+        <w:tcPr>
+          <w:tcW w:w="8034" w:type="dxa"/>
+          <w:vMerge/>
+          <w:tcMar>
+            <w:top w:w="30" w:type="dxa"/>
+            <w:left w:w="80" w:type="dxa"/>
+            <w:bottom w:w="30" w:type="dxa"/>
+            <w:right w:w="80" w:type="dxa"/>
+          </w:tcMar>
+        </w:tcPr>
+        <w:p/>
+      </w:tc>
+      <w:tc>
+        <w:tcPr>
+          <w:tcW w:w="5038" w:type="dxa"/>
+          <w:tcMar>
+            <w:top w:w="30" w:type="dxa"/>
+            <w:left w:w="80" w:type="dxa"/>
+            <w:bottom w:w="30" w:type="dxa"/>
+            <w:right w:w="80" w:type="dxa"/>
+          </w:tcMar>
+        </w:tcPr>
+        <w:p>
+          <w:pPr>
+            <w:spacing w:before="0" w:after="0"/>
+          </w:pPr>
+          <w:r>
+            <w:rPr>
+              <w:rFonts w:ascii="Arial Narrow" w:cs="Arial Narrow" w:eastAsia="Arial Narrow" w:hAnsi="Arial Narrow"/>
+              <w:b/>
+              <w:bCs/>
+              <w:sz w:val="20"/>
+              <w:szCs w:val="20"/>
+            </w:rPr>
+            <w:t xml:space="preserve">Nº. CONSULTOR:</w:t>
+          </w:r>
+        </w:p>
+        <w:p>
+          <w:pPr>
+            <w:spacing w:before="0" w:after="0"/>
+            <w:jc w:val="center"/>
+          </w:pPr>
+          <w:r>
+            <w:rPr>
+              <w:rFonts w:ascii="Arial Narrow" w:cs="Arial Narrow" w:eastAsia="Arial Narrow" w:hAnsi="Arial Narrow"/>
+              <w:sz w:val="20"/>
+              <w:szCs w:val="20"/>
+            </w:rPr>
+            <w:t xml:space="preserve">{numeroConsultor}</w:t>
+          </w:r>
+        </w:p>
+      </w:tc>
+      <w:tc>
+        <w:tcPr>
+          <w:tcW w:w="1499" w:type="dxa"/>
+          <w:tcMar>
+            <w:top w:w="30" w:type="dxa"/>
+            <w:left w:w="80" w:type="dxa"/>
+            <w:bottom w:w="30" w:type="dxa"/>
+            <w:right w:w="80" w:type="dxa"/>
+          </w:tcMar>
+        </w:tcPr>
+        <w:p>
+          <w:pPr>
+            <w:spacing w:before="0" w:after="0"/>
+            <w:jc w:val="center"/>
+          </w:pPr>
+          <w:r>
+            <w:rPr>
+              <w:rFonts w:ascii="Arial Narrow" w:cs="Arial Narrow" w:eastAsia="Arial Narrow" w:hAnsi="Arial Narrow"/>
+              <w:b/>
+              <w:bCs/>
+              <w:sz w:val="20"/>
+              <w:szCs w:val="20"/>
+            </w:rPr>
+            <w:t xml:space="preserve">REV.</w:t>
+          </w:r>
+        </w:p>
+        <w:p>
+          <w:pPr>
+            <w:spacing w:before="0" w:after="0"/>
+            <w:jc w:val="center"/>
+          </w:pPr>
+          <w:r>
+            <w:rPr>
+              <w:rFonts w:ascii="Arial Narrow" w:cs="Arial Narrow" w:eastAsia="Arial Narrow" w:hAnsi="Arial Narrow"/>
+              <w:sz w:val="20"/>
+              <w:szCs w:val="20"/>
+            </w:rPr>
+            <w:t xml:space="preserve">{revision}</w:t>
+          </w:r>
+        </w:p>
+      </w:tc>
+    </w:tr>
+  </w:tbl>
+  <w:p>
+    <w:pPr>
+      <w:spacing w:after="80" w:before="0"/>
+    </w:pPr>
+    <w:r>
+      <w:rPr>
+        <w:rFonts w:ascii="Arial Narrow" w:cs="Arial Narrow" w:eastAsia="Arial Narrow" w:hAnsi="Arial Narrow"/>
+        <w:b w:val="false"/>
+        <w:bCs w:val="false"/>
+        <w:i w:val="false"/>
+        <w:iCs w:val="false"/>
+        <w:sz w:val="22"/>
+        <w:szCs w:val="22"/>
+      </w:rPr>
+      <w:t xml:space="preserve"/>
+    </w:r>
+  </w:p>
+</w:hdr>
+</file>
+
 <file path=word/numbering.xml><?xml version="1.0" encoding="utf-8"?>
 <w:numbering xmlns:wpc="http://schemas.microsoft.com/office/word/2010/wordprocessingCanvas" xmlns:mc="http://schemas.openxmlformats.org/markup-compatibility/2006" xmlns:o="urn:schemas-microsoft-com:office:office" xmlns:r="http://schemas.openxmlformats.org/officeDocument/2006/relationships" xmlns:m="http://schemas.openxmlformats.org/officeDocument/2006/math" xmlns:v="urn:schemas-microsoft-com:vml" xmlns:wp14="http://schemas.microsoft.com/office/word/2010/wordprocessingDrawing" xmlns:wp="http://schemas.openxmlformats.org/drawingml/2006/wordprocessingDrawing" xmlns:w10="urn:schemas-microsoft-com:office:word" xmlns:w="http://schemas.openxmlformats.org/wordprocessingml/2006/main" xmlns:w14="http://schemas.microsoft.com/office/word/2010/wordml" xmlns:w15="http://schemas.microsoft.com/office/word/2012/wordml" xmlns:wpg="http://schemas.microsoft.com/office/word/2010/wordprocessingGroup" xmlns:wpi="http://schemas.microsoft.com/office/word/2010/wordprocessingInk" xmlns:wne="http://schemas.microsoft.com/office/word/2006/wordml" xmlns:wps="http://schemas.microsoft.com/office/word/2010/wordprocessingShape" mc:Ignorable="w14 w15 wp14">
   <w:abstractNum w:abstractNumId="1" w15:restartNumberingAfterBreak="0">
